--- a/Templates/sapai_kcl_template_v0.1.docx
+++ b/Templates/sapai_kcl_template_v0.1.docx
@@ -13,7 +13,6 @@
           <w:szCs w:val="28"/>
         </w:rPr>
       </w:pPr>
-      <w:commentRangeStart w:id="0"/>
       <w:r>
         <w:rPr>
           <w:b/>
@@ -21,23 +20,7 @@
           <w:sz w:val="28"/>
           <w:szCs w:val="28"/>
         </w:rPr>
-        <w:t>INSTRUCTIONS</w:t>
-      </w:r>
-      <w:commentRangeEnd w:id="0"/>
-      <w:r>
-        <w:rPr>
-          <w:rStyle w:val="CommentReference"/>
-        </w:rPr>
-        <w:commentReference w:id="0"/>
-      </w:r>
-      <w:r>
-        <w:rPr>
-          <w:b/>
-          <w:color w:val="000000"/>
-          <w:sz w:val="28"/>
-          <w:szCs w:val="28"/>
-        </w:rPr>
-        <w:t xml:space="preserve"> TO USE:</w:t>
+        <w:t>INSTRUCTIONS TO USE:</w:t>
       </w:r>
     </w:p>
     <w:p>
@@ -380,7 +363,6 @@
         <w:spacing w:line="360" w:lineRule="auto"/>
         <w:jc w:val="center"/>
         <w:rPr>
-          <w:b/>
           <w:color w:val="000000"/>
           <w:sz w:val="40"/>
           <w:szCs w:val="40"/>
@@ -403,42 +385,34 @@
           <w:sz w:val="40"/>
           <w:szCs w:val="40"/>
         </w:rPr>
-        <w:t xml:space="preserve">Statistical Analysis </w:t>
-      </w:r>
-      <w:commentRangeStart w:id="1"/>
-      <w:r>
+        <w:t>Statistical Analysis Plan</w:t>
+      </w:r>
+    </w:p>
+    <w:p>
+      <w:pPr>
+        <w:spacing w:line="360" w:lineRule="auto"/>
+        <w:jc w:val="center"/>
         <w:rPr>
           <w:color w:val="000000"/>
           <w:sz w:val="40"/>
           <w:szCs w:val="40"/>
         </w:rPr>
-        <w:t>Plan</w:t>
-      </w:r>
-      <w:commentRangeEnd w:id="1"/>
-      <w:r>
-        <w:rPr>
-          <w:rStyle w:val="CommentReference"/>
-        </w:rPr>
-        <w:commentReference w:id="1"/>
-      </w:r>
-    </w:p>
-    <w:p>
-      <w:pPr>
-        <w:spacing w:line="360" w:lineRule="auto"/>
-        <w:jc w:val="center"/>
+      </w:pPr>
+      <w:r>
         <w:rPr>
           <w:color w:val="000000"/>
           <w:sz w:val="40"/>
           <w:szCs w:val="40"/>
         </w:rPr>
-      </w:pPr>
+        <w:t xml:space="preserve">Version </w:t>
+      </w:r>
       <w:r>
         <w:rPr>
           <w:color w:val="000000"/>
           <w:sz w:val="40"/>
           <w:szCs w:val="40"/>
         </w:rPr>
-        <w:t xml:space="preserve">Version </w:t>
+        <w:t>0.1</w:t>
       </w:r>
       <w:r>
         <w:rPr>
@@ -446,61 +420,29 @@
           <w:sz w:val="40"/>
           <w:szCs w:val="40"/>
         </w:rPr>
-        <w:t>0.1</w:t>
-      </w:r>
-      <w:r>
+        <w:t xml:space="preserve"> {{todays_date}}</w:t>
+      </w:r>
+    </w:p>
+    <w:p>
+      <w:pPr>
+        <w:spacing w:line="360" w:lineRule="auto"/>
+        <w:jc w:val="center"/>
         <w:rPr>
           <w:color w:val="000000"/>
           <w:sz w:val="40"/>
           <w:szCs w:val="40"/>
         </w:rPr>
-        <w:t xml:space="preserve"> </w:t>
-      </w:r>
-      <w:r>
+      </w:pPr>
+    </w:p>
+    <w:p>
+      <w:pPr>
+        <w:spacing w:line="360" w:lineRule="auto"/>
+        <w:jc w:val="center"/>
         <w:rPr>
           <w:color w:val="000000"/>
           <w:sz w:val="40"/>
           <w:szCs w:val="40"/>
         </w:rPr>
-        <w:t>{{todays_dat</w:t>
-      </w:r>
-      <w:r>
-        <w:rPr>
-          <w:color w:val="000000"/>
-          <w:sz w:val="40"/>
-          <w:szCs w:val="40"/>
-        </w:rPr>
-        <w:t>e</w:t>
-      </w:r>
-      <w:r>
-        <w:rPr>
-          <w:color w:val="000000"/>
-          <w:sz w:val="40"/>
-          <w:szCs w:val="40"/>
-        </w:rPr>
-        <w:t>}}</w:t>
-      </w:r>
-    </w:p>
-    <w:p>
-      <w:pPr>
-        <w:spacing w:line="360" w:lineRule="auto"/>
-        <w:jc w:val="center"/>
-        <w:rPr>
-          <w:color w:val="000000"/>
-          <w:sz w:val="40"/>
-          <w:szCs w:val="40"/>
-        </w:rPr>
-      </w:pPr>
-    </w:p>
-    <w:p>
-      <w:pPr>
-        <w:spacing w:line="360" w:lineRule="auto"/>
-        <w:jc w:val="center"/>
-        <w:rPr>
-          <w:color w:val="000000"/>
-          <w:sz w:val="40"/>
-          <w:szCs w:val="40"/>
-        </w:rPr>
       </w:pPr>
     </w:p>
     <w:p>
@@ -548,27 +490,12 @@
           <w:szCs w:val="28"/>
         </w:rPr>
       </w:pPr>
-      <w:commentRangeStart w:id="2"/>
       <w:r>
         <w:rPr>
           <w:sz w:val="28"/>
           <w:szCs w:val="28"/>
         </w:rPr>
-        <w:t>Consistent</w:t>
-      </w:r>
-      <w:commentRangeEnd w:id="2"/>
-      <w:r>
-        <w:rPr>
-          <w:rStyle w:val="CommentReference"/>
-        </w:rPr>
-        <w:commentReference w:id="2"/>
-      </w:r>
-      <w:r>
-        <w:rPr>
-          <w:sz w:val="28"/>
-          <w:szCs w:val="28"/>
-        </w:rPr>
-        <w:t xml:space="preserve"> with protocol version </w:t>
+        <w:t xml:space="preserve">Consistent with protocol version </w:t>
       </w:r>
       <w:r>
         <w:rPr>
@@ -613,7 +540,7 @@
           <w:szCs w:val="28"/>
         </w:rPr>
       </w:pPr>
-      <w:bookmarkStart w:id="3" w:name="_Ref183511940"/>
+      <w:bookmarkStart w:id="0" w:name="_Ref183511940"/>
       <w:r>
         <w:rPr>
           <w:rFonts w:asciiTheme="minorHAnsi" w:hAnsiTheme="minorHAnsi"/>
@@ -624,7 +551,7 @@
         </w:rPr>
         <w:t>Version History</w:t>
       </w:r>
-      <w:bookmarkEnd w:id="3"/>
+      <w:bookmarkEnd w:id="0"/>
     </w:p>
     <w:p/>
     <w:tbl>
@@ -951,7 +878,6 @@
           <w:szCs w:val="28"/>
         </w:rPr>
       </w:pPr>
-      <w:commentRangeStart w:id="4"/>
       <w:r>
         <w:rPr>
           <w:rFonts w:asciiTheme="minorHAnsi" w:hAnsiTheme="minorHAnsi"/>
@@ -961,14 +887,6 @@
           <w:szCs w:val="28"/>
         </w:rPr>
         <w:t xml:space="preserve">Signatures </w:t>
-      </w:r>
-      <w:commentRangeEnd w:id="4"/>
-      <w:r>
-        <w:rPr>
-          <w:sz w:val="28"/>
-          <w:szCs w:val="28"/>
-        </w:rPr>
-        <w:commentReference w:id="4"/>
       </w:r>
     </w:p>
     <w:p/>
@@ -6366,27 +6284,27 @@
       <w:pPr>
         <w:pStyle w:val="Heading1"/>
       </w:pPr>
-      <w:bookmarkStart w:id="5" w:name="_Toc185323509"/>
-      <w:bookmarkStart w:id="6" w:name="_Toc185323523"/>
-      <w:bookmarkStart w:id="7" w:name="_Toc185323524"/>
-      <w:bookmarkStart w:id="8" w:name="_Toc183099233"/>
-      <w:bookmarkStart w:id="9" w:name="_Toc185323525"/>
-      <w:bookmarkEnd w:id="5"/>
-      <w:bookmarkEnd w:id="6"/>
-      <w:bookmarkEnd w:id="7"/>
+      <w:bookmarkStart w:id="1" w:name="_Toc185323509"/>
+      <w:bookmarkStart w:id="2" w:name="_Toc185323523"/>
+      <w:bookmarkStart w:id="3" w:name="_Toc185323524"/>
+      <w:bookmarkStart w:id="4" w:name="_Toc183099233"/>
+      <w:bookmarkStart w:id="5" w:name="_Toc185323525"/>
+      <w:bookmarkEnd w:id="1"/>
+      <w:bookmarkEnd w:id="2"/>
+      <w:bookmarkEnd w:id="3"/>
       <w:r>
         <w:lastRenderedPageBreak/>
         <w:t>Description of the trial</w:t>
       </w:r>
-      <w:bookmarkEnd w:id="8"/>
-      <w:bookmarkEnd w:id="9"/>
+      <w:bookmarkEnd w:id="4"/>
+      <w:bookmarkEnd w:id="5"/>
       <w:r>
         <w:fldChar w:fldCharType="begin"/>
       </w:r>
       <w:r>
         <w:instrText xml:space="preserve"> TC "</w:instrText>
       </w:r>
-      <w:bookmarkStart w:id="10" w:name="_Toc183094405"/>
+      <w:bookmarkStart w:id="6" w:name="_Toc183094405"/>
       <w:r>
         <w:instrText>1.</w:instrText>
       </w:r>
@@ -6394,7 +6312,7 @@
         <w:tab/>
         <w:instrText>Description of the trial</w:instrText>
       </w:r>
-      <w:bookmarkEnd w:id="10"/>
+      <w:bookmarkEnd w:id="6"/>
       <w:r>
         <w:instrText xml:space="preserve">" \f C \l "1" </w:instrText>
       </w:r>
@@ -6404,18 +6322,6 @@
     </w:p>
     <w:p>
       <w:r>
-        <w:t xml:space="preserve">See protocol publication </w:t>
-      </w:r>
-      <w:r>
-        <w:rPr>
-          <w:highlight w:val="yellow"/>
-        </w:rPr>
-        <w:t>(ref).</w:t>
-      </w:r>
-      <w:r>
-        <w:t xml:space="preserve"> </w:t>
-      </w:r>
-      <w:r>
         <w:t>{{description_of_trial}}</w:t>
       </w:r>
     </w:p>
@@ -6424,13 +6330,13 @@
       <w:pPr>
         <w:pStyle w:val="Heading2"/>
       </w:pPr>
-      <w:bookmarkStart w:id="11" w:name="_Toc183099234"/>
-      <w:bookmarkStart w:id="12" w:name="_Toc185323526"/>
+      <w:bookmarkStart w:id="7" w:name="_Toc183099234"/>
+      <w:bookmarkStart w:id="8" w:name="_Toc185323526"/>
       <w:r>
         <w:t>Research Team</w:t>
       </w:r>
-      <w:bookmarkEnd w:id="11"/>
-      <w:bookmarkEnd w:id="12"/>
+      <w:bookmarkEnd w:id="7"/>
+      <w:bookmarkEnd w:id="8"/>
     </w:p>
     <w:p/>
     <w:p>
@@ -6616,20 +6522,20 @@
       <w:pPr>
         <w:pStyle w:val="Heading2"/>
       </w:pPr>
-      <w:bookmarkStart w:id="13" w:name="_Toc183099235"/>
-      <w:bookmarkStart w:id="14" w:name="_Toc185323527"/>
+      <w:bookmarkStart w:id="9" w:name="_Toc183099235"/>
+      <w:bookmarkStart w:id="10" w:name="_Toc185323527"/>
       <w:r>
         <w:t>Principal research objectives to be addressed</w:t>
       </w:r>
-      <w:bookmarkEnd w:id="13"/>
-      <w:bookmarkEnd w:id="14"/>
+      <w:bookmarkEnd w:id="9"/>
+      <w:bookmarkEnd w:id="10"/>
       <w:r>
         <w:fldChar w:fldCharType="begin"/>
       </w:r>
       <w:r>
         <w:instrText xml:space="preserve"> TC "</w:instrText>
       </w:r>
-      <w:bookmarkStart w:id="15" w:name="_Toc183094406"/>
+      <w:bookmarkStart w:id="11" w:name="_Toc183094406"/>
       <w:r>
         <w:instrText>1.1</w:instrText>
       </w:r>
@@ -6637,7 +6543,7 @@
         <w:tab/>
         <w:instrText>Principal research objectives to be addressed</w:instrText>
       </w:r>
-      <w:bookmarkEnd w:id="15"/>
+      <w:bookmarkEnd w:id="11"/>
       <w:r>
         <w:instrText xml:space="preserve">" \f C \l "1" </w:instrText>
       </w:r>
@@ -6681,7 +6587,7 @@
         </w:rPr>
         <w:instrText xml:space="preserve"> TC "</w:instrText>
       </w:r>
-      <w:bookmarkStart w:id="16" w:name="_Toc183094407"/>
+      <w:bookmarkStart w:id="12" w:name="_Toc183094407"/>
       <w:r>
         <w:rPr>
           <w:sz w:val="22"/>
@@ -6689,7 +6595,7 @@
         </w:rPr>
         <w:instrText>Primary objectives</w:instrText>
       </w:r>
-      <w:bookmarkEnd w:id="16"/>
+      <w:bookmarkEnd w:id="12"/>
       <w:r>
         <w:rPr>
           <w:sz w:val="22"/>
@@ -6749,11 +6655,11 @@
       <w:r>
         <w:instrText xml:space="preserve"> TC "</w:instrText>
       </w:r>
-      <w:bookmarkStart w:id="17" w:name="_Toc183094408"/>
+      <w:bookmarkStart w:id="13" w:name="_Toc183094408"/>
       <w:r>
         <w:instrText>Secondary objectives</w:instrText>
       </w:r>
-      <w:bookmarkEnd w:id="17"/>
+      <w:bookmarkEnd w:id="13"/>
       <w:r>
         <w:instrText xml:space="preserve">" \f C \l "1" </w:instrText>
       </w:r>
@@ -6779,182 +6685,182 @@
       </w:r>
     </w:p>
     <w:p>
-      <w:bookmarkStart w:id="18" w:name="_Toc183095000"/>
-      <w:bookmarkStart w:id="19" w:name="_Toc183095106"/>
-      <w:bookmarkStart w:id="20" w:name="_Toc183095451"/>
-      <w:bookmarkStart w:id="21" w:name="_Toc183099237"/>
-      <w:bookmarkStart w:id="22" w:name="_Toc183100528"/>
+      <w:bookmarkStart w:id="14" w:name="_Toc183095000"/>
+      <w:bookmarkStart w:id="15" w:name="_Toc183095106"/>
+      <w:bookmarkStart w:id="16" w:name="_Toc183095451"/>
+      <w:bookmarkStart w:id="17" w:name="_Toc183099237"/>
+      <w:bookmarkStart w:id="18" w:name="_Toc183100528"/>
+      <w:bookmarkEnd w:id="14"/>
+      <w:bookmarkEnd w:id="15"/>
+      <w:bookmarkEnd w:id="16"/>
+      <w:bookmarkEnd w:id="17"/>
       <w:bookmarkEnd w:id="18"/>
+    </w:p>
+    <w:p>
+      <w:pPr>
+        <w:pStyle w:val="Heading2"/>
+      </w:pPr>
+      <w:bookmarkStart w:id="19" w:name="_Toc185323528"/>
+      <w:r>
+        <w:t>Trial design including blinding</w:t>
+      </w:r>
       <w:bookmarkEnd w:id="19"/>
+    </w:p>
+    <w:p>
+      <w:r>
+        <w:rPr>
+          <w:lang w:val="en-GB"/>
+        </w:rPr>
+        <w:t>{{trial_design}}</w:t>
+      </w:r>
+    </w:p>
+    <w:p>
+      <w:pPr>
+        <w:rPr>
+          <w:i/>
+          <w:iCs/>
+          <w:sz w:val="22"/>
+          <w:szCs w:val="22"/>
+        </w:rPr>
+      </w:pPr>
+      <w:bookmarkStart w:id="20" w:name="_Toc183099238"/>
       <w:bookmarkEnd w:id="20"/>
+      <w:r>
+        <w:rPr>
+          <w:i/>
+          <w:iCs/>
+          <w:sz w:val="22"/>
+          <w:szCs w:val="22"/>
+          <w:highlight w:val="yellow"/>
+        </w:rPr>
+        <w:t>Description of w</w:t>
+      </w:r>
+      <w:r>
+        <w:rPr>
+          <w:i/>
+          <w:iCs/>
+          <w:sz w:val="22"/>
+          <w:szCs w:val="22"/>
+          <w:highlight w:val="yellow"/>
+        </w:rPr>
+        <w:t>hich members of the research team (including statisticians) are</w:t>
+      </w:r>
+      <w:r>
+        <w:rPr>
+          <w:i/>
+          <w:iCs/>
+          <w:sz w:val="22"/>
+          <w:szCs w:val="22"/>
+          <w:highlight w:val="yellow"/>
+        </w:rPr>
+        <w:t xml:space="preserve"> blinded or partially blinded should be included here</w:t>
+      </w:r>
+      <w:r>
+        <w:rPr>
+          <w:i/>
+          <w:iCs/>
+          <w:sz w:val="22"/>
+          <w:szCs w:val="22"/>
+          <w:highlight w:val="yellow"/>
+        </w:rPr>
+        <w:t>, with distinctions made as to individual-level and group</w:t>
+      </w:r>
+      <w:r>
+        <w:rPr>
+          <w:i/>
+          <w:iCs/>
+          <w:sz w:val="22"/>
+          <w:szCs w:val="22"/>
+          <w:highlight w:val="yellow"/>
+        </w:rPr>
+        <w:t>-</w:t>
+      </w:r>
+      <w:r>
+        <w:rPr>
+          <w:i/>
+          <w:iCs/>
+          <w:sz w:val="22"/>
+          <w:szCs w:val="22"/>
+          <w:highlight w:val="yellow"/>
+        </w:rPr>
+        <w:t xml:space="preserve"> level blinding</w:t>
+      </w:r>
+      <w:r>
+        <w:rPr>
+          <w:i/>
+          <w:iCs/>
+          <w:sz w:val="22"/>
+          <w:szCs w:val="22"/>
+          <w:highlight w:val="yellow"/>
+        </w:rPr>
+        <w:t>.</w:t>
+      </w:r>
+      <w:r>
+        <w:rPr>
+          <w:i/>
+          <w:iCs/>
+          <w:sz w:val="22"/>
+          <w:szCs w:val="22"/>
+          <w:highlight w:val="yellow"/>
+        </w:rPr>
+        <w:t xml:space="preserve"> </w:t>
+      </w:r>
+      <w:r>
+        <w:rPr>
+          <w:i/>
+          <w:iCs/>
+          <w:sz w:val="22"/>
+          <w:szCs w:val="22"/>
+          <w:highlight w:val="yellow"/>
+        </w:rPr>
+        <w:t xml:space="preserve">Timing of </w:t>
+      </w:r>
+      <w:r>
+        <w:rPr>
+          <w:i/>
+          <w:iCs/>
+          <w:sz w:val="22"/>
+          <w:szCs w:val="22"/>
+          <w:highlight w:val="yellow"/>
+        </w:rPr>
+        <w:t>when statisticians and other members of team as necessary are unblinded should also be included.</w:t>
+      </w:r>
+      <w:r>
+        <w:rPr>
+          <w:i/>
+          <w:iCs/>
+          <w:sz w:val="22"/>
+          <w:szCs w:val="22"/>
+        </w:rPr>
+        <w:t xml:space="preserve"> </w:t>
+      </w:r>
+    </w:p>
+    <w:p>
+      <w:pPr>
+        <w:pStyle w:val="Heading2"/>
+      </w:pPr>
+      <w:r>
+        <w:br w:type="page"/>
+      </w:r>
+      <w:bookmarkStart w:id="21" w:name="_Toc183099239"/>
+      <w:bookmarkStart w:id="22" w:name="_Toc185323529"/>
+      <w:r>
+        <w:lastRenderedPageBreak/>
+        <w:t>Figure 1. Trial design flow diagram</w:t>
+      </w:r>
       <w:bookmarkEnd w:id="21"/>
       <w:bookmarkEnd w:id="22"/>
-    </w:p>
-    <w:p>
-      <w:pPr>
-        <w:pStyle w:val="Heading2"/>
-      </w:pPr>
-      <w:bookmarkStart w:id="23" w:name="_Toc185323528"/>
-      <w:r>
-        <w:t>Trial design including blinding</w:t>
+      <w:r>
+        <w:fldChar w:fldCharType="begin"/>
+      </w:r>
+      <w:r>
+        <w:instrText xml:space="preserve"> TC "</w:instrText>
+      </w:r>
+      <w:bookmarkStart w:id="23" w:name="_Toc183094410"/>
+      <w:r>
+        <w:instrText>Figure 1. Trial design flow diagram</w:instrText>
       </w:r>
       <w:bookmarkEnd w:id="23"/>
-    </w:p>
-    <w:p>
-      <w:r>
-        <w:rPr>
-          <w:lang w:val="en-GB"/>
-        </w:rPr>
-        <w:t>{{trial_design}}</w:t>
-      </w:r>
-    </w:p>
-    <w:p>
-      <w:pPr>
-        <w:rPr>
-          <w:i/>
-          <w:iCs/>
-          <w:sz w:val="22"/>
-          <w:szCs w:val="22"/>
-        </w:rPr>
-      </w:pPr>
-      <w:bookmarkStart w:id="24" w:name="_Toc183099238"/>
-      <w:bookmarkEnd w:id="24"/>
-      <w:r>
-        <w:rPr>
-          <w:i/>
-          <w:iCs/>
-          <w:sz w:val="22"/>
-          <w:szCs w:val="22"/>
-          <w:highlight w:val="yellow"/>
-        </w:rPr>
-        <w:t>Description of w</w:t>
-      </w:r>
-      <w:r>
-        <w:rPr>
-          <w:i/>
-          <w:iCs/>
-          <w:sz w:val="22"/>
-          <w:szCs w:val="22"/>
-          <w:highlight w:val="yellow"/>
-        </w:rPr>
-        <w:t>hich members of the research team (including statisticians) are</w:t>
-      </w:r>
-      <w:r>
-        <w:rPr>
-          <w:i/>
-          <w:iCs/>
-          <w:sz w:val="22"/>
-          <w:szCs w:val="22"/>
-          <w:highlight w:val="yellow"/>
-        </w:rPr>
-        <w:t xml:space="preserve"> blinded or partially blinded should be included here</w:t>
-      </w:r>
-      <w:r>
-        <w:rPr>
-          <w:i/>
-          <w:iCs/>
-          <w:sz w:val="22"/>
-          <w:szCs w:val="22"/>
-          <w:highlight w:val="yellow"/>
-        </w:rPr>
-        <w:t>, with distinctions made as to individual-level and group</w:t>
-      </w:r>
-      <w:r>
-        <w:rPr>
-          <w:i/>
-          <w:iCs/>
-          <w:sz w:val="22"/>
-          <w:szCs w:val="22"/>
-          <w:highlight w:val="yellow"/>
-        </w:rPr>
-        <w:t>-</w:t>
-      </w:r>
-      <w:r>
-        <w:rPr>
-          <w:i/>
-          <w:iCs/>
-          <w:sz w:val="22"/>
-          <w:szCs w:val="22"/>
-          <w:highlight w:val="yellow"/>
-        </w:rPr>
-        <w:t xml:space="preserve"> level blinding</w:t>
-      </w:r>
-      <w:r>
-        <w:rPr>
-          <w:i/>
-          <w:iCs/>
-          <w:sz w:val="22"/>
-          <w:szCs w:val="22"/>
-          <w:highlight w:val="yellow"/>
-        </w:rPr>
-        <w:t>.</w:t>
-      </w:r>
-      <w:r>
-        <w:rPr>
-          <w:i/>
-          <w:iCs/>
-          <w:sz w:val="22"/>
-          <w:szCs w:val="22"/>
-          <w:highlight w:val="yellow"/>
-        </w:rPr>
-        <w:t xml:space="preserve"> </w:t>
-      </w:r>
-      <w:r>
-        <w:rPr>
-          <w:i/>
-          <w:iCs/>
-          <w:sz w:val="22"/>
-          <w:szCs w:val="22"/>
-          <w:highlight w:val="yellow"/>
-        </w:rPr>
-        <w:t xml:space="preserve">Timing of </w:t>
-      </w:r>
-      <w:r>
-        <w:rPr>
-          <w:i/>
-          <w:iCs/>
-          <w:sz w:val="22"/>
-          <w:szCs w:val="22"/>
-          <w:highlight w:val="yellow"/>
-        </w:rPr>
-        <w:t>when statisticians and other members of team as necessary are unblinded should also be included.</w:t>
-      </w:r>
-      <w:r>
-        <w:rPr>
-          <w:i/>
-          <w:iCs/>
-          <w:sz w:val="22"/>
-          <w:szCs w:val="22"/>
-        </w:rPr>
-        <w:t xml:space="preserve"> </w:t>
-      </w:r>
-    </w:p>
-    <w:p>
-      <w:pPr>
-        <w:pStyle w:val="Heading2"/>
-      </w:pPr>
-      <w:r>
-        <w:br w:type="page"/>
-      </w:r>
-      <w:bookmarkStart w:id="25" w:name="_Toc183099239"/>
-      <w:bookmarkStart w:id="26" w:name="_Toc185323529"/>
-      <w:r>
-        <w:lastRenderedPageBreak/>
-        <w:t>Figure 1. Trial design flow diagram</w:t>
-      </w:r>
-      <w:bookmarkEnd w:id="25"/>
-      <w:bookmarkEnd w:id="26"/>
-      <w:r>
-        <w:fldChar w:fldCharType="begin"/>
-      </w:r>
-      <w:r>
-        <w:instrText xml:space="preserve"> TC "</w:instrText>
-      </w:r>
-      <w:bookmarkStart w:id="27" w:name="_Toc183094410"/>
-      <w:r>
-        <w:instrText>Figure 1. Trial design flow diagram</w:instrText>
-      </w:r>
-      <w:bookmarkEnd w:id="27"/>
       <w:r>
         <w:instrText xml:space="preserve">" \f C \l "1" </w:instrText>
       </w:r>
@@ -6973,21 +6879,21 @@
       <w:r>
         <w:br w:type="page"/>
       </w:r>
-      <w:bookmarkStart w:id="28" w:name="_Toc183099240"/>
-      <w:bookmarkStart w:id="29" w:name="_Toc185323530"/>
+      <w:bookmarkStart w:id="24" w:name="_Toc183099240"/>
+      <w:bookmarkStart w:id="25" w:name="_Toc185323530"/>
       <w:r>
         <w:lastRenderedPageBreak/>
         <w:t>Method of allocation of groups</w:t>
       </w:r>
-      <w:bookmarkEnd w:id="28"/>
-      <w:bookmarkEnd w:id="29"/>
+      <w:bookmarkEnd w:id="24"/>
+      <w:bookmarkEnd w:id="25"/>
       <w:r>
         <w:fldChar w:fldCharType="begin"/>
       </w:r>
       <w:r>
         <w:instrText xml:space="preserve"> TC "</w:instrText>
       </w:r>
-      <w:bookmarkStart w:id="30" w:name="_Toc183094411"/>
+      <w:bookmarkStart w:id="26" w:name="_Toc183094411"/>
       <w:r>
         <w:instrText>1.3</w:instrText>
       </w:r>
@@ -6995,7 +6901,7 @@
         <w:tab/>
         <w:instrText>Method of allocation of groups</w:instrText>
       </w:r>
-      <w:bookmarkEnd w:id="30"/>
+      <w:bookmarkEnd w:id="26"/>
       <w:r>
         <w:instrText xml:space="preserve">" \f C \l "1" </w:instrText>
       </w:r>
@@ -7191,13 +7097,13 @@
       <w:pPr>
         <w:pStyle w:val="Heading2"/>
       </w:pPr>
-      <w:bookmarkStart w:id="31" w:name="_Toc183099241"/>
-      <w:bookmarkStart w:id="32" w:name="_Toc185323531"/>
+      <w:bookmarkStart w:id="27" w:name="_Toc183099241"/>
+      <w:bookmarkStart w:id="28" w:name="_Toc185323531"/>
       <w:r>
         <w:t>Duration of the treatment period</w:t>
       </w:r>
-      <w:bookmarkEnd w:id="31"/>
-      <w:bookmarkEnd w:id="32"/>
+      <w:bookmarkEnd w:id="27"/>
+      <w:bookmarkEnd w:id="28"/>
     </w:p>
     <w:p>
       <w:pPr>
@@ -7232,7 +7138,7 @@
         </w:rPr>
         <w:instrText xml:space="preserve"> TC "</w:instrText>
       </w:r>
-      <w:bookmarkStart w:id="33" w:name="_Toc183094412"/>
+      <w:bookmarkStart w:id="29" w:name="_Toc183094412"/>
       <w:r>
         <w:rPr>
           <w:b w:val="0"/>
@@ -7248,7 +7154,7 @@
         <w:tab/>
         <w:instrText>Duration of the treatment period</w:instrText>
       </w:r>
-      <w:bookmarkEnd w:id="33"/>
+      <w:bookmarkEnd w:id="29"/>
       <w:r>
         <w:rPr>
           <w:b w:val="0"/>
@@ -7284,13 +7190,13 @@
       <w:pPr>
         <w:pStyle w:val="Heading2"/>
       </w:pPr>
-      <w:bookmarkStart w:id="34" w:name="_Toc183099242"/>
-      <w:bookmarkStart w:id="35" w:name="_Toc185323532"/>
+      <w:bookmarkStart w:id="30" w:name="_Toc183099242"/>
+      <w:bookmarkStart w:id="31" w:name="_Toc185323532"/>
       <w:r>
         <w:t>Frequency and duration of follow-up</w:t>
       </w:r>
-      <w:bookmarkEnd w:id="34"/>
-      <w:bookmarkEnd w:id="35"/>
+      <w:bookmarkEnd w:id="30"/>
+      <w:bookmarkEnd w:id="31"/>
     </w:p>
     <w:p>
       <w:pPr>
@@ -7304,7 +7210,7 @@
           <w:bCs/>
         </w:rPr>
       </w:pPr>
-      <w:commentRangeStart w:id="36"/>
+      <w:commentRangeStart w:id="32"/>
       <w:r>
         <w:rPr>
           <w:b w:val="0"/>
@@ -7326,7 +7232,7 @@
         </w:rPr>
         <w:instrText xml:space="preserve"> TC "</w:instrText>
       </w:r>
-      <w:bookmarkStart w:id="37" w:name="_Toc183094413"/>
+      <w:bookmarkStart w:id="33" w:name="_Toc183094413"/>
       <w:r>
         <w:rPr>
           <w:b w:val="0"/>
@@ -7342,7 +7248,7 @@
         <w:tab/>
         <w:instrText>Frequency and duration of follow-up</w:instrText>
       </w:r>
-      <w:bookmarkEnd w:id="37"/>
+      <w:bookmarkEnd w:id="33"/>
       <w:r>
         <w:rPr>
           <w:b w:val="0"/>
@@ -7357,7 +7263,7 @@
         </w:rPr>
         <w:fldChar w:fldCharType="end"/>
       </w:r>
-      <w:commentRangeEnd w:id="36"/>
+      <w:commentRangeEnd w:id="32"/>
       <w:r>
         <w:rPr>
           <w:rStyle w:val="CommentReference"/>
@@ -7366,7 +7272,7 @@
           <w:u w:val="none"/>
           <w:lang w:val="en-US"/>
         </w:rPr>
-        <w:commentReference w:id="36"/>
+        <w:commentReference w:id="32"/>
       </w:r>
     </w:p>
     <w:p>
@@ -7415,20 +7321,20 @@
       <w:pPr>
         <w:pStyle w:val="Heading2"/>
       </w:pPr>
-      <w:bookmarkStart w:id="38" w:name="_Toc183099243"/>
-      <w:bookmarkStart w:id="39" w:name="_Toc185323533"/>
+      <w:bookmarkStart w:id="34" w:name="_Toc183099243"/>
+      <w:bookmarkStart w:id="35" w:name="_Toc185323533"/>
       <w:r>
         <w:t>Visit windows</w:t>
       </w:r>
-      <w:bookmarkEnd w:id="38"/>
-      <w:bookmarkEnd w:id="39"/>
+      <w:bookmarkEnd w:id="34"/>
+      <w:bookmarkEnd w:id="35"/>
       <w:r>
         <w:fldChar w:fldCharType="begin"/>
       </w:r>
       <w:r>
         <w:instrText xml:space="preserve"> TC "</w:instrText>
       </w:r>
-      <w:bookmarkStart w:id="40" w:name="_Toc183094414"/>
+      <w:bookmarkStart w:id="36" w:name="_Toc183094414"/>
       <w:r>
         <w:instrText>1.6</w:instrText>
       </w:r>
@@ -7436,6 +7342,114 @@
         <w:tab/>
         <w:instrText>Visit windows</w:instrText>
       </w:r>
+      <w:bookmarkEnd w:id="36"/>
+      <w:r>
+        <w:instrText xml:space="preserve">" \f C \l "1" </w:instrText>
+      </w:r>
+      <w:r>
+        <w:fldChar w:fldCharType="end"/>
+      </w:r>
+    </w:p>
+    <w:p>
+      <w:pPr>
+        <w:rPr>
+          <w:i/>
+          <w:iCs/>
+        </w:rPr>
+      </w:pPr>
+      <w:r>
+        <w:rPr>
+          <w:i/>
+          <w:iCs/>
+          <w:highlight w:val="yellow"/>
+        </w:rPr>
+        <w:t xml:space="preserve">Describe </w:t>
+      </w:r>
+      <w:r>
+        <w:rPr>
+          <w:i/>
+          <w:iCs/>
+          <w:highlight w:val="yellow"/>
+        </w:rPr>
+        <w:t>visit windows for assessments</w:t>
+      </w:r>
+    </w:p>
+    <w:p>
+      <w:r>
+        <w:t>{{visit_windows}}</w:t>
+      </w:r>
+    </w:p>
+    <w:p>
+      <w:pPr>
+        <w:pStyle w:val="Heading2"/>
+      </w:pPr>
+      <w:bookmarkStart w:id="37" w:name="_Toc183099244"/>
+      <w:bookmarkStart w:id="38" w:name="_Toc185323534"/>
+      <w:r>
+        <w:t>Data collection</w:t>
+      </w:r>
+      <w:bookmarkEnd w:id="37"/>
+      <w:bookmarkEnd w:id="38"/>
+    </w:p>
+    <w:p>
+      <w:pPr>
+        <w:rPr>
+          <w:i/>
+          <w:iCs/>
+        </w:rPr>
+      </w:pPr>
+      <w:r>
+        <w:rPr>
+          <w:i/>
+          <w:iCs/>
+          <w:highlight w:val="yellow"/>
+        </w:rPr>
+        <w:t xml:space="preserve">Describe </w:t>
+      </w:r>
+      <w:r>
+        <w:rPr>
+          <w:i/>
+          <w:iCs/>
+          <w:highlight w:val="yellow"/>
+        </w:rPr>
+        <w:t>data collection procedures or refer to protocol</w:t>
+      </w:r>
+    </w:p>
+    <w:p>
+      <w:r>
+        <w:t>{{data_collection_procedures}}</w:t>
+      </w:r>
+    </w:p>
+    <w:p>
+      <w:pPr>
+        <w:rPr>
+          <w:lang w:val="en-GB"/>
+        </w:rPr>
+      </w:pPr>
+    </w:p>
+    <w:p>
+      <w:pPr>
+        <w:pStyle w:val="Heading2"/>
+      </w:pPr>
+      <w:bookmarkStart w:id="39" w:name="_Toc185323535"/>
+      <w:r>
+        <w:t>Eligibility screening</w:t>
+      </w:r>
+      <w:bookmarkEnd w:id="39"/>
+      <w:r>
+        <w:fldChar w:fldCharType="begin"/>
+      </w:r>
+      <w:r>
+        <w:instrText xml:space="preserve"> TC "</w:instrText>
+      </w:r>
+      <w:bookmarkStart w:id="40" w:name="_Toc183094415"/>
+      <w:r>
+        <w:instrText>1.7</w:instrText>
+      </w:r>
+      <w:r>
+        <w:tab/>
+        <w:instrText>Data collection</w:instrText>
+      </w:r>
       <w:bookmarkEnd w:id="40"/>
       <w:r>
         <w:instrText xml:space="preserve">" \f C \l "1" </w:instrText>
@@ -7444,161 +7458,91 @@
         <w:fldChar w:fldCharType="end"/>
       </w:r>
     </w:p>
-    <w:p>
-      <w:pPr>
-        <w:rPr>
-          <w:i/>
-          <w:iCs/>
-        </w:rPr>
-      </w:pPr>
-      <w:r>
-        <w:rPr>
-          <w:i/>
-          <w:iCs/>
-          <w:highlight w:val="yellow"/>
-        </w:rPr>
-        <w:t xml:space="preserve">Describe </w:t>
-      </w:r>
-      <w:r>
-        <w:rPr>
-          <w:i/>
-          <w:iCs/>
-          <w:highlight w:val="yellow"/>
-        </w:rPr>
-        <w:t>visit windows for assessments</w:t>
-      </w:r>
-    </w:p>
-    <w:p>
-      <w:r>
-        <w:t>{{visit_windows}}</w:t>
-      </w:r>
-    </w:p>
+    <w:p/>
+    <w:p>
+      <w:pPr>
+        <w:rPr>
+          <w:b/>
+          <w:bCs/>
+          <w:sz w:val="22"/>
+          <w:szCs w:val="22"/>
+        </w:rPr>
+      </w:pPr>
+      <w:r>
+        <w:rPr>
+          <w:b/>
+          <w:bCs/>
+          <w:sz w:val="22"/>
+          <w:szCs w:val="22"/>
+        </w:rPr>
+        <w:t>Inclusion Criteria</w:t>
+      </w:r>
+    </w:p>
+    <w:p>
+      <w:pPr>
+        <w:rPr>
+          <w:sz w:val="22"/>
+          <w:szCs w:val="22"/>
+        </w:rPr>
+      </w:pPr>
+      <w:r>
+        <w:rPr>
+          <w:sz w:val="22"/>
+          <w:szCs w:val="22"/>
+        </w:rPr>
+        <w:t>{{inclusion_criteria}}</w:t>
+      </w:r>
+    </w:p>
+    <w:p>
+      <w:pPr>
+        <w:rPr>
+          <w:sz w:val="22"/>
+          <w:szCs w:val="22"/>
+        </w:rPr>
+      </w:pPr>
+    </w:p>
+    <w:p>
+      <w:pPr>
+        <w:rPr>
+          <w:b/>
+          <w:bCs/>
+          <w:sz w:val="22"/>
+          <w:szCs w:val="22"/>
+        </w:rPr>
+      </w:pPr>
+      <w:r>
+        <w:rPr>
+          <w:b/>
+          <w:bCs/>
+          <w:sz w:val="22"/>
+          <w:szCs w:val="22"/>
+        </w:rPr>
+        <w:t>Exclusion Criteria</w:t>
+      </w:r>
+    </w:p>
+    <w:p>
+      <w:r>
+        <w:rPr>
+          <w:sz w:val="22"/>
+          <w:szCs w:val="22"/>
+        </w:rPr>
+        <w:t>{{exclusion_criteria}}</w:t>
+      </w:r>
+    </w:p>
+    <w:p/>
     <w:p>
       <w:pPr>
         <w:pStyle w:val="Heading2"/>
       </w:pPr>
-      <w:bookmarkStart w:id="41" w:name="_Toc183099244"/>
-      <w:bookmarkStart w:id="42" w:name="_Toc185323534"/>
-      <w:r>
-        <w:t>Data collection</w:t>
+      <w:bookmarkStart w:id="41" w:name="_Toc183099246"/>
+      <w:bookmarkStart w:id="42" w:name="_Toc185323536"/>
+      <w:commentRangeStart w:id="43"/>
+      <w:r>
+        <w:t>Measures</w:t>
       </w:r>
       <w:bookmarkEnd w:id="41"/>
       <w:bookmarkEnd w:id="42"/>
-    </w:p>
-    <w:p>
-      <w:pPr>
-        <w:rPr>
-          <w:i/>
-          <w:iCs/>
-        </w:rPr>
-      </w:pPr>
-      <w:r>
-        <w:rPr>
-          <w:i/>
-          <w:iCs/>
-          <w:highlight w:val="yellow"/>
-        </w:rPr>
-        <w:t xml:space="preserve">Describe </w:t>
-      </w:r>
-      <w:r>
-        <w:rPr>
-          <w:i/>
-          <w:iCs/>
-          <w:highlight w:val="yellow"/>
-        </w:rPr>
-        <w:t>data collection procedures or refer to protocol</w:t>
-      </w:r>
-    </w:p>
-    <w:p>
-      <w:r>
-        <w:t>{{data_collection_procedures}}</w:t>
-      </w:r>
-    </w:p>
-    <w:p>
-      <w:pPr>
-        <w:rPr>
-          <w:lang w:val="en-GB"/>
-        </w:rPr>
-      </w:pPr>
-    </w:p>
-    <w:p>
-      <w:pPr>
-        <w:pStyle w:val="Heading2"/>
-      </w:pPr>
-      <w:bookmarkStart w:id="43" w:name="_Toc185323535"/>
-      <w:r>
-        <w:t>Eligibility screening</w:t>
-      </w:r>
-      <w:bookmarkEnd w:id="43"/>
-      <w:r>
-        <w:fldChar w:fldCharType="begin"/>
-      </w:r>
-      <w:r>
-        <w:instrText xml:space="preserve"> TC "</w:instrText>
-      </w:r>
-      <w:bookmarkStart w:id="44" w:name="_Toc183094415"/>
-      <w:r>
-        <w:instrText>1.7</w:instrText>
-      </w:r>
-      <w:r>
-        <w:tab/>
-        <w:instrText>Data collection</w:instrText>
-      </w:r>
-      <w:bookmarkEnd w:id="44"/>
-      <w:r>
-        <w:instrText xml:space="preserve">" \f C \l "1" </w:instrText>
-      </w:r>
-      <w:r>
-        <w:fldChar w:fldCharType="end"/>
-      </w:r>
-    </w:p>
-    <w:p/>
-    <w:p>
-      <w:pPr>
-        <w:rPr>
-          <w:sz w:val="22"/>
-          <w:szCs w:val="22"/>
-        </w:rPr>
-      </w:pPr>
-      <w:r>
-        <w:rPr>
-          <w:sz w:val="22"/>
-          <w:szCs w:val="22"/>
-        </w:rPr>
-        <w:t>{{inclusion_criteria}}</w:t>
-      </w:r>
-    </w:p>
-    <w:p>
-      <w:pPr>
-        <w:rPr>
-          <w:sz w:val="22"/>
-          <w:szCs w:val="22"/>
-        </w:rPr>
-      </w:pPr>
-    </w:p>
-    <w:p>
-      <w:r>
-        <w:rPr>
-          <w:sz w:val="22"/>
-          <w:szCs w:val="22"/>
-        </w:rPr>
-        <w:t>{{exclusion_criteria}}</w:t>
-      </w:r>
-    </w:p>
-    <w:p/>
-    <w:p>
-      <w:pPr>
-        <w:pStyle w:val="Heading2"/>
-      </w:pPr>
-      <w:bookmarkStart w:id="45" w:name="_Toc183099246"/>
-      <w:bookmarkStart w:id="46" w:name="_Toc185323536"/>
-      <w:commentRangeStart w:id="47"/>
-      <w:r>
-        <w:t>Measures</w:t>
-      </w:r>
-      <w:bookmarkEnd w:id="45"/>
-      <w:bookmarkEnd w:id="46"/>
-      <w:commentRangeEnd w:id="47"/>
+      <w:commentRangeEnd w:id="43"/>
       <w:r>
         <w:rPr>
           <w:rStyle w:val="CommentReference"/>
@@ -7607,7 +7551,7 @@
           <w:u w:val="none"/>
           <w:lang w:val="en-US"/>
         </w:rPr>
-        <w:commentReference w:id="47"/>
+        <w:commentReference w:id="43"/>
       </w:r>
       <w:r>
         <w:fldChar w:fldCharType="begin"/>
@@ -7615,11 +7559,11 @@
       <w:r>
         <w:instrText xml:space="preserve"> TC "</w:instrText>
       </w:r>
-      <w:bookmarkStart w:id="48" w:name="_Toc183094419"/>
+      <w:bookmarkStart w:id="44" w:name="_Toc183094419"/>
       <w:r>
         <w:instrText>Measures</w:instrText>
       </w:r>
-      <w:bookmarkEnd w:id="48"/>
+      <w:bookmarkEnd w:id="44"/>
       <w:r>
         <w:instrText xml:space="preserve">" \f C \l "1" </w:instrText>
       </w:r>
@@ -7670,7 +7614,7 @@
         </w:rPr>
         <w:instrText xml:space="preserve"> TC "</w:instrText>
       </w:r>
-      <w:bookmarkStart w:id="49" w:name="_Toc183094420"/>
+      <w:bookmarkStart w:id="45" w:name="_Toc183094420"/>
       <w:r>
         <w:rPr>
           <w:rFonts w:asciiTheme="minorHAnsi" w:hAnsiTheme="minorHAnsi"/>
@@ -7680,7 +7624,7 @@
         </w:rPr>
         <w:instrText>Baseline</w:instrText>
       </w:r>
-      <w:bookmarkEnd w:id="49"/>
+      <w:bookmarkEnd w:id="45"/>
       <w:r>
         <w:rPr>
           <w:rFonts w:asciiTheme="minorHAnsi" w:hAnsiTheme="minorHAnsi"/>
@@ -7763,7 +7707,7 @@
         </w:rPr>
         <w:instrText xml:space="preserve"> TC "</w:instrText>
       </w:r>
-      <w:bookmarkStart w:id="50" w:name="_Toc183094421"/>
+      <w:bookmarkStart w:id="46" w:name="_Toc183094421"/>
       <w:r>
         <w:rPr>
           <w:rFonts w:asciiTheme="minorHAnsi" w:hAnsiTheme="minorHAnsi"/>
@@ -7773,7 +7717,7 @@
         </w:rPr>
         <w:instrText>Primary outcome measures</w:instrText>
       </w:r>
-      <w:bookmarkEnd w:id="50"/>
+      <w:bookmarkEnd w:id="46"/>
       <w:r>
         <w:rPr>
           <w:rFonts w:asciiTheme="minorHAnsi" w:hAnsiTheme="minorHAnsi"/>
@@ -7856,7 +7800,7 @@
         </w:rPr>
         <w:instrText xml:space="preserve"> TC "</w:instrText>
       </w:r>
-      <w:bookmarkStart w:id="51" w:name="_Toc183094422"/>
+      <w:bookmarkStart w:id="47" w:name="_Toc183094422"/>
       <w:r>
         <w:rPr>
           <w:rFonts w:asciiTheme="minorHAnsi" w:hAnsiTheme="minorHAnsi"/>
@@ -7866,7 +7810,7 @@
         </w:rPr>
         <w:instrText>Secondary outcome measures</w:instrText>
       </w:r>
-      <w:bookmarkEnd w:id="51"/>
+      <w:bookmarkEnd w:id="47"/>
       <w:r>
         <w:rPr>
           <w:rFonts w:asciiTheme="minorHAnsi" w:hAnsiTheme="minorHAnsi"/>
@@ -7958,7 +7902,7 @@
         </w:rPr>
         <w:instrText xml:space="preserve"> TC "</w:instrText>
       </w:r>
-      <w:bookmarkStart w:id="52" w:name="_Toc183094423"/>
+      <w:bookmarkStart w:id="48" w:name="_Toc183094423"/>
       <w:r>
         <w:rPr>
           <w:rFonts w:asciiTheme="minorHAnsi" w:hAnsiTheme="minorHAnsi"/>
@@ -7968,7 +7912,7 @@
         </w:rPr>
         <w:instrText>Mediators of treatment</w:instrText>
       </w:r>
-      <w:bookmarkEnd w:id="52"/>
+      <w:bookmarkEnd w:id="48"/>
       <w:r>
         <w:rPr>
           <w:rFonts w:asciiTheme="minorHAnsi" w:hAnsiTheme="minorHAnsi"/>
@@ -8051,7 +7995,7 @@
         </w:rPr>
         <w:instrText xml:space="preserve"> TC "</w:instrText>
       </w:r>
-      <w:bookmarkStart w:id="53" w:name="_Toc183094424"/>
+      <w:bookmarkStart w:id="49" w:name="_Toc183094424"/>
       <w:r>
         <w:rPr>
           <w:rFonts w:asciiTheme="minorHAnsi" w:hAnsiTheme="minorHAnsi"/>
@@ -8061,7 +8005,7 @@
         </w:rPr>
         <w:instrText>Moderators of treatment</w:instrText>
       </w:r>
-      <w:bookmarkEnd w:id="53"/>
+      <w:bookmarkEnd w:id="49"/>
       <w:r>
         <w:rPr>
           <w:rFonts w:asciiTheme="minorHAnsi" w:hAnsiTheme="minorHAnsi"/>
@@ -8180,7 +8124,7 @@
         </w:rPr>
         <w:instrText xml:space="preserve"> TC "</w:instrText>
       </w:r>
-      <w:bookmarkStart w:id="54" w:name="_Toc183094425"/>
+      <w:bookmarkStart w:id="50" w:name="_Toc183094425"/>
       <w:r>
         <w:rPr>
           <w:rFonts w:asciiTheme="minorHAnsi" w:hAnsiTheme="minorHAnsi"/>
@@ -8190,7 +8134,7 @@
         </w:rPr>
         <w:instrText>Process indicators</w:instrText>
       </w:r>
-      <w:bookmarkEnd w:id="54"/>
+      <w:bookmarkEnd w:id="50"/>
       <w:r>
         <w:rPr>
           <w:rFonts w:asciiTheme="minorHAnsi" w:hAnsiTheme="minorHAnsi"/>
@@ -8309,7 +8253,7 @@
         </w:rPr>
         <w:instrText xml:space="preserve"> TC "</w:instrText>
       </w:r>
-      <w:bookmarkStart w:id="55" w:name="_Toc183094426"/>
+      <w:bookmarkStart w:id="51" w:name="_Toc183094426"/>
       <w:r>
         <w:rPr>
           <w:rFonts w:asciiTheme="minorHAnsi" w:hAnsiTheme="minorHAnsi"/>
@@ -8319,7 +8263,7 @@
         </w:rPr>
         <w:instrText>Adverse events</w:instrText>
       </w:r>
-      <w:bookmarkEnd w:id="55"/>
+      <w:bookmarkEnd w:id="51"/>
       <w:r>
         <w:rPr>
           <w:rFonts w:asciiTheme="minorHAnsi" w:hAnsiTheme="minorHAnsi"/>
@@ -8402,7 +8346,7 @@
         </w:rPr>
         <w:instrText xml:space="preserve"> TC "</w:instrText>
       </w:r>
-      <w:bookmarkStart w:id="56" w:name="_Toc183094427"/>
+      <w:bookmarkStart w:id="52" w:name="_Toc183094427"/>
       <w:r>
         <w:rPr>
           <w:rFonts w:asciiTheme="minorHAnsi" w:hAnsiTheme="minorHAnsi"/>
@@ -8412,7 +8356,7 @@
         </w:rPr>
         <w:instrText>Additional pre-randomisation (baseline) measures</w:instrText>
       </w:r>
-      <w:bookmarkEnd w:id="56"/>
+      <w:bookmarkEnd w:id="52"/>
       <w:r>
         <w:rPr>
           <w:rFonts w:asciiTheme="minorHAnsi" w:hAnsiTheme="minorHAnsi"/>
@@ -8495,7 +8439,7 @@
         </w:rPr>
         <w:instrText xml:space="preserve"> TC "</w:instrText>
       </w:r>
-      <w:bookmarkStart w:id="57" w:name="_Toc183094428"/>
+      <w:bookmarkStart w:id="53" w:name="_Toc183094428"/>
       <w:r>
         <w:rPr>
           <w:rFonts w:asciiTheme="minorHAnsi" w:hAnsiTheme="minorHAnsi"/>
@@ -8505,7 +8449,7 @@
         </w:rPr>
         <w:instrText>Additional post-randomisation (follow-up) measures</w:instrText>
       </w:r>
-      <w:bookmarkEnd w:id="57"/>
+      <w:bookmarkEnd w:id="53"/>
       <w:r>
         <w:rPr>
           <w:rFonts w:asciiTheme="minorHAnsi" w:hAnsiTheme="minorHAnsi"/>
@@ -8530,22 +8474,22 @@
       <w:pPr>
         <w:pStyle w:val="Heading2"/>
       </w:pPr>
-      <w:bookmarkStart w:id="58" w:name="_Toc185323537"/>
-      <w:bookmarkStart w:id="59" w:name="_Toc183099247"/>
-      <w:bookmarkStart w:id="60" w:name="_Toc185323538"/>
-      <w:bookmarkEnd w:id="58"/>
+      <w:bookmarkStart w:id="54" w:name="_Toc185323537"/>
+      <w:bookmarkStart w:id="55" w:name="_Toc183099247"/>
+      <w:bookmarkStart w:id="56" w:name="_Toc185323538"/>
+      <w:bookmarkEnd w:id="54"/>
       <w:r>
         <w:t>Sample size estimation (including clinical significance)</w:t>
       </w:r>
-      <w:bookmarkEnd w:id="59"/>
-      <w:bookmarkEnd w:id="60"/>
+      <w:bookmarkEnd w:id="55"/>
+      <w:bookmarkEnd w:id="56"/>
       <w:r>
         <w:fldChar w:fldCharType="begin"/>
       </w:r>
       <w:r>
         <w:instrText xml:space="preserve"> TC "</w:instrText>
       </w:r>
-      <w:bookmarkStart w:id="61" w:name="_Toc183094429"/>
+      <w:bookmarkStart w:id="57" w:name="_Toc183094429"/>
       <w:r>
         <w:instrText>1.8</w:instrText>
       </w:r>
@@ -8553,7 +8497,7 @@
         <w:tab/>
         <w:instrText>Sample size estimation (including clinical significance)</w:instrText>
       </w:r>
-      <w:bookmarkEnd w:id="61"/>
+      <w:bookmarkEnd w:id="57"/>
       <w:r>
         <w:instrText xml:space="preserve">" \f C \l "1" </w:instrText>
       </w:r>
@@ -8674,8 +8618,8 @@
       <w:pPr>
         <w:pStyle w:val="Heading2"/>
       </w:pPr>
-      <w:bookmarkStart w:id="62" w:name="_Toc185323539"/>
-      <w:bookmarkStart w:id="63" w:name="_Toc183099248"/>
+      <w:bookmarkStart w:id="58" w:name="_Toc185323539"/>
+      <w:bookmarkStart w:id="59" w:name="_Toc183099248"/>
       <w:r>
         <w:t>Brief description</w:t>
       </w:r>
@@ -8685,11 +8629,11 @@
       <w:r>
         <w:t xml:space="preserve"> of proposed analyses</w:t>
       </w:r>
-      <w:bookmarkEnd w:id="62"/>
+      <w:bookmarkEnd w:id="58"/>
       <w:r>
         <w:t xml:space="preserve"> </w:t>
       </w:r>
-      <w:bookmarkEnd w:id="63"/>
+      <w:bookmarkEnd w:id="59"/>
     </w:p>
     <w:p>
       <w:pPr>
@@ -8917,45 +8861,49 @@
       <w:pPr>
         <w:pStyle w:val="Heading1"/>
       </w:pPr>
-      <w:bookmarkStart w:id="64" w:name="_Toc185323540"/>
-      <w:bookmarkStart w:id="65" w:name="_Toc185323541"/>
-      <w:bookmarkStart w:id="66" w:name="_Toc183095012"/>
-      <w:bookmarkStart w:id="67" w:name="_Toc183095118"/>
-      <w:bookmarkStart w:id="68" w:name="_Toc183095463"/>
-      <w:bookmarkStart w:id="69" w:name="_Toc183099249"/>
-      <w:bookmarkStart w:id="70" w:name="_Toc183100540"/>
-      <w:bookmarkStart w:id="71" w:name="_Toc183095013"/>
-      <w:bookmarkStart w:id="72" w:name="_Toc183095119"/>
-      <w:bookmarkStart w:id="73" w:name="_Toc183095464"/>
-      <w:bookmarkStart w:id="74" w:name="_Toc183099250"/>
-      <w:bookmarkStart w:id="75" w:name="_Toc183100541"/>
-      <w:bookmarkStart w:id="76" w:name="_Toc183095014"/>
-      <w:bookmarkStart w:id="77" w:name="_Toc183095120"/>
-      <w:bookmarkStart w:id="78" w:name="_Toc183095465"/>
-      <w:bookmarkStart w:id="79" w:name="_Toc183099251"/>
-      <w:bookmarkStart w:id="80" w:name="_Toc183100542"/>
-      <w:bookmarkStart w:id="81" w:name="_Toc183095015"/>
-      <w:bookmarkStart w:id="82" w:name="_Toc183095121"/>
-      <w:bookmarkStart w:id="83" w:name="_Toc183095466"/>
-      <w:bookmarkStart w:id="84" w:name="_Toc183099252"/>
-      <w:bookmarkStart w:id="85" w:name="_Toc183100543"/>
-      <w:bookmarkStart w:id="86" w:name="_Toc183095016"/>
-      <w:bookmarkStart w:id="87" w:name="_Toc183095122"/>
-      <w:bookmarkStart w:id="88" w:name="_Toc183095467"/>
-      <w:bookmarkStart w:id="89" w:name="_Toc183099253"/>
-      <w:bookmarkStart w:id="90" w:name="_Toc183100544"/>
-      <w:bookmarkStart w:id="91" w:name="_Toc183095017"/>
-      <w:bookmarkStart w:id="92" w:name="_Toc183095123"/>
-      <w:bookmarkStart w:id="93" w:name="_Toc183095468"/>
-      <w:bookmarkStart w:id="94" w:name="_Toc183099254"/>
-      <w:bookmarkStart w:id="95" w:name="_Toc183100545"/>
-      <w:bookmarkStart w:id="96" w:name="_Toc183095018"/>
-      <w:bookmarkStart w:id="97" w:name="_Toc183095124"/>
-      <w:bookmarkStart w:id="98" w:name="_Toc183095469"/>
-      <w:bookmarkStart w:id="99" w:name="_Toc183099255"/>
-      <w:bookmarkStart w:id="100" w:name="_Toc183100546"/>
-      <w:bookmarkStart w:id="101" w:name="_Toc183099256"/>
-      <w:bookmarkStart w:id="102" w:name="_Toc185323542"/>
+      <w:bookmarkStart w:id="60" w:name="_Toc185323540"/>
+      <w:bookmarkStart w:id="61" w:name="_Toc185323541"/>
+      <w:bookmarkStart w:id="62" w:name="_Toc183095012"/>
+      <w:bookmarkStart w:id="63" w:name="_Toc183095118"/>
+      <w:bookmarkStart w:id="64" w:name="_Toc183095463"/>
+      <w:bookmarkStart w:id="65" w:name="_Toc183099249"/>
+      <w:bookmarkStart w:id="66" w:name="_Toc183100540"/>
+      <w:bookmarkStart w:id="67" w:name="_Toc183095013"/>
+      <w:bookmarkStart w:id="68" w:name="_Toc183095119"/>
+      <w:bookmarkStart w:id="69" w:name="_Toc183095464"/>
+      <w:bookmarkStart w:id="70" w:name="_Toc183099250"/>
+      <w:bookmarkStart w:id="71" w:name="_Toc183100541"/>
+      <w:bookmarkStart w:id="72" w:name="_Toc183095014"/>
+      <w:bookmarkStart w:id="73" w:name="_Toc183095120"/>
+      <w:bookmarkStart w:id="74" w:name="_Toc183095465"/>
+      <w:bookmarkStart w:id="75" w:name="_Toc183099251"/>
+      <w:bookmarkStart w:id="76" w:name="_Toc183100542"/>
+      <w:bookmarkStart w:id="77" w:name="_Toc183095015"/>
+      <w:bookmarkStart w:id="78" w:name="_Toc183095121"/>
+      <w:bookmarkStart w:id="79" w:name="_Toc183095466"/>
+      <w:bookmarkStart w:id="80" w:name="_Toc183099252"/>
+      <w:bookmarkStart w:id="81" w:name="_Toc183100543"/>
+      <w:bookmarkStart w:id="82" w:name="_Toc183095016"/>
+      <w:bookmarkStart w:id="83" w:name="_Toc183095122"/>
+      <w:bookmarkStart w:id="84" w:name="_Toc183095467"/>
+      <w:bookmarkStart w:id="85" w:name="_Toc183099253"/>
+      <w:bookmarkStart w:id="86" w:name="_Toc183100544"/>
+      <w:bookmarkStart w:id="87" w:name="_Toc183095017"/>
+      <w:bookmarkStart w:id="88" w:name="_Toc183095123"/>
+      <w:bookmarkStart w:id="89" w:name="_Toc183095468"/>
+      <w:bookmarkStart w:id="90" w:name="_Toc183099254"/>
+      <w:bookmarkStart w:id="91" w:name="_Toc183100545"/>
+      <w:bookmarkStart w:id="92" w:name="_Toc183095018"/>
+      <w:bookmarkStart w:id="93" w:name="_Toc183095124"/>
+      <w:bookmarkStart w:id="94" w:name="_Toc183095469"/>
+      <w:bookmarkStart w:id="95" w:name="_Toc183099255"/>
+      <w:bookmarkStart w:id="96" w:name="_Toc183100546"/>
+      <w:bookmarkStart w:id="97" w:name="_Toc183099256"/>
+      <w:bookmarkStart w:id="98" w:name="_Toc185323542"/>
+      <w:bookmarkEnd w:id="60"/>
+      <w:bookmarkEnd w:id="61"/>
+      <w:bookmarkEnd w:id="62"/>
+      <w:bookmarkEnd w:id="63"/>
       <w:bookmarkEnd w:id="64"/>
       <w:bookmarkEnd w:id="65"/>
       <w:bookmarkEnd w:id="66"/>
@@ -8989,23 +8937,19 @@
       <w:bookmarkEnd w:id="94"/>
       <w:bookmarkEnd w:id="95"/>
       <w:bookmarkEnd w:id="96"/>
+      <w:r>
+        <w:lastRenderedPageBreak/>
+        <w:t>Data analysis plan – Data description</w:t>
+      </w:r>
       <w:bookmarkEnd w:id="97"/>
       <w:bookmarkEnd w:id="98"/>
-      <w:bookmarkEnd w:id="99"/>
-      <w:bookmarkEnd w:id="100"/>
-      <w:r>
-        <w:lastRenderedPageBreak/>
-        <w:t>Data analysis plan – Data description</w:t>
-      </w:r>
-      <w:bookmarkEnd w:id="101"/>
-      <w:bookmarkEnd w:id="102"/>
       <w:r>
         <w:fldChar w:fldCharType="begin"/>
       </w:r>
       <w:r>
         <w:instrText xml:space="preserve"> TC "</w:instrText>
       </w:r>
-      <w:bookmarkStart w:id="103" w:name="_Toc183094431"/>
+      <w:bookmarkStart w:id="99" w:name="_Toc183094431"/>
       <w:r>
         <w:instrText>2.</w:instrText>
       </w:r>
@@ -9013,7 +8957,7 @@
         <w:tab/>
         <w:instrText>Data analysis plan – Data description</w:instrText>
       </w:r>
-      <w:bookmarkEnd w:id="103"/>
+      <w:bookmarkEnd w:id="99"/>
       <w:r>
         <w:instrText xml:space="preserve">" \f C \l "1" </w:instrText>
       </w:r>
@@ -9025,20 +8969,20 @@
       <w:pPr>
         <w:pStyle w:val="Heading2"/>
       </w:pPr>
-      <w:bookmarkStart w:id="104" w:name="_Toc183099257"/>
-      <w:bookmarkStart w:id="105" w:name="_Toc185323543"/>
+      <w:bookmarkStart w:id="100" w:name="_Toc183099257"/>
+      <w:bookmarkStart w:id="101" w:name="_Toc185323543"/>
       <w:r>
         <w:t>Recruitment and representativeness of recruited patients</w:t>
       </w:r>
-      <w:bookmarkEnd w:id="104"/>
-      <w:bookmarkEnd w:id="105"/>
+      <w:bookmarkEnd w:id="100"/>
+      <w:bookmarkEnd w:id="101"/>
       <w:r>
         <w:fldChar w:fldCharType="begin"/>
       </w:r>
       <w:r>
         <w:instrText xml:space="preserve"> TC "</w:instrText>
       </w:r>
-      <w:bookmarkStart w:id="106" w:name="_Toc183094432"/>
+      <w:bookmarkStart w:id="102" w:name="_Toc183094432"/>
       <w:r>
         <w:instrText>2.1</w:instrText>
       </w:r>
@@ -9046,7 +8990,7 @@
         <w:tab/>
         <w:instrText>Recruitment and representativeness of recruited patients</w:instrText>
       </w:r>
-      <w:bookmarkEnd w:id="106"/>
+      <w:bookmarkEnd w:id="102"/>
       <w:r>
         <w:instrText xml:space="preserve">" \f C \l "1" </w:instrText>
       </w:r>
@@ -9193,11 +9137,11 @@
       <w:r>
         <w:instrText xml:space="preserve"> TC "</w:instrText>
       </w:r>
-      <w:bookmarkStart w:id="107" w:name="_Toc183094433"/>
+      <w:bookmarkStart w:id="103" w:name="_Toc183094433"/>
       <w:r>
         <w:instrText>Figure 2.  Template CONSORT diagram for ACRONYM trial</w:instrText>
       </w:r>
-      <w:bookmarkEnd w:id="107"/>
+      <w:bookmarkEnd w:id="103"/>
       <w:r>
         <w:instrText xml:space="preserve">" \f C \l "1" </w:instrText>
       </w:r>
@@ -9216,67 +9160,67 @@
       <w:r>
         <w:br w:type="page"/>
       </w:r>
-      <w:bookmarkStart w:id="108" w:name="_Toc183099258"/>
-      <w:bookmarkStart w:id="109" w:name="_Toc185323544"/>
+      <w:bookmarkStart w:id="104" w:name="_Toc183099258"/>
+      <w:bookmarkStart w:id="105" w:name="_Toc185323544"/>
       <w:r>
         <w:lastRenderedPageBreak/>
         <w:t>Baseline comparability of randomised groups</w:t>
       </w:r>
+      <w:bookmarkEnd w:id="104"/>
+      <w:bookmarkEnd w:id="105"/>
+      <w:r>
+        <w:fldChar w:fldCharType="begin"/>
+      </w:r>
+      <w:r>
+        <w:instrText xml:space="preserve"> TC "</w:instrText>
+      </w:r>
+      <w:bookmarkStart w:id="106" w:name="_Toc183094434"/>
+      <w:r>
+        <w:instrText>2.2</w:instrText>
+      </w:r>
+      <w:r>
+        <w:tab/>
+        <w:instrText>Baseline comparability of randomised groups</w:instrText>
+      </w:r>
+      <w:bookmarkEnd w:id="106"/>
+      <w:r>
+        <w:instrText xml:space="preserve">" \f C \l "1" </w:instrText>
+      </w:r>
+      <w:r>
+        <w:fldChar w:fldCharType="end"/>
+      </w:r>
+    </w:p>
+    <w:p>
+      <w:r>
+        <w:t>Baseline descriptions of participants by treatment and overall: means and standard deviation or numbers and proportions as appropriate</w:t>
+      </w:r>
+      <w:r>
+        <w:t xml:space="preserve">. </w:t>
+      </w:r>
+      <w:r>
+        <w:t>No significance testing</w:t>
+      </w:r>
+      <w:r>
+        <w:t xml:space="preserve"> will be carried out</w:t>
+      </w:r>
+      <w:r>
+        <w:t>.</w:t>
+      </w:r>
+    </w:p>
+    <w:p/>
+    <w:p>
+      <w:pPr>
+        <w:pStyle w:val="Heading2"/>
+      </w:pPr>
+      <w:bookmarkStart w:id="107" w:name="_Toc185323545"/>
+      <w:bookmarkStart w:id="108" w:name="_Toc183099259"/>
+      <w:bookmarkStart w:id="109" w:name="_Toc185323546"/>
+      <w:bookmarkEnd w:id="107"/>
+      <w:r>
+        <w:t>Adherence to allocated treatment and treatment fidelity</w:t>
+      </w:r>
       <w:bookmarkEnd w:id="108"/>
       <w:bookmarkEnd w:id="109"/>
-      <w:r>
-        <w:fldChar w:fldCharType="begin"/>
-      </w:r>
-      <w:r>
-        <w:instrText xml:space="preserve"> TC "</w:instrText>
-      </w:r>
-      <w:bookmarkStart w:id="110" w:name="_Toc183094434"/>
-      <w:r>
-        <w:instrText>2.2</w:instrText>
-      </w:r>
-      <w:r>
-        <w:tab/>
-        <w:instrText>Baseline comparability of randomised groups</w:instrText>
-      </w:r>
-      <w:bookmarkEnd w:id="110"/>
-      <w:r>
-        <w:instrText xml:space="preserve">" \f C \l "1" </w:instrText>
-      </w:r>
-      <w:r>
-        <w:fldChar w:fldCharType="end"/>
-      </w:r>
-    </w:p>
-    <w:p>
-      <w:r>
-        <w:t>Baseline descriptions of participants by treatment and overall: means and standard deviation or numbers and proportions as appropriate</w:t>
-      </w:r>
-      <w:r>
-        <w:t xml:space="preserve">. </w:t>
-      </w:r>
-      <w:r>
-        <w:t>No significance testing</w:t>
-      </w:r>
-      <w:r>
-        <w:t xml:space="preserve"> will be carried out</w:t>
-      </w:r>
-      <w:r>
-        <w:t>.</w:t>
-      </w:r>
-    </w:p>
-    <w:p/>
-    <w:p>
-      <w:pPr>
-        <w:pStyle w:val="Heading2"/>
-      </w:pPr>
-      <w:bookmarkStart w:id="111" w:name="_Toc185323545"/>
-      <w:bookmarkStart w:id="112" w:name="_Toc183099259"/>
-      <w:bookmarkStart w:id="113" w:name="_Toc185323546"/>
-      <w:bookmarkEnd w:id="111"/>
-      <w:r>
-        <w:t>Adherence to allocated treatment and treatment fidelity</w:t>
-      </w:r>
-      <w:bookmarkEnd w:id="112"/>
-      <w:bookmarkEnd w:id="113"/>
     </w:p>
     <w:p>
       <w:pPr>
@@ -9310,7 +9254,7 @@
           <w:szCs w:val="22"/>
         </w:rPr>
       </w:pPr>
-      <w:commentRangeStart w:id="114"/>
+      <w:commentRangeStart w:id="110"/>
       <w:r>
         <w:rPr>
           <w:sz w:val="22"/>
@@ -9318,12 +9262,12 @@
         </w:rPr>
         <w:t>treatment_compliance_definitition</w:t>
       </w:r>
-      <w:commentRangeEnd w:id="114"/>
+      <w:commentRangeEnd w:id="110"/>
       <w:r>
         <w:rPr>
           <w:rStyle w:val="CommentReference"/>
         </w:rPr>
-        <w:commentReference w:id="114"/>
+        <w:commentReference w:id="110"/>
       </w:r>
       <w:r>
         <w:rPr>
@@ -9354,7 +9298,7 @@
       <w:r>
         <w:instrText xml:space="preserve"> TC "</w:instrText>
       </w:r>
-      <w:bookmarkStart w:id="115" w:name="_Toc183094435"/>
+      <w:bookmarkStart w:id="111" w:name="_Toc183094435"/>
       <w:r>
         <w:instrText>2.3</w:instrText>
       </w:r>
@@ -9362,7 +9306,7 @@
         <w:tab/>
         <w:instrText>Adherence to allocated treatment and treatment fidelity</w:instrText>
       </w:r>
-      <w:bookmarkEnd w:id="115"/>
+      <w:bookmarkEnd w:id="111"/>
       <w:r>
         <w:instrText xml:space="preserve">" \f C \l "1" </w:instrText>
       </w:r>
@@ -9390,18 +9334,18 @@
       <w:pPr>
         <w:pStyle w:val="Heading2"/>
       </w:pPr>
-      <w:bookmarkStart w:id="116" w:name="_Toc183099260"/>
-      <w:bookmarkStart w:id="117" w:name="_Toc185323547"/>
+      <w:bookmarkStart w:id="112" w:name="_Toc183099260"/>
+      <w:bookmarkStart w:id="113" w:name="_Toc185323547"/>
       <w:r>
         <w:t xml:space="preserve">Loss to follow-up and other missing </w:t>
       </w:r>
-      <w:commentRangeStart w:id="118"/>
+      <w:commentRangeStart w:id="114"/>
       <w:r>
         <w:t>data</w:t>
       </w:r>
-      <w:bookmarkEnd w:id="116"/>
-      <w:bookmarkEnd w:id="117"/>
-      <w:commentRangeEnd w:id="118"/>
+      <w:bookmarkEnd w:id="112"/>
+      <w:bookmarkEnd w:id="113"/>
+      <w:commentRangeEnd w:id="114"/>
       <w:r>
         <w:rPr>
           <w:rStyle w:val="CommentReference"/>
@@ -9410,7 +9354,7 @@
           <w:u w:val="none"/>
           <w:lang w:val="en-US"/>
         </w:rPr>
-        <w:commentReference w:id="118"/>
+        <w:commentReference w:id="114"/>
       </w:r>
       <w:r>
         <w:fldChar w:fldCharType="begin"/>
@@ -9418,7 +9362,7 @@
       <w:r>
         <w:instrText xml:space="preserve"> TC "</w:instrText>
       </w:r>
-      <w:bookmarkStart w:id="119" w:name="_Toc183094436"/>
+      <w:bookmarkStart w:id="115" w:name="_Toc183094436"/>
       <w:r>
         <w:instrText>2.4</w:instrText>
       </w:r>
@@ -9426,7 +9370,7 @@
         <w:tab/>
         <w:instrText>Loss to follow-up and other missing data</w:instrText>
       </w:r>
-      <w:bookmarkEnd w:id="119"/>
+      <w:bookmarkEnd w:id="115"/>
       <w:r>
         <w:instrText xml:space="preserve">" \f C \l "1" </w:instrText>
       </w:r>
@@ -9462,11 +9406,11 @@
       <w:pPr>
         <w:pStyle w:val="Heading2"/>
       </w:pPr>
-      <w:bookmarkStart w:id="120" w:name="_Toc185323548"/>
+      <w:bookmarkStart w:id="116" w:name="_Toc185323548"/>
       <w:r>
         <w:t>Harms</w:t>
       </w:r>
-      <w:bookmarkEnd w:id="120"/>
+      <w:bookmarkEnd w:id="116"/>
     </w:p>
     <w:p>
       <w:pPr>
@@ -9611,7 +9555,7 @@
         </w:rPr>
         <w:t>{{adverse_</w:t>
       </w:r>
-      <w:commentRangeStart w:id="121"/>
+      <w:commentRangeStart w:id="117"/>
       <w:r>
         <w:rPr>
           <w:highlight w:val="red"/>
@@ -9619,13 +9563,13 @@
         </w:rPr>
         <w:t>events</w:t>
       </w:r>
-      <w:commentRangeEnd w:id="121"/>
+      <w:commentRangeEnd w:id="117"/>
       <w:r>
         <w:rPr>
           <w:rStyle w:val="CommentReference"/>
           <w:rtl/>
         </w:rPr>
-        <w:commentReference w:id="121"/>
+        <w:commentReference w:id="117"/>
       </w:r>
       <w:r>
         <w:rPr>
@@ -9655,22 +9599,22 @@
       <w:pPr>
         <w:pStyle w:val="Heading2"/>
       </w:pPr>
-      <w:bookmarkStart w:id="122" w:name="_Toc185323549"/>
-      <w:bookmarkStart w:id="123" w:name="_Toc185323550"/>
-      <w:bookmarkStart w:id="124" w:name="_Toc185323551"/>
-      <w:bookmarkStart w:id="125" w:name="_Toc183099262"/>
-      <w:bookmarkStart w:id="126" w:name="_Toc185323552"/>
-      <w:bookmarkEnd w:id="122"/>
-      <w:bookmarkEnd w:id="123"/>
-      <w:bookmarkEnd w:id="124"/>
+      <w:bookmarkStart w:id="118" w:name="_Toc185323549"/>
+      <w:bookmarkStart w:id="119" w:name="_Toc185323550"/>
+      <w:bookmarkStart w:id="120" w:name="_Toc185323551"/>
+      <w:bookmarkStart w:id="121" w:name="_Toc183099262"/>
+      <w:bookmarkStart w:id="122" w:name="_Toc185323552"/>
+      <w:bookmarkEnd w:id="118"/>
+      <w:bookmarkEnd w:id="119"/>
+      <w:bookmarkEnd w:id="120"/>
       <w:r>
         <w:t>Assessment of outcome measures (</w:t>
       </w:r>
-      <w:commentRangeStart w:id="127"/>
+      <w:commentRangeStart w:id="123"/>
       <w:r>
         <w:t>unblinding</w:t>
       </w:r>
-      <w:commentRangeEnd w:id="127"/>
+      <w:commentRangeEnd w:id="123"/>
       <w:r>
         <w:rPr>
           <w:rStyle w:val="CommentReference"/>
@@ -9679,10 +9623,50 @@
           <w:u w:val="none"/>
           <w:lang w:val="en-US"/>
         </w:rPr>
-        <w:commentReference w:id="127"/>
+        <w:commentReference w:id="123"/>
       </w:r>
       <w:r>
         <w:t>)</w:t>
+      </w:r>
+      <w:bookmarkEnd w:id="121"/>
+      <w:bookmarkEnd w:id="122"/>
+      <w:r>
+        <w:fldChar w:fldCharType="begin"/>
+      </w:r>
+      <w:r>
+        <w:instrText xml:space="preserve"> TC "</w:instrText>
+      </w:r>
+      <w:bookmarkStart w:id="124" w:name="_Toc183094438"/>
+      <w:r>
+        <w:instrText>2.6</w:instrText>
+      </w:r>
+      <w:r>
+        <w:tab/>
+        <w:instrText>Assessment of outcome measures (unblinding)</w:instrText>
+      </w:r>
+      <w:bookmarkEnd w:id="124"/>
+      <w:r>
+        <w:instrText xml:space="preserve">" \f C \l "1" </w:instrText>
+      </w:r>
+      <w:r>
+        <w:fldChar w:fldCharType="end"/>
+      </w:r>
+    </w:p>
+    <w:p>
+      <w:r>
+        <w:t xml:space="preserve">Evidence for unblinding of treatment to interviewers will be studied. </w:t>
+      </w:r>
+    </w:p>
+    <w:p/>
+    <w:p>
+      <w:pPr>
+        <w:pStyle w:val="Heading2"/>
+      </w:pPr>
+      <w:bookmarkStart w:id="125" w:name="_Toc183099263"/>
+      <w:bookmarkStart w:id="126" w:name="_Toc185323553"/>
+      <w:r>
+        <w:lastRenderedPageBreak/>
+        <w:t>Descriptive statistics for outcome measures</w:t>
       </w:r>
       <w:bookmarkEnd w:id="125"/>
       <w:bookmarkEnd w:id="126"/>
@@ -9692,306 +9676,266 @@
       <w:r>
         <w:instrText xml:space="preserve"> TC "</w:instrText>
       </w:r>
-      <w:bookmarkStart w:id="128" w:name="_Toc183094438"/>
-      <w:r>
-        <w:instrText>2.6</w:instrText>
+      <w:bookmarkStart w:id="127" w:name="_Toc183094439"/>
+      <w:r>
+        <w:instrText>2.7</w:instrText>
       </w:r>
       <w:r>
         <w:tab/>
-        <w:instrText>Assessment of outcome measures (unblinding)</w:instrText>
-      </w:r>
+        <w:instrText>Descriptive statistics for outcome measures</w:instrText>
+      </w:r>
+      <w:bookmarkEnd w:id="127"/>
+      <w:r>
+        <w:instrText xml:space="preserve">" \f C \l "1" </w:instrText>
+      </w:r>
+      <w:r>
+        <w:fldChar w:fldCharType="end"/>
+      </w:r>
+    </w:p>
+    <w:p>
+      <w:pPr>
+        <w:rPr>
+          <w:i/>
+          <w:iCs/>
+        </w:rPr>
+      </w:pPr>
+      <w:r>
+        <w:rPr>
+          <w:i/>
+          <w:iCs/>
+          <w:highlight w:val="yellow"/>
+        </w:rPr>
+        <w:t>Outline descriptive statistics that will be presented for the outcome measures</w:t>
+      </w:r>
+    </w:p>
+    <w:p/>
+    <w:p>
+      <w:r>
+        <w:t>{{descriptive_statistics}}</w:t>
+      </w:r>
+    </w:p>
+    <w:p>
+      <w:pPr>
+        <w:pStyle w:val="Heading2"/>
+      </w:pPr>
+      <w:bookmarkStart w:id="128" w:name="_Toc185323554"/>
+      <w:bookmarkStart w:id="129" w:name="_Toc183099264"/>
+      <w:bookmarkStart w:id="130" w:name="_Toc185323555"/>
       <w:bookmarkEnd w:id="128"/>
       <w:r>
-        <w:instrText xml:space="preserve">" \f C \l "1" </w:instrText>
-      </w:r>
-      <w:r>
-        <w:fldChar w:fldCharType="end"/>
-      </w:r>
-    </w:p>
-    <w:p>
-      <w:r>
-        <w:t xml:space="preserve">Evidence for unblinding of treatment to interviewers will be studied. </w:t>
-      </w:r>
-    </w:p>
-    <w:p/>
-    <w:p>
-      <w:pPr>
-        <w:pStyle w:val="Heading2"/>
-      </w:pPr>
-      <w:bookmarkStart w:id="129" w:name="_Toc183099263"/>
-      <w:bookmarkStart w:id="130" w:name="_Toc185323553"/>
-      <w:r>
-        <w:lastRenderedPageBreak/>
-        <w:t>Descriptive statistics for outcome measures</w:t>
+        <w:t>Descripti</w:t>
+      </w:r>
+      <w:r>
+        <w:t>ves</w:t>
       </w:r>
       <w:bookmarkEnd w:id="129"/>
       <w:bookmarkEnd w:id="130"/>
       <w:r>
-        <w:fldChar w:fldCharType="begin"/>
-      </w:r>
-      <w:r>
-        <w:instrText xml:space="preserve"> TC "</w:instrText>
-      </w:r>
-      <w:bookmarkStart w:id="131" w:name="_Toc183094439"/>
-      <w:r>
-        <w:instrText>2.7</w:instrText>
-      </w:r>
-      <w:r>
-        <w:tab/>
-        <w:instrText>Descriptive statistics for outcome measures</w:instrText>
+        <w:t xml:space="preserve"> of </w:t>
+      </w:r>
+      <w:r>
+        <w:t>intervention</w:t>
+      </w:r>
+      <w:r>
+        <w:t>(s)</w:t>
+      </w:r>
+      <w:r>
+        <w:t xml:space="preserve"> </w:t>
+      </w:r>
+      <w:r>
+        <w:t xml:space="preserve">and </w:t>
+      </w:r>
+      <w:r>
+        <w:t xml:space="preserve">people </w:t>
+      </w:r>
+      <w:r>
+        <w:t>that administered</w:t>
+      </w:r>
+      <w:r>
+        <w:t xml:space="preserve"> the intervention</w:t>
+      </w:r>
+      <w:r>
+        <w:t>(s)</w:t>
+      </w:r>
+      <w:r>
+        <w:t xml:space="preserve"> </w:t>
+      </w:r>
+    </w:p>
+    <w:p>
+      <w:pPr>
+        <w:rPr>
+          <w:i/>
+          <w:iCs/>
+        </w:rPr>
+      </w:pPr>
+      <w:r>
+        <w:rPr>
+          <w:i/>
+          <w:iCs/>
+          <w:highlight w:val="yellow"/>
+        </w:rPr>
+        <w:t>If applicable, o</w:t>
+      </w:r>
+      <w:r>
+        <w:rPr>
+          <w:i/>
+          <w:iCs/>
+          <w:highlight w:val="yellow"/>
+        </w:rPr>
+        <w:t>utline descriptive statistics</w:t>
+      </w:r>
+      <w:r>
+        <w:rPr>
+          <w:i/>
+          <w:iCs/>
+          <w:highlight w:val="yellow"/>
+        </w:rPr>
+        <w:t xml:space="preserve"> </w:t>
+      </w:r>
+      <w:r>
+        <w:rPr>
+          <w:i/>
+          <w:iCs/>
+          <w:highlight w:val="yellow"/>
+        </w:rPr>
+        <w:t>that will be presented</w:t>
+      </w:r>
+      <w:r>
+        <w:rPr>
+          <w:i/>
+          <w:iCs/>
+          <w:highlight w:val="yellow"/>
+        </w:rPr>
+        <w:t xml:space="preserve"> about the </w:t>
+      </w:r>
+      <w:r>
+        <w:rPr>
+          <w:i/>
+          <w:iCs/>
+          <w:highlight w:val="yellow"/>
+        </w:rPr>
+        <w:t xml:space="preserve">delivery of the </w:t>
+      </w:r>
+      <w:r>
+        <w:rPr>
+          <w:i/>
+          <w:iCs/>
+          <w:highlight w:val="yellow"/>
+        </w:rPr>
+        <w:t>intervention</w:t>
+      </w:r>
+      <w:r>
+        <w:rPr>
+          <w:i/>
+          <w:iCs/>
+          <w:highlight w:val="yellow"/>
+        </w:rPr>
+        <w:t xml:space="preserve"> (or control arms)</w:t>
+      </w:r>
+      <w:r>
+        <w:rPr>
+          <w:i/>
+          <w:iCs/>
+          <w:highlight w:val="yellow"/>
+        </w:rPr>
+        <w:t xml:space="preserve"> and the people that administered the intervention (</w:t>
+      </w:r>
+      <w:r>
+        <w:rPr>
+          <w:i/>
+          <w:iCs/>
+          <w:highlight w:val="yellow"/>
+        </w:rPr>
+        <w:t>e.g.,</w:t>
+      </w:r>
+      <w:r>
+        <w:rPr>
+          <w:i/>
+          <w:iCs/>
+          <w:highlight w:val="yellow"/>
+        </w:rPr>
+        <w:t xml:space="preserve"> therapists)</w:t>
+      </w:r>
+    </w:p>
+    <w:p/>
+    <w:p>
+      <w:r>
+        <w:t>{{descriptive_of_intervention}}</w:t>
+      </w:r>
+    </w:p>
+    <w:p/>
+    <w:p>
+      <w:pPr>
+        <w:pStyle w:val="Heading2"/>
+      </w:pPr>
+      <w:r>
+        <w:t>C</w:t>
+      </w:r>
+      <w:r>
+        <w:t xml:space="preserve">oncomitant </w:t>
+      </w:r>
+      <w:r>
+        <w:t>M</w:t>
+      </w:r>
+      <w:r>
+        <w:t>edications</w:t>
+      </w:r>
+    </w:p>
+    <w:p>
+      <w:pPr>
+        <w:rPr>
+          <w:i/>
+          <w:iCs/>
+        </w:rPr>
+      </w:pPr>
+      <w:r>
+        <w:rPr>
+          <w:i/>
+          <w:iCs/>
+          <w:highlight w:val="yellow"/>
+        </w:rPr>
+        <w:t>If applicable, outline descriptive statistics</w:t>
+      </w:r>
+      <w:r>
+        <w:rPr>
+          <w:i/>
+          <w:iCs/>
+          <w:highlight w:val="yellow"/>
+        </w:rPr>
+        <w:t xml:space="preserve"> that will be presented on concomitant medications participants are taking</w:t>
+      </w:r>
+    </w:p>
+    <w:p>
+      <w:pPr>
+        <w:rPr>
+          <w:i/>
+          <w:iCs/>
+        </w:rPr>
+      </w:pPr>
+    </w:p>
+    <w:p>
+      <w:r>
+        <w:t>{{descriptive_concomitant_medications}}</w:t>
+      </w:r>
+    </w:p>
+    <w:p>
+      <w:pPr>
+        <w:rPr>
+          <w:lang w:val="en-GB"/>
+        </w:rPr>
+      </w:pPr>
+    </w:p>
+    <w:p>
+      <w:pPr>
+        <w:pStyle w:val="Heading2"/>
+      </w:pPr>
+      <w:bookmarkStart w:id="131" w:name="_Toc183099265"/>
+      <w:bookmarkStart w:id="132" w:name="_Toc185323556"/>
+      <w:r>
+        <w:t>Protocol deviations/violations</w:t>
       </w:r>
       <w:bookmarkEnd w:id="131"/>
-      <w:r>
-        <w:instrText xml:space="preserve">" \f C \l "1" </w:instrText>
-      </w:r>
-      <w:r>
-        <w:fldChar w:fldCharType="end"/>
-      </w:r>
-    </w:p>
-    <w:p>
-      <w:pPr>
-        <w:rPr>
-          <w:i/>
-          <w:iCs/>
-        </w:rPr>
-      </w:pPr>
-      <w:r>
-        <w:rPr>
-          <w:i/>
-          <w:iCs/>
-          <w:highlight w:val="yellow"/>
-        </w:rPr>
-        <w:t>Outline descriptive statistics that will be presented for the outcome measures</w:t>
-      </w:r>
-    </w:p>
-    <w:p/>
-    <w:p>
-      <w:r>
-        <w:t>{{descriptive_statistics}}</w:t>
-      </w:r>
-    </w:p>
-    <w:p>
-      <w:pPr>
-        <w:pStyle w:val="Heading2"/>
-      </w:pPr>
-      <w:bookmarkStart w:id="132" w:name="_Toc185323554"/>
-      <w:bookmarkStart w:id="133" w:name="_Toc183099264"/>
-      <w:bookmarkStart w:id="134" w:name="_Toc185323555"/>
       <w:bookmarkEnd w:id="132"/>
-      <w:r>
-        <w:t>Descripti</w:t>
-      </w:r>
-      <w:r>
-        <w:t>ves</w:t>
-      </w:r>
-      <w:bookmarkEnd w:id="133"/>
-      <w:bookmarkEnd w:id="134"/>
-      <w:r>
-        <w:t xml:space="preserve"> of </w:t>
-      </w:r>
-      <w:r>
-        <w:t>intervention</w:t>
-      </w:r>
-      <w:r>
-        <w:t>(s)</w:t>
-      </w:r>
-      <w:r>
-        <w:t xml:space="preserve"> </w:t>
-      </w:r>
-      <w:r>
-        <w:t xml:space="preserve">and </w:t>
-      </w:r>
-      <w:r>
-        <w:t xml:space="preserve">people </w:t>
-      </w:r>
-      <w:r>
-        <w:t>that administered</w:t>
-      </w:r>
-      <w:r>
-        <w:t xml:space="preserve"> the intervention</w:t>
-      </w:r>
-      <w:r>
-        <w:t>(s)</w:t>
-      </w:r>
-      <w:r>
-        <w:t xml:space="preserve"> </w:t>
-      </w:r>
-    </w:p>
-    <w:p>
-      <w:pPr>
-        <w:rPr>
-          <w:i/>
-          <w:iCs/>
-        </w:rPr>
-      </w:pPr>
-      <w:r>
-        <w:rPr>
-          <w:i/>
-          <w:iCs/>
-          <w:highlight w:val="yellow"/>
-        </w:rPr>
-        <w:t>If applicable, o</w:t>
-      </w:r>
-      <w:r>
-        <w:rPr>
-          <w:i/>
-          <w:iCs/>
-          <w:highlight w:val="yellow"/>
-        </w:rPr>
-        <w:t>utline descriptive statistics</w:t>
-      </w:r>
-      <w:r>
-        <w:rPr>
-          <w:i/>
-          <w:iCs/>
-          <w:highlight w:val="yellow"/>
-        </w:rPr>
-        <w:t xml:space="preserve"> </w:t>
-      </w:r>
-      <w:r>
-        <w:rPr>
-          <w:i/>
-          <w:iCs/>
-          <w:highlight w:val="yellow"/>
-        </w:rPr>
-        <w:t>that will be presented</w:t>
-      </w:r>
-      <w:r>
-        <w:rPr>
-          <w:i/>
-          <w:iCs/>
-          <w:highlight w:val="yellow"/>
-        </w:rPr>
-        <w:t xml:space="preserve"> about the </w:t>
-      </w:r>
-      <w:r>
-        <w:rPr>
-          <w:i/>
-          <w:iCs/>
-          <w:highlight w:val="yellow"/>
-        </w:rPr>
-        <w:t xml:space="preserve">delivery of the </w:t>
-      </w:r>
-      <w:r>
-        <w:rPr>
-          <w:i/>
-          <w:iCs/>
-          <w:highlight w:val="yellow"/>
-        </w:rPr>
-        <w:t>intervention</w:t>
-      </w:r>
-      <w:r>
-        <w:rPr>
-          <w:i/>
-          <w:iCs/>
-          <w:highlight w:val="yellow"/>
-        </w:rPr>
-        <w:t xml:space="preserve"> (or control arms)</w:t>
-      </w:r>
-      <w:r>
-        <w:rPr>
-          <w:i/>
-          <w:iCs/>
-          <w:highlight w:val="yellow"/>
-        </w:rPr>
-        <w:t xml:space="preserve"> and the people that administered the intervention (</w:t>
-      </w:r>
-      <w:r>
-        <w:rPr>
-          <w:i/>
-          <w:iCs/>
-          <w:highlight w:val="yellow"/>
-        </w:rPr>
-        <w:t>e.g.,</w:t>
-      </w:r>
-      <w:r>
-        <w:rPr>
-          <w:i/>
-          <w:iCs/>
-          <w:highlight w:val="yellow"/>
-        </w:rPr>
-        <w:t xml:space="preserve"> therapists)</w:t>
-      </w:r>
-    </w:p>
-    <w:p/>
-    <w:p>
-      <w:r>
-        <w:t>{{descriptive_of_intervention}}</w:t>
-      </w:r>
-    </w:p>
-    <w:p/>
-    <w:p>
-      <w:pPr>
-        <w:pStyle w:val="Heading2"/>
-      </w:pPr>
-      <w:r>
-        <w:t>C</w:t>
-      </w:r>
-      <w:r>
-        <w:t xml:space="preserve">oncomitant </w:t>
-      </w:r>
-      <w:r>
-        <w:t>M</w:t>
-      </w:r>
-      <w:r>
-        <w:t>edications</w:t>
-      </w:r>
-    </w:p>
-    <w:p>
-      <w:pPr>
-        <w:rPr>
-          <w:i/>
-          <w:iCs/>
-        </w:rPr>
-      </w:pPr>
-      <w:r>
-        <w:rPr>
-          <w:i/>
-          <w:iCs/>
-          <w:highlight w:val="yellow"/>
-        </w:rPr>
-        <w:t>If applicable, outline descriptive statistics</w:t>
-      </w:r>
-      <w:r>
-        <w:rPr>
-          <w:i/>
-          <w:iCs/>
-          <w:highlight w:val="yellow"/>
-        </w:rPr>
-        <w:t xml:space="preserve"> that will be presented on concomitant medications participants are taking</w:t>
-      </w:r>
-    </w:p>
-    <w:p>
-      <w:pPr>
-        <w:rPr>
-          <w:i/>
-          <w:iCs/>
-        </w:rPr>
-      </w:pPr>
-    </w:p>
-    <w:p>
-      <w:r>
-        <w:t>{{descriptive_concomitant_medications}}</w:t>
-      </w:r>
-    </w:p>
-    <w:p>
-      <w:pPr>
-        <w:rPr>
-          <w:lang w:val="en-GB"/>
-        </w:rPr>
-      </w:pPr>
-    </w:p>
-    <w:p>
-      <w:pPr>
-        <w:pStyle w:val="Heading2"/>
-      </w:pPr>
-      <w:bookmarkStart w:id="135" w:name="_Toc183099265"/>
-      <w:bookmarkStart w:id="136" w:name="_Toc185323556"/>
-      <w:r>
-        <w:t>Protocol deviations/violations</w:t>
-      </w:r>
-      <w:bookmarkEnd w:id="135"/>
-      <w:bookmarkEnd w:id="136"/>
     </w:p>
     <w:p>
       <w:pPr>
@@ -10165,43 +10109,47 @@
       <w:pPr>
         <w:pStyle w:val="Heading1"/>
       </w:pPr>
-      <w:bookmarkStart w:id="137" w:name="_Toc183095029"/>
-      <w:bookmarkStart w:id="138" w:name="_Toc183095135"/>
-      <w:bookmarkStart w:id="139" w:name="_Toc183095480"/>
-      <w:bookmarkStart w:id="140" w:name="_Toc183099266"/>
-      <w:bookmarkStart w:id="141" w:name="_Toc183100557"/>
-      <w:bookmarkStart w:id="142" w:name="_Toc183095030"/>
-      <w:bookmarkStart w:id="143" w:name="_Toc183095136"/>
-      <w:bookmarkStart w:id="144" w:name="_Toc183095481"/>
-      <w:bookmarkStart w:id="145" w:name="_Toc183099267"/>
-      <w:bookmarkStart w:id="146" w:name="_Toc183100558"/>
-      <w:bookmarkStart w:id="147" w:name="_Toc183095031"/>
-      <w:bookmarkStart w:id="148" w:name="_Toc183095137"/>
-      <w:bookmarkStart w:id="149" w:name="_Toc183095482"/>
-      <w:bookmarkStart w:id="150" w:name="_Toc183099268"/>
-      <w:bookmarkStart w:id="151" w:name="_Toc183100559"/>
-      <w:bookmarkStart w:id="152" w:name="_Toc183095032"/>
-      <w:bookmarkStart w:id="153" w:name="_Toc183095138"/>
-      <w:bookmarkStart w:id="154" w:name="_Toc183095483"/>
-      <w:bookmarkStart w:id="155" w:name="_Toc183099269"/>
-      <w:bookmarkStart w:id="156" w:name="_Toc183100560"/>
-      <w:bookmarkStart w:id="157" w:name="_Toc183095033"/>
-      <w:bookmarkStart w:id="158" w:name="_Toc183095139"/>
-      <w:bookmarkStart w:id="159" w:name="_Toc183095484"/>
-      <w:bookmarkStart w:id="160" w:name="_Toc183099270"/>
-      <w:bookmarkStart w:id="161" w:name="_Toc183100561"/>
-      <w:bookmarkStart w:id="162" w:name="_Toc183095034"/>
-      <w:bookmarkStart w:id="163" w:name="_Toc183095140"/>
-      <w:bookmarkStart w:id="164" w:name="_Toc183095485"/>
-      <w:bookmarkStart w:id="165" w:name="_Toc183099271"/>
-      <w:bookmarkStart w:id="166" w:name="_Toc183100562"/>
-      <w:bookmarkStart w:id="167" w:name="_Toc183095035"/>
-      <w:bookmarkStart w:id="168" w:name="_Toc183095141"/>
-      <w:bookmarkStart w:id="169" w:name="_Toc183095486"/>
-      <w:bookmarkStart w:id="170" w:name="_Toc183099272"/>
-      <w:bookmarkStart w:id="171" w:name="_Toc183100563"/>
-      <w:bookmarkStart w:id="172" w:name="_Toc183099273"/>
-      <w:bookmarkStart w:id="173" w:name="_Toc185323557"/>
+      <w:bookmarkStart w:id="133" w:name="_Toc183095029"/>
+      <w:bookmarkStart w:id="134" w:name="_Toc183095135"/>
+      <w:bookmarkStart w:id="135" w:name="_Toc183095480"/>
+      <w:bookmarkStart w:id="136" w:name="_Toc183099266"/>
+      <w:bookmarkStart w:id="137" w:name="_Toc183100557"/>
+      <w:bookmarkStart w:id="138" w:name="_Toc183095030"/>
+      <w:bookmarkStart w:id="139" w:name="_Toc183095136"/>
+      <w:bookmarkStart w:id="140" w:name="_Toc183095481"/>
+      <w:bookmarkStart w:id="141" w:name="_Toc183099267"/>
+      <w:bookmarkStart w:id="142" w:name="_Toc183100558"/>
+      <w:bookmarkStart w:id="143" w:name="_Toc183095031"/>
+      <w:bookmarkStart w:id="144" w:name="_Toc183095137"/>
+      <w:bookmarkStart w:id="145" w:name="_Toc183095482"/>
+      <w:bookmarkStart w:id="146" w:name="_Toc183099268"/>
+      <w:bookmarkStart w:id="147" w:name="_Toc183100559"/>
+      <w:bookmarkStart w:id="148" w:name="_Toc183095032"/>
+      <w:bookmarkStart w:id="149" w:name="_Toc183095138"/>
+      <w:bookmarkStart w:id="150" w:name="_Toc183095483"/>
+      <w:bookmarkStart w:id="151" w:name="_Toc183099269"/>
+      <w:bookmarkStart w:id="152" w:name="_Toc183100560"/>
+      <w:bookmarkStart w:id="153" w:name="_Toc183095033"/>
+      <w:bookmarkStart w:id="154" w:name="_Toc183095139"/>
+      <w:bookmarkStart w:id="155" w:name="_Toc183095484"/>
+      <w:bookmarkStart w:id="156" w:name="_Toc183099270"/>
+      <w:bookmarkStart w:id="157" w:name="_Toc183100561"/>
+      <w:bookmarkStart w:id="158" w:name="_Toc183095034"/>
+      <w:bookmarkStart w:id="159" w:name="_Toc183095140"/>
+      <w:bookmarkStart w:id="160" w:name="_Toc183095485"/>
+      <w:bookmarkStart w:id="161" w:name="_Toc183099271"/>
+      <w:bookmarkStart w:id="162" w:name="_Toc183100562"/>
+      <w:bookmarkStart w:id="163" w:name="_Toc183095035"/>
+      <w:bookmarkStart w:id="164" w:name="_Toc183095141"/>
+      <w:bookmarkStart w:id="165" w:name="_Toc183095486"/>
+      <w:bookmarkStart w:id="166" w:name="_Toc183099272"/>
+      <w:bookmarkStart w:id="167" w:name="_Toc183100563"/>
+      <w:bookmarkStart w:id="168" w:name="_Toc183099273"/>
+      <w:bookmarkStart w:id="169" w:name="_Toc185323557"/>
+      <w:bookmarkEnd w:id="133"/>
+      <w:bookmarkEnd w:id="134"/>
+      <w:bookmarkEnd w:id="135"/>
+      <w:bookmarkEnd w:id="136"/>
       <w:bookmarkEnd w:id="137"/>
       <w:bookmarkEnd w:id="138"/>
       <w:bookmarkEnd w:id="139"/>
@@ -10233,23 +10181,19 @@
       <w:bookmarkEnd w:id="165"/>
       <w:bookmarkEnd w:id="166"/>
       <w:bookmarkEnd w:id="167"/>
+      <w:r>
+        <w:lastRenderedPageBreak/>
+        <w:t>Data analysis plan – Inferential analysis</w:t>
+      </w:r>
       <w:bookmarkEnd w:id="168"/>
       <w:bookmarkEnd w:id="169"/>
-      <w:bookmarkEnd w:id="170"/>
-      <w:bookmarkEnd w:id="171"/>
-      <w:r>
-        <w:lastRenderedPageBreak/>
-        <w:t>Data analysis plan – Inferential analysis</w:t>
-      </w:r>
-      <w:bookmarkEnd w:id="172"/>
-      <w:bookmarkEnd w:id="173"/>
       <w:r>
         <w:fldChar w:fldCharType="begin"/>
       </w:r>
       <w:r>
         <w:instrText xml:space="preserve"> TC "</w:instrText>
       </w:r>
-      <w:bookmarkStart w:id="174" w:name="_Toc183094441"/>
+      <w:bookmarkStart w:id="170" w:name="_Toc183094441"/>
       <w:r>
         <w:instrText>3.</w:instrText>
       </w:r>
@@ -10257,7 +10201,7 @@
         <w:tab/>
         <w:instrText>Data analysis plan – Inferential analysis</w:instrText>
       </w:r>
-      <w:bookmarkEnd w:id="174"/>
+      <w:bookmarkEnd w:id="170"/>
       <w:r>
         <w:instrText xml:space="preserve">" \f C \l "1" </w:instrText>
       </w:r>
@@ -10269,13 +10213,13 @@
       <w:pPr>
         <w:pStyle w:val="Heading2"/>
       </w:pPr>
-      <w:bookmarkStart w:id="175" w:name="_Toc183099274"/>
-      <w:bookmarkStart w:id="176" w:name="_Toc185323558"/>
+      <w:bookmarkStart w:id="171" w:name="_Toc183099274"/>
+      <w:bookmarkStart w:id="172" w:name="_Toc185323558"/>
       <w:r>
         <w:t>Description of primary estimand</w:t>
       </w:r>
-      <w:bookmarkEnd w:id="175"/>
-      <w:bookmarkEnd w:id="176"/>
+      <w:bookmarkEnd w:id="171"/>
+      <w:bookmarkEnd w:id="172"/>
     </w:p>
     <w:p>
       <w:pPr>
@@ -10755,412 +10699,412 @@
       </w:r>
     </w:p>
     <w:p>
-      <w:bookmarkStart w:id="177" w:name="_Toc183099275"/>
+      <w:bookmarkStart w:id="173" w:name="_Toc183099275"/>
+      <w:bookmarkEnd w:id="173"/>
+    </w:p>
+    <w:p/>
+    <w:p>
+      <w:pPr>
+        <w:pStyle w:val="Heading2"/>
+      </w:pPr>
+      <w:bookmarkStart w:id="174" w:name="_Toc183099276"/>
+      <w:bookmarkStart w:id="175" w:name="_Toc185323559"/>
+      <w:r>
+        <w:t xml:space="preserve">Analysis </w:t>
+      </w:r>
+      <w:r>
+        <w:t xml:space="preserve">model for </w:t>
+      </w:r>
+      <w:r>
+        <w:t>primary outcome</w:t>
+      </w:r>
+      <w:r>
+        <w:t>(s)</w:t>
+      </w:r>
+      <w:bookmarkEnd w:id="174"/>
+      <w:bookmarkEnd w:id="175"/>
+    </w:p>
+    <w:p>
+      <w:pPr>
+        <w:rPr>
+          <w:i/>
+          <w:iCs/>
+          <w:sz w:val="22"/>
+          <w:szCs w:val="22"/>
+        </w:rPr>
+      </w:pPr>
+      <w:r>
+        <w:rPr>
+          <w:i/>
+          <w:iCs/>
+          <w:sz w:val="22"/>
+          <w:szCs w:val="22"/>
+          <w:highlight w:val="yellow"/>
+        </w:rPr>
+        <w:t>Describe analysis model(s) for primary outcome</w:t>
+      </w:r>
+      <w:r>
+        <w:rPr>
+          <w:i/>
+          <w:iCs/>
+          <w:sz w:val="22"/>
+          <w:szCs w:val="22"/>
+          <w:highlight w:val="yellow"/>
+        </w:rPr>
+        <w:t>(</w:t>
+      </w:r>
+      <w:r>
+        <w:rPr>
+          <w:i/>
+          <w:iCs/>
+          <w:sz w:val="22"/>
+          <w:szCs w:val="22"/>
+          <w:highlight w:val="yellow"/>
+        </w:rPr>
+        <w:t>s</w:t>
+      </w:r>
+      <w:r>
+        <w:rPr>
+          <w:i/>
+          <w:iCs/>
+          <w:sz w:val="22"/>
+          <w:szCs w:val="22"/>
+          <w:highlight w:val="yellow"/>
+        </w:rPr>
+        <w:t>)</w:t>
+      </w:r>
+      <w:r>
+        <w:rPr>
+          <w:i/>
+          <w:iCs/>
+          <w:sz w:val="22"/>
+          <w:szCs w:val="22"/>
+          <w:highlight w:val="yellow"/>
+        </w:rPr>
+        <w:t xml:space="preserve"> that will be used to estimate estimands described in Section 3.1</w:t>
+      </w:r>
+    </w:p>
+    <w:p>
+      <w:pPr>
+        <w:rPr>
+          <w:i/>
+          <w:iCs/>
+          <w:sz w:val="22"/>
+          <w:szCs w:val="22"/>
+        </w:rPr>
+      </w:pPr>
+    </w:p>
+    <w:p>
+      <w:pPr>
+        <w:rPr>
+          <w:sz w:val="22"/>
+          <w:szCs w:val="22"/>
+        </w:rPr>
+      </w:pPr>
+      <w:r>
+        <w:rPr>
+          <w:sz w:val="22"/>
+          <w:szCs w:val="22"/>
+        </w:rPr>
+        <w:t>{{primary_analysis_model</w:t>
+      </w:r>
+      <w:r>
+        <w:rPr>
+          <w:sz w:val="22"/>
+          <w:szCs w:val="22"/>
+        </w:rPr>
+        <w:t>}}</w:t>
+      </w:r>
+    </w:p>
+    <w:p>
+      <w:pPr>
+        <w:rPr>
+          <w:lang w:val="en-GB"/>
+        </w:rPr>
+      </w:pPr>
+    </w:p>
+    <w:p>
+      <w:pPr>
+        <w:pStyle w:val="Heading2"/>
+      </w:pPr>
+      <w:bookmarkStart w:id="176" w:name="_Ref105410120"/>
+      <w:bookmarkStart w:id="177" w:name="_Toc105411787"/>
+      <w:bookmarkStart w:id="178" w:name="_Toc148432493"/>
+      <w:bookmarkStart w:id="179" w:name="_Toc183099277"/>
+      <w:bookmarkStart w:id="180" w:name="_Toc185323560"/>
+      <w:r>
+        <w:t>List of anticipated</w:t>
+      </w:r>
+      <w:r>
+        <w:t xml:space="preserve"> intercurrent events</w:t>
+      </w:r>
+      <w:bookmarkEnd w:id="176"/>
       <w:bookmarkEnd w:id="177"/>
+      <w:r>
+        <w:t xml:space="preserve"> and </w:t>
+      </w:r>
+      <w:r>
+        <w:t xml:space="preserve">any </w:t>
+      </w:r>
+      <w:r>
+        <w:t>supplementary analyses</w:t>
+      </w:r>
+      <w:bookmarkEnd w:id="178"/>
+      <w:r>
+        <w:t xml:space="preserve"> using different strategies</w:t>
+      </w:r>
+      <w:bookmarkEnd w:id="179"/>
+      <w:bookmarkEnd w:id="180"/>
+    </w:p>
+    <w:p>
+      <w:pPr>
+        <w:rPr>
+          <w:lang w:val="en-GB"/>
+        </w:rPr>
+      </w:pPr>
+    </w:p>
+    <w:p>
+      <w:pPr>
+        <w:rPr>
+          <w:lang w:val="en-GB"/>
+        </w:rPr>
+      </w:pPr>
+      <w:r>
+        <w:rPr>
+          <w:lang w:val="en-GB"/>
+        </w:rPr>
+        <w:t>{{intercurrent_events_and_analysis}}</w:t>
+      </w:r>
     </w:p>
     <w:p/>
     <w:p>
       <w:pPr>
+        <w:rPr>
+          <w:i/>
+          <w:iCs/>
+          <w:sz w:val="22"/>
+          <w:szCs w:val="22"/>
+        </w:rPr>
+      </w:pPr>
+      <w:r>
+        <w:rPr>
+          <w:i/>
+          <w:iCs/>
+          <w:sz w:val="22"/>
+          <w:szCs w:val="22"/>
+          <w:highlight w:val="yellow"/>
+        </w:rPr>
+        <w:t xml:space="preserve">List all anticipated intercurrent events with </w:t>
+      </w:r>
+      <w:r>
+        <w:rPr>
+          <w:i/>
+          <w:iCs/>
+          <w:sz w:val="22"/>
+          <w:szCs w:val="22"/>
+          <w:highlight w:val="yellow"/>
+        </w:rPr>
+        <w:t>perceived or estimated rates of occurrence.</w:t>
+      </w:r>
+      <w:r>
+        <w:rPr>
+          <w:i/>
+          <w:iCs/>
+          <w:sz w:val="22"/>
+          <w:szCs w:val="22"/>
+          <w:highlight w:val="yellow"/>
+        </w:rPr>
+        <w:t xml:space="preserve"> If </w:t>
+      </w:r>
+      <w:r>
+        <w:rPr>
+          <w:i/>
+          <w:iCs/>
+          <w:sz w:val="22"/>
+          <w:szCs w:val="22"/>
+          <w:highlight w:val="yellow"/>
+        </w:rPr>
+        <w:t>necessary,</w:t>
+      </w:r>
+      <w:r>
+        <w:rPr>
+          <w:i/>
+          <w:iCs/>
+          <w:sz w:val="22"/>
+          <w:szCs w:val="22"/>
+          <w:highlight w:val="yellow"/>
+        </w:rPr>
+        <w:t xml:space="preserve"> include explanations of why they are anticipated intercurrent events and why rates may differ by arm. </w:t>
+      </w:r>
+      <w:r>
+        <w:rPr>
+          <w:i/>
+          <w:iCs/>
+          <w:sz w:val="22"/>
+          <w:szCs w:val="22"/>
+          <w:highlight w:val="yellow"/>
+        </w:rPr>
+        <w:t xml:space="preserve"> Any supplementary analyses looking at different strategies</w:t>
+      </w:r>
+      <w:r>
+        <w:rPr>
+          <w:i/>
+          <w:iCs/>
+          <w:sz w:val="22"/>
+          <w:szCs w:val="22"/>
+          <w:highlight w:val="yellow"/>
+        </w:rPr>
+        <w:t xml:space="preserve"> for handling these ICEs or different </w:t>
+      </w:r>
+      <w:r>
+        <w:rPr>
+          <w:i/>
+          <w:iCs/>
+          <w:sz w:val="22"/>
+          <w:szCs w:val="22"/>
+          <w:highlight w:val="yellow"/>
+        </w:rPr>
+        <w:t xml:space="preserve">estimands </w:t>
+      </w:r>
+      <w:r>
+        <w:rPr>
+          <w:i/>
+          <w:iCs/>
+          <w:sz w:val="22"/>
+          <w:szCs w:val="22"/>
+          <w:highlight w:val="yellow"/>
+        </w:rPr>
+        <w:t>should be outlined here unless stated elsewhere in SAP.</w:t>
+      </w:r>
+    </w:p>
+    <w:p>
+      <w:r>
+        <w:fldChar w:fldCharType="begin"/>
+      </w:r>
+      <w:r>
+        <w:instrText xml:space="preserve"> TC "</w:instrText>
+      </w:r>
+      <w:bookmarkStart w:id="181" w:name="_Toc183094443"/>
+      <w:r>
+        <w:instrText>3.1.1</w:instrText>
+      </w:r>
+      <w:r>
+        <w:tab/>
+        <w:instrText>Analysis of primary outcomes</w:instrText>
+      </w:r>
+      <w:bookmarkEnd w:id="181"/>
+      <w:r>
+        <w:instrText xml:space="preserve">" \f C \l "1" </w:instrText>
+      </w:r>
+      <w:r>
+        <w:fldChar w:fldCharType="end"/>
+      </w:r>
+    </w:p>
+    <w:p>
+      <w:pPr>
         <w:pStyle w:val="Heading2"/>
       </w:pPr>
-      <w:bookmarkStart w:id="178" w:name="_Toc183099276"/>
-      <w:bookmarkStart w:id="179" w:name="_Toc185323559"/>
-      <w:r>
-        <w:t xml:space="preserve">Analysis </w:t>
-      </w:r>
-      <w:r>
-        <w:t xml:space="preserve">model for </w:t>
-      </w:r>
-      <w:r>
-        <w:t>primary outcome</w:t>
-      </w:r>
-      <w:r>
-        <w:t>(s)</w:t>
-      </w:r>
-      <w:bookmarkEnd w:id="178"/>
-      <w:bookmarkEnd w:id="179"/>
-    </w:p>
-    <w:p>
-      <w:pPr>
-        <w:rPr>
-          <w:i/>
-          <w:iCs/>
-          <w:sz w:val="22"/>
-          <w:szCs w:val="22"/>
-        </w:rPr>
-      </w:pPr>
-      <w:r>
-        <w:rPr>
-          <w:i/>
-          <w:iCs/>
-          <w:sz w:val="22"/>
-          <w:szCs w:val="22"/>
-          <w:highlight w:val="yellow"/>
-        </w:rPr>
-        <w:t>Describe analysis model(s) for primary outcome</w:t>
-      </w:r>
-      <w:r>
-        <w:rPr>
-          <w:i/>
-          <w:iCs/>
-          <w:sz w:val="22"/>
-          <w:szCs w:val="22"/>
-          <w:highlight w:val="yellow"/>
-        </w:rPr>
-        <w:t>(</w:t>
-      </w:r>
-      <w:r>
-        <w:rPr>
-          <w:i/>
-          <w:iCs/>
-          <w:sz w:val="22"/>
-          <w:szCs w:val="22"/>
-          <w:highlight w:val="yellow"/>
-        </w:rPr>
-        <w:t>s</w:t>
-      </w:r>
-      <w:r>
-        <w:rPr>
-          <w:i/>
-          <w:iCs/>
-          <w:sz w:val="22"/>
-          <w:szCs w:val="22"/>
-          <w:highlight w:val="yellow"/>
-        </w:rPr>
-        <w:t>)</w:t>
-      </w:r>
-      <w:r>
-        <w:rPr>
-          <w:i/>
-          <w:iCs/>
-          <w:sz w:val="22"/>
-          <w:szCs w:val="22"/>
-          <w:highlight w:val="yellow"/>
-        </w:rPr>
-        <w:t xml:space="preserve"> that will be used to estimate estimands described in Section 3.1</w:t>
-      </w:r>
-    </w:p>
-    <w:p>
-      <w:pPr>
-        <w:rPr>
-          <w:i/>
-          <w:iCs/>
-          <w:sz w:val="22"/>
-          <w:szCs w:val="22"/>
-        </w:rPr>
-      </w:pPr>
-    </w:p>
-    <w:p>
-      <w:pPr>
-        <w:rPr>
-          <w:sz w:val="22"/>
-          <w:szCs w:val="22"/>
-        </w:rPr>
-      </w:pPr>
-      <w:r>
-        <w:rPr>
-          <w:sz w:val="22"/>
-          <w:szCs w:val="22"/>
-        </w:rPr>
-        <w:t>{{primary_analysis_model</w:t>
-      </w:r>
-      <w:r>
-        <w:rPr>
-          <w:sz w:val="22"/>
-          <w:szCs w:val="22"/>
-        </w:rPr>
-        <w:t>}}</w:t>
-      </w:r>
-    </w:p>
-    <w:p>
-      <w:pPr>
-        <w:rPr>
-          <w:lang w:val="en-GB"/>
-        </w:rPr>
-      </w:pPr>
-    </w:p>
-    <w:p>
-      <w:pPr>
-        <w:pStyle w:val="Heading2"/>
-      </w:pPr>
-      <w:bookmarkStart w:id="180" w:name="_Ref105410120"/>
-      <w:bookmarkStart w:id="181" w:name="_Toc105411787"/>
-      <w:bookmarkStart w:id="182" w:name="_Toc148432493"/>
-      <w:bookmarkStart w:id="183" w:name="_Toc183099277"/>
-      <w:bookmarkStart w:id="184" w:name="_Toc185323560"/>
-      <w:r>
-        <w:t>List of anticipated</w:t>
-      </w:r>
-      <w:r>
-        <w:t xml:space="preserve"> intercurrent events</w:t>
-      </w:r>
-      <w:bookmarkEnd w:id="180"/>
-      <w:bookmarkEnd w:id="181"/>
-      <w:r>
-        <w:t xml:space="preserve"> and </w:t>
-      </w:r>
-      <w:r>
-        <w:t xml:space="preserve">any </w:t>
-      </w:r>
-      <w:r>
-        <w:t>supplementary analyses</w:t>
-      </w:r>
+      <w:bookmarkStart w:id="182" w:name="_Toc185323561"/>
+      <w:bookmarkStart w:id="183" w:name="_Toc183099278"/>
+      <w:bookmarkStart w:id="184" w:name="_Toc185323562"/>
       <w:bookmarkEnd w:id="182"/>
       <w:r>
-        <w:t xml:space="preserve"> using different strategies</w:t>
+        <w:t>Analysis of</w:t>
+      </w:r>
+      <w:r>
+        <w:t xml:space="preserve"> secondary outcomes</w:t>
       </w:r>
       <w:bookmarkEnd w:id="183"/>
       <w:bookmarkEnd w:id="184"/>
-    </w:p>
-    <w:p>
-      <w:pPr>
-        <w:rPr>
-          <w:lang w:val="en-GB"/>
-        </w:rPr>
-      </w:pPr>
-    </w:p>
-    <w:p>
-      <w:pPr>
-        <w:rPr>
-          <w:lang w:val="en-GB"/>
-        </w:rPr>
-      </w:pPr>
-      <w:r>
-        <w:rPr>
-          <w:lang w:val="en-GB"/>
-        </w:rPr>
-        <w:t>{{intercurrent_events_and_analysis}}</w:t>
+      <w:r>
+        <w:t xml:space="preserve"> </w:t>
+      </w:r>
+      <w:r>
+        <w:fldChar w:fldCharType="begin"/>
+      </w:r>
+      <w:r>
+        <w:instrText xml:space="preserve"> TC "</w:instrText>
+      </w:r>
+      <w:bookmarkStart w:id="185" w:name="_Toc183094444"/>
+      <w:r>
+        <w:instrText>3.1.2</w:instrText>
+      </w:r>
+      <w:r>
+        <w:tab/>
+        <w:instrText>Analysis of secondary outcomes</w:instrText>
+      </w:r>
+      <w:bookmarkEnd w:id="185"/>
+      <w:r>
+        <w:instrText xml:space="preserve">" \f C \l "1" </w:instrText>
+      </w:r>
+      <w:r>
+        <w:fldChar w:fldCharType="end"/>
+      </w:r>
+    </w:p>
+    <w:p>
+      <w:pPr>
+        <w:rPr>
+          <w:i/>
+          <w:iCs/>
+          <w:sz w:val="22"/>
+          <w:szCs w:val="22"/>
+        </w:rPr>
+      </w:pPr>
+      <w:r>
+        <w:rPr>
+          <w:i/>
+          <w:iCs/>
+          <w:sz w:val="22"/>
+          <w:szCs w:val="22"/>
+          <w:highlight w:val="yellow"/>
+        </w:rPr>
+        <w:t>Estimands for secondary outcomes where differ from primary estimand, and analysis models for secondary outcomes</w:t>
       </w:r>
     </w:p>
     <w:p/>
     <w:p>
-      <w:pPr>
-        <w:rPr>
-          <w:i/>
-          <w:iCs/>
-          <w:sz w:val="22"/>
-          <w:szCs w:val="22"/>
-        </w:rPr>
-      </w:pPr>
-      <w:r>
-        <w:rPr>
-          <w:i/>
-          <w:iCs/>
-          <w:sz w:val="22"/>
-          <w:szCs w:val="22"/>
-          <w:highlight w:val="yellow"/>
-        </w:rPr>
-        <w:t xml:space="preserve">List all anticipated intercurrent events with </w:t>
-      </w:r>
-      <w:r>
-        <w:rPr>
-          <w:i/>
-          <w:iCs/>
-          <w:sz w:val="22"/>
-          <w:szCs w:val="22"/>
-          <w:highlight w:val="yellow"/>
-        </w:rPr>
-        <w:t>perceived or estimated rates of occurrence.</w:t>
-      </w:r>
-      <w:r>
-        <w:rPr>
-          <w:i/>
-          <w:iCs/>
-          <w:sz w:val="22"/>
-          <w:szCs w:val="22"/>
-          <w:highlight w:val="yellow"/>
-        </w:rPr>
-        <w:t xml:space="preserve"> If </w:t>
-      </w:r>
-      <w:r>
-        <w:rPr>
-          <w:i/>
-          <w:iCs/>
-          <w:sz w:val="22"/>
-          <w:szCs w:val="22"/>
-          <w:highlight w:val="yellow"/>
-        </w:rPr>
-        <w:t>necessary,</w:t>
-      </w:r>
-      <w:r>
-        <w:rPr>
-          <w:i/>
-          <w:iCs/>
-          <w:sz w:val="22"/>
-          <w:szCs w:val="22"/>
-          <w:highlight w:val="yellow"/>
-        </w:rPr>
-        <w:t xml:space="preserve"> include explanations of why they are anticipated intercurrent events and why rates may differ by arm. </w:t>
-      </w:r>
-      <w:r>
-        <w:rPr>
-          <w:i/>
-          <w:iCs/>
-          <w:sz w:val="22"/>
-          <w:szCs w:val="22"/>
-          <w:highlight w:val="yellow"/>
-        </w:rPr>
-        <w:t xml:space="preserve"> Any supplementary analyses looking at different strategies</w:t>
-      </w:r>
-      <w:r>
-        <w:rPr>
-          <w:i/>
-          <w:iCs/>
-          <w:sz w:val="22"/>
-          <w:szCs w:val="22"/>
-          <w:highlight w:val="yellow"/>
-        </w:rPr>
-        <w:t xml:space="preserve"> for handling these ICEs or different </w:t>
-      </w:r>
-      <w:r>
-        <w:rPr>
-          <w:i/>
-          <w:iCs/>
-          <w:sz w:val="22"/>
-          <w:szCs w:val="22"/>
-          <w:highlight w:val="yellow"/>
-        </w:rPr>
-        <w:t xml:space="preserve">estimands </w:t>
-      </w:r>
-      <w:r>
-        <w:rPr>
-          <w:i/>
-          <w:iCs/>
-          <w:sz w:val="22"/>
-          <w:szCs w:val="22"/>
-          <w:highlight w:val="yellow"/>
-        </w:rPr>
-        <w:t>should be outlined here unless stated elsewhere in SAP.</w:t>
-      </w:r>
-    </w:p>
-    <w:p>
-      <w:r>
-        <w:fldChar w:fldCharType="begin"/>
-      </w:r>
-      <w:r>
-        <w:instrText xml:space="preserve"> TC "</w:instrText>
-      </w:r>
-      <w:bookmarkStart w:id="185" w:name="_Toc183094443"/>
-      <w:r>
-        <w:instrText>3.1.1</w:instrText>
-      </w:r>
-      <w:r>
-        <w:tab/>
-        <w:instrText>Analysis of primary outcomes</w:instrText>
-      </w:r>
-      <w:bookmarkEnd w:id="185"/>
-      <w:r>
-        <w:instrText xml:space="preserve">" \f C \l "1" </w:instrText>
-      </w:r>
-      <w:r>
-        <w:fldChar w:fldCharType="end"/>
+      <w:r>
+        <w:t>{{secondary_estiman</w:t>
+      </w:r>
+      <w:r>
+        <w:t>d</w:t>
+      </w:r>
+      <w:r>
+        <w:t>s}}</w:t>
+      </w:r>
+    </w:p>
+    <w:p/>
+    <w:p>
+      <w:r>
+        <w:lastRenderedPageBreak/>
+        <w:t>{{secondary_analysis}}</w:t>
       </w:r>
     </w:p>
     <w:p>
       <w:pPr>
         <w:pStyle w:val="Heading2"/>
       </w:pPr>
-      <w:bookmarkStart w:id="186" w:name="_Toc185323561"/>
-      <w:bookmarkStart w:id="187" w:name="_Toc183099278"/>
-      <w:bookmarkStart w:id="188" w:name="_Toc185323562"/>
+      <w:bookmarkStart w:id="186" w:name="_Toc183099279"/>
+      <w:bookmarkStart w:id="187" w:name="_Toc183100570"/>
+      <w:bookmarkStart w:id="188" w:name="_Toc185323563"/>
+      <w:bookmarkStart w:id="189" w:name="_Toc183099280"/>
+      <w:bookmarkStart w:id="190" w:name="_Toc183100571"/>
+      <w:bookmarkStart w:id="191" w:name="_Toc185323564"/>
+      <w:bookmarkStart w:id="192" w:name="_Toc183099281"/>
+      <w:bookmarkStart w:id="193" w:name="_Toc185323565"/>
       <w:bookmarkEnd w:id="186"/>
-      <w:r>
-        <w:t>Analysis of</w:t>
-      </w:r>
-      <w:r>
-        <w:t xml:space="preserve"> secondary outcomes</w:t>
-      </w:r>
       <w:bookmarkEnd w:id="187"/>
       <w:bookmarkEnd w:id="188"/>
-      <w:r>
-        <w:t xml:space="preserve"> </w:t>
-      </w:r>
-      <w:r>
-        <w:fldChar w:fldCharType="begin"/>
-      </w:r>
-      <w:r>
-        <w:instrText xml:space="preserve"> TC "</w:instrText>
-      </w:r>
-      <w:bookmarkStart w:id="189" w:name="_Toc183094444"/>
-      <w:r>
-        <w:instrText>3.1.2</w:instrText>
-      </w:r>
-      <w:r>
-        <w:tab/>
-        <w:instrText>Analysis of secondary outcomes</w:instrText>
-      </w:r>
       <w:bookmarkEnd w:id="189"/>
-      <w:r>
-        <w:instrText xml:space="preserve">" \f C \l "1" </w:instrText>
-      </w:r>
-      <w:r>
-        <w:fldChar w:fldCharType="end"/>
-      </w:r>
-    </w:p>
-    <w:p>
-      <w:pPr>
-        <w:rPr>
-          <w:i/>
-          <w:iCs/>
-          <w:sz w:val="22"/>
-          <w:szCs w:val="22"/>
-        </w:rPr>
-      </w:pPr>
-      <w:r>
-        <w:rPr>
-          <w:i/>
-          <w:iCs/>
-          <w:sz w:val="22"/>
-          <w:szCs w:val="22"/>
-          <w:highlight w:val="yellow"/>
-        </w:rPr>
-        <w:t>Estimands for secondary outcomes where differ from primary estimand, and analysis models for secondary outcomes</w:t>
-      </w:r>
-    </w:p>
-    <w:p/>
-    <w:p>
-      <w:r>
-        <w:t>{{secondary_estiman</w:t>
-      </w:r>
-      <w:r>
-        <w:t>d</w:t>
-      </w:r>
-      <w:r>
-        <w:t>s}}</w:t>
-      </w:r>
-    </w:p>
-    <w:p/>
-    <w:p>
-      <w:r>
-        <w:lastRenderedPageBreak/>
-        <w:t>{{secondary_analysis}}</w:t>
-      </w:r>
-    </w:p>
-    <w:p>
-      <w:pPr>
-        <w:pStyle w:val="Heading2"/>
-      </w:pPr>
-      <w:bookmarkStart w:id="190" w:name="_Toc183099279"/>
-      <w:bookmarkStart w:id="191" w:name="_Toc183100570"/>
-      <w:bookmarkStart w:id="192" w:name="_Toc185323563"/>
-      <w:bookmarkStart w:id="193" w:name="_Toc183099280"/>
-      <w:bookmarkStart w:id="194" w:name="_Toc183100571"/>
-      <w:bookmarkStart w:id="195" w:name="_Toc185323564"/>
-      <w:bookmarkStart w:id="196" w:name="_Toc183099281"/>
-      <w:bookmarkStart w:id="197" w:name="_Toc185323565"/>
       <w:bookmarkEnd w:id="190"/>
       <w:bookmarkEnd w:id="191"/>
+      <w:commentRangeStart w:id="194"/>
+      <w:r>
+        <w:t>Time points</w:t>
+      </w:r>
       <w:bookmarkEnd w:id="192"/>
       <w:bookmarkEnd w:id="193"/>
-      <w:bookmarkEnd w:id="194"/>
-      <w:bookmarkEnd w:id="195"/>
-      <w:commentRangeStart w:id="198"/>
-      <w:r>
-        <w:t>Time points</w:t>
-      </w:r>
-      <w:bookmarkEnd w:id="196"/>
-      <w:bookmarkEnd w:id="197"/>
-      <w:commentRangeEnd w:id="198"/>
+      <w:commentRangeEnd w:id="194"/>
       <w:r>
         <w:rPr>
           <w:rStyle w:val="CommentReference"/>
@@ -11169,7 +11113,7 @@
           <w:u w:val="none"/>
           <w:lang w:val="en-US"/>
         </w:rPr>
-        <w:commentReference w:id="198"/>
+        <w:commentReference w:id="194"/>
       </w:r>
       <w:r>
         <w:fldChar w:fldCharType="begin"/>
@@ -11177,11 +11121,11 @@
       <w:r>
         <w:instrText xml:space="preserve"> TC "</w:instrText>
       </w:r>
-      <w:bookmarkStart w:id="199" w:name="_Toc183094446"/>
+      <w:bookmarkStart w:id="195" w:name="_Toc183094446"/>
       <w:r>
         <w:instrText>Time points</w:instrText>
       </w:r>
-      <w:bookmarkEnd w:id="199"/>
+      <w:bookmarkEnd w:id="195"/>
       <w:r>
         <w:instrText xml:space="preserve">" \f C \l "1" </w:instrText>
       </w:r>
@@ -11270,16 +11214,16 @@
       <w:pPr>
         <w:pStyle w:val="Heading2"/>
       </w:pPr>
-      <w:bookmarkStart w:id="200" w:name="_Toc183099282"/>
-      <w:bookmarkStart w:id="201" w:name="_Toc185323566"/>
-      <w:commentRangeStart w:id="202"/>
-      <w:commentRangeStart w:id="203"/>
+      <w:bookmarkStart w:id="196" w:name="_Toc183099282"/>
+      <w:bookmarkStart w:id="197" w:name="_Toc185323566"/>
+      <w:commentRangeStart w:id="198"/>
+      <w:commentRangeStart w:id="199"/>
       <w:r>
         <w:t>Stratification and clustering</w:t>
       </w:r>
-      <w:bookmarkEnd w:id="200"/>
-      <w:bookmarkEnd w:id="201"/>
-      <w:commentRangeEnd w:id="202"/>
+      <w:bookmarkEnd w:id="196"/>
+      <w:bookmarkEnd w:id="197"/>
+      <w:commentRangeEnd w:id="198"/>
       <w:r>
         <w:rPr>
           <w:rStyle w:val="CommentReference"/>
@@ -11288,9 +11232,9 @@
           <w:u w:val="none"/>
           <w:lang w:val="en-US"/>
         </w:rPr>
-        <w:commentReference w:id="202"/>
-      </w:r>
-      <w:commentRangeEnd w:id="203"/>
+        <w:commentReference w:id="198"/>
+      </w:r>
+      <w:commentRangeEnd w:id="199"/>
       <w:r>
         <w:rPr>
           <w:rStyle w:val="CommentReference"/>
@@ -11299,7 +11243,7 @@
           <w:u w:val="none"/>
           <w:lang w:val="en-US"/>
         </w:rPr>
-        <w:commentReference w:id="203"/>
+        <w:commentReference w:id="199"/>
       </w:r>
       <w:r>
         <w:fldChar w:fldCharType="begin"/>
@@ -11307,19 +11251,356 @@
       <w:r>
         <w:instrText xml:space="preserve"> TC "</w:instrText>
       </w:r>
-      <w:bookmarkStart w:id="204" w:name="_Toc183094447"/>
+      <w:bookmarkStart w:id="200" w:name="_Toc183094447"/>
       <w:r>
         <w:instrText>Stratification and clustering</w:instrText>
       </w:r>
+      <w:bookmarkEnd w:id="200"/>
+      <w:r>
+        <w:instrText xml:space="preserve">" \f C \l "1" </w:instrText>
+      </w:r>
+      <w:r>
+        <w:fldChar w:fldCharType="end"/>
+      </w:r>
+    </w:p>
+    <w:p>
+      <w:r>
+        <w:rPr>
+          <w:i/>
+          <w:iCs/>
+          <w:sz w:val="22"/>
+          <w:szCs w:val="22"/>
+          <w:highlight w:val="yellow"/>
+        </w:rPr>
+        <w:t xml:space="preserve">Describe how </w:t>
+      </w:r>
+      <w:r>
+        <w:rPr>
+          <w:i/>
+          <w:iCs/>
+          <w:sz w:val="22"/>
+          <w:szCs w:val="22"/>
+          <w:highlight w:val="yellow"/>
+        </w:rPr>
+        <w:t>stratifiers and/or potential clustering effects will be accounted for in the analysis (if not described elsewhere)</w:t>
+      </w:r>
+    </w:p>
+    <w:p>
+      <w:r>
+        <w:t>{{</w:t>
+      </w:r>
+      <w:r>
+        <w:t xml:space="preserve"> Stratification</w:t>
+      </w:r>
+      <w:r>
+        <w:t>_</w:t>
+      </w:r>
+      <w:r>
+        <w:t>and</w:t>
+      </w:r>
+      <w:r>
+        <w:t>_</w:t>
+      </w:r>
+      <w:r>
+        <w:t>clustering</w:t>
+      </w:r>
+      <w:r>
+        <w:t>}}</w:t>
+      </w:r>
+    </w:p>
+    <w:p>
+      <w:pPr>
+        <w:pStyle w:val="Heading2"/>
+      </w:pPr>
+      <w:bookmarkStart w:id="201" w:name="_Toc183099283"/>
+      <w:bookmarkStart w:id="202" w:name="_Toc185323567"/>
+      <w:r>
+        <w:t>Missing items in scales and subscales</w:t>
+      </w:r>
+      <w:bookmarkEnd w:id="201"/>
+      <w:bookmarkEnd w:id="202"/>
+      <w:r>
+        <w:fldChar w:fldCharType="begin"/>
+      </w:r>
+      <w:r>
+        <w:instrText xml:space="preserve"> TC "</w:instrText>
+      </w:r>
+      <w:bookmarkStart w:id="203" w:name="_Toc183094448"/>
+      <w:r>
+        <w:instrText>Missing items in scales and subscales</w:instrText>
+      </w:r>
+      <w:bookmarkEnd w:id="203"/>
+      <w:r>
+        <w:instrText xml:space="preserve">" \f C \l "1" </w:instrText>
+      </w:r>
+      <w:r>
+        <w:fldChar w:fldCharType="end"/>
+      </w:r>
+    </w:p>
+    <w:p>
+      <w:r>
+        <w:rPr>
+          <w:sz w:val="22"/>
+          <w:szCs w:val="22"/>
+        </w:rPr>
+        <w:t xml:space="preserve">The number (%) with complete data will be reported.  The ideal approach would be to use missing value guidance provided for scales, </w:t>
+      </w:r>
+      <w:r>
+        <w:rPr>
+          <w:i/>
+          <w:iCs/>
+          <w:sz w:val="22"/>
+          <w:szCs w:val="22"/>
+          <w:highlight w:val="yellow"/>
+        </w:rPr>
+        <w:t>if available, describe</w:t>
+      </w:r>
+      <w:r>
+        <w:rPr>
+          <w:i/>
+          <w:iCs/>
+          <w:sz w:val="22"/>
+          <w:szCs w:val="22"/>
+          <w:highlight w:val="yellow"/>
+        </w:rPr>
+        <w:t xml:space="preserve"> in scoring section and refer to here</w:t>
+      </w:r>
+      <w:r>
+        <w:rPr>
+          <w:sz w:val="22"/>
+          <w:szCs w:val="22"/>
+          <w:highlight w:val="yellow"/>
+        </w:rPr>
+        <w:t>.</w:t>
+      </w:r>
+      <w:r>
+        <w:rPr>
+          <w:sz w:val="22"/>
+          <w:szCs w:val="22"/>
+        </w:rPr>
+        <w:t xml:space="preserve">  As an alternative, scales will be pro-rated for an individual if 20% or fewer items are missing.  For example, in a scale with 10 items, prorating will be applied to individuals with 1 or 2 items missing.  The average value for the 8 or 9 complete items will be calculated for that individual and used to replace the missing values.  The scale score will be calculated based on the complete values and these replacements</w:t>
+      </w:r>
+      <w:r>
+        <w:t>.</w:t>
+      </w:r>
+    </w:p>
+    <w:p/>
+    <w:p>
+      <w:r>
+        <w:t>{{missing_items_in_scales}}</w:t>
+      </w:r>
+    </w:p>
+    <w:p>
+      <w:pPr>
+        <w:pStyle w:val="Heading2"/>
+      </w:pPr>
+      <w:bookmarkStart w:id="204" w:name="_Toc183099284"/>
+      <w:bookmarkStart w:id="205" w:name="_Toc185323568"/>
+      <w:r>
+        <w:t>Missing baseline data</w:t>
+      </w:r>
       <w:bookmarkEnd w:id="204"/>
+      <w:bookmarkEnd w:id="205"/>
+      <w:r>
+        <w:fldChar w:fldCharType="begin"/>
+      </w:r>
+      <w:r>
+        <w:instrText xml:space="preserve"> TC "</w:instrText>
+      </w:r>
+      <w:bookmarkStart w:id="206" w:name="_Toc183094449"/>
+      <w:r>
+        <w:instrText>Missing baseline data</w:instrText>
+      </w:r>
+      <w:bookmarkEnd w:id="206"/>
       <w:r>
         <w:instrText xml:space="preserve">" \f C \l "1" </w:instrText>
       </w:r>
       <w:r>
         <w:fldChar w:fldCharType="end"/>
       </w:r>
-    </w:p>
-    <w:p>
+      <w:r>
+        <w:t xml:space="preserve"> </w:t>
+      </w:r>
+    </w:p>
+    <w:p>
+      <w:pPr>
+        <w:rPr>
+          <w:sz w:val="22"/>
+          <w:szCs w:val="22"/>
+        </w:rPr>
+      </w:pPr>
+      <w:r>
+        <w:rPr>
+          <w:sz w:val="22"/>
+          <w:szCs w:val="22"/>
+        </w:rPr>
+        <w:t xml:space="preserve">Missing baseline data should not be an issue for the primary analysis.  Some extensions to this analysis may use other baseline variables; if these contain missing data, the number with complete data will be reported and they will be imputed using a method suitable to the variable as per the recommendations of White and Thompson </w:t>
+      </w:r>
+      <w:r>
+        <w:rPr>
+          <w:sz w:val="22"/>
+          <w:szCs w:val="22"/>
+        </w:rPr>
+        <w:fldChar w:fldCharType="begin"/>
+      </w:r>
+      <w:r>
+        <w:rPr>
+          <w:sz w:val="22"/>
+          <w:szCs w:val="22"/>
+        </w:rPr>
+        <w:instrText xml:space="preserve"> ADDIN REFMGR.CITE &lt;Refman&gt;&lt;Cite&gt;&lt;Author&gt;White&lt;/Author&gt;&lt;Year&gt;2005&lt;/Year&gt;&lt;RecNum&gt;16&lt;/RecNum&gt;&lt;IDText&gt;Adjusting for partially missing baseline measurements in randomized trials&lt;/IDText&gt;&lt;MDL Ref_Type="Journal"&gt;&lt;Ref_Type&gt;Journal&lt;/Ref_Type&gt;&lt;Ref_ID&gt;16&lt;/Ref_ID&gt;&lt;Title_Primary&gt;Adjusting for partially missing baseline measurements in randomized trials&lt;/Title_Primary&gt;&lt;Authors_Primary&gt;White,I.R.&lt;/Authors_Primary&gt;&lt;Authors_Primary&gt;Thompson,S.G.&lt;/Authors_Primary&gt;&lt;Date_Primary&gt;2005/4/15&lt;/Date_Primary&gt;&lt;Keywords&gt;Data Interpretation,Statistical&lt;/Keywords&gt;&lt;Keywords&gt;Humans&lt;/Keywords&gt;&lt;Keywords&gt;methods&lt;/Keywords&gt;&lt;Keywords&gt;Models,Statistical&lt;/Keywords&gt;&lt;Keywords&gt;Patient Satisfaction&lt;/Keywords&gt;&lt;Keywords&gt;Psychotic Disorders&lt;/Keywords&gt;&lt;Keywords&gt;Randomized Controlled Trials as Topic&lt;/Keywords&gt;&lt;Keywords&gt;Sample Size&lt;/Keywords&gt;&lt;Keywords&gt;therapy&lt;/Keywords&gt;&lt;Reprint&gt;Not in File&lt;/Reprint&gt;&lt;Start_Page&gt;993&lt;/Start_Page&gt;&lt;End_Page&gt;1007&lt;/End_Page&gt;&lt;Periodical&gt;Stat.Med.&lt;/Periodical&gt;&lt;Volume&gt;24&lt;/Volume&gt;&lt;Issue&gt;7&lt;/Issue&gt;&lt;Address&gt;MRC Biostatistics Unit, Institute of Public Health, Robinson Way, Cambridge CB2 2SR, U.K. ian.white@mrc-bsu.cam.ac.uk&lt;/Address&gt;&lt;Web_URL&gt;PM:15570623&lt;/Web_URL&gt;&lt;ZZ_JournalStdAbbrev&gt;&lt;f name="System"&gt;Stat.Med.&lt;/f&gt;&lt;/ZZ_JournalStdAbbrev&gt;&lt;ZZ_WorkformID&gt;1&lt;/ZZ_WorkformID&gt;&lt;/MDL&gt;&lt;/Cite&gt;&lt;/Refman&gt;</w:instrText>
+      </w:r>
+      <w:r>
+        <w:rPr>
+          <w:sz w:val="22"/>
+          <w:szCs w:val="22"/>
+        </w:rPr>
+        <w:fldChar w:fldCharType="separate"/>
+      </w:r>
+      <w:r>
+        <w:rPr>
+          <w:sz w:val="22"/>
+          <w:szCs w:val="22"/>
+        </w:rPr>
+        <w:t>(</w:t>
+      </w:r>
+      <w:r>
+        <w:rPr>
+          <w:sz w:val="22"/>
+          <w:szCs w:val="22"/>
+        </w:rPr>
+        <w:t>4</w:t>
+      </w:r>
+      <w:r>
+        <w:rPr>
+          <w:sz w:val="22"/>
+          <w:szCs w:val="22"/>
+        </w:rPr>
+        <w:t>)</w:t>
+      </w:r>
+      <w:r>
+        <w:rPr>
+          <w:sz w:val="22"/>
+          <w:szCs w:val="22"/>
+        </w:rPr>
+        <w:fldChar w:fldCharType="end"/>
+      </w:r>
+      <w:r>
+        <w:rPr>
+          <w:sz w:val="22"/>
+          <w:szCs w:val="22"/>
+        </w:rPr>
+        <w:t xml:space="preserve">. </w:t>
+      </w:r>
+    </w:p>
+    <w:p>
+      <w:pPr>
+        <w:rPr>
+          <w:sz w:val="22"/>
+          <w:szCs w:val="22"/>
+        </w:rPr>
+      </w:pPr>
+    </w:p>
+    <w:p>
+      <w:pPr>
+        <w:rPr>
+          <w:sz w:val="22"/>
+          <w:szCs w:val="22"/>
+        </w:rPr>
+      </w:pPr>
+      <w:r>
+        <w:rPr>
+          <w:sz w:val="22"/>
+          <w:szCs w:val="22"/>
+        </w:rPr>
+        <w:t>{{missing_baseline_data}}</w:t>
+      </w:r>
+    </w:p>
+    <w:p/>
+    <w:p>
+      <w:pPr>
+        <w:pStyle w:val="Heading2"/>
+      </w:pPr>
+      <w:bookmarkStart w:id="207" w:name="_Toc183099285"/>
+      <w:bookmarkStart w:id="208" w:name="_Toc185323569"/>
+      <w:r>
+        <w:t>Missing outcome data</w:t>
+      </w:r>
+      <w:bookmarkEnd w:id="207"/>
+      <w:bookmarkEnd w:id="208"/>
+      <w:r>
+        <w:fldChar w:fldCharType="begin"/>
+      </w:r>
+      <w:r>
+        <w:instrText xml:space="preserve"> TC "</w:instrText>
+      </w:r>
+      <w:bookmarkStart w:id="209" w:name="_Toc183094450"/>
+      <w:r>
+        <w:instrText>Missing outcome data</w:instrText>
+      </w:r>
+      <w:bookmarkEnd w:id="209"/>
+      <w:r>
+        <w:instrText xml:space="preserve">" \f C \l "1" </w:instrText>
+      </w:r>
+      <w:r>
+        <w:fldChar w:fldCharType="end"/>
+      </w:r>
+    </w:p>
+    <w:p>
+      <w:pPr>
+        <w:rPr>
+          <w:sz w:val="22"/>
+          <w:szCs w:val="22"/>
+        </w:rPr>
+      </w:pPr>
+      <w:r>
+        <w:rPr>
+          <w:sz w:val="22"/>
+          <w:szCs w:val="22"/>
+        </w:rPr>
+        <w:t>Where there are two or more outcome time points, missing post-randomisation assessments will be dealt with by fitting linear mixed models to all the available data using maximum likelihood methods. Such an approach provides valid inferences under the assumption that the missing data mechanism is ignorable (or MAR).  If post treatment variables such as compliance with treatment are found to be predictive of drop out, multiple imputation will be considered.</w:t>
+      </w:r>
+    </w:p>
+    <w:p>
+      <w:pPr>
+        <w:rPr>
+          <w:sz w:val="22"/>
+          <w:szCs w:val="22"/>
+        </w:rPr>
+      </w:pPr>
+    </w:p>
+    <w:p>
+      <w:pPr>
+        <w:rPr>
+          <w:sz w:val="22"/>
+          <w:szCs w:val="22"/>
+        </w:rPr>
+      </w:pPr>
+      <w:r>
+        <w:rPr>
+          <w:sz w:val="22"/>
+          <w:szCs w:val="22"/>
+        </w:rPr>
+        <w:t>{{missing_data_sensitivity_analysis}}</w:t>
+      </w:r>
+    </w:p>
+    <w:p>
+      <w:pPr>
+        <w:rPr>
+          <w:sz w:val="22"/>
+          <w:szCs w:val="22"/>
+        </w:rPr>
+      </w:pPr>
+    </w:p>
+    <w:p>
+      <w:pPr>
+        <w:rPr>
+          <w:i/>
+          <w:iCs/>
+          <w:sz w:val="22"/>
+          <w:szCs w:val="22"/>
+        </w:rPr>
+      </w:pPr>
       <w:r>
         <w:rPr>
           <w:i/>
@@ -11328,7 +11609,7 @@
           <w:szCs w:val="22"/>
           <w:highlight w:val="yellow"/>
         </w:rPr>
-        <w:t xml:space="preserve">Describe how </w:t>
+        <w:t xml:space="preserve">Outline any sensitivity analyses examining </w:t>
       </w:r>
       <w:r>
         <w:rPr>
@@ -11338,371 +11619,34 @@
           <w:szCs w:val="22"/>
           <w:highlight w:val="yellow"/>
         </w:rPr>
-        <w:t>stratifiers and/or potential clustering effects will be accounted for in the analysis (if not described elsewhere)</w:t>
-      </w:r>
-    </w:p>
-    <w:p>
-      <w:r>
-        <w:t>{{</w:t>
-      </w:r>
-      <w:r>
-        <w:t xml:space="preserve"> Stratification</w:t>
-      </w:r>
-      <w:r>
-        <w:t>_</w:t>
-      </w:r>
-      <w:r>
-        <w:t>and</w:t>
-      </w:r>
-      <w:r>
-        <w:t>_</w:t>
-      </w:r>
-      <w:r>
-        <w:t>clustering</w:t>
-      </w:r>
-      <w:r>
-        <w:t>}}</w:t>
-      </w:r>
-    </w:p>
+        <w:t xml:space="preserve">scenarios where data may be </w:t>
+      </w:r>
+      <w:r>
+        <w:rPr>
+          <w:i/>
+          <w:iCs/>
+          <w:sz w:val="22"/>
+          <w:szCs w:val="22"/>
+          <w:highlight w:val="yellow"/>
+        </w:rPr>
+        <w:t>missing not at random (MNAR).</w:t>
+      </w:r>
+    </w:p>
+    <w:p/>
     <w:p>
       <w:pPr>
         <w:pStyle w:val="Heading2"/>
       </w:pPr>
-      <w:bookmarkStart w:id="205" w:name="_Toc183099283"/>
-      <w:bookmarkStart w:id="206" w:name="_Toc185323567"/>
-      <w:r>
-        <w:t>Missing items in scales and subscales</w:t>
-      </w:r>
-      <w:bookmarkEnd w:id="205"/>
-      <w:bookmarkEnd w:id="206"/>
-      <w:r>
-        <w:fldChar w:fldCharType="begin"/>
-      </w:r>
-      <w:r>
-        <w:instrText xml:space="preserve"> TC "</w:instrText>
-      </w:r>
-      <w:bookmarkStart w:id="207" w:name="_Toc183094448"/>
-      <w:r>
-        <w:instrText>Missing items in scales and subscales</w:instrText>
-      </w:r>
-      <w:bookmarkEnd w:id="207"/>
-      <w:r>
-        <w:instrText xml:space="preserve">" \f C \l "1" </w:instrText>
-      </w:r>
-      <w:r>
-        <w:fldChar w:fldCharType="end"/>
-      </w:r>
-    </w:p>
-    <w:p>
-      <w:r>
-        <w:rPr>
-          <w:sz w:val="22"/>
-          <w:szCs w:val="22"/>
-        </w:rPr>
-        <w:t xml:space="preserve">The number (%) with complete data will be reported.  The ideal approach would be to use missing value guidance provided for scales, </w:t>
-      </w:r>
-      <w:r>
-        <w:rPr>
-          <w:i/>
-          <w:iCs/>
-          <w:sz w:val="22"/>
-          <w:szCs w:val="22"/>
-          <w:highlight w:val="yellow"/>
-        </w:rPr>
-        <w:t>if available, describe</w:t>
-      </w:r>
-      <w:r>
-        <w:rPr>
-          <w:i/>
-          <w:iCs/>
-          <w:sz w:val="22"/>
-          <w:szCs w:val="22"/>
-          <w:highlight w:val="yellow"/>
-        </w:rPr>
-        <w:t xml:space="preserve"> in scoring section and refer to here</w:t>
-      </w:r>
-      <w:r>
-        <w:rPr>
-          <w:sz w:val="22"/>
-          <w:szCs w:val="22"/>
-          <w:highlight w:val="yellow"/>
-        </w:rPr>
-        <w:t>.</w:t>
-      </w:r>
-      <w:r>
-        <w:rPr>
-          <w:sz w:val="22"/>
-          <w:szCs w:val="22"/>
-        </w:rPr>
-        <w:t xml:space="preserve">  As an alternative, scales will be pro-rated for an individual if 20% or fewer items are missing.  For example, in a scale with 10 items, prorating will be applied to individuals with 1 or 2 items missing.  The average value for the 8 or 9 complete items will be calculated for that individual and used to replace the missing values.  The scale score will be calculated based on the complete values and these replacements</w:t>
-      </w:r>
-      <w:r>
-        <w:t>.</w:t>
-      </w:r>
-    </w:p>
-    <w:p/>
-    <w:p>
-      <w:r>
-        <w:t>{{missing_items_in_scales}}</w:t>
-      </w:r>
-    </w:p>
-    <w:p>
-      <w:pPr>
-        <w:pStyle w:val="Heading2"/>
-      </w:pPr>
-      <w:bookmarkStart w:id="208" w:name="_Toc183099284"/>
-      <w:bookmarkStart w:id="209" w:name="_Toc185323568"/>
-      <w:r>
-        <w:t>Missing baseline data</w:t>
-      </w:r>
-      <w:bookmarkEnd w:id="208"/>
-      <w:bookmarkEnd w:id="209"/>
-      <w:r>
-        <w:fldChar w:fldCharType="begin"/>
-      </w:r>
-      <w:r>
-        <w:instrText xml:space="preserve"> TC "</w:instrText>
-      </w:r>
-      <w:bookmarkStart w:id="210" w:name="_Toc183094449"/>
-      <w:r>
-        <w:instrText>Missing baseline data</w:instrText>
+      <w:bookmarkStart w:id="210" w:name="_Toc183099286"/>
+      <w:bookmarkStart w:id="211" w:name="_Toc185323570"/>
+      <w:r>
+        <w:t>Method for handling multiple comparisons</w:t>
+      </w:r>
+      <w:r>
+        <w:t>/multiplicity</w:t>
       </w:r>
       <w:bookmarkEnd w:id="210"/>
-      <w:r>
-        <w:instrText xml:space="preserve">" \f C \l "1" </w:instrText>
-      </w:r>
-      <w:r>
-        <w:fldChar w:fldCharType="end"/>
-      </w:r>
-      <w:r>
-        <w:t xml:space="preserve"> </w:t>
-      </w:r>
-    </w:p>
-    <w:p>
-      <w:pPr>
-        <w:rPr>
-          <w:sz w:val="22"/>
-          <w:szCs w:val="22"/>
-        </w:rPr>
-      </w:pPr>
-      <w:r>
-        <w:rPr>
-          <w:sz w:val="22"/>
-          <w:szCs w:val="22"/>
-        </w:rPr>
-        <w:t xml:space="preserve">Missing baseline data should not be an issue for the primary analysis.  Some extensions to this analysis may use other baseline variables; if these contain missing data, the number with complete data will be reported and they will be imputed using a method suitable to the variable as per the recommendations of White and Thompson </w:t>
-      </w:r>
-      <w:r>
-        <w:rPr>
-          <w:sz w:val="22"/>
-          <w:szCs w:val="22"/>
-        </w:rPr>
-        <w:fldChar w:fldCharType="begin"/>
-      </w:r>
-      <w:r>
-        <w:rPr>
-          <w:sz w:val="22"/>
-          <w:szCs w:val="22"/>
-        </w:rPr>
-        <w:instrText xml:space="preserve"> ADDIN REFMGR.CITE &lt;Refman&gt;&lt;Cite&gt;&lt;Author&gt;White&lt;/Author&gt;&lt;Year&gt;2005&lt;/Year&gt;&lt;RecNum&gt;16&lt;/RecNum&gt;&lt;IDText&gt;Adjusting for partially missing baseline measurements in randomized trials&lt;/IDText&gt;&lt;MDL Ref_Type="Journal"&gt;&lt;Ref_Type&gt;Journal&lt;/Ref_Type&gt;&lt;Ref_ID&gt;16&lt;/Ref_ID&gt;&lt;Title_Primary&gt;Adjusting for partially missing baseline measurements in randomized trials&lt;/Title_Primary&gt;&lt;Authors_Primary&gt;White,I.R.&lt;/Authors_Primary&gt;&lt;Authors_Primary&gt;Thompson,S.G.&lt;/Authors_Primary&gt;&lt;Date_Primary&gt;2005/4/15&lt;/Date_Primary&gt;&lt;Keywords&gt;Data Interpretation,Statistical&lt;/Keywords&gt;&lt;Keywords&gt;Humans&lt;/Keywords&gt;&lt;Keywords&gt;methods&lt;/Keywords&gt;&lt;Keywords&gt;Models,Statistical&lt;/Keywords&gt;&lt;Keywords&gt;Patient Satisfaction&lt;/Keywords&gt;&lt;Keywords&gt;Psychotic Disorders&lt;/Keywords&gt;&lt;Keywords&gt;Randomized Controlled Trials as Topic&lt;/Keywords&gt;&lt;Keywords&gt;Sample Size&lt;/Keywords&gt;&lt;Keywords&gt;therapy&lt;/Keywords&gt;&lt;Reprint&gt;Not in File&lt;/Reprint&gt;&lt;Start_Page&gt;993&lt;/Start_Page&gt;&lt;End_Page&gt;1007&lt;/End_Page&gt;&lt;Periodical&gt;Stat.Med.&lt;/Periodical&gt;&lt;Volume&gt;24&lt;/Volume&gt;&lt;Issue&gt;7&lt;/Issue&gt;&lt;Address&gt;MRC Biostatistics Unit, Institute of Public Health, Robinson Way, Cambridge CB2 2SR, U.K. ian.white@mrc-bsu.cam.ac.uk&lt;/Address&gt;&lt;Web_URL&gt;PM:15570623&lt;/Web_URL&gt;&lt;ZZ_JournalStdAbbrev&gt;&lt;f name="System"&gt;Stat.Med.&lt;/f&gt;&lt;/ZZ_JournalStdAbbrev&gt;&lt;ZZ_WorkformID&gt;1&lt;/ZZ_WorkformID&gt;&lt;/MDL&gt;&lt;/Cite&gt;&lt;/Refman&gt;</w:instrText>
-      </w:r>
-      <w:r>
-        <w:rPr>
-          <w:sz w:val="22"/>
-          <w:szCs w:val="22"/>
-        </w:rPr>
-        <w:fldChar w:fldCharType="separate"/>
-      </w:r>
-      <w:r>
-        <w:rPr>
-          <w:sz w:val="22"/>
-          <w:szCs w:val="22"/>
-        </w:rPr>
-        <w:t>(</w:t>
-      </w:r>
-      <w:r>
-        <w:rPr>
-          <w:sz w:val="22"/>
-          <w:szCs w:val="22"/>
-        </w:rPr>
-        <w:t>4</w:t>
-      </w:r>
-      <w:r>
-        <w:rPr>
-          <w:sz w:val="22"/>
-          <w:szCs w:val="22"/>
-        </w:rPr>
-        <w:t>)</w:t>
-      </w:r>
-      <w:r>
-        <w:rPr>
-          <w:sz w:val="22"/>
-          <w:szCs w:val="22"/>
-        </w:rPr>
-        <w:fldChar w:fldCharType="end"/>
-      </w:r>
-      <w:r>
-        <w:rPr>
-          <w:sz w:val="22"/>
-          <w:szCs w:val="22"/>
-        </w:rPr>
-        <w:t xml:space="preserve">. </w:t>
-      </w:r>
-    </w:p>
-    <w:p>
-      <w:pPr>
-        <w:rPr>
-          <w:sz w:val="22"/>
-          <w:szCs w:val="22"/>
-        </w:rPr>
-      </w:pPr>
-    </w:p>
-    <w:p>
-      <w:pPr>
-        <w:rPr>
-          <w:sz w:val="22"/>
-          <w:szCs w:val="22"/>
-        </w:rPr>
-      </w:pPr>
-      <w:r>
-        <w:rPr>
-          <w:sz w:val="22"/>
-          <w:szCs w:val="22"/>
-        </w:rPr>
-        <w:t>{{missing_baseline_data}}</w:t>
-      </w:r>
-    </w:p>
-    <w:p/>
-    <w:p>
-      <w:pPr>
-        <w:pStyle w:val="Heading2"/>
-      </w:pPr>
-      <w:bookmarkStart w:id="211" w:name="_Toc183099285"/>
-      <w:bookmarkStart w:id="212" w:name="_Toc185323569"/>
-      <w:r>
-        <w:t>Missing outcome data</w:t>
-      </w:r>
       <w:bookmarkEnd w:id="211"/>
-      <w:bookmarkEnd w:id="212"/>
-      <w:r>
-        <w:fldChar w:fldCharType="begin"/>
-      </w:r>
-      <w:r>
-        <w:instrText xml:space="preserve"> TC "</w:instrText>
-      </w:r>
-      <w:bookmarkStart w:id="213" w:name="_Toc183094450"/>
-      <w:r>
-        <w:instrText>Missing outcome data</w:instrText>
-      </w:r>
-      <w:bookmarkEnd w:id="213"/>
-      <w:r>
-        <w:instrText xml:space="preserve">" \f C \l "1" </w:instrText>
-      </w:r>
-      <w:r>
-        <w:fldChar w:fldCharType="end"/>
-      </w:r>
-    </w:p>
-    <w:p>
-      <w:pPr>
-        <w:rPr>
-          <w:sz w:val="22"/>
-          <w:szCs w:val="22"/>
-        </w:rPr>
-      </w:pPr>
-      <w:r>
-        <w:rPr>
-          <w:sz w:val="22"/>
-          <w:szCs w:val="22"/>
-        </w:rPr>
-        <w:t>Where there are two or more outcome time points, missing post-randomisation assessments will be dealt with by fitting linear mixed models to all the available data using maximum likelihood methods. Such an approach provides valid inferences under the assumption that the missing data mechanism is ignorable (or MAR).  If post treatment variables such as compliance with treatment are found to be predictive of drop out, multiple imputation will be considered.</w:t>
-      </w:r>
-    </w:p>
-    <w:p>
-      <w:pPr>
-        <w:rPr>
-          <w:sz w:val="22"/>
-          <w:szCs w:val="22"/>
-        </w:rPr>
-      </w:pPr>
-    </w:p>
-    <w:p>
-      <w:pPr>
-        <w:rPr>
-          <w:sz w:val="22"/>
-          <w:szCs w:val="22"/>
-        </w:rPr>
-      </w:pPr>
-      <w:r>
-        <w:rPr>
-          <w:sz w:val="22"/>
-          <w:szCs w:val="22"/>
-        </w:rPr>
-        <w:t>{{missing_data_sensitivity_analysis}}</w:t>
-      </w:r>
-    </w:p>
-    <w:p>
-      <w:pPr>
-        <w:rPr>
-          <w:sz w:val="22"/>
-          <w:szCs w:val="22"/>
-        </w:rPr>
-      </w:pPr>
-    </w:p>
-    <w:p>
-      <w:pPr>
-        <w:rPr>
-          <w:i/>
-          <w:iCs/>
-          <w:sz w:val="22"/>
-          <w:szCs w:val="22"/>
-        </w:rPr>
-      </w:pPr>
-      <w:r>
-        <w:rPr>
-          <w:i/>
-          <w:iCs/>
-          <w:sz w:val="22"/>
-          <w:szCs w:val="22"/>
-          <w:highlight w:val="yellow"/>
-        </w:rPr>
-        <w:t xml:space="preserve">Outline any sensitivity analyses examining </w:t>
-      </w:r>
-      <w:r>
-        <w:rPr>
-          <w:i/>
-          <w:iCs/>
-          <w:sz w:val="22"/>
-          <w:szCs w:val="22"/>
-          <w:highlight w:val="yellow"/>
-        </w:rPr>
-        <w:t xml:space="preserve">scenarios where data may be </w:t>
-      </w:r>
-      <w:r>
-        <w:rPr>
-          <w:i/>
-          <w:iCs/>
-          <w:sz w:val="22"/>
-          <w:szCs w:val="22"/>
-          <w:highlight w:val="yellow"/>
-        </w:rPr>
-        <w:t>missing not at random (MNAR).</w:t>
-      </w:r>
-    </w:p>
-    <w:p/>
-    <w:p>
-      <w:pPr>
-        <w:pStyle w:val="Heading2"/>
-      </w:pPr>
-      <w:bookmarkStart w:id="214" w:name="_Toc183099286"/>
-      <w:bookmarkStart w:id="215" w:name="_Toc185323570"/>
-      <w:r>
-        <w:t>Method for handling multiple comparisons</w:t>
-      </w:r>
-      <w:r>
-        <w:t>/multiplicity</w:t>
-      </w:r>
-      <w:bookmarkEnd w:id="214"/>
-      <w:bookmarkEnd w:id="215"/>
     </w:p>
     <w:p>
       <w:pPr>
@@ -11916,32 +11860,32 @@
       <w:pPr>
         <w:pStyle w:val="Heading2"/>
       </w:pPr>
-      <w:bookmarkStart w:id="216" w:name="_Toc183099287"/>
-      <w:bookmarkStart w:id="217" w:name="_Toc185323571"/>
-      <w:commentRangeStart w:id="218"/>
+      <w:bookmarkStart w:id="212" w:name="_Toc183099287"/>
+      <w:bookmarkStart w:id="213" w:name="_Toc185323571"/>
+      <w:commentRangeStart w:id="214"/>
       <w:r>
         <w:t>Method for handling non-compliance (per protocol/CACE analyses)</w:t>
       </w:r>
-      <w:bookmarkEnd w:id="216"/>
-      <w:bookmarkEnd w:id="217"/>
+      <w:bookmarkEnd w:id="212"/>
+      <w:bookmarkEnd w:id="213"/>
       <w:r>
         <w:fldChar w:fldCharType="begin"/>
       </w:r>
       <w:r>
         <w:instrText xml:space="preserve"> TC "</w:instrText>
       </w:r>
-      <w:bookmarkStart w:id="219" w:name="_Toc183094452"/>
+      <w:bookmarkStart w:id="215" w:name="_Toc183094452"/>
       <w:r>
         <w:instrText>Method for handling non-compliance (per protocol/CACE analyses)</w:instrText>
       </w:r>
-      <w:bookmarkEnd w:id="219"/>
+      <w:bookmarkEnd w:id="215"/>
       <w:r>
         <w:instrText xml:space="preserve">" \f C \l "1" </w:instrText>
       </w:r>
       <w:r>
         <w:fldChar w:fldCharType="end"/>
       </w:r>
-      <w:commentRangeEnd w:id="218"/>
+      <w:commentRangeEnd w:id="214"/>
       <w:r>
         <w:rPr>
           <w:rStyle w:val="CommentReference"/>
@@ -11950,7 +11894,7 @@
           <w:u w:val="none"/>
           <w:lang w:val="en-US"/>
         </w:rPr>
-        <w:commentReference w:id="218"/>
+        <w:commentReference w:id="214"/>
       </w:r>
     </w:p>
     <w:p>
@@ -12026,17 +11970,17 @@
       <w:pPr>
         <w:pStyle w:val="Heading2"/>
       </w:pPr>
-      <w:bookmarkStart w:id="220" w:name="_Toc185323572"/>
-      <w:bookmarkStart w:id="221" w:name="_Toc183099288"/>
-      <w:bookmarkStart w:id="222" w:name="_Toc185323573"/>
-      <w:bookmarkEnd w:id="220"/>
-      <w:commentRangeStart w:id="223"/>
+      <w:bookmarkStart w:id="216" w:name="_Toc185323572"/>
+      <w:bookmarkStart w:id="217" w:name="_Toc183099288"/>
+      <w:bookmarkStart w:id="218" w:name="_Toc185323573"/>
+      <w:bookmarkEnd w:id="216"/>
+      <w:commentRangeStart w:id="219"/>
       <w:r>
         <w:t>Model assumption checks</w:t>
       </w:r>
-      <w:bookmarkEnd w:id="221"/>
-      <w:bookmarkEnd w:id="222"/>
-      <w:commentRangeEnd w:id="223"/>
+      <w:bookmarkEnd w:id="217"/>
+      <w:bookmarkEnd w:id="218"/>
+      <w:commentRangeEnd w:id="219"/>
       <w:r>
         <w:rPr>
           <w:rStyle w:val="CommentReference"/>
@@ -12045,7 +11989,7 @@
           <w:u w:val="none"/>
           <w:lang w:val="en-US"/>
         </w:rPr>
-        <w:commentReference w:id="223"/>
+        <w:commentReference w:id="219"/>
       </w:r>
     </w:p>
     <w:p>
@@ -12108,7 +12052,7 @@
         </w:rPr>
         <w:instrText xml:space="preserve"> TC "</w:instrText>
       </w:r>
-      <w:bookmarkStart w:id="224" w:name="_Toc183094453"/>
+      <w:bookmarkStart w:id="220" w:name="_Toc183094453"/>
       <w:r>
         <w:rPr>
           <w:i/>
@@ -12119,7 +12063,7 @@
         </w:rPr>
         <w:instrText>Model assumption checks</w:instrText>
       </w:r>
-      <w:bookmarkEnd w:id="224"/>
+      <w:bookmarkEnd w:id="220"/>
       <w:r>
         <w:rPr>
           <w:i/>
@@ -12199,15 +12143,15 @@
       <w:pPr>
         <w:pStyle w:val="Heading2"/>
       </w:pPr>
-      <w:bookmarkStart w:id="225" w:name="_Toc183099289"/>
-      <w:bookmarkStart w:id="226" w:name="_Toc185323574"/>
-      <w:commentRangeStart w:id="227"/>
+      <w:bookmarkStart w:id="221" w:name="_Toc183099289"/>
+      <w:bookmarkStart w:id="222" w:name="_Toc185323574"/>
+      <w:commentRangeStart w:id="223"/>
       <w:r>
         <w:t>Sensitivity analyses</w:t>
       </w:r>
-      <w:bookmarkEnd w:id="225"/>
-      <w:bookmarkEnd w:id="226"/>
-      <w:commentRangeEnd w:id="227"/>
+      <w:bookmarkEnd w:id="221"/>
+      <w:bookmarkEnd w:id="222"/>
+      <w:commentRangeEnd w:id="223"/>
       <w:r>
         <w:rPr>
           <w:rStyle w:val="CommentReference"/>
@@ -12216,7 +12160,7 @@
           <w:u w:val="none"/>
           <w:lang w:val="en-US"/>
         </w:rPr>
-        <w:commentReference w:id="227"/>
+        <w:commentReference w:id="223"/>
       </w:r>
       <w:r>
         <w:fldChar w:fldCharType="begin"/>
@@ -12224,7 +12168,7 @@
       <w:r>
         <w:instrText xml:space="preserve"> TC "</w:instrText>
       </w:r>
-      <w:bookmarkStart w:id="228" w:name="_Toc183094454"/>
+      <w:bookmarkStart w:id="224" w:name="_Toc183094454"/>
       <w:r>
         <w:instrText>3.1.4</w:instrText>
       </w:r>
@@ -12232,7 +12176,7 @@
         <w:tab/>
         <w:instrText>Sensitivity analyses</w:instrText>
       </w:r>
-      <w:bookmarkEnd w:id="228"/>
+      <w:bookmarkEnd w:id="224"/>
       <w:r>
         <w:instrText xml:space="preserve">" \f C \l "1" </w:instrText>
       </w:r>
@@ -12273,20 +12217,20 @@
       <w:pPr>
         <w:pStyle w:val="Heading2"/>
       </w:pPr>
-      <w:bookmarkStart w:id="229" w:name="_Toc183099290"/>
-      <w:bookmarkStart w:id="230" w:name="_Toc185323575"/>
+      <w:bookmarkStart w:id="225" w:name="_Toc183099290"/>
+      <w:bookmarkStart w:id="226" w:name="_Toc185323575"/>
       <w:r>
         <w:t>Planned subgroup analyses</w:t>
       </w:r>
-      <w:bookmarkEnd w:id="229"/>
-      <w:bookmarkEnd w:id="230"/>
+      <w:bookmarkEnd w:id="225"/>
+      <w:bookmarkEnd w:id="226"/>
       <w:r>
         <w:fldChar w:fldCharType="begin"/>
       </w:r>
       <w:r>
         <w:instrText xml:space="preserve"> TC "</w:instrText>
       </w:r>
-      <w:bookmarkStart w:id="231" w:name="_Toc183094455"/>
+      <w:bookmarkStart w:id="227" w:name="_Toc183094455"/>
       <w:r>
         <w:instrText>3.1.5</w:instrText>
       </w:r>
@@ -12294,7 +12238,7 @@
         <w:tab/>
         <w:instrText>Planned subgroup analyses</w:instrText>
       </w:r>
-      <w:bookmarkEnd w:id="231"/>
+      <w:bookmarkEnd w:id="227"/>
       <w:r>
         <w:instrText xml:space="preserve">" \f C \l "1" </w:instrText>
       </w:r>
@@ -12351,20 +12295,20 @@
       <w:pPr>
         <w:pStyle w:val="Heading2"/>
       </w:pPr>
-      <w:bookmarkStart w:id="232" w:name="_Toc183099291"/>
-      <w:bookmarkStart w:id="233" w:name="_Toc185323576"/>
+      <w:bookmarkStart w:id="228" w:name="_Toc183099291"/>
+      <w:bookmarkStart w:id="229" w:name="_Toc185323576"/>
       <w:r>
         <w:t>Exploratory analyses</w:t>
       </w:r>
-      <w:bookmarkEnd w:id="232"/>
-      <w:bookmarkEnd w:id="233"/>
+      <w:bookmarkEnd w:id="228"/>
+      <w:bookmarkEnd w:id="229"/>
       <w:r>
         <w:fldChar w:fldCharType="begin"/>
       </w:r>
       <w:r>
         <w:instrText xml:space="preserve"> TC "</w:instrText>
       </w:r>
-      <w:bookmarkStart w:id="234" w:name="_Toc183094456"/>
+      <w:bookmarkStart w:id="230" w:name="_Toc183094456"/>
       <w:r>
         <w:instrText>3.2</w:instrText>
       </w:r>
@@ -12372,7 +12316,7 @@
         <w:tab/>
         <w:instrText>Exploratory analyses</w:instrText>
       </w:r>
-      <w:bookmarkEnd w:id="234"/>
+      <w:bookmarkEnd w:id="230"/>
       <w:r>
         <w:instrText xml:space="preserve">" \f C \l "1" </w:instrText>
       </w:r>
@@ -12415,21 +12359,21 @@
       <w:pPr>
         <w:pStyle w:val="Heading2"/>
       </w:pPr>
-      <w:bookmarkStart w:id="235" w:name="_Toc183099292"/>
-      <w:bookmarkStart w:id="236" w:name="_Toc185323577"/>
+      <w:bookmarkStart w:id="231" w:name="_Toc183099292"/>
+      <w:bookmarkStart w:id="232" w:name="_Toc185323577"/>
       <w:r>
         <w:lastRenderedPageBreak/>
         <w:t>Exploratory mediator and moderator analysis</w:t>
       </w:r>
-      <w:bookmarkEnd w:id="235"/>
-      <w:bookmarkEnd w:id="236"/>
+      <w:bookmarkEnd w:id="231"/>
+      <w:bookmarkEnd w:id="232"/>
       <w:r>
         <w:fldChar w:fldCharType="begin"/>
       </w:r>
       <w:r>
         <w:instrText xml:space="preserve"> TC "</w:instrText>
       </w:r>
-      <w:bookmarkStart w:id="237" w:name="_Toc183094457"/>
+      <w:bookmarkStart w:id="233" w:name="_Toc183094457"/>
       <w:r>
         <w:instrText>3.3</w:instrText>
       </w:r>
@@ -12437,7 +12381,7 @@
         <w:tab/>
         <w:instrText>Exploratory mediator and moderator analysis</w:instrText>
       </w:r>
-      <w:bookmarkEnd w:id="237"/>
+      <w:bookmarkEnd w:id="233"/>
       <w:r>
         <w:instrText xml:space="preserve">" \f C \l "1" </w:instrText>
       </w:r>
@@ -12544,20 +12488,20 @@
       <w:pPr>
         <w:pStyle w:val="Heading2"/>
       </w:pPr>
-      <w:bookmarkStart w:id="238" w:name="_Toc183099293"/>
-      <w:bookmarkStart w:id="239" w:name="_Toc185323578"/>
+      <w:bookmarkStart w:id="234" w:name="_Toc183099293"/>
+      <w:bookmarkStart w:id="235" w:name="_Toc185323578"/>
       <w:r>
         <w:t>Interim analysis</w:t>
       </w:r>
-      <w:bookmarkEnd w:id="238"/>
-      <w:bookmarkEnd w:id="239"/>
+      <w:bookmarkEnd w:id="234"/>
+      <w:bookmarkEnd w:id="235"/>
       <w:r>
         <w:fldChar w:fldCharType="begin"/>
       </w:r>
       <w:r>
         <w:instrText xml:space="preserve"> TC "</w:instrText>
       </w:r>
-      <w:bookmarkStart w:id="240" w:name="_Toc183094458"/>
+      <w:bookmarkStart w:id="236" w:name="_Toc183094458"/>
       <w:r>
         <w:instrText>3.4</w:instrText>
       </w:r>
@@ -12565,7 +12509,7 @@
         <w:tab/>
         <w:instrText>Interim analysis</w:instrText>
       </w:r>
-      <w:bookmarkEnd w:id="240"/>
+      <w:bookmarkEnd w:id="236"/>
       <w:r>
         <w:instrText xml:space="preserve">" \f C \l "1" </w:instrText>
       </w:r>
@@ -12624,23 +12568,277 @@
       <w:pPr>
         <w:pStyle w:val="Heading1"/>
       </w:pPr>
-      <w:bookmarkStart w:id="241" w:name="_Toc183099294"/>
-      <w:bookmarkStart w:id="242" w:name="_Toc185323579"/>
+      <w:bookmarkStart w:id="237" w:name="_Toc183099294"/>
+      <w:bookmarkStart w:id="238" w:name="_Toc185323579"/>
       <w:r>
         <w:lastRenderedPageBreak/>
         <w:t>Quality Control and Quality Assurance</w:t>
       </w:r>
+      <w:bookmarkEnd w:id="237"/>
+      <w:bookmarkEnd w:id="238"/>
+    </w:p>
+    <w:p>
+      <w:pPr>
+        <w:pStyle w:val="Heading2"/>
+      </w:pPr>
+      <w:bookmarkStart w:id="239" w:name="_Toc183099295"/>
+      <w:bookmarkStart w:id="240" w:name="_Toc185323580"/>
+      <w:r>
+        <w:t>Quality control</w:t>
+      </w:r>
+      <w:bookmarkEnd w:id="239"/>
+      <w:bookmarkEnd w:id="240"/>
+    </w:p>
+    <w:p>
+      <w:pPr>
+        <w:rPr>
+          <w:sz w:val="22"/>
+          <w:szCs w:val="22"/>
+        </w:rPr>
+      </w:pPr>
+      <w:r>
+        <w:rPr>
+          <w:sz w:val="22"/>
+          <w:szCs w:val="22"/>
+        </w:rPr>
+        <w:t xml:space="preserve">The junior statistician will carry out data checks on </w:t>
+      </w:r>
+      <w:r>
+        <w:rPr>
+          <w:sz w:val="22"/>
+          <w:szCs w:val="22"/>
+        </w:rPr>
+        <w:t>trial</w:t>
+      </w:r>
+      <w:r>
+        <w:rPr>
+          <w:sz w:val="22"/>
+          <w:szCs w:val="22"/>
+        </w:rPr>
+        <w:t xml:space="preserve"> data prior to preparing DMEC reports </w:t>
+      </w:r>
+      <w:r>
+        <w:rPr>
+          <w:sz w:val="22"/>
+          <w:szCs w:val="22"/>
+          <w:highlight w:val="cyan"/>
+        </w:rPr>
+        <w:t>(as per KCTU Statistical SOP ST-01)</w:t>
+      </w:r>
+      <w:r>
+        <w:rPr>
+          <w:sz w:val="22"/>
+          <w:szCs w:val="22"/>
+        </w:rPr>
+        <w:t xml:space="preserve"> and prior to final data lock. Generated data queries will be provided to the trial management team in an Excel file to be communicated to sites. Responses should be sent back to the statistician and unresolved data queries will be re-issued. Where possible data queries should be resolved prior to DMEC reports/interim analyses, where this is not possible, outstanding data issues will be made clear to the DMEC on the report. Syntax for data checking will be written in accordance with </w:t>
+      </w:r>
+      <w:r>
+        <w:rPr>
+          <w:sz w:val="22"/>
+          <w:szCs w:val="22"/>
+          <w:highlight w:val="cyan"/>
+        </w:rPr>
+        <w:t>KCTU Statistical SOP ST-08 (Data manipulation)</w:t>
+      </w:r>
+      <w:r>
+        <w:rPr>
+          <w:sz w:val="22"/>
+          <w:szCs w:val="22"/>
+        </w:rPr>
+        <w:t xml:space="preserve"> to allow reproducibility and for purposes of an audit trail. All syntax, output, resulting queries and responses from sites (via the trial management team) will be retained as per </w:t>
+      </w:r>
+      <w:r>
+        <w:rPr>
+          <w:sz w:val="22"/>
+          <w:szCs w:val="22"/>
+          <w:highlight w:val="cyan"/>
+        </w:rPr>
+        <w:t>KCTU Statistical SOP ST-03 (Statistical Document Retention).</w:t>
+      </w:r>
+    </w:p>
+    <w:p>
+      <w:pPr>
+        <w:rPr>
+          <w:sz w:val="22"/>
+          <w:szCs w:val="22"/>
+        </w:rPr>
+      </w:pPr>
+    </w:p>
+    <w:p>
+      <w:pPr>
+        <w:rPr>
+          <w:b/>
+          <w:bCs/>
+          <w:i/>
+          <w:iCs/>
+          <w:sz w:val="22"/>
+          <w:szCs w:val="22"/>
+        </w:rPr>
+      </w:pPr>
+      <w:r>
+        <w:rPr>
+          <w:i/>
+          <w:iCs/>
+          <w:sz w:val="22"/>
+          <w:szCs w:val="22"/>
+          <w:highlight w:val="yellow"/>
+        </w:rPr>
+        <w:t>Reference to</w:t>
+      </w:r>
+      <w:r>
+        <w:rPr>
+          <w:i/>
+          <w:iCs/>
+          <w:sz w:val="22"/>
+          <w:szCs w:val="22"/>
+          <w:highlight w:val="yellow"/>
+        </w:rPr>
+        <w:t xml:space="preserve"> the</w:t>
+      </w:r>
+      <w:r>
+        <w:rPr>
+          <w:i/>
+          <w:iCs/>
+          <w:sz w:val="22"/>
+          <w:szCs w:val="22"/>
+          <w:highlight w:val="yellow"/>
+        </w:rPr>
+        <w:t xml:space="preserve"> Data Management Plan should be included here where it exists</w:t>
+      </w:r>
+      <w:r>
+        <w:rPr>
+          <w:i/>
+          <w:iCs/>
+          <w:sz w:val="22"/>
+          <w:szCs w:val="22"/>
+        </w:rPr>
+        <w:t xml:space="preserve">, </w:t>
+      </w:r>
+      <w:r>
+        <w:rPr>
+          <w:i/>
+          <w:iCs/>
+          <w:sz w:val="22"/>
+          <w:szCs w:val="22"/>
+          <w:highlight w:val="yellow"/>
+        </w:rPr>
+        <w:t xml:space="preserve">otherwise a reference should be made to where information on data handling and data cleaning will be </w:t>
+      </w:r>
+      <w:r>
+        <w:rPr>
+          <w:i/>
+          <w:iCs/>
+          <w:sz w:val="22"/>
+          <w:szCs w:val="22"/>
+          <w:highlight w:val="yellow"/>
+        </w:rPr>
+        <w:t>outlined.</w:t>
+      </w:r>
+    </w:p>
+    <w:p/>
+    <w:p>
+      <w:pPr>
+        <w:pStyle w:val="Heading2"/>
+      </w:pPr>
+      <w:bookmarkStart w:id="241" w:name="_Toc183099296"/>
+      <w:bookmarkStart w:id="242" w:name="_Toc185323581"/>
+      <w:r>
+        <w:t>Carrying out the final analysis</w:t>
+      </w:r>
       <w:bookmarkEnd w:id="241"/>
       <w:bookmarkEnd w:id="242"/>
     </w:p>
     <w:p>
       <w:pPr>
+        <w:rPr>
+          <w:sz w:val="22"/>
+          <w:szCs w:val="22"/>
+          <w:lang w:val="en-GB" w:eastAsia="en-GB"/>
+        </w:rPr>
+      </w:pPr>
+      <w:r>
+        <w:rPr>
+          <w:sz w:val="22"/>
+          <w:szCs w:val="22"/>
+          <w:lang w:val="en-GB" w:eastAsia="en-GB"/>
+        </w:rPr>
+        <w:t xml:space="preserve">For the final analysis, the Senior </w:t>
+      </w:r>
+      <w:r>
+        <w:rPr>
+          <w:sz w:val="22"/>
+          <w:szCs w:val="22"/>
+          <w:lang w:val="en-GB" w:eastAsia="en-GB"/>
+        </w:rPr>
+        <w:t>statistician</w:t>
+      </w:r>
+      <w:r>
+        <w:rPr>
+          <w:sz w:val="22"/>
+          <w:szCs w:val="22"/>
+          <w:lang w:val="en-GB" w:eastAsia="en-GB"/>
+        </w:rPr>
+        <w:t xml:space="preserve"> will review the code (that will be written in such a way as to not unblind) but will not see results until finalisation of the analysis. </w:t>
+      </w:r>
+    </w:p>
+    <w:p>
+      <w:pPr>
+        <w:rPr>
+          <w:sz w:val="22"/>
+          <w:szCs w:val="22"/>
+          <w:lang w:val="en-GB" w:eastAsia="en-GB"/>
+        </w:rPr>
+      </w:pPr>
+    </w:p>
+    <w:p>
+      <w:pPr>
+        <w:rPr>
+          <w:lang w:val="en-GB" w:eastAsia="en-GB"/>
+        </w:rPr>
+      </w:pPr>
+      <w:r>
+        <w:rPr>
+          <w:sz w:val="22"/>
+          <w:szCs w:val="22"/>
+          <w:lang w:val="en-GB" w:eastAsia="en-GB"/>
+        </w:rPr>
+        <w:t xml:space="preserve">As per </w:t>
+      </w:r>
+      <w:r>
+        <w:rPr>
+          <w:sz w:val="22"/>
+          <w:szCs w:val="22"/>
+          <w:highlight w:val="cyan"/>
+          <w:lang w:val="en-GB" w:eastAsia="en-GB"/>
+        </w:rPr>
+        <w:t>KCTU Statistical SOP ST-08,</w:t>
+      </w:r>
+      <w:r>
+        <w:rPr>
+          <w:sz w:val="22"/>
+          <w:szCs w:val="22"/>
+          <w:lang w:val="en-GB" w:eastAsia="en-GB"/>
+        </w:rPr>
+        <w:t xml:space="preserve"> all syntax will be written in such a way to allow for the analysis to be reproduced for purposes of an audit trail, and syntax will be appropriately commented to allow interpretation and for reproducibility. All syntax and output will be retained on local filing systems and uploaded to the Statistics File Upload System as per </w:t>
+      </w:r>
+      <w:r>
+        <w:rPr>
+          <w:sz w:val="22"/>
+          <w:szCs w:val="22"/>
+          <w:highlight w:val="cyan"/>
+          <w:lang w:val="en-GB" w:eastAsia="en-GB"/>
+        </w:rPr>
+        <w:t>KCTU Statistical SOP ST-03 (Statistical Document Retention).</w:t>
+      </w:r>
+    </w:p>
+    <w:p>
+      <w:pPr>
         <w:pStyle w:val="Heading2"/>
       </w:pPr>
-      <w:bookmarkStart w:id="243" w:name="_Toc183099295"/>
-      <w:bookmarkStart w:id="244" w:name="_Toc185323580"/>
-      <w:r>
-        <w:t>Quality control</w:t>
+      <w:bookmarkStart w:id="243" w:name="_Toc183099297"/>
+      <w:bookmarkStart w:id="244" w:name="_Toc185323582"/>
+      <w:r>
+        <w:t>Approval and version control of the SAP</w:t>
       </w:r>
       <w:bookmarkEnd w:id="243"/>
       <w:bookmarkEnd w:id="244"/>
@@ -12650,73 +12848,150 @@
         <w:rPr>
           <w:sz w:val="22"/>
           <w:szCs w:val="22"/>
-        </w:rPr>
-      </w:pPr>
-      <w:r>
-        <w:rPr>
-          <w:sz w:val="22"/>
-          <w:szCs w:val="22"/>
-        </w:rPr>
-        <w:t xml:space="preserve">The junior statistician will carry out data checks on </w:t>
-      </w:r>
-      <w:r>
-        <w:rPr>
-          <w:sz w:val="22"/>
-          <w:szCs w:val="22"/>
-        </w:rPr>
-        <w:t>trial</w:t>
-      </w:r>
-      <w:r>
-        <w:rPr>
-          <w:sz w:val="22"/>
-          <w:szCs w:val="22"/>
-        </w:rPr>
-        <w:t xml:space="preserve"> data prior to preparing DMEC reports </w:t>
+          <w:lang w:val="en-GB" w:eastAsia="en-GB"/>
+        </w:rPr>
+      </w:pPr>
+      <w:r>
+        <w:rPr>
+          <w:sz w:val="22"/>
+          <w:szCs w:val="22"/>
+          <w:lang w:val="en-GB" w:eastAsia="en-GB"/>
+        </w:rPr>
+        <w:t xml:space="preserve">As per </w:t>
       </w:r>
       <w:r>
         <w:rPr>
           <w:sz w:val="22"/>
           <w:szCs w:val="22"/>
           <w:highlight w:val="cyan"/>
-        </w:rPr>
-        <w:t>(as per KCTU Statistical SOP ST-01)</w:t>
-      </w:r>
-      <w:r>
-        <w:rPr>
-          <w:sz w:val="22"/>
-          <w:szCs w:val="22"/>
-        </w:rPr>
-        <w:t xml:space="preserve"> and prior to final data lock. Generated data queries will be provided to the trial management team in an Excel file to be communicated to sites. Responses should be sent back to the statistician and unresolved data queries will be re-issued. Where possible data queries should be resolved prior to DMEC reports/interim analyses, where this is not possible, outstanding data issues will be made clear to the DMEC on the report. Syntax for data checking will be written in accordance with </w:t>
-      </w:r>
-      <w:r>
-        <w:rPr>
-          <w:sz w:val="22"/>
-          <w:szCs w:val="22"/>
-          <w:highlight w:val="cyan"/>
-        </w:rPr>
-        <w:t>KCTU Statistical SOP ST-08 (Data manipulation)</w:t>
-      </w:r>
-      <w:r>
-        <w:rPr>
-          <w:sz w:val="22"/>
-          <w:szCs w:val="22"/>
-        </w:rPr>
-        <w:t xml:space="preserve"> to allow reproducibility and for purposes of an audit trail. All syntax, output, resulting queries and responses from sites (via the trial management team) will be retained as per </w:t>
-      </w:r>
-      <w:r>
-        <w:rPr>
-          <w:sz w:val="22"/>
-          <w:szCs w:val="22"/>
-          <w:highlight w:val="cyan"/>
-        </w:rPr>
-        <w:t>KCTU Statistical SOP ST-03 (Statistical Document Retention).</w:t>
-      </w:r>
-    </w:p>
-    <w:p>
-      <w:pPr>
-        <w:rPr>
-          <w:sz w:val="22"/>
-          <w:szCs w:val="22"/>
+          <w:lang w:val="en-GB" w:eastAsia="en-GB"/>
+        </w:rPr>
+        <w:t>KCTU Statistical SOP ST-02 Statistical Analysis Plan</w:t>
+      </w:r>
+      <w:r>
+        <w:rPr>
+          <w:sz w:val="22"/>
+          <w:szCs w:val="22"/>
+          <w:lang w:val="en-GB" w:eastAsia="en-GB"/>
+        </w:rPr>
+        <w:t xml:space="preserve">, after initial sign off of the SAP, if any changes are required, these will be decided by </w:t>
+      </w:r>
+      <w:r>
+        <w:rPr>
+          <w:i/>
+          <w:iCs/>
+          <w:sz w:val="22"/>
+          <w:szCs w:val="22"/>
+          <w:highlight w:val="yellow"/>
+          <w:lang w:val="en-GB" w:eastAsia="en-GB"/>
+        </w:rPr>
+        <w:t xml:space="preserve">blinded </w:t>
+      </w:r>
+      <w:r>
+        <w:rPr>
+          <w:i/>
+          <w:iCs/>
+          <w:sz w:val="22"/>
+          <w:szCs w:val="22"/>
+          <w:highlight w:val="yellow"/>
+          <w:lang w:val="en-GB" w:eastAsia="en-GB"/>
+        </w:rPr>
+        <w:t>statisticians</w:t>
+      </w:r>
+      <w:r>
+        <w:rPr>
+          <w:sz w:val="22"/>
+          <w:szCs w:val="22"/>
+          <w:lang w:val="en-GB" w:eastAsia="en-GB"/>
+        </w:rPr>
+        <w:t xml:space="preserve"> so as to avoid any chance or appearance of introducing bias having seen unblinded data. A copy of the tracked changes version will be </w:t>
+      </w:r>
+      <w:r>
+        <w:rPr>
+          <w:sz w:val="22"/>
+          <w:szCs w:val="22"/>
+          <w:lang w:val="en-GB" w:eastAsia="en-GB"/>
+        </w:rPr>
+        <w:t>retained,</w:t>
+      </w:r>
+      <w:r>
+        <w:rPr>
+          <w:sz w:val="22"/>
+          <w:szCs w:val="22"/>
+          <w:lang w:val="en-GB" w:eastAsia="en-GB"/>
+        </w:rPr>
+        <w:t xml:space="preserve"> and an</w:t>
+      </w:r>
+      <w:r>
+        <w:rPr>
+          <w:sz w:val="22"/>
+          <w:szCs w:val="22"/>
+          <w:lang w:val="en-GB" w:eastAsia="en-GB"/>
+        </w:rPr>
+        <w:t xml:space="preserve"> updated version will be approved by the Chief Investigator, Senior Statistician and TSC chair. Any changes between versions will also be outlined in Section </w:t>
+      </w:r>
+      <w:r>
+        <w:rPr>
+          <w:sz w:val="22"/>
+          <w:szCs w:val="22"/>
+          <w:lang w:val="en-GB" w:eastAsia="en-GB"/>
+        </w:rPr>
+        <w:fldChar w:fldCharType="begin"/>
+      </w:r>
+      <w:r>
+        <w:rPr>
+          <w:sz w:val="22"/>
+          <w:szCs w:val="22"/>
+          <w:lang w:val="en-GB" w:eastAsia="en-GB"/>
+        </w:rPr>
+        <w:instrText xml:space="preserve"> REF _Ref183511940 \r \h </w:instrText>
+      </w:r>
+      <w:r>
+        <w:rPr>
+          <w:sz w:val="22"/>
+          <w:szCs w:val="22"/>
+          <w:lang w:val="en-GB" w:eastAsia="en-GB"/>
+        </w:rPr>
+      </w:r>
+      <w:r>
+        <w:rPr>
+          <w:sz w:val="22"/>
+          <w:szCs w:val="22"/>
+          <w:lang w:val="en-GB" w:eastAsia="en-GB"/>
+        </w:rPr>
+        <w:fldChar w:fldCharType="separate"/>
+      </w:r>
+      <w:r>
+        <w:rPr>
+          <w:sz w:val="22"/>
+          <w:szCs w:val="22"/>
+          <w:lang w:val="en-GB" w:eastAsia="en-GB"/>
+        </w:rPr>
+        <w:t>i</w:t>
+      </w:r>
+      <w:r>
+        <w:rPr>
+          <w:sz w:val="22"/>
+          <w:szCs w:val="22"/>
+          <w:lang w:val="en-GB" w:eastAsia="en-GB"/>
+        </w:rPr>
+        <w:fldChar w:fldCharType="end"/>
+      </w:r>
+      <w:r>
+        <w:rPr>
+          <w:sz w:val="22"/>
+          <w:szCs w:val="22"/>
+          <w:lang w:val="en-GB" w:eastAsia="en-GB"/>
+        </w:rPr>
+        <w:t xml:space="preserve">. </w:t>
+      </w:r>
+    </w:p>
+    <w:p>
+      <w:pPr>
+        <w:rPr>
+          <w:sz w:val="22"/>
+          <w:szCs w:val="22"/>
+          <w:lang w:val="en-GB" w:eastAsia="en-GB"/>
         </w:rPr>
       </w:pPr>
     </w:p>
@@ -12725,70 +13000,25 @@
         <w:rPr>
           <w:b/>
           <w:bCs/>
-          <w:i/>
-          <w:iCs/>
-          <w:sz w:val="22"/>
-          <w:szCs w:val="22"/>
-        </w:rPr>
-      </w:pPr>
-      <w:r>
-        <w:rPr>
-          <w:i/>
-          <w:iCs/>
-          <w:sz w:val="22"/>
-          <w:szCs w:val="22"/>
-          <w:highlight w:val="yellow"/>
-        </w:rPr>
-        <w:t>Reference to</w:t>
-      </w:r>
-      <w:r>
-        <w:rPr>
-          <w:i/>
-          <w:iCs/>
-          <w:sz w:val="22"/>
-          <w:szCs w:val="22"/>
-          <w:highlight w:val="yellow"/>
-        </w:rPr>
-        <w:t xml:space="preserve"> the</w:t>
-      </w:r>
-      <w:r>
-        <w:rPr>
-          <w:i/>
-          <w:iCs/>
-          <w:sz w:val="22"/>
-          <w:szCs w:val="22"/>
-          <w:highlight w:val="yellow"/>
-        </w:rPr>
-        <w:t xml:space="preserve"> Data Management Plan should be included here where it exists</w:t>
-      </w:r>
-      <w:r>
-        <w:rPr>
-          <w:i/>
-          <w:iCs/>
-          <w:sz w:val="22"/>
-          <w:szCs w:val="22"/>
-        </w:rPr>
-        <w:t xml:space="preserve">, </w:t>
-      </w:r>
-      <w:r>
-        <w:rPr>
-          <w:i/>
-          <w:iCs/>
-          <w:sz w:val="22"/>
-          <w:szCs w:val="22"/>
-          <w:highlight w:val="yellow"/>
-        </w:rPr>
-        <w:t xml:space="preserve">otherwise a reference should be made to where information on data handling and data cleaning will be </w:t>
-      </w:r>
-      <w:r>
-        <w:rPr>
-          <w:i/>
-          <w:iCs/>
-          <w:sz w:val="22"/>
-          <w:szCs w:val="22"/>
-          <w:highlight w:val="yellow"/>
-        </w:rPr>
-        <w:t>outlined.</w:t>
+          <w:sz w:val="22"/>
+          <w:szCs w:val="22"/>
+        </w:rPr>
+      </w:pPr>
+      <w:r>
+        <w:rPr>
+          <w:sz w:val="22"/>
+          <w:szCs w:val="22"/>
+          <w:lang w:val="en-GB" w:eastAsia="en-GB"/>
+        </w:rPr>
+        <w:t>The initial signed off version will be versioned as Version 1.0. Minor amendments following this should be versioned with sub-numbering e.g., Version 1.1</w:t>
+      </w:r>
+      <w:r>
+        <w:rPr>
+          <w:sz w:val="22"/>
+          <w:szCs w:val="22"/>
+          <w:lang w:val="en-GB" w:eastAsia="en-GB"/>
+        </w:rPr>
+        <w:t>.</w:t>
       </w:r>
     </w:p>
     <w:p/>
@@ -12796,10 +13026,10 @@
       <w:pPr>
         <w:pStyle w:val="Heading2"/>
       </w:pPr>
-      <w:bookmarkStart w:id="245" w:name="_Toc183099296"/>
-      <w:bookmarkStart w:id="246" w:name="_Toc185323581"/>
-      <w:r>
-        <w:t>Carrying out the final analysis</w:t>
+      <w:bookmarkStart w:id="245" w:name="_Toc183099298"/>
+      <w:bookmarkStart w:id="246" w:name="_Toc185323583"/>
+      <w:r>
+        <w:t>Quality Assurance</w:t>
       </w:r>
       <w:bookmarkEnd w:id="245"/>
       <w:bookmarkEnd w:id="246"/>
@@ -12807,337 +13037,51 @@
     <w:p>
       <w:pPr>
         <w:rPr>
-          <w:sz w:val="22"/>
-          <w:szCs w:val="22"/>
-          <w:lang w:val="en-GB" w:eastAsia="en-GB"/>
-        </w:rPr>
-      </w:pPr>
-      <w:r>
-        <w:rPr>
-          <w:sz w:val="22"/>
-          <w:szCs w:val="22"/>
-          <w:lang w:val="en-GB" w:eastAsia="en-GB"/>
-        </w:rPr>
-        <w:t xml:space="preserve">For the final analysis, the Senior </w:t>
-      </w:r>
-      <w:r>
-        <w:rPr>
-          <w:sz w:val="22"/>
-          <w:szCs w:val="22"/>
-          <w:lang w:val="en-GB" w:eastAsia="en-GB"/>
-        </w:rPr>
-        <w:t>statistician</w:t>
-      </w:r>
-      <w:r>
-        <w:rPr>
-          <w:sz w:val="22"/>
-          <w:szCs w:val="22"/>
-          <w:lang w:val="en-GB" w:eastAsia="en-GB"/>
-        </w:rPr>
-        <w:t xml:space="preserve"> will review the code (that will be written in such a way as to not unblind) but will not see results until finalisation of the analysis. </w:t>
-      </w:r>
-    </w:p>
-    <w:p>
-      <w:pPr>
-        <w:rPr>
-          <w:sz w:val="22"/>
-          <w:szCs w:val="22"/>
-          <w:lang w:val="en-GB" w:eastAsia="en-GB"/>
-        </w:rPr>
-      </w:pPr>
-    </w:p>
-    <w:p>
-      <w:pPr>
-        <w:rPr>
-          <w:lang w:val="en-GB" w:eastAsia="en-GB"/>
-        </w:rPr>
-      </w:pPr>
-      <w:r>
-        <w:rPr>
-          <w:sz w:val="22"/>
-          <w:szCs w:val="22"/>
-          <w:lang w:val="en-GB" w:eastAsia="en-GB"/>
-        </w:rPr>
-        <w:t xml:space="preserve">As per </w:t>
-      </w:r>
-      <w:r>
-        <w:rPr>
-          <w:sz w:val="22"/>
-          <w:szCs w:val="22"/>
           <w:highlight w:val="cyan"/>
-          <w:lang w:val="en-GB" w:eastAsia="en-GB"/>
-        </w:rPr>
-        <w:t>KCTU Statistical SOP ST-08,</w:t>
-      </w:r>
-      <w:r>
-        <w:rPr>
-          <w:sz w:val="22"/>
-          <w:szCs w:val="22"/>
-          <w:lang w:val="en-GB" w:eastAsia="en-GB"/>
-        </w:rPr>
-        <w:t xml:space="preserve"> all syntax will be written in such a way to allow for the analysis to be reproduced for purposes of an audit trail, and syntax will be appropriately commented to allow interpretation and for reproducibility. All syntax and output will be retained on local filing systems and uploaded to the Statistics File Upload System as per </w:t>
-      </w:r>
-      <w:r>
-        <w:rPr>
-          <w:sz w:val="22"/>
-          <w:szCs w:val="22"/>
+        </w:rPr>
+      </w:pPr>
+      <w:r>
+        <w:t xml:space="preserve">Quality assurance processes will be followed according to </w:t>
+      </w:r>
+      <w:r>
+        <w:rPr>
           <w:highlight w:val="cyan"/>
-          <w:lang w:val="en-GB" w:eastAsia="en-GB"/>
-        </w:rPr>
-        <w:t>KCTU Statistical SOP ST-03 (Statistical Document Retention).</w:t>
-      </w:r>
-    </w:p>
-    <w:p>
-      <w:pPr>
-        <w:pStyle w:val="Heading2"/>
-      </w:pPr>
-      <w:bookmarkStart w:id="247" w:name="_Toc183099297"/>
-      <w:bookmarkStart w:id="248" w:name="_Toc185323582"/>
-      <w:r>
-        <w:t>Approval and version control of the SAP</w:t>
+        </w:rPr>
+        <w:t>KCTU Statistical SOP ST-04 Statistical QA.</w:t>
+      </w:r>
+    </w:p>
+    <w:p>
+      <w:pPr>
+        <w:rPr>
+          <w:highlight w:val="cyan"/>
+        </w:rPr>
+      </w:pPr>
+      <w:r>
+        <w:rPr>
+          <w:highlight w:val="cyan"/>
+        </w:rPr>
+        <w:br w:type="page"/>
+      </w:r>
+    </w:p>
+    <w:p>
+      <w:pPr>
+        <w:pStyle w:val="Heading1"/>
+      </w:pPr>
+      <w:bookmarkStart w:id="247" w:name="_Toc183099299"/>
+      <w:bookmarkStart w:id="248" w:name="_Toc185323584"/>
+      <w:r>
+        <w:lastRenderedPageBreak/>
+        <w:t>Software</w:t>
       </w:r>
       <w:bookmarkEnd w:id="247"/>
       <w:bookmarkEnd w:id="248"/>
-    </w:p>
-    <w:p>
-      <w:pPr>
-        <w:rPr>
-          <w:sz w:val="22"/>
-          <w:szCs w:val="22"/>
-          <w:lang w:val="en-GB" w:eastAsia="en-GB"/>
-        </w:rPr>
-      </w:pPr>
-      <w:r>
-        <w:rPr>
-          <w:sz w:val="22"/>
-          <w:szCs w:val="22"/>
-          <w:lang w:val="en-GB" w:eastAsia="en-GB"/>
-        </w:rPr>
-        <w:t xml:space="preserve">As per </w:t>
-      </w:r>
-      <w:r>
-        <w:rPr>
-          <w:sz w:val="22"/>
-          <w:szCs w:val="22"/>
-          <w:highlight w:val="cyan"/>
-          <w:lang w:val="en-GB" w:eastAsia="en-GB"/>
-        </w:rPr>
-        <w:t>KCTU Statistical SOP ST-02 Statistical Analysis Plan</w:t>
-      </w:r>
-      <w:r>
-        <w:rPr>
-          <w:sz w:val="22"/>
-          <w:szCs w:val="22"/>
-          <w:lang w:val="en-GB" w:eastAsia="en-GB"/>
-        </w:rPr>
-        <w:t xml:space="preserve">, after initial sign off of the SAP, if any changes are required, these will be decided by </w:t>
-      </w:r>
-      <w:r>
-        <w:rPr>
-          <w:i/>
-          <w:iCs/>
-          <w:sz w:val="22"/>
-          <w:szCs w:val="22"/>
-          <w:highlight w:val="yellow"/>
-          <w:lang w:val="en-GB" w:eastAsia="en-GB"/>
-        </w:rPr>
-        <w:t xml:space="preserve">blinded </w:t>
-      </w:r>
-      <w:r>
-        <w:rPr>
-          <w:i/>
-          <w:iCs/>
-          <w:sz w:val="22"/>
-          <w:szCs w:val="22"/>
-          <w:highlight w:val="yellow"/>
-          <w:lang w:val="en-GB" w:eastAsia="en-GB"/>
-        </w:rPr>
-        <w:t>statisticians</w:t>
-      </w:r>
-      <w:r>
-        <w:rPr>
-          <w:sz w:val="22"/>
-          <w:szCs w:val="22"/>
-          <w:lang w:val="en-GB" w:eastAsia="en-GB"/>
-        </w:rPr>
-        <w:t xml:space="preserve"> so as to avoid any chance or appearance of introducing bias having seen unblinded data. A copy of the tracked changes version will be </w:t>
-      </w:r>
-      <w:r>
-        <w:rPr>
-          <w:sz w:val="22"/>
-          <w:szCs w:val="22"/>
-          <w:lang w:val="en-GB" w:eastAsia="en-GB"/>
-        </w:rPr>
-        <w:t>retained,</w:t>
-      </w:r>
-      <w:r>
-        <w:rPr>
-          <w:sz w:val="22"/>
-          <w:szCs w:val="22"/>
-          <w:lang w:val="en-GB" w:eastAsia="en-GB"/>
-        </w:rPr>
-        <w:t xml:space="preserve"> and an</w:t>
-      </w:r>
-      <w:r>
-        <w:rPr>
-          <w:sz w:val="22"/>
-          <w:szCs w:val="22"/>
-          <w:lang w:val="en-GB" w:eastAsia="en-GB"/>
-        </w:rPr>
-        <w:t xml:space="preserve"> updated version will be approved by the Chief Investigator, Senior Statistician and TSC chair. Any changes between versions will also be outlined in Section </w:t>
-      </w:r>
-      <w:r>
-        <w:rPr>
-          <w:sz w:val="22"/>
-          <w:szCs w:val="22"/>
-          <w:lang w:val="en-GB" w:eastAsia="en-GB"/>
-        </w:rPr>
+      <w:r>
         <w:fldChar w:fldCharType="begin"/>
       </w:r>
       <w:r>
-        <w:rPr>
-          <w:sz w:val="22"/>
-          <w:szCs w:val="22"/>
-          <w:lang w:val="en-GB" w:eastAsia="en-GB"/>
-        </w:rPr>
-        <w:instrText xml:space="preserve"> REF _Ref183511940 \r \h </w:instrText>
-      </w:r>
-      <w:r>
-        <w:rPr>
-          <w:sz w:val="22"/>
-          <w:szCs w:val="22"/>
-          <w:lang w:val="en-GB" w:eastAsia="en-GB"/>
-        </w:rPr>
-      </w:r>
-      <w:r>
-        <w:rPr>
-          <w:sz w:val="22"/>
-          <w:szCs w:val="22"/>
-          <w:lang w:val="en-GB" w:eastAsia="en-GB"/>
-        </w:rPr>
-        <w:fldChar w:fldCharType="separate"/>
-      </w:r>
-      <w:r>
-        <w:rPr>
-          <w:sz w:val="22"/>
-          <w:szCs w:val="22"/>
-          <w:lang w:val="en-GB" w:eastAsia="en-GB"/>
-        </w:rPr>
-        <w:t>i</w:t>
-      </w:r>
-      <w:r>
-        <w:rPr>
-          <w:sz w:val="22"/>
-          <w:szCs w:val="22"/>
-          <w:lang w:val="en-GB" w:eastAsia="en-GB"/>
-        </w:rPr>
-        <w:fldChar w:fldCharType="end"/>
-      </w:r>
-      <w:r>
-        <w:rPr>
-          <w:sz w:val="22"/>
-          <w:szCs w:val="22"/>
-          <w:lang w:val="en-GB" w:eastAsia="en-GB"/>
-        </w:rPr>
-        <w:t xml:space="preserve">. </w:t>
-      </w:r>
-    </w:p>
-    <w:p>
-      <w:pPr>
-        <w:rPr>
-          <w:sz w:val="22"/>
-          <w:szCs w:val="22"/>
-          <w:lang w:val="en-GB" w:eastAsia="en-GB"/>
-        </w:rPr>
-      </w:pPr>
-    </w:p>
-    <w:p>
-      <w:pPr>
-        <w:rPr>
-          <w:b/>
-          <w:bCs/>
-          <w:sz w:val="22"/>
-          <w:szCs w:val="22"/>
-        </w:rPr>
-      </w:pPr>
-      <w:r>
-        <w:rPr>
-          <w:sz w:val="22"/>
-          <w:szCs w:val="22"/>
-          <w:lang w:val="en-GB" w:eastAsia="en-GB"/>
-        </w:rPr>
-        <w:t>The initial signed off version will be versioned as Version 1.0. Minor amendments following this should be versioned with sub-numbering e.g., Version 1.1</w:t>
-      </w:r>
-      <w:r>
-        <w:rPr>
-          <w:sz w:val="22"/>
-          <w:szCs w:val="22"/>
-          <w:lang w:val="en-GB" w:eastAsia="en-GB"/>
-        </w:rPr>
-        <w:t>.</w:t>
-      </w:r>
-    </w:p>
-    <w:p/>
-    <w:p>
-      <w:pPr>
-        <w:pStyle w:val="Heading2"/>
-      </w:pPr>
-      <w:bookmarkStart w:id="249" w:name="_Toc183099298"/>
-      <w:bookmarkStart w:id="250" w:name="_Toc185323583"/>
-      <w:r>
-        <w:t>Quality Assurance</w:t>
-      </w:r>
-      <w:bookmarkEnd w:id="249"/>
-      <w:bookmarkEnd w:id="250"/>
-    </w:p>
-    <w:p>
-      <w:pPr>
-        <w:rPr>
-          <w:highlight w:val="cyan"/>
-        </w:rPr>
-      </w:pPr>
-      <w:r>
-        <w:t xml:space="preserve">Quality assurance processes will be followed according to </w:t>
-      </w:r>
-      <w:r>
-        <w:rPr>
-          <w:highlight w:val="cyan"/>
-        </w:rPr>
-        <w:t>KCTU Statistical SOP ST-04 Statistical QA.</w:t>
-      </w:r>
-    </w:p>
-    <w:p>
-      <w:pPr>
-        <w:rPr>
-          <w:highlight w:val="cyan"/>
-        </w:rPr>
-      </w:pPr>
-      <w:r>
-        <w:rPr>
-          <w:highlight w:val="cyan"/>
-        </w:rPr>
-        <w:br w:type="page"/>
-      </w:r>
-    </w:p>
-    <w:p>
-      <w:pPr>
-        <w:pStyle w:val="Heading1"/>
-      </w:pPr>
-      <w:bookmarkStart w:id="251" w:name="_Toc183099299"/>
-      <w:bookmarkStart w:id="252" w:name="_Toc185323584"/>
-      <w:r>
-        <w:lastRenderedPageBreak/>
-        <w:t>Software</w:t>
-      </w:r>
-      <w:bookmarkEnd w:id="251"/>
-      <w:bookmarkEnd w:id="252"/>
-      <w:r>
-        <w:fldChar w:fldCharType="begin"/>
-      </w:r>
-      <w:r>
         <w:instrText xml:space="preserve"> TC "</w:instrText>
       </w:r>
-      <w:bookmarkStart w:id="253" w:name="_Toc183094459"/>
+      <w:bookmarkStart w:id="249" w:name="_Toc183094459"/>
       <w:r>
         <w:instrText>4.</w:instrText>
       </w:r>
@@ -13145,7 +13089,7 @@
         <w:tab/>
         <w:instrText>Software</w:instrText>
       </w:r>
-      <w:bookmarkEnd w:id="253"/>
+      <w:bookmarkEnd w:id="249"/>
       <w:r>
         <w:instrText xml:space="preserve">" \f C \l "1" </w:instrText>
       </w:r>
@@ -13157,13 +13101,13 @@
       <w:pPr>
         <w:pStyle w:val="Heading2"/>
       </w:pPr>
-      <w:bookmarkStart w:id="254" w:name="_Toc185323585"/>
-      <w:bookmarkStart w:id="255" w:name="_Toc185323586"/>
-      <w:bookmarkEnd w:id="254"/>
+      <w:bookmarkStart w:id="250" w:name="_Toc185323585"/>
+      <w:bookmarkStart w:id="251" w:name="_Toc185323586"/>
+      <w:bookmarkEnd w:id="250"/>
       <w:r>
         <w:t>Data management</w:t>
       </w:r>
-      <w:bookmarkEnd w:id="255"/>
+      <w:bookmarkEnd w:id="251"/>
       <w:r>
         <w:t xml:space="preserve"> </w:t>
       </w:r>
@@ -13242,7 +13186,7 @@
           <w:szCs w:val="22"/>
         </w:rPr>
       </w:pPr>
-      <w:bookmarkStart w:id="256" w:name="_Toc185323587"/>
+      <w:bookmarkStart w:id="252" w:name="_Toc185323587"/>
       <w:r>
         <w:t>A</w:t>
       </w:r>
@@ -13252,7 +13196,7 @@
       <w:r>
         <w:t>software</w:t>
       </w:r>
-      <w:bookmarkEnd w:id="256"/>
+      <w:bookmarkEnd w:id="252"/>
       <w:r>
         <w:rPr>
           <w:sz w:val="22"/>
@@ -13355,15 +13299,15 @@
       <w:pPr>
         <w:pStyle w:val="Heading1"/>
       </w:pPr>
-      <w:bookmarkStart w:id="259" w:name="_Toc183099300"/>
-      <w:bookmarkStart w:id="260" w:name="_Toc185323588"/>
-      <w:commentRangeStart w:id="261"/>
+      <w:bookmarkStart w:id="255" w:name="_Toc183099300"/>
+      <w:bookmarkStart w:id="256" w:name="_Toc185323588"/>
+      <w:commentRangeStart w:id="257"/>
       <w:r>
         <w:t>Scoring of outcome measures</w:t>
       </w:r>
-      <w:bookmarkEnd w:id="259"/>
-      <w:bookmarkEnd w:id="260"/>
-      <w:commentRangeEnd w:id="261"/>
+      <w:bookmarkEnd w:id="255"/>
+      <w:bookmarkEnd w:id="256"/>
+      <w:commentRangeEnd w:id="257"/>
       <w:r>
         <w:rPr>
           <w:rStyle w:val="CommentReference"/>
@@ -13372,7 +13316,7 @@
           <w:kern w:val="0"/>
           <w:lang w:val="en-US"/>
         </w:rPr>
-        <w:commentReference w:id="261"/>
+        <w:commentReference w:id="257"/>
       </w:r>
     </w:p>
     <w:p>
@@ -13933,8 +13877,8 @@
       <w:pPr>
         <w:pStyle w:val="Heading1"/>
       </w:pPr>
-      <w:bookmarkStart w:id="262" w:name="_Toc183099301"/>
-      <w:bookmarkStart w:id="263" w:name="_Toc185323589"/>
+      <w:bookmarkStart w:id="258" w:name="_Toc183099301"/>
+      <w:bookmarkStart w:id="259" w:name="_Toc185323589"/>
       <w:r>
         <w:t>Health Economic Analysis Plan</w:t>
       </w:r>
@@ -13947,19 +13891,19 @@
       <w:r>
         <w:t>)</w:t>
       </w:r>
-      <w:bookmarkEnd w:id="262"/>
-      <w:bookmarkEnd w:id="263"/>
+      <w:bookmarkEnd w:id="258"/>
+      <w:bookmarkEnd w:id="259"/>
       <w:r>
         <w:fldChar w:fldCharType="begin"/>
       </w:r>
       <w:r>
         <w:instrText xml:space="preserve"> TC "</w:instrText>
       </w:r>
-      <w:bookmarkStart w:id="264" w:name="_Toc183094460"/>
+      <w:bookmarkStart w:id="260" w:name="_Toc183094460"/>
       <w:r>
         <w:instrText>B)  ECONOMIC ANALYSIS PLAN</w:instrText>
       </w:r>
-      <w:bookmarkEnd w:id="264"/>
+      <w:bookmarkEnd w:id="260"/>
       <w:r>
         <w:instrText xml:space="preserve">" \f C \l "1" </w:instrText>
       </w:r>
@@ -14034,18 +13978,18 @@
         <w:lastRenderedPageBreak/>
         <w:t xml:space="preserve"> </w:t>
       </w:r>
-      <w:bookmarkStart w:id="265" w:name="_Toc183099302"/>
-      <w:bookmarkStart w:id="266" w:name="_Toc185323590"/>
+      <w:bookmarkStart w:id="261" w:name="_Toc183099302"/>
+      <w:bookmarkStart w:id="262" w:name="_Toc185323590"/>
       <w:r>
         <w:t xml:space="preserve">Schedule Of Assessments And </w:t>
       </w:r>
-      <w:commentRangeStart w:id="267"/>
+      <w:commentRangeStart w:id="263"/>
       <w:r>
         <w:t>Measures</w:t>
       </w:r>
-      <w:bookmarkEnd w:id="265"/>
-      <w:bookmarkEnd w:id="266"/>
-      <w:commentRangeEnd w:id="267"/>
+      <w:bookmarkEnd w:id="261"/>
+      <w:bookmarkEnd w:id="262"/>
+      <w:commentRangeEnd w:id="263"/>
       <w:r>
         <w:rPr>
           <w:rStyle w:val="CommentReference"/>
@@ -14054,7 +13998,7 @@
           <w:kern w:val="0"/>
           <w:lang w:val="en-US"/>
         </w:rPr>
-        <w:commentReference w:id="267"/>
+        <w:commentReference w:id="263"/>
       </w:r>
       <w:r>
         <w:fldChar w:fldCharType="begin"/>
@@ -14062,77 +14006,81 @@
       <w:r>
         <w:instrText xml:space="preserve"> TC "</w:instrText>
       </w:r>
-      <w:bookmarkStart w:id="268" w:name="_Toc183094461"/>
+      <w:bookmarkStart w:id="264" w:name="_Toc183094461"/>
       <w:r>
         <w:instrText>C)  SCHEDULE OF ASSESSMENTS AND MEASURES</w:instrText>
       </w:r>
+      <w:bookmarkEnd w:id="264"/>
+      <w:r>
+        <w:instrText xml:space="preserve">" \f C \l "1" </w:instrText>
+      </w:r>
+      <w:r>
+        <w:fldChar w:fldCharType="end"/>
+      </w:r>
+    </w:p>
+    <w:p>
+      <w:pPr>
+        <w:rPr>
+          <w:i/>
+          <w:iCs/>
+        </w:rPr>
+      </w:pPr>
+      <w:r>
+        <w:rPr>
+          <w:i/>
+          <w:iCs/>
+          <w:highlight w:val="yellow"/>
+        </w:rPr>
+        <w:t>A table with timing of assessments and when measures are recorded (usually found in the protocol) should be reproduced here.</w:t>
+      </w:r>
+    </w:p>
+    <w:p>
+      <w:pPr>
+        <w:rPr>
+          <w:i/>
+          <w:iCs/>
+        </w:rPr>
+      </w:pPr>
+    </w:p>
+    <w:p/>
+    <w:p>
+      <w:pPr>
+        <w:pStyle w:val="Heading1"/>
+      </w:pPr>
+      <w:bookmarkStart w:id="265" w:name="_Toc183095060"/>
+      <w:bookmarkStart w:id="266" w:name="_Toc183095166"/>
+      <w:bookmarkStart w:id="267" w:name="_Toc183095512"/>
+      <w:bookmarkStart w:id="268" w:name="_Toc183099303"/>
+      <w:bookmarkStart w:id="269" w:name="_Toc183100594"/>
+      <w:bookmarkStart w:id="270" w:name="_Toc185323591"/>
+      <w:bookmarkStart w:id="271" w:name="_Toc183095061"/>
+      <w:bookmarkStart w:id="272" w:name="_Toc183095167"/>
+      <w:bookmarkStart w:id="273" w:name="_Toc183095513"/>
+      <w:bookmarkStart w:id="274" w:name="_Toc183099304"/>
+      <w:bookmarkStart w:id="275" w:name="_Toc183100595"/>
+      <w:bookmarkStart w:id="276" w:name="_Toc185323592"/>
+      <w:bookmarkStart w:id="277" w:name="_Toc183095062"/>
+      <w:bookmarkStart w:id="278" w:name="_Toc183095168"/>
+      <w:bookmarkStart w:id="279" w:name="_Toc183095514"/>
+      <w:bookmarkStart w:id="280" w:name="_Toc183099305"/>
+      <w:bookmarkStart w:id="281" w:name="_Toc183100596"/>
+      <w:bookmarkStart w:id="282" w:name="_Toc185323593"/>
+      <w:bookmarkStart w:id="283" w:name="_Toc183095063"/>
+      <w:bookmarkStart w:id="284" w:name="_Toc183095169"/>
+      <w:bookmarkStart w:id="285" w:name="_Toc183095515"/>
+      <w:bookmarkStart w:id="286" w:name="_Toc183099306"/>
+      <w:bookmarkStart w:id="287" w:name="_Toc183100597"/>
+      <w:bookmarkStart w:id="288" w:name="_Toc185323594"/>
+      <w:bookmarkStart w:id="289" w:name="_Toc183095064"/>
+      <w:bookmarkStart w:id="290" w:name="_Toc183095170"/>
+      <w:bookmarkStart w:id="291" w:name="_Toc183095516"/>
+      <w:bookmarkStart w:id="292" w:name="_Toc183099307"/>
+      <w:bookmarkStart w:id="293" w:name="_Toc183100598"/>
+      <w:bookmarkStart w:id="294" w:name="_Toc185323595"/>
+      <w:bookmarkEnd w:id="265"/>
+      <w:bookmarkEnd w:id="266"/>
+      <w:bookmarkEnd w:id="267"/>
       <w:bookmarkEnd w:id="268"/>
-      <w:r>
-        <w:instrText xml:space="preserve">" \f C \l "1" </w:instrText>
-      </w:r>
-      <w:r>
-        <w:fldChar w:fldCharType="end"/>
-      </w:r>
-    </w:p>
-    <w:p>
-      <w:pPr>
-        <w:rPr>
-          <w:i/>
-          <w:iCs/>
-        </w:rPr>
-      </w:pPr>
-      <w:r>
-        <w:rPr>
-          <w:i/>
-          <w:iCs/>
-          <w:highlight w:val="yellow"/>
-        </w:rPr>
-        <w:t>A table with timing of assessments and when measures are recorded (usually found in the protocol) should be reproduced here.</w:t>
-      </w:r>
-    </w:p>
-    <w:p>
-      <w:pPr>
-        <w:rPr>
-          <w:i/>
-          <w:iCs/>
-        </w:rPr>
-      </w:pPr>
-    </w:p>
-    <w:p/>
-    <w:p>
-      <w:pPr>
-        <w:pStyle w:val="Heading1"/>
-      </w:pPr>
-      <w:bookmarkStart w:id="269" w:name="_Toc183095060"/>
-      <w:bookmarkStart w:id="270" w:name="_Toc183095166"/>
-      <w:bookmarkStart w:id="271" w:name="_Toc183095512"/>
-      <w:bookmarkStart w:id="272" w:name="_Toc183099303"/>
-      <w:bookmarkStart w:id="273" w:name="_Toc183100594"/>
-      <w:bookmarkStart w:id="274" w:name="_Toc185323591"/>
-      <w:bookmarkStart w:id="275" w:name="_Toc183095061"/>
-      <w:bookmarkStart w:id="276" w:name="_Toc183095167"/>
-      <w:bookmarkStart w:id="277" w:name="_Toc183095513"/>
-      <w:bookmarkStart w:id="278" w:name="_Toc183099304"/>
-      <w:bookmarkStart w:id="279" w:name="_Toc183100595"/>
-      <w:bookmarkStart w:id="280" w:name="_Toc185323592"/>
-      <w:bookmarkStart w:id="281" w:name="_Toc183095062"/>
-      <w:bookmarkStart w:id="282" w:name="_Toc183095168"/>
-      <w:bookmarkStart w:id="283" w:name="_Toc183095514"/>
-      <w:bookmarkStart w:id="284" w:name="_Toc183099305"/>
-      <w:bookmarkStart w:id="285" w:name="_Toc183100596"/>
-      <w:bookmarkStart w:id="286" w:name="_Toc185323593"/>
-      <w:bookmarkStart w:id="287" w:name="_Toc183095063"/>
-      <w:bookmarkStart w:id="288" w:name="_Toc183095169"/>
-      <w:bookmarkStart w:id="289" w:name="_Toc183095515"/>
-      <w:bookmarkStart w:id="290" w:name="_Toc183099306"/>
-      <w:bookmarkStart w:id="291" w:name="_Toc183100597"/>
-      <w:bookmarkStart w:id="292" w:name="_Toc185323594"/>
-      <w:bookmarkStart w:id="293" w:name="_Toc183095064"/>
-      <w:bookmarkStart w:id="294" w:name="_Toc183095170"/>
-      <w:bookmarkStart w:id="295" w:name="_Toc183095516"/>
-      <w:bookmarkStart w:id="296" w:name="_Toc183099307"/>
-      <w:bookmarkStart w:id="297" w:name="_Toc183100598"/>
-      <w:bookmarkStart w:id="298" w:name="_Toc185323595"/>
       <w:bookmarkEnd w:id="269"/>
       <w:bookmarkEnd w:id="270"/>
       <w:bookmarkEnd w:id="271"/>
@@ -14159,32 +14107,28 @@
       <w:bookmarkEnd w:id="292"/>
       <w:bookmarkEnd w:id="293"/>
       <w:bookmarkEnd w:id="294"/>
+      <w:r>
+        <w:br w:type="page"/>
+      </w:r>
+      <w:bookmarkStart w:id="295" w:name="_Toc183099308"/>
+      <w:bookmarkStart w:id="296" w:name="_Toc185323596"/>
+      <w:r>
+        <w:lastRenderedPageBreak/>
+        <w:t>Reference list</w:t>
+      </w:r>
       <w:bookmarkEnd w:id="295"/>
       <w:bookmarkEnd w:id="296"/>
+      <w:r>
+        <w:fldChar w:fldCharType="begin"/>
+      </w:r>
+      <w:r>
+        <w:instrText xml:space="preserve"> TC "</w:instrText>
+      </w:r>
+      <w:bookmarkStart w:id="297" w:name="_Toc183094462"/>
+      <w:r>
+        <w:instrText>Reference list</w:instrText>
+      </w:r>
       <w:bookmarkEnd w:id="297"/>
-      <w:bookmarkEnd w:id="298"/>
-      <w:r>
-        <w:br w:type="page"/>
-      </w:r>
-      <w:bookmarkStart w:id="299" w:name="_Toc183099308"/>
-      <w:bookmarkStart w:id="300" w:name="_Toc185323596"/>
-      <w:r>
-        <w:lastRenderedPageBreak/>
-        <w:t>Reference list</w:t>
-      </w:r>
-      <w:bookmarkEnd w:id="299"/>
-      <w:bookmarkEnd w:id="300"/>
-      <w:r>
-        <w:fldChar w:fldCharType="begin"/>
-      </w:r>
-      <w:r>
-        <w:instrText xml:space="preserve"> TC "</w:instrText>
-      </w:r>
-      <w:bookmarkStart w:id="301" w:name="_Toc183094462"/>
-      <w:r>
-        <w:instrText>Reference list</w:instrText>
-      </w:r>
-      <w:bookmarkEnd w:id="301"/>
       <w:r>
         <w:instrText xml:space="preserve">" \f C \l "1" </w:instrText>
       </w:r>
@@ -14445,71 +14389,7 @@
 
 <file path=word/comments.xml><?xml version="1.0" encoding="utf-8"?>
 <w:comments xmlns:wpc="http://schemas.microsoft.com/office/word/2010/wordprocessingCanvas" xmlns:cx="http://schemas.microsoft.com/office/drawing/2014/chartex" xmlns:cx1="http://schemas.microsoft.com/office/drawing/2015/9/8/chartex" xmlns:cx2="http://schemas.microsoft.com/office/drawing/2015/10/21/chartex" xmlns:cx3="http://schemas.microsoft.com/office/drawing/2016/5/9/chartex" xmlns:cx4="http://schemas.microsoft.com/office/drawing/2016/5/10/chartex" xmlns:cx5="http://schemas.microsoft.com/office/drawing/2016/5/11/chartex" xmlns:cx6="http://schemas.microsoft.com/office/drawing/2016/5/12/chartex" xmlns:cx7="http://schemas.microsoft.com/office/drawing/2016/5/13/chartex" xmlns:cx8="http://schemas.microsoft.com/office/drawing/2016/5/14/chartex" xmlns:mc="http://schemas.openxmlformats.org/markup-compatibility/2006" xmlns:aink="http://schemas.microsoft.com/office/drawing/2016/ink" xmlns:am3d="http://schemas.microsoft.com/office/drawing/2017/model3d" xmlns:o="urn:schemas-microsoft-com:office:office" xmlns:oel="http://schemas.microsoft.com/office/2019/extlst" xmlns:r="http://schemas.openxmlformats.org/officeDocument/2006/relationships" xmlns:m="http://schemas.openxmlformats.org/officeDocument/2006/math" xmlns:v="urn:schemas-microsoft-com:vml" xmlns:wp14="http://schemas.microsoft.com/office/word/2010/wordprocessingDrawing" xmlns:wp="http://schemas.openxmlformats.org/drawingml/2006/wordprocessingDrawing" xmlns:w10="urn:schemas-microsoft-com:office:word" xmlns:w="http://schemas.openxmlformats.org/wordprocessingml/2006/main" xmlns:w14="http://schemas.microsoft.com/office/word/2010/wordml" xmlns:w15="http://schemas.microsoft.com/office/word/2012/wordml" xmlns:w16cex="http://schemas.microsoft.com/office/word/2018/wordml/cex" xmlns:w16cid="http://schemas.microsoft.com/office/word/2016/wordml/cid" xmlns:w16="http://schemas.microsoft.com/office/word/2018/wordml" xmlns:w16du="http://schemas.microsoft.com/office/word/2023/wordml/word16du" xmlns:w16sdtdh="http://schemas.microsoft.com/office/word/2020/wordml/sdtdatahash" xmlns:w16sdtfl="http://schemas.microsoft.com/office/word/2024/wordml/sdtformatlock" xmlns:w16se="http://schemas.microsoft.com/office/word/2015/wordml/symex" xmlns:wpg="http://schemas.microsoft.com/office/word/2010/wordprocessingGroup" xmlns:wpi="http://schemas.microsoft.com/office/word/2010/wordprocessingInk" xmlns:wne="http://schemas.microsoft.com/office/word/2006/wordml" xmlns:wps="http://schemas.microsoft.com/office/word/2010/wordprocessingShape" mc:Ignorable="w14 w15 w16se w16cid w16 w16cex w16sdtdh w16sdtfl w16du wp14">
-  <w:comment w:id="0" w:author="Aleksandra Kata" w:date="2024-09-27T14:29:00Z" w:initials="AK">
-    <w:p>
-      <w:pPr>
-        <w:pStyle w:val="CommentText"/>
-      </w:pPr>
-      <w:r>
-        <w:rPr>
-          <w:rStyle w:val="CommentReference"/>
-        </w:rPr>
-        <w:annotationRef/>
-      </w:r>
-      <w:r>
-        <w:t>QA - Instructions page added to ensure consistency; would you like to add any other general instructions here?</w:t>
-      </w:r>
-    </w:p>
-  </w:comment>
-  <w:comment w:id="1" w:author="Aleksandra Kata" w:date="2024-11-06T15:03:00Z" w:initials="AK">
-    <w:p>
-      <w:pPr>
-        <w:pStyle w:val="CommentText"/>
-      </w:pPr>
-      <w:r>
-        <w:rPr>
-          <w:rStyle w:val="CommentReference"/>
-        </w:rPr>
-        <w:annotationRef/>
-      </w:r>
-      <w:r>
-        <w:t>Document to be aligned with Guidelines for the Content of Statistical Analysis Plans in Clinical Trials (Gamble et al.)</w:t>
-      </w:r>
-    </w:p>
-  </w:comment>
-  <w:comment w:id="2" w:author="Aleksandra Kata" w:date="2024-09-27T14:35:00Z" w:initials="AK">
-    <w:p>
-      <w:pPr>
-        <w:pStyle w:val="CommentText"/>
-      </w:pPr>
-      <w:r>
-        <w:rPr>
-          <w:rStyle w:val="CommentReference"/>
-        </w:rPr>
-        <w:annotationRef/>
-      </w:r>
-      <w:r>
-        <w:t>QA added in line with SOP requirement</w:t>
-      </w:r>
-    </w:p>
-  </w:comment>
-  <w:comment w:id="4" w:author="Dominic Stringer" w:date="2024-11-21T14:18:00Z" w:initials="DS">
-    <w:p>
-      <w:pPr>
-        <w:pStyle w:val="CommentText"/>
-      </w:pPr>
-      <w:r>
-        <w:rPr>
-          <w:rStyle w:val="CommentReference"/>
-        </w:rPr>
-        <w:annotationRef/>
-      </w:r>
-      <w:r>
-        <w:t>I have put this signature section in but not sure if want to do this differently to align with other documents or using Adobe Sign etc</w:t>
-      </w:r>
-    </w:p>
-  </w:comment>
-  <w:comment w:id="36" w:author="Gordon Forbes" w:date="2025-09-11T11:37:00Z" w:initials="GF">
+  <w:comment w:id="32" w:author="Gordon Forbes" w:date="2025-09-11T11:37:00Z" w:initials="GF">
     <w:p>
       <w:r>
         <w:rPr>
@@ -14526,7 +14406,7 @@
       </w:r>
     </w:p>
   </w:comment>
-  <w:comment w:id="47" w:author="Hassan Jafari" w:date="2025-10-22T11:21:00Z" w:initials="HJ">
+  <w:comment w:id="43" w:author="Hassan Jafari" w:date="2025-10-22T11:21:00Z" w:initials="HJ">
     <w:p>
       <w:pPr>
         <w:pStyle w:val="CommentText"/>
@@ -14546,7 +14426,7 @@
       </w:r>
     </w:p>
   </w:comment>
-  <w:comment w:id="114" w:author="Hassan Jafari" w:date="2025-11-16T17:44:00Z" w:initials="HJ">
+  <w:comment w:id="110" w:author="Hassan Jafari" w:date="2025-11-16T17:44:00Z" w:initials="HJ">
     <w:p>
       <w:pPr>
         <w:pStyle w:val="CommentText"/>
@@ -14566,7 +14446,7 @@
       </w:r>
     </w:p>
   </w:comment>
-  <w:comment w:id="118" w:author="Hassan Jafari" w:date="2025-11-16T17:56:00Z" w:initials="HJ">
+  <w:comment w:id="114" w:author="Hassan Jafari" w:date="2025-11-16T17:56:00Z" w:initials="HJ">
     <w:p>
       <w:pPr>
         <w:pStyle w:val="CommentText"/>
@@ -14582,7 +14462,7 @@
       </w:r>
     </w:p>
   </w:comment>
-  <w:comment w:id="121" w:author="Hassan Jafari" w:date="2025-11-16T18:07:00Z" w:initials="HJ">
+  <w:comment w:id="117" w:author="Hassan Jafari" w:date="2025-11-16T18:07:00Z" w:initials="HJ">
     <w:p>
       <w:pPr>
         <w:pStyle w:val="CommentText"/>
@@ -14618,7 +14498,7 @@
       </w:r>
     </w:p>
   </w:comment>
-  <w:comment w:id="127" w:author="Hassan Jafari" w:date="2025-11-16T17:56:00Z" w:initials="HJ">
+  <w:comment w:id="123" w:author="Hassan Jafari" w:date="2025-11-16T17:56:00Z" w:initials="HJ">
     <w:p>
       <w:pPr>
         <w:pStyle w:val="CommentText"/>
@@ -14634,7 +14514,7 @@
       </w:r>
     </w:p>
   </w:comment>
-  <w:comment w:id="198" w:author="Hassan Jafari" w:date="2025-10-22T14:16:00Z" w:initials="HJ">
+  <w:comment w:id="194" w:author="Hassan Jafari" w:date="2025-10-22T14:16:00Z" w:initials="HJ">
     <w:p>
       <w:pPr>
         <w:pStyle w:val="CommentText"/>
@@ -14650,7 +14530,7 @@
       </w:r>
     </w:p>
   </w:comment>
-  <w:comment w:id="202" w:author="Hassan Jafari" w:date="2025-10-22T14:17:00Z" w:initials="HJ">
+  <w:comment w:id="198" w:author="Hassan Jafari" w:date="2025-10-22T14:17:00Z" w:initials="HJ">
     <w:p>
       <w:pPr>
         <w:pStyle w:val="CommentText"/>
@@ -14666,7 +14546,7 @@
       </w:r>
     </w:p>
   </w:comment>
-  <w:comment w:id="203" w:author="Hassan Jafari" w:date="2025-10-22T14:18:00Z" w:initials="HJ">
+  <w:comment w:id="199" w:author="Hassan Jafari" w:date="2025-10-22T14:18:00Z" w:initials="HJ">
     <w:p>
       <w:pPr>
         <w:pStyle w:val="CommentText"/>
@@ -14682,7 +14562,7 @@
       </w:r>
     </w:p>
   </w:comment>
-  <w:comment w:id="218" w:author="Hassan Jafari" w:date="2025-10-22T14:20:00Z" w:initials="HJ">
+  <w:comment w:id="214" w:author="Hassan Jafari" w:date="2025-10-22T14:20:00Z" w:initials="HJ">
     <w:p>
       <w:pPr>
         <w:pStyle w:val="CommentText"/>
@@ -14698,7 +14578,7 @@
       </w:r>
     </w:p>
   </w:comment>
-  <w:comment w:id="223" w:author="Hassan Jafari" w:date="2025-10-22T14:24:00Z" w:initials="HJ">
+  <w:comment w:id="219" w:author="Hassan Jafari" w:date="2025-10-22T14:24:00Z" w:initials="HJ">
     <w:p>
       <w:pPr>
         <w:pStyle w:val="CommentText"/>
@@ -14714,7 +14594,7 @@
       </w:r>
     </w:p>
   </w:comment>
-  <w:comment w:id="227" w:author="Hassan Jafari" w:date="2025-10-22T14:25:00Z" w:initials="HJ">
+  <w:comment w:id="223" w:author="Hassan Jafari" w:date="2025-10-22T14:25:00Z" w:initials="HJ">
     <w:p>
       <w:pPr>
         <w:pStyle w:val="CommentText"/>
@@ -14730,7 +14610,7 @@
       </w:r>
     </w:p>
   </w:comment>
-  <w:comment w:id="261" w:author="Hassan Jafari" w:date="2025-10-22T14:29:00Z" w:initials="HJ">
+  <w:comment w:id="257" w:author="Hassan Jafari" w:date="2025-10-22T14:29:00Z" w:initials="HJ">
     <w:p>
       <w:pPr>
         <w:pStyle w:val="CommentText"/>
@@ -14750,7 +14630,7 @@
       </w:r>
     </w:p>
   </w:comment>
-  <w:comment w:id="267" w:author="Hassan Jafari" w:date="2025-10-22T14:30:00Z" w:initials="HJ">
+  <w:comment w:id="263" w:author="Hassan Jafari" w:date="2025-10-22T14:30:00Z" w:initials="HJ">
     <w:p>
       <w:pPr>
         <w:pStyle w:val="CommentText"/>
@@ -14771,10 +14651,6 @@
 
 <file path=word/commentsExtended.xml><?xml version="1.0" encoding="utf-8"?>
 <w15:commentsEx xmlns:wpc="http://schemas.microsoft.com/office/word/2010/wordprocessingCanvas" xmlns:cx="http://schemas.microsoft.com/office/drawing/2014/chartex" xmlns:cx1="http://schemas.microsoft.com/office/drawing/2015/9/8/chartex" xmlns:cx2="http://schemas.microsoft.com/office/drawing/2015/10/21/chartex" xmlns:cx3="http://schemas.microsoft.com/office/drawing/2016/5/9/chartex" xmlns:cx4="http://schemas.microsoft.com/office/drawing/2016/5/10/chartex" xmlns:cx5="http://schemas.microsoft.com/office/drawing/2016/5/11/chartex" xmlns:cx6="http://schemas.microsoft.com/office/drawing/2016/5/12/chartex" xmlns:cx7="http://schemas.microsoft.com/office/drawing/2016/5/13/chartex" xmlns:cx8="http://schemas.microsoft.com/office/drawing/2016/5/14/chartex" xmlns:mc="http://schemas.openxmlformats.org/markup-compatibility/2006" xmlns:aink="http://schemas.microsoft.com/office/drawing/2016/ink" xmlns:am3d="http://schemas.microsoft.com/office/drawing/2017/model3d" xmlns:o="urn:schemas-microsoft-com:office:office" xmlns:oel="http://schemas.microsoft.com/office/2019/extlst" xmlns:r="http://schemas.openxmlformats.org/officeDocument/2006/relationships" xmlns:m="http://schemas.openxmlformats.org/officeDocument/2006/math" xmlns:v="urn:schemas-microsoft-com:vml" xmlns:wp14="http://schemas.microsoft.com/office/word/2010/wordprocessingDrawing" xmlns:wp="http://schemas.openxmlformats.org/drawingml/2006/wordprocessingDrawing" xmlns:w10="urn:schemas-microsoft-com:office:word" xmlns:w="http://schemas.openxmlformats.org/wordprocessingml/2006/main" xmlns:w14="http://schemas.microsoft.com/office/word/2010/wordml" xmlns:w15="http://schemas.microsoft.com/office/word/2012/wordml" xmlns:w16cex="http://schemas.microsoft.com/office/word/2018/wordml/cex" xmlns:w16cid="http://schemas.microsoft.com/office/word/2016/wordml/cid" xmlns:w16="http://schemas.microsoft.com/office/word/2018/wordml" xmlns:w16du="http://schemas.microsoft.com/office/word/2023/wordml/word16du" xmlns:w16sdtdh="http://schemas.microsoft.com/office/word/2020/wordml/sdtdatahash" xmlns:w16sdtfl="http://schemas.microsoft.com/office/word/2024/wordml/sdtformatlock" xmlns:w16se="http://schemas.microsoft.com/office/word/2015/wordml/symex" xmlns:wpg="http://schemas.microsoft.com/office/word/2010/wordprocessingGroup" xmlns:wpi="http://schemas.microsoft.com/office/word/2010/wordprocessingInk" xmlns:wne="http://schemas.microsoft.com/office/word/2006/wordml" xmlns:wps="http://schemas.microsoft.com/office/word/2010/wordprocessingShape" mc:Ignorable="w14 w15 w16se w16cid w16 w16cex w16sdtdh w16sdtfl w16du wp14">
-  <w15:commentEx w15:paraId="6A6EB833" w15:done="0"/>
-  <w15:commentEx w15:paraId="1AAE67B2" w15:done="0"/>
-  <w15:commentEx w15:paraId="2FCCD8DA" w15:done="0"/>
-  <w15:commentEx w15:paraId="03BDF50A" w15:done="0"/>
   <w15:commentEx w15:paraId="7E84A84F" w15:done="0"/>
   <w15:commentEx w15:paraId="5DFAE595" w15:done="0"/>
   <w15:commentEx w15:paraId="7906B283" w15:done="0"/>
@@ -14794,10 +14670,6 @@
 
 <file path=word/commentsExtensible.xml><?xml version="1.0" encoding="utf-8"?>
 <w16cex:commentsExtensible xmlns:wpc="http://schemas.microsoft.com/office/word/2010/wordprocessingCanvas" xmlns:cx="http://schemas.microsoft.com/office/drawing/2014/chartex" xmlns:cx1="http://schemas.microsoft.com/office/drawing/2015/9/8/chartex" xmlns:cx2="http://schemas.microsoft.com/office/drawing/2015/10/21/chartex" xmlns:cx3="http://schemas.microsoft.com/office/drawing/2016/5/9/chartex" xmlns:cx4="http://schemas.microsoft.com/office/drawing/2016/5/10/chartex" xmlns:cx5="http://schemas.microsoft.com/office/drawing/2016/5/11/chartex" xmlns:cx6="http://schemas.microsoft.com/office/drawing/2016/5/12/chartex" xmlns:cx7="http://schemas.microsoft.com/office/drawing/2016/5/13/chartex" xmlns:cx8="http://schemas.microsoft.com/office/drawing/2016/5/14/chartex" xmlns:cr="http://schemas.microsoft.com/office/comments/2020/reactions" xmlns:mc="http://schemas.openxmlformats.org/markup-compatibility/2006" xmlns:aink="http://schemas.microsoft.com/office/drawing/2016/ink" xmlns:am3d="http://schemas.microsoft.com/office/drawing/2017/model3d" xmlns:o="urn:schemas-microsoft-com:office:office" xmlns:oel="http://schemas.microsoft.com/office/2019/extlst" xmlns:r="http://schemas.openxmlformats.org/officeDocument/2006/relationships" xmlns:m="http://schemas.openxmlformats.org/officeDocument/2006/math" xmlns:v="urn:schemas-microsoft-com:vml" xmlns:wp14="http://schemas.microsoft.com/office/word/2010/wordprocessingDrawing" xmlns:wp="http://schemas.openxmlformats.org/drawingml/2006/wordprocessingDrawing" xmlns:w10="urn:schemas-microsoft-com:office:word" xmlns:w="http://schemas.openxmlformats.org/wordprocessingml/2006/main" xmlns:w14="http://schemas.microsoft.com/office/word/2010/wordml" xmlns:w15="http://schemas.microsoft.com/office/word/2012/wordml" xmlns:w16cex="http://schemas.microsoft.com/office/word/2018/wordml/cex" xmlns:w16cid="http://schemas.microsoft.com/office/word/2016/wordml/cid" xmlns:w16="http://schemas.microsoft.com/office/word/2018/wordml" xmlns:w16du="http://schemas.microsoft.com/office/word/2023/wordml/word16du" xmlns:w16sdtdh="http://schemas.microsoft.com/office/word/2020/wordml/sdtdatahash" xmlns:w16sdtfl="http://schemas.microsoft.com/office/word/2024/wordml/sdtformatlock" xmlns:w16se="http://schemas.microsoft.com/office/word/2015/wordml/symex" xmlns:wpg="http://schemas.microsoft.com/office/word/2010/wordprocessingGroup" xmlns:wpi="http://schemas.microsoft.com/office/word/2010/wordprocessingInk" xmlns:wne="http://schemas.microsoft.com/office/word/2006/wordml" xmlns:wps="http://schemas.microsoft.com/office/word/2010/wordprocessingShape" mc:Ignorable="w14 w15 w16se w16cid w16 w16cex w16sdtdh w16sdtfl cr w16du wp14">
-  <w16cex:commentExtensible w16cex:durableId="4EDE6527" w16cex:dateUtc="2024-09-27T13:29:00Z"/>
-  <w16cex:commentExtensible w16cex:durableId="0F894C27" w16cex:dateUtc="2024-11-06T15:03:00Z"/>
-  <w16cex:commentExtensible w16cex:durableId="3BA3FA75" w16cex:dateUtc="2024-09-27T13:35:00Z"/>
-  <w16cex:commentExtensible w16cex:durableId="1A39B7B0" w16cex:dateUtc="2024-11-21T14:18:00Z"/>
   <w16cex:commentExtensible w16cex:durableId="046B71EE" w16cex:dateUtc="2025-09-11T10:37:00Z">
     <w16cex:extLst>
       <w16:ext w16:uri="{CE6994B0-6A32-4C9F-8C6B-6E91EDA988CE}">
@@ -14829,10 +14701,6 @@
 
 <file path=word/commentsIds.xml><?xml version="1.0" encoding="utf-8"?>
 <w16cid:commentsIds xmlns:wpc="http://schemas.microsoft.com/office/word/2010/wordprocessingCanvas" xmlns:cx="http://schemas.microsoft.com/office/drawing/2014/chartex" xmlns:cx1="http://schemas.microsoft.com/office/drawing/2015/9/8/chartex" xmlns:cx2="http://schemas.microsoft.com/office/drawing/2015/10/21/chartex" xmlns:cx3="http://schemas.microsoft.com/office/drawing/2016/5/9/chartex" xmlns:cx4="http://schemas.microsoft.com/office/drawing/2016/5/10/chartex" xmlns:cx5="http://schemas.microsoft.com/office/drawing/2016/5/11/chartex" xmlns:cx6="http://schemas.microsoft.com/office/drawing/2016/5/12/chartex" xmlns:cx7="http://schemas.microsoft.com/office/drawing/2016/5/13/chartex" xmlns:cx8="http://schemas.microsoft.com/office/drawing/2016/5/14/chartex" xmlns:mc="http://schemas.openxmlformats.org/markup-compatibility/2006" xmlns:aink="http://schemas.microsoft.com/office/drawing/2016/ink" xmlns:am3d="http://schemas.microsoft.com/office/drawing/2017/model3d" xmlns:o="urn:schemas-microsoft-com:office:office" xmlns:oel="http://schemas.microsoft.com/office/2019/extlst" xmlns:r="http://schemas.openxmlformats.org/officeDocument/2006/relationships" xmlns:m="http://schemas.openxmlformats.org/officeDocument/2006/math" xmlns:v="urn:schemas-microsoft-com:vml" xmlns:wp14="http://schemas.microsoft.com/office/word/2010/wordprocessingDrawing" xmlns:wp="http://schemas.openxmlformats.org/drawingml/2006/wordprocessingDrawing" xmlns:w10="urn:schemas-microsoft-com:office:word" xmlns:w="http://schemas.openxmlformats.org/wordprocessingml/2006/main" xmlns:w14="http://schemas.microsoft.com/office/word/2010/wordml" xmlns:w15="http://schemas.microsoft.com/office/word/2012/wordml" xmlns:w16cex="http://schemas.microsoft.com/office/word/2018/wordml/cex" xmlns:w16cid="http://schemas.microsoft.com/office/word/2016/wordml/cid" xmlns:w16="http://schemas.microsoft.com/office/word/2018/wordml" xmlns:w16du="http://schemas.microsoft.com/office/word/2023/wordml/word16du" xmlns:w16sdtdh="http://schemas.microsoft.com/office/word/2020/wordml/sdtdatahash" xmlns:w16sdtfl="http://schemas.microsoft.com/office/word/2024/wordml/sdtformatlock" xmlns:w16se="http://schemas.microsoft.com/office/word/2015/wordml/symex" xmlns:wpg="http://schemas.microsoft.com/office/word/2010/wordprocessingGroup" xmlns:wpi="http://schemas.microsoft.com/office/word/2010/wordprocessingInk" xmlns:wne="http://schemas.microsoft.com/office/word/2006/wordml" xmlns:wps="http://schemas.microsoft.com/office/word/2010/wordprocessingShape" mc:Ignorable="w14 w15 w16se w16cid w16 w16cex w16sdtdh w16sdtfl w16du wp14">
-  <w16cid:commentId w16cid:paraId="6A6EB833" w16cid:durableId="4EDE6527"/>
-  <w16cid:commentId w16cid:paraId="1AAE67B2" w16cid:durableId="0F894C27"/>
-  <w16cid:commentId w16cid:paraId="2FCCD8DA" w16cid:durableId="3BA3FA75"/>
-  <w16cid:commentId w16cid:paraId="03BDF50A" w16cid:durableId="1A39B7B0"/>
   <w16cid:commentId w16cid:paraId="7E84A84F" w16cid:durableId="046B71EE"/>
   <w16cid:commentId w16cid:paraId="5DFAE595" w16cid:durableId="21058514"/>
   <w16cid:commentId w16cid:paraId="7906B283" w16cid:durableId="5E04373E"/>
@@ -15182,12 +15050,12 @@
     <w:pPr>
       <w:pStyle w:val="Header"/>
     </w:pPr>
-    <w:ins w:id="257" w:author="Aleksandra Kata" w:date="2024-11-21T01:56:00Z" w16du:dateUtc="2024-11-21T01:56:00Z">
+    <w:ins w:id="253" w:author="Aleksandra Kata" w:date="2024-11-21T01:56:00Z" w16du:dateUtc="2024-11-21T01:56:00Z">
       <w:r>
         <w:rPr>
           <w:noProof/>
         </w:rPr>
-        <w:pict w14:anchorId="74D63A4D">
+        <w:pict w14:anchorId="1DB86DEC">
           <v:shapetype id="_x0000_t136" coordsize="21600,21600" o:spt="136" adj="10800" path="m@7,l@8,m@5,21600l@6,21600e">
             <v:formulas>
               <v:f eqn="sum #0 0 10800"/>
@@ -15237,7 +15105,7 @@
       <w:rPr>
         <w:noProof/>
       </w:rPr>
-      <w:pict w14:anchorId="092144E5">
+      <w:pict w14:anchorId="7E5ABF1E">
         <v:shapetype id="_x0000_t136" coordsize="21600,21600" o:spt="136" adj="10800" path="m@7,l@8,m@5,21600l@6,21600e">
           <v:formulas>
             <v:f eqn="sum #0 0 10800"/>
@@ -15452,12 +15320,12 @@
     <w:pPr>
       <w:pStyle w:val="Header"/>
     </w:pPr>
-    <w:ins w:id="258" w:author="Aleksandra Kata" w:date="2024-11-21T01:56:00Z" w16du:dateUtc="2024-11-21T01:56:00Z">
+    <w:ins w:id="254" w:author="Aleksandra Kata" w:date="2024-11-21T01:56:00Z" w16du:dateUtc="2024-11-21T01:56:00Z">
       <w:r>
         <w:rPr>
           <w:noProof/>
         </w:rPr>
-        <w:pict w14:anchorId="2C324972">
+        <w:pict w14:anchorId="081AA5E3">
           <v:shapetype id="_x0000_t136" coordsize="21600,21600" o:spt="136" adj="10800" path="m@7,l@8,m@5,21600l@6,21600e">
             <v:formulas>
               <v:f eqn="sum #0 0 10800"/>
@@ -19671,17 +19539,14 @@
 
 <file path=word/people.xml><?xml version="1.0" encoding="utf-8"?>
 <w15:people xmlns:wpc="http://schemas.microsoft.com/office/word/2010/wordprocessingCanvas" xmlns:cx="http://schemas.microsoft.com/office/drawing/2014/chartex" xmlns:cx1="http://schemas.microsoft.com/office/drawing/2015/9/8/chartex" xmlns:cx2="http://schemas.microsoft.com/office/drawing/2015/10/21/chartex" xmlns:cx3="http://schemas.microsoft.com/office/drawing/2016/5/9/chartex" xmlns:cx4="http://schemas.microsoft.com/office/drawing/2016/5/10/chartex" xmlns:cx5="http://schemas.microsoft.com/office/drawing/2016/5/11/chartex" xmlns:cx6="http://schemas.microsoft.com/office/drawing/2016/5/12/chartex" xmlns:cx7="http://schemas.microsoft.com/office/drawing/2016/5/13/chartex" xmlns:cx8="http://schemas.microsoft.com/office/drawing/2016/5/14/chartex" xmlns:mc="http://schemas.openxmlformats.org/markup-compatibility/2006" xmlns:aink="http://schemas.microsoft.com/office/drawing/2016/ink" xmlns:am3d="http://schemas.microsoft.com/office/drawing/2017/model3d" xmlns:o="urn:schemas-microsoft-com:office:office" xmlns:oel="http://schemas.microsoft.com/office/2019/extlst" xmlns:r="http://schemas.openxmlformats.org/officeDocument/2006/relationships" xmlns:m="http://schemas.openxmlformats.org/officeDocument/2006/math" xmlns:v="urn:schemas-microsoft-com:vml" xmlns:wp14="http://schemas.microsoft.com/office/word/2010/wordprocessingDrawing" xmlns:wp="http://schemas.openxmlformats.org/drawingml/2006/wordprocessingDrawing" xmlns:w10="urn:schemas-microsoft-com:office:word" xmlns:w="http://schemas.openxmlformats.org/wordprocessingml/2006/main" xmlns:w14="http://schemas.microsoft.com/office/word/2010/wordml" xmlns:w15="http://schemas.microsoft.com/office/word/2012/wordml" xmlns:w16cex="http://schemas.microsoft.com/office/word/2018/wordml/cex" xmlns:w16cid="http://schemas.microsoft.com/office/word/2016/wordml/cid" xmlns:w16="http://schemas.microsoft.com/office/word/2018/wordml" xmlns:w16du="http://schemas.microsoft.com/office/word/2023/wordml/word16du" xmlns:w16sdtdh="http://schemas.microsoft.com/office/word/2020/wordml/sdtdatahash" xmlns:w16sdtfl="http://schemas.microsoft.com/office/word/2024/wordml/sdtformatlock" xmlns:w16se="http://schemas.microsoft.com/office/word/2015/wordml/symex" xmlns:wpg="http://schemas.microsoft.com/office/word/2010/wordprocessingGroup" xmlns:wpi="http://schemas.microsoft.com/office/word/2010/wordprocessingInk" xmlns:wne="http://schemas.microsoft.com/office/word/2006/wordml" xmlns:wps="http://schemas.microsoft.com/office/word/2010/wordprocessingShape" mc:Ignorable="w14 w15 w16se w16cid w16 w16cex w16sdtdh w16sdtfl w16du wp14">
-  <w15:person w15:author="Aleksandra Kata">
-    <w15:presenceInfo w15:providerId="AD" w15:userId="S::k1469387@kcl.ac.uk::a9d2d78e-ce8f-44fa-9e6e-b99ab186e138"/>
-  </w15:person>
-  <w15:person w15:author="Dominic Stringer">
-    <w15:presenceInfo w15:providerId="AD" w15:userId="S::k0957780@kcl.ac.uk::491926c3-057a-433f-9320-4800e6654b6f"/>
-  </w15:person>
   <w15:person w15:author="Gordon Forbes">
     <w15:presenceInfo w15:providerId="AD" w15:userId="S::k1811974@kcl.ac.uk::7227b401-6869-4e99-b13c-21ab252975b9"/>
   </w15:person>
   <w15:person w15:author="Hassan Jafari">
     <w15:presenceInfo w15:providerId="AD" w15:userId="S::k1806653@kcl.ac.uk::34669cc9-e636-4f1b-91bf-eb2587bca82d"/>
+  </w15:person>
+  <w15:person w15:author="Aleksandra Kata">
+    <w15:presenceInfo w15:providerId="AD" w15:userId="S::k1469387@kcl.ac.uk::a9d2d78e-ce8f-44fa-9e6e-b99ab186e138"/>
   </w15:person>
 </w15:people>
 </file>

--- a/Templates/sapai_kcl_template_v0.1.docx
+++ b/Templates/sapai_kcl_template_v0.1.docx
@@ -10572,6 +10572,21 @@
     <w:p>
       <w:pPr>
         <w:rPr>
+          <w:sz w:val="22"/>
+          <w:szCs w:val="22"/>
+        </w:rPr>
+      </w:pPr>
+      <w:r>
+        <w:rPr>
+          <w:sz w:val="22"/>
+          <w:szCs w:val="22"/>
+        </w:rPr>
+        <w:t>{{effect_size}}</w:t>
+      </w:r>
+    </w:p>
+    <w:p>
+      <w:pPr>
+        <w:rPr>
           <w:i/>
           <w:iCs/>
           <w:sz w:val="22"/>
@@ -11076,7 +11091,6 @@
     <w:p/>
     <w:p>
       <w:r>
-        <w:lastRenderedPageBreak/>
         <w:t>{{secondary_analysis}}</w:t>
       </w:r>
     </w:p>
@@ -11640,6 +11654,7 @@
       <w:bookmarkStart w:id="210" w:name="_Toc183099286"/>
       <w:bookmarkStart w:id="211" w:name="_Toc185323570"/>
       <w:r>
+        <w:lastRenderedPageBreak/>
         <w:t>Method for handling multiple comparisons</w:t>
       </w:r>
       <w:r>
@@ -11774,7 +11789,6 @@
           <w:szCs w:val="22"/>
           <w:highlight w:val="yellow"/>
         </w:rPr>
-        <w:lastRenderedPageBreak/>
         <w:t>Example:</w:t>
       </w:r>
     </w:p>
@@ -12298,6 +12312,7 @@
       <w:bookmarkStart w:id="228" w:name="_Toc183099291"/>
       <w:bookmarkStart w:id="229" w:name="_Toc185323576"/>
       <w:r>
+        <w:lastRenderedPageBreak/>
         <w:t>Exploratory analyses</w:t>
       </w:r>
       <w:bookmarkEnd w:id="228"/>
@@ -12362,7 +12377,6 @@
       <w:bookmarkStart w:id="231" w:name="_Toc183099292"/>
       <w:bookmarkStart w:id="232" w:name="_Toc185323577"/>
       <w:r>
-        <w:lastRenderedPageBreak/>
         <w:t>Exploratory mediator and moderator analysis</w:t>
       </w:r>
       <w:bookmarkEnd w:id="231"/>
@@ -20703,6 +20717,29 @@
 </file>
 
 <file path=customXml/item1.xml><?xml version="1.0" encoding="utf-8"?>
+<b:Sources xmlns:b="http://schemas.openxmlformats.org/officeDocument/2006/bibliography" xmlns="http://schemas.openxmlformats.org/officeDocument/2006/bibliography" SelectedStyle="\APA.XSL" StyleName="APA"/>
+</file>
+
+<file path=customXml/item2.xml><?xml version="1.0" encoding="utf-8"?>
+<p:properties xmlns:p="http://schemas.microsoft.com/office/2006/metadata/properties" xmlns:xsi="http://www.w3.org/2001/XMLSchema-instance" xmlns:pc="http://schemas.microsoft.com/office/infopath/2007/PartnerControls">
+  <documentManagement>
+    <lcf76f155ced4ddcb4097134ff3c332f xmlns="1a689db4-6e06-476e-9be9-3b9f8e8c6fb8">
+      <Terms xmlns="http://schemas.microsoft.com/office/infopath/2007/PartnerControls"/>
+    </lcf76f155ced4ddcb4097134ff3c332f>
+  </documentManagement>
+</p:properties>
+</file>
+
+<file path=customXml/item3.xml><?xml version="1.0" encoding="utf-8"?>
+<?mso-contentType ?>
+<FormTemplates xmlns="http://schemas.microsoft.com/sharepoint/v3/contenttype/forms">
+  <Display>DocumentLibraryForm</Display>
+  <Edit>DocumentLibraryForm</Edit>
+  <New>DocumentLibraryForm</New>
+</FormTemplates>
+</file>
+
+<file path=customXml/item4.xml><?xml version="1.0" encoding="utf-8"?>
 <ct:contentTypeSchema xmlns:ct="http://schemas.microsoft.com/office/2006/metadata/contentType" xmlns:ma="http://schemas.microsoft.com/office/2006/metadata/properties/metaAttributes" ct:_="" ma:_="" ma:contentTypeName="Document" ma:contentTypeID="0x01010020642C0861846E47970818B563C5E1EE" ma:contentTypeVersion="10" ma:contentTypeDescription="Create a new document." ma:contentTypeScope="" ma:versionID="7c7fb4b96b6f5cf75833768625bcce54">
   <xsd:schema xmlns:xsd="http://www.w3.org/2001/XMLSchema" xmlns:xs="http://www.w3.org/2001/XMLSchema" xmlns:p="http://schemas.microsoft.com/office/2006/metadata/properties" xmlns:ns2="1a689db4-6e06-476e-9be9-3b9f8e8c6fb8" targetNamespace="http://schemas.microsoft.com/office/2006/metadata/properties" ma:root="true" ma:fieldsID="06c1012f595b181f4681a78ffaba9bf8" ns2:_="">
     <xsd:import namespace="1a689db4-6e06-476e-9be9-3b9f8e8c6fb8"/>
@@ -20880,30 +20917,33 @@
 </ct:contentTypeSchema>
 </file>
 
-<file path=customXml/item2.xml><?xml version="1.0" encoding="utf-8"?>
-<?mso-contentType ?>
-<FormTemplates xmlns="http://schemas.microsoft.com/sharepoint/v3/contenttype/forms">
-  <Display>DocumentLibraryForm</Display>
-  <Edit>DocumentLibraryForm</Edit>
-  <New>DocumentLibraryForm</New>
-</FormTemplates>
+<file path=customXml/itemProps1.xml><?xml version="1.0" encoding="utf-8"?>
+<ds:datastoreItem xmlns:ds="http://schemas.openxmlformats.org/officeDocument/2006/customXml" ds:itemID="{AE3D3812-69AC-4D6A-A7F1-6E3602D960E0}">
+  <ds:schemaRefs>
+    <ds:schemaRef ds:uri="http://schemas.openxmlformats.org/officeDocument/2006/bibliography"/>
+  </ds:schemaRefs>
+</ds:datastoreItem>
 </file>
 
-<file path=customXml/item3.xml><?xml version="1.0" encoding="utf-8"?>
-<p:properties xmlns:p="http://schemas.microsoft.com/office/2006/metadata/properties" xmlns:xsi="http://www.w3.org/2001/XMLSchema-instance" xmlns:pc="http://schemas.microsoft.com/office/infopath/2007/PartnerControls">
-  <documentManagement>
-    <lcf76f155ced4ddcb4097134ff3c332f xmlns="1a689db4-6e06-476e-9be9-3b9f8e8c6fb8">
-      <Terms xmlns="http://schemas.microsoft.com/office/infopath/2007/PartnerControls"/>
-    </lcf76f155ced4ddcb4097134ff3c332f>
-  </documentManagement>
-</p:properties>
+<file path=customXml/itemProps2.xml><?xml version="1.0" encoding="utf-8"?>
+<ds:datastoreItem xmlns:ds="http://schemas.openxmlformats.org/officeDocument/2006/customXml" ds:itemID="{C7B3A6E1-C8A0-48E3-8293-913D2604C6B5}">
+  <ds:schemaRefs>
+    <ds:schemaRef ds:uri="http://schemas.microsoft.com/office/2006/metadata/properties"/>
+    <ds:schemaRef ds:uri="http://schemas.microsoft.com/office/infopath/2007/PartnerControls"/>
+    <ds:schemaRef ds:uri="1a689db4-6e06-476e-9be9-3b9f8e8c6fb8"/>
+  </ds:schemaRefs>
+</ds:datastoreItem>
 </file>
 
-<file path=customXml/item4.xml><?xml version="1.0" encoding="utf-8"?>
-<b:Sources xmlns:b="http://schemas.openxmlformats.org/officeDocument/2006/bibliography" xmlns="http://schemas.openxmlformats.org/officeDocument/2006/bibliography" SelectedStyle="\APA.XSL" StyleName="APA"/>
+<file path=customXml/itemProps3.xml><?xml version="1.0" encoding="utf-8"?>
+<ds:datastoreItem xmlns:ds="http://schemas.openxmlformats.org/officeDocument/2006/customXml" ds:itemID="{BAA3AF65-3B33-49AB-8B14-14BA3FFBE156}">
+  <ds:schemaRefs>
+    <ds:schemaRef ds:uri="http://schemas.microsoft.com/sharepoint/v3/contenttype/forms"/>
+  </ds:schemaRefs>
+</ds:datastoreItem>
 </file>
 
-<file path=customXml/itemProps1.xml><?xml version="1.0" encoding="utf-8"?>
+<file path=customXml/itemProps4.xml><?xml version="1.0" encoding="utf-8"?>
 <ds:datastoreItem xmlns:ds="http://schemas.openxmlformats.org/officeDocument/2006/customXml" ds:itemID="{A5A9003B-ECF1-4BEC-82C0-8E90D1065FD6}">
   <ds:schemaRefs>
     <ds:schemaRef ds:uri="http://schemas.microsoft.com/office/2006/metadata/contentType"/>
@@ -20919,30 +20959,4 @@
     <ds:schemaRef ds:uri="http://schemas.microsoft.com/internal/obd"/>
   </ds:schemaRefs>
 </ds:datastoreItem>
-</file>
-
-<file path=customXml/itemProps2.xml><?xml version="1.0" encoding="utf-8"?>
-<ds:datastoreItem xmlns:ds="http://schemas.openxmlformats.org/officeDocument/2006/customXml" ds:itemID="{BAA3AF65-3B33-49AB-8B14-14BA3FFBE156}">
-  <ds:schemaRefs>
-    <ds:schemaRef ds:uri="http://schemas.microsoft.com/sharepoint/v3/contenttype/forms"/>
-  </ds:schemaRefs>
-</ds:datastoreItem>
-</file>
-
-<file path=customXml/itemProps3.xml><?xml version="1.0" encoding="utf-8"?>
-<ds:datastoreItem xmlns:ds="http://schemas.openxmlformats.org/officeDocument/2006/customXml" ds:itemID="{C7B3A6E1-C8A0-48E3-8293-913D2604C6B5}">
-  <ds:schemaRefs>
-    <ds:schemaRef ds:uri="http://schemas.microsoft.com/office/2006/metadata/properties"/>
-    <ds:schemaRef ds:uri="http://schemas.microsoft.com/office/infopath/2007/PartnerControls"/>
-    <ds:schemaRef ds:uri="1a689db4-6e06-476e-9be9-3b9f8e8c6fb8"/>
-  </ds:schemaRefs>
-</ds:datastoreItem>
-</file>
-
-<file path=customXml/itemProps4.xml><?xml version="1.0" encoding="utf-8"?>
-<ds:datastoreItem xmlns:ds="http://schemas.openxmlformats.org/officeDocument/2006/customXml" ds:itemID="{AE3D3812-69AC-4D6A-A7F1-6E3602D960E0}">
-  <ds:schemaRefs>
-    <ds:schemaRef ds:uri="http://schemas.openxmlformats.org/officeDocument/2006/bibliography"/>
-  </ds:schemaRefs>
-</ds:datastoreItem>
 </file>
--- a/Templates/sapai_kcl_template_v0.1.docx
+++ b/Templates/sapai_kcl_template_v0.1.docx
@@ -346,7 +346,25 @@
           <w:sz w:val="40"/>
           <w:szCs w:val="40"/>
         </w:rPr>
-        <w:t>{{acronym}}</w:t>
+        <w:t>{{</w:t>
+      </w:r>
+      <w:r>
+        <w:rPr>
+          <w:b/>
+          <w:color w:val="000000"/>
+          <w:sz w:val="40"/>
+          <w:szCs w:val="40"/>
+        </w:rPr>
+        <w:t>trial_</w:t>
+      </w:r>
+      <w:r>
+        <w:rPr>
+          <w:b/>
+          <w:color w:val="000000"/>
+          <w:sz w:val="40"/>
+          <w:szCs w:val="40"/>
+        </w:rPr>
+        <w:t>acronym}}</w:t>
       </w:r>
       <w:r>
         <w:rPr>
@@ -10572,21 +10590,6 @@
     <w:p>
       <w:pPr>
         <w:rPr>
-          <w:sz w:val="22"/>
-          <w:szCs w:val="22"/>
-        </w:rPr>
-      </w:pPr>
-      <w:r>
-        <w:rPr>
-          <w:sz w:val="22"/>
-          <w:szCs w:val="22"/>
-        </w:rPr>
-        <w:t>{{effect_size}}</w:t>
-      </w:r>
-    </w:p>
-    <w:p>
-      <w:pPr>
-        <w:rPr>
           <w:i/>
           <w:iCs/>
           <w:sz w:val="22"/>
@@ -11091,6 +11094,7 @@
     <w:p/>
     <w:p>
       <w:r>
+        <w:lastRenderedPageBreak/>
         <w:t>{{secondary_analysis}}</w:t>
       </w:r>
     </w:p>
@@ -11654,7 +11658,6 @@
       <w:bookmarkStart w:id="210" w:name="_Toc183099286"/>
       <w:bookmarkStart w:id="211" w:name="_Toc185323570"/>
       <w:r>
-        <w:lastRenderedPageBreak/>
         <w:t>Method for handling multiple comparisons</w:t>
       </w:r>
       <w:r>
@@ -11789,6 +11792,7 @@
           <w:szCs w:val="22"/>
           <w:highlight w:val="yellow"/>
         </w:rPr>
+        <w:lastRenderedPageBreak/>
         <w:t>Example:</w:t>
       </w:r>
     </w:p>
@@ -12312,7 +12316,6 @@
       <w:bookmarkStart w:id="228" w:name="_Toc183099291"/>
       <w:bookmarkStart w:id="229" w:name="_Toc185323576"/>
       <w:r>
-        <w:lastRenderedPageBreak/>
         <w:t>Exploratory analyses</w:t>
       </w:r>
       <w:bookmarkEnd w:id="228"/>
@@ -12377,6 +12380,7 @@
       <w:bookmarkStart w:id="231" w:name="_Toc183099292"/>
       <w:bookmarkStart w:id="232" w:name="_Toc185323577"/>
       <w:r>
+        <w:lastRenderedPageBreak/>
         <w:t>Exploratory mediator and moderator analysis</w:t>
       </w:r>
       <w:bookmarkEnd w:id="231"/>
@@ -15069,7 +15073,7 @@
         <w:rPr>
           <w:noProof/>
         </w:rPr>
-        <w:pict w14:anchorId="1DB86DEC">
+        <w:pict w14:anchorId="7FBF8EB4">
           <v:shapetype id="_x0000_t136" coordsize="21600,21600" o:spt="136" adj="10800" path="m@7,l@8,m@5,21600l@6,21600e">
             <v:formulas>
               <v:f eqn="sum #0 0 10800"/>
@@ -15119,7 +15123,7 @@
       <w:rPr>
         <w:noProof/>
       </w:rPr>
-      <w:pict w14:anchorId="7E5ABF1E">
+      <w:pict w14:anchorId="3C6BE056">
         <v:shapetype id="_x0000_t136" coordsize="21600,21600" o:spt="136" adj="10800" path="m@7,l@8,m@5,21600l@6,21600e">
           <v:formulas>
             <v:f eqn="sum #0 0 10800"/>
@@ -15339,7 +15343,7 @@
         <w:rPr>
           <w:noProof/>
         </w:rPr>
-        <w:pict w14:anchorId="081AA5E3">
+        <w:pict w14:anchorId="1F979555">
           <v:shapetype id="_x0000_t136" coordsize="21600,21600" o:spt="136" adj="10800" path="m@7,l@8,m@5,21600l@6,21600e">
             <v:formulas>
               <v:f eqn="sum #0 0 10800"/>
@@ -20717,29 +20721,6 @@
 </file>
 
 <file path=customXml/item1.xml><?xml version="1.0" encoding="utf-8"?>
-<b:Sources xmlns:b="http://schemas.openxmlformats.org/officeDocument/2006/bibliography" xmlns="http://schemas.openxmlformats.org/officeDocument/2006/bibliography" SelectedStyle="\APA.XSL" StyleName="APA"/>
-</file>
-
-<file path=customXml/item2.xml><?xml version="1.0" encoding="utf-8"?>
-<p:properties xmlns:p="http://schemas.microsoft.com/office/2006/metadata/properties" xmlns:xsi="http://www.w3.org/2001/XMLSchema-instance" xmlns:pc="http://schemas.microsoft.com/office/infopath/2007/PartnerControls">
-  <documentManagement>
-    <lcf76f155ced4ddcb4097134ff3c332f xmlns="1a689db4-6e06-476e-9be9-3b9f8e8c6fb8">
-      <Terms xmlns="http://schemas.microsoft.com/office/infopath/2007/PartnerControls"/>
-    </lcf76f155ced4ddcb4097134ff3c332f>
-  </documentManagement>
-</p:properties>
-</file>
-
-<file path=customXml/item3.xml><?xml version="1.0" encoding="utf-8"?>
-<?mso-contentType ?>
-<FormTemplates xmlns="http://schemas.microsoft.com/sharepoint/v3/contenttype/forms">
-  <Display>DocumentLibraryForm</Display>
-  <Edit>DocumentLibraryForm</Edit>
-  <New>DocumentLibraryForm</New>
-</FormTemplates>
-</file>
-
-<file path=customXml/item4.xml><?xml version="1.0" encoding="utf-8"?>
 <ct:contentTypeSchema xmlns:ct="http://schemas.microsoft.com/office/2006/metadata/contentType" xmlns:ma="http://schemas.microsoft.com/office/2006/metadata/properties/metaAttributes" ct:_="" ma:_="" ma:contentTypeName="Document" ma:contentTypeID="0x01010020642C0861846E47970818B563C5E1EE" ma:contentTypeVersion="10" ma:contentTypeDescription="Create a new document." ma:contentTypeScope="" ma:versionID="7c7fb4b96b6f5cf75833768625bcce54">
   <xsd:schema xmlns:xsd="http://www.w3.org/2001/XMLSchema" xmlns:xs="http://www.w3.org/2001/XMLSchema" xmlns:p="http://schemas.microsoft.com/office/2006/metadata/properties" xmlns:ns2="1a689db4-6e06-476e-9be9-3b9f8e8c6fb8" targetNamespace="http://schemas.microsoft.com/office/2006/metadata/properties" ma:root="true" ma:fieldsID="06c1012f595b181f4681a78ffaba9bf8" ns2:_="">
     <xsd:import namespace="1a689db4-6e06-476e-9be9-3b9f8e8c6fb8"/>
@@ -20917,33 +20898,30 @@
 </ct:contentTypeSchema>
 </file>
 
-<file path=customXml/itemProps1.xml><?xml version="1.0" encoding="utf-8"?>
-<ds:datastoreItem xmlns:ds="http://schemas.openxmlformats.org/officeDocument/2006/customXml" ds:itemID="{AE3D3812-69AC-4D6A-A7F1-6E3602D960E0}">
-  <ds:schemaRefs>
-    <ds:schemaRef ds:uri="http://schemas.openxmlformats.org/officeDocument/2006/bibliography"/>
-  </ds:schemaRefs>
-</ds:datastoreItem>
+<file path=customXml/item2.xml><?xml version="1.0" encoding="utf-8"?>
+<?mso-contentType ?>
+<FormTemplates xmlns="http://schemas.microsoft.com/sharepoint/v3/contenttype/forms">
+  <Display>DocumentLibraryForm</Display>
+  <Edit>DocumentLibraryForm</Edit>
+  <New>DocumentLibraryForm</New>
+</FormTemplates>
 </file>
 
-<file path=customXml/itemProps2.xml><?xml version="1.0" encoding="utf-8"?>
-<ds:datastoreItem xmlns:ds="http://schemas.openxmlformats.org/officeDocument/2006/customXml" ds:itemID="{C7B3A6E1-C8A0-48E3-8293-913D2604C6B5}">
-  <ds:schemaRefs>
-    <ds:schemaRef ds:uri="http://schemas.microsoft.com/office/2006/metadata/properties"/>
-    <ds:schemaRef ds:uri="http://schemas.microsoft.com/office/infopath/2007/PartnerControls"/>
-    <ds:schemaRef ds:uri="1a689db4-6e06-476e-9be9-3b9f8e8c6fb8"/>
-  </ds:schemaRefs>
-</ds:datastoreItem>
+<file path=customXml/item3.xml><?xml version="1.0" encoding="utf-8"?>
+<p:properties xmlns:p="http://schemas.microsoft.com/office/2006/metadata/properties" xmlns:xsi="http://www.w3.org/2001/XMLSchema-instance" xmlns:pc="http://schemas.microsoft.com/office/infopath/2007/PartnerControls">
+  <documentManagement>
+    <lcf76f155ced4ddcb4097134ff3c332f xmlns="1a689db4-6e06-476e-9be9-3b9f8e8c6fb8">
+      <Terms xmlns="http://schemas.microsoft.com/office/infopath/2007/PartnerControls"/>
+    </lcf76f155ced4ddcb4097134ff3c332f>
+  </documentManagement>
+</p:properties>
 </file>
 
-<file path=customXml/itemProps3.xml><?xml version="1.0" encoding="utf-8"?>
-<ds:datastoreItem xmlns:ds="http://schemas.openxmlformats.org/officeDocument/2006/customXml" ds:itemID="{BAA3AF65-3B33-49AB-8B14-14BA3FFBE156}">
-  <ds:schemaRefs>
-    <ds:schemaRef ds:uri="http://schemas.microsoft.com/sharepoint/v3/contenttype/forms"/>
-  </ds:schemaRefs>
-</ds:datastoreItem>
+<file path=customXml/item4.xml><?xml version="1.0" encoding="utf-8"?>
+<b:Sources xmlns:b="http://schemas.openxmlformats.org/officeDocument/2006/bibliography" xmlns="http://schemas.openxmlformats.org/officeDocument/2006/bibliography" SelectedStyle="\APA.XSL" StyleName="APA"/>
 </file>
 
-<file path=customXml/itemProps4.xml><?xml version="1.0" encoding="utf-8"?>
+<file path=customXml/itemProps1.xml><?xml version="1.0" encoding="utf-8"?>
 <ds:datastoreItem xmlns:ds="http://schemas.openxmlformats.org/officeDocument/2006/customXml" ds:itemID="{A5A9003B-ECF1-4BEC-82C0-8E90D1065FD6}">
   <ds:schemaRefs>
     <ds:schemaRef ds:uri="http://schemas.microsoft.com/office/2006/metadata/contentType"/>
@@ -20959,4 +20937,30 @@
     <ds:schemaRef ds:uri="http://schemas.microsoft.com/internal/obd"/>
   </ds:schemaRefs>
 </ds:datastoreItem>
+</file>
+
+<file path=customXml/itemProps2.xml><?xml version="1.0" encoding="utf-8"?>
+<ds:datastoreItem xmlns:ds="http://schemas.openxmlformats.org/officeDocument/2006/customXml" ds:itemID="{BAA3AF65-3B33-49AB-8B14-14BA3FFBE156}">
+  <ds:schemaRefs>
+    <ds:schemaRef ds:uri="http://schemas.microsoft.com/sharepoint/v3/contenttype/forms"/>
+  </ds:schemaRefs>
+</ds:datastoreItem>
+</file>
+
+<file path=customXml/itemProps3.xml><?xml version="1.0" encoding="utf-8"?>
+<ds:datastoreItem xmlns:ds="http://schemas.openxmlformats.org/officeDocument/2006/customXml" ds:itemID="{C7B3A6E1-C8A0-48E3-8293-913D2604C6B5}">
+  <ds:schemaRefs>
+    <ds:schemaRef ds:uri="http://schemas.microsoft.com/office/2006/metadata/properties"/>
+    <ds:schemaRef ds:uri="http://schemas.microsoft.com/office/infopath/2007/PartnerControls"/>
+    <ds:schemaRef ds:uri="1a689db4-6e06-476e-9be9-3b9f8e8c6fb8"/>
+  </ds:schemaRefs>
+</ds:datastoreItem>
+</file>
+
+<file path=customXml/itemProps4.xml><?xml version="1.0" encoding="utf-8"?>
+<ds:datastoreItem xmlns:ds="http://schemas.openxmlformats.org/officeDocument/2006/customXml" ds:itemID="{AE3D3812-69AC-4D6A-A7F1-6E3602D960E0}">
+  <ds:schemaRefs>
+    <ds:schemaRef ds:uri="http://schemas.openxmlformats.org/officeDocument/2006/bibliography"/>
+  </ds:schemaRefs>
+</ds:datastoreItem>
 </file>
--- a/Templates/sapai_kcl_template_v0.1.docx
+++ b/Templates/sapai_kcl_template_v0.1.docx
@@ -373,7 +373,7 @@
           <w:sz w:val="40"/>
           <w:szCs w:val="40"/>
         </w:rPr>
-        <w:t>) Trial</w:t>
+        <w:t>)</w:t>
       </w:r>
     </w:p>
     <w:p>
@@ -520,21 +520,21 @@
           <w:sz w:val="28"/>
           <w:szCs w:val="28"/>
         </w:rPr>
-        <w:t>{{protocol_version}}</w:t>
+        <w:t>{{protocol_version</w:t>
       </w:r>
       <w:r>
         <w:rPr>
           <w:sz w:val="28"/>
           <w:szCs w:val="28"/>
         </w:rPr>
-        <w:t xml:space="preserve"> dated </w:t>
+        <w:t>_date</w:t>
       </w:r>
       <w:r>
         <w:rPr>
           <w:sz w:val="28"/>
           <w:szCs w:val="28"/>
         </w:rPr>
-        <w:t>{{protocol_date}}</w:t>
+        <w:t>}}</w:t>
       </w:r>
     </w:p>
     <w:p>
@@ -1031,7 +1031,22 @@
           <w:sz w:val="22"/>
           <w:szCs w:val="22"/>
         </w:rPr>
-        <w:t xml:space="preserve"> {{name_of_cheif_investigator}}</w:t>
+        <w:t xml:space="preserve"> </w:t>
+      </w:r>
+    </w:p>
+    <w:p>
+      <w:pPr>
+        <w:rPr>
+          <w:sz w:val="22"/>
+          <w:szCs w:val="22"/>
+        </w:rPr>
+      </w:pPr>
+      <w:r>
+        <w:rPr>
+          <w:sz w:val="22"/>
+          <w:szCs w:val="22"/>
+        </w:rPr>
+        <w:t>{{name_of_cheif_investigator}}</w:t>
       </w:r>
     </w:p>
     <w:p>
@@ -1134,7 +1149,22 @@
           <w:sz w:val="22"/>
           <w:szCs w:val="22"/>
         </w:rPr>
-        <w:t xml:space="preserve"> {{senior_statistician}}</w:t>
+        <w:t xml:space="preserve"> </w:t>
+      </w:r>
+    </w:p>
+    <w:p>
+      <w:pPr>
+        <w:rPr>
+          <w:sz w:val="22"/>
+          <w:szCs w:val="22"/>
+        </w:rPr>
+      </w:pPr>
+      <w:r>
+        <w:rPr>
+          <w:sz w:val="22"/>
+          <w:szCs w:val="22"/>
+        </w:rPr>
+        <w:t>{{senior_statistician}}</w:t>
       </w:r>
     </w:p>
     <w:p>
@@ -1328,61 +1358,139 @@
       </w:r>
     </w:p>
     <w:p>
-      <w:r>
+      <w:pPr>
+        <w:rPr>
+          <w:sz w:val="22"/>
+          <w:szCs w:val="22"/>
+        </w:rPr>
+      </w:pPr>
+      <w:r>
+        <w:rPr>
+          <w:sz w:val="22"/>
+          <w:szCs w:val="22"/>
+        </w:rPr>
         <w:t xml:space="preserve">This document details the presentation and analysis strategy for the primary papers reporting results from the </w:t>
       </w:r>
       <w:r>
+        <w:rPr>
+          <w:sz w:val="22"/>
+          <w:szCs w:val="22"/>
+        </w:rPr>
         <w:t>{{trial_acronym}}</w:t>
       </w:r>
       <w:r>
+        <w:rPr>
+          <w:sz w:val="22"/>
+          <w:szCs w:val="22"/>
+        </w:rPr>
         <w:t xml:space="preserve"> trial. It is intended that the results reported in these papers will follow the strategy set out herein; subsequent papers of a more exploratory nature will not be bound by this strategy but will be expected to follow the broad principles laid down for the principal paper(s). These principles are not intended to curtail exploratory analysis or to prohibit sensible statistical and reporting practices, but they are intended to establish the strategy that will be followed as closely as possible, when analysing and reporting the trial. Reference was made to the trial protocol (version </w:t>
       </w:r>
       <w:r>
+        <w:rPr>
+          <w:sz w:val="22"/>
+          <w:szCs w:val="22"/>
+        </w:rPr>
         <w:t>{{protocol_version}}</w:t>
       </w:r>
       <w:r>
+        <w:rPr>
+          <w:sz w:val="22"/>
+          <w:szCs w:val="22"/>
+        </w:rPr>
         <w:t xml:space="preserve">), ICH guidelines on Statistical Principles (E9) </w:t>
       </w:r>
       <w:r>
+        <w:rPr>
+          <w:sz w:val="22"/>
+          <w:szCs w:val="22"/>
+        </w:rPr>
         <w:fldChar w:fldCharType="begin"/>
       </w:r>
       <w:r>
+        <w:rPr>
+          <w:sz w:val="22"/>
+          <w:szCs w:val="22"/>
+        </w:rPr>
         <w:instrText xml:space="preserve"> ADDIN ZOTERO_ITEM CSL_CITATION {"citationID":"mL70OcXX","properties":{"formattedCitation":"(1)","plainCitation":"(1)","noteIndex":0},"citationItems":[{"id":2232,"uris":["http://zotero.org/users/2454224/items/22BIAKDU"],"itemData":{"id":2232,"type":"webpage","abstract":"ICH E9 statistical principles for clinical trials - Scientific guideline","container-title":"European Medicines Agency","genre":"Text","language":"en","title":"ICH E9 statistical principles for clinical trials - Scientific guideline","URL":"https://www.ema.europa.eu/en/ich-e9-statistical-principles-clinical-trials-scientific-guideline","author":[{"family":"EMA","given":""}],"accessed":{"date-parts":[["2023",2,28]]},"issued":{"date-parts":[["2018",9,17]]}}}],"schema":"https://github.com/citation-style-language/schema/raw/master/csl-citation.json"} </w:instrText>
       </w:r>
       <w:r>
+        <w:rPr>
+          <w:sz w:val="22"/>
+          <w:szCs w:val="22"/>
+        </w:rPr>
         <w:fldChar w:fldCharType="separate"/>
       </w:r>
       <w:r>
+        <w:rPr>
+          <w:sz w:val="22"/>
+          <w:szCs w:val="22"/>
+        </w:rPr>
         <w:t>(1)</w:t>
       </w:r>
       <w:r>
+        <w:rPr>
+          <w:sz w:val="22"/>
+          <w:szCs w:val="22"/>
+        </w:rPr>
         <w:fldChar w:fldCharType="end"/>
       </w:r>
       <w:r>
+        <w:rPr>
+          <w:sz w:val="22"/>
+          <w:szCs w:val="22"/>
+        </w:rPr>
         <w:t xml:space="preserve"> and ICH E9 Addendum R1 (2) and CONSORT (</w:t>
       </w:r>
       <w:r>
+        <w:rPr>
+          <w:sz w:val="22"/>
+          <w:szCs w:val="22"/>
+        </w:rPr>
         <w:fldChar w:fldCharType="begin"/>
       </w:r>
       <w:r>
+        <w:rPr>
+          <w:sz w:val="22"/>
+          <w:szCs w:val="22"/>
+        </w:rPr>
         <w:instrText xml:space="preserve"> ADDIN ZOTERO_ITEM CSL_CITATION {"citationID":"g4W1Qa1y","properties":{"formattedCitation":"(2)","plainCitation":"(2)","noteIndex":0},"citationItems":[{"id":1267,"uris":["http://zotero.org/users/2454224/items/YSNNEQYK"],"itemData":{"id":1267,"type":"article-journal","abstract":"The CONSORT statement is used worldwide to improve the reporting of randomised controlled trials. Kenneth Schulz and colleagues describe the latest version, CONSORT 2010, which updates the reporting guideline based on new methodological evidence and accumulating experience.","container-title":"Trials","DOI":"10.1186/1745-6215-11-32","ISSN":"1745-6215","issue":"1","journalAbbreviation":"Trials","page":"32","source":"BioMed Central","title":"CONSORT 2010 Statement: updated guidelines for reporting parallel group randomised trials","title-short":"CONSORT 2010 Statement","volume":"11","author":[{"family":"Schulz","given":"Kenneth F."},{"family":"Altman","given":"Douglas G."},{"family":"Moher","given":"David"},{"literal":"the CONSORT Group"}],"issued":{"date-parts":[["2010",3,24]]}}}],"schema":"https://github.com/citation-style-language/schema/raw/master/csl-citation.json"} </w:instrText>
       </w:r>
       <w:r>
+        <w:rPr>
+          <w:sz w:val="22"/>
+          <w:szCs w:val="22"/>
+        </w:rPr>
         <w:fldChar w:fldCharType="separate"/>
       </w:r>
       <w:r>
+        <w:rPr>
+          <w:sz w:val="22"/>
+          <w:szCs w:val="22"/>
+        </w:rPr>
         <w:t>3)</w:t>
       </w:r>
       <w:r>
+        <w:rPr>
+          <w:sz w:val="22"/>
+          <w:szCs w:val="22"/>
+        </w:rPr>
         <w:fldChar w:fldCharType="end"/>
       </w:r>
       <w:r>
+        <w:rPr>
+          <w:sz w:val="22"/>
+          <w:szCs w:val="22"/>
+        </w:rPr>
         <w:t xml:space="preserve"> guidelines. </w:t>
       </w:r>
     </w:p>
     <w:p>
       <w:pPr>
         <w:pStyle w:val="ListParagraph"/>
+        <w:rPr>
+          <w:sz w:val="22"/>
+          <w:szCs w:val="22"/>
+        </w:rPr>
       </w:pPr>
     </w:p>
     <w:p>
@@ -1390,16 +1498,12 @@
         <w:pStyle w:val="NoSpacing"/>
         <w:rPr>
           <w:rFonts w:asciiTheme="minorHAnsi" w:hAnsiTheme="minorHAnsi"/>
-          <w:sz w:val="24"/>
-          <w:szCs w:val="24"/>
           <w:lang w:val="en-US"/>
         </w:rPr>
       </w:pPr>
       <w:r>
         <w:rPr>
           <w:rFonts w:asciiTheme="minorHAnsi" w:hAnsiTheme="minorHAnsi"/>
-          <w:sz w:val="24"/>
-          <w:szCs w:val="24"/>
           <w:lang w:val="en-US"/>
         </w:rPr>
         <w:t xml:space="preserve">This trial is being </w:t>
@@ -1407,8 +1511,6 @@
       <w:r>
         <w:rPr>
           <w:rFonts w:asciiTheme="minorHAnsi" w:hAnsiTheme="minorHAnsi"/>
-          <w:sz w:val="24"/>
-          <w:szCs w:val="24"/>
           <w:lang w:val="en-US"/>
         </w:rPr>
         <w:t>supported by the</w:t>
@@ -1416,21 +1518,17 @@
       <w:r>
         <w:rPr>
           <w:rFonts w:asciiTheme="minorHAnsi" w:hAnsiTheme="minorHAnsi"/>
-          <w:sz w:val="24"/>
-          <w:szCs w:val="24"/>
           <w:lang w:val="en-US"/>
         </w:rPr>
-        <w:t xml:space="preserve"> KCTU and this Statistical Analysis Plan (SAP) has been developed following </w:t>
+        <w:t xml:space="preserve"> KCTU and this Statistical Analysis Plan (SAP) has been developed following KCTU Statistics Standard Operating Procedure ST-02.</w:t>
       </w:r>
       <w:r>
         <w:rPr>
           <w:rFonts w:asciiTheme="minorHAnsi" w:hAnsiTheme="minorHAnsi"/>
-          <w:sz w:val="24"/>
-          <w:szCs w:val="24"/>
           <w:highlight w:val="cyan"/>
           <w:lang w:val="en-US"/>
         </w:rPr>
-        <w:t xml:space="preserve">KCTU Statistics Standard Operating Procedure ST-02. </w:t>
+        <w:t xml:space="preserve"> </w:t>
       </w:r>
     </w:p>
     <w:p>
@@ -6290,11 +6388,6 @@
     <w:p/>
     <w:p>
       <w:r>
-        <w:t>(MAY ALSO HAVE OTHERS SUCH AS QUALITATIVE ANALYSIS PLAN)</w:t>
-      </w:r>
-    </w:p>
-    <w:p>
-      <w:r>
         <w:br w:type="page"/>
       </w:r>
     </w:p>
@@ -6305,255 +6398,347 @@
       <w:bookmarkStart w:id="1" w:name="_Toc185323509"/>
       <w:bookmarkStart w:id="2" w:name="_Toc185323523"/>
       <w:bookmarkStart w:id="3" w:name="_Toc185323524"/>
-      <w:bookmarkStart w:id="4" w:name="_Toc183099233"/>
-      <w:bookmarkStart w:id="5" w:name="_Toc185323525"/>
       <w:bookmarkEnd w:id="1"/>
       <w:bookmarkEnd w:id="2"/>
       <w:bookmarkEnd w:id="3"/>
+      <w:commentRangeStart w:id="4"/>
       <w:r>
         <w:lastRenderedPageBreak/>
-        <w:t>Description of the trial</w:t>
-      </w:r>
-      <w:bookmarkEnd w:id="4"/>
+        <w:t>Background and rationale of trial</w:t>
+      </w:r>
+      <w:commentRangeEnd w:id="4"/>
+      <w:r>
+        <w:rPr>
+          <w:rStyle w:val="CommentReference"/>
+          <w:b w:val="0"/>
+          <w:bCs w:val="0"/>
+          <w:kern w:val="0"/>
+          <w:lang w:val="en-US"/>
+        </w:rPr>
+        <w:commentReference w:id="4"/>
+      </w:r>
+    </w:p>
+    <w:p>
+      <w:pPr>
+        <w:rPr>
+          <w:sz w:val="22"/>
+          <w:szCs w:val="22"/>
+        </w:rPr>
+      </w:pPr>
+      <w:r>
+        <w:rPr>
+          <w:sz w:val="22"/>
+          <w:szCs w:val="22"/>
+        </w:rPr>
+        <w:t>{{description_of_trial}}</w:t>
+      </w:r>
+    </w:p>
+    <w:p/>
+    <w:p>
+      <w:pPr>
+        <w:pStyle w:val="Heading2"/>
+      </w:pPr>
+      <w:bookmarkStart w:id="5" w:name="_Toc183099234"/>
+      <w:bookmarkStart w:id="6" w:name="_Toc185323526"/>
+      <w:r>
+        <w:t>Research Team</w:t>
+      </w:r>
       <w:bookmarkEnd w:id="5"/>
-      <w:r>
-        <w:fldChar w:fldCharType="begin"/>
-      </w:r>
-      <w:r>
-        <w:instrText xml:space="preserve"> TC "</w:instrText>
-      </w:r>
-      <w:bookmarkStart w:id="6" w:name="_Toc183094405"/>
-      <w:r>
-        <w:instrText>1.</w:instrText>
-      </w:r>
-      <w:r>
-        <w:tab/>
-        <w:instrText>Description of the trial</w:instrText>
-      </w:r>
       <w:bookmarkEnd w:id="6"/>
-      <w:r>
-        <w:instrText xml:space="preserve">" \f C \l "1" </w:instrText>
-      </w:r>
-      <w:r>
-        <w:fldChar w:fldCharType="end"/>
-      </w:r>
-    </w:p>
-    <w:p>
-      <w:r>
-        <w:t>{{description_of_trial}}</w:t>
-      </w:r>
     </w:p>
     <w:p/>
     <w:p>
       <w:pPr>
+        <w:rPr>
+          <w:sz w:val="22"/>
+          <w:szCs w:val="22"/>
+        </w:rPr>
+      </w:pPr>
+      <w:r>
+        <w:rPr>
+          <w:b/>
+          <w:bCs/>
+          <w:sz w:val="22"/>
+          <w:szCs w:val="22"/>
+        </w:rPr>
+        <w:t>Principal investigator:</w:t>
+      </w:r>
+      <w:r>
+        <w:rPr>
+          <w:sz w:val="22"/>
+          <w:szCs w:val="22"/>
+        </w:rPr>
+        <w:t xml:space="preserve"> </w:t>
+      </w:r>
+    </w:p>
+    <w:p>
+      <w:pPr>
+        <w:rPr>
+          <w:sz w:val="22"/>
+          <w:szCs w:val="22"/>
+        </w:rPr>
+      </w:pPr>
+      <w:r>
+        <w:rPr>
+          <w:sz w:val="22"/>
+          <w:szCs w:val="22"/>
+        </w:rPr>
+        <w:t>{{name_of_cheif_investigator}}</w:t>
+      </w:r>
+    </w:p>
+    <w:p>
+      <w:pPr>
+        <w:rPr>
+          <w:sz w:val="22"/>
+          <w:szCs w:val="22"/>
+        </w:rPr>
+      </w:pPr>
+    </w:p>
+    <w:p>
+      <w:pPr>
+        <w:rPr>
+          <w:sz w:val="22"/>
+          <w:szCs w:val="22"/>
+        </w:rPr>
+      </w:pPr>
+      <w:r>
+        <w:rPr>
+          <w:b/>
+          <w:bCs/>
+          <w:sz w:val="22"/>
+          <w:szCs w:val="22"/>
+        </w:rPr>
+        <w:t xml:space="preserve">Other </w:t>
+      </w:r>
+      <w:r>
+        <w:rPr>
+          <w:b/>
+          <w:bCs/>
+          <w:sz w:val="22"/>
+          <w:szCs w:val="22"/>
+        </w:rPr>
+        <w:t>Investigators</w:t>
+      </w:r>
+      <w:r>
+        <w:rPr>
+          <w:b/>
+          <w:bCs/>
+          <w:sz w:val="22"/>
+          <w:szCs w:val="22"/>
+        </w:rPr>
+        <w:t>:</w:t>
+      </w:r>
+      <w:r>
+        <w:rPr>
+          <w:sz w:val="22"/>
+          <w:szCs w:val="22"/>
+        </w:rPr>
+        <w:t xml:space="preserve"> </w:t>
+      </w:r>
+    </w:p>
+    <w:p>
+      <w:pPr>
+        <w:rPr>
+          <w:sz w:val="22"/>
+          <w:szCs w:val="22"/>
+        </w:rPr>
+      </w:pPr>
+      <w:r>
+        <w:rPr>
+          <w:sz w:val="22"/>
+          <w:szCs w:val="22"/>
+        </w:rPr>
+        <w:t>{{investigators}}</w:t>
+      </w:r>
+    </w:p>
+    <w:p>
+      <w:pPr>
+        <w:rPr>
+          <w:sz w:val="22"/>
+          <w:szCs w:val="22"/>
+        </w:rPr>
+      </w:pPr>
+    </w:p>
+    <w:p>
+      <w:pPr>
+        <w:rPr>
+          <w:sz w:val="22"/>
+          <w:szCs w:val="22"/>
+        </w:rPr>
+      </w:pPr>
+      <w:r>
+        <w:rPr>
+          <w:b/>
+          <w:bCs/>
+          <w:sz w:val="22"/>
+          <w:szCs w:val="22"/>
+        </w:rPr>
+        <w:t>Trial manager</w:t>
+      </w:r>
+      <w:r>
+        <w:rPr>
+          <w:b/>
+          <w:bCs/>
+          <w:sz w:val="22"/>
+          <w:szCs w:val="22"/>
+        </w:rPr>
+        <w:t>:</w:t>
+      </w:r>
+      <w:r>
+        <w:rPr>
+          <w:sz w:val="22"/>
+          <w:szCs w:val="22"/>
+        </w:rPr>
+        <w:t xml:space="preserve"> </w:t>
+      </w:r>
+    </w:p>
+    <w:p>
+      <w:pPr>
+        <w:rPr>
+          <w:sz w:val="22"/>
+          <w:szCs w:val="22"/>
+        </w:rPr>
+      </w:pPr>
+      <w:r>
+        <w:rPr>
+          <w:sz w:val="22"/>
+          <w:szCs w:val="22"/>
+        </w:rPr>
+        <w:t>{{trial_manager}}</w:t>
+      </w:r>
+    </w:p>
+    <w:p>
+      <w:pPr>
+        <w:rPr>
+          <w:sz w:val="22"/>
+          <w:szCs w:val="22"/>
+        </w:rPr>
+      </w:pPr>
+    </w:p>
+    <w:p>
+      <w:pPr>
+        <w:rPr>
+          <w:sz w:val="22"/>
+          <w:szCs w:val="22"/>
+        </w:rPr>
+      </w:pPr>
+      <w:r>
+        <w:rPr>
+          <w:b/>
+          <w:bCs/>
+          <w:sz w:val="22"/>
+          <w:szCs w:val="22"/>
+        </w:rPr>
+        <w:t>Trial statistician</w:t>
+      </w:r>
+      <w:r>
+        <w:rPr>
+          <w:b/>
+          <w:bCs/>
+          <w:sz w:val="22"/>
+          <w:szCs w:val="22"/>
+        </w:rPr>
+        <w:t>(s):</w:t>
+      </w:r>
+      <w:r>
+        <w:rPr>
+          <w:sz w:val="22"/>
+          <w:szCs w:val="22"/>
+        </w:rPr>
+        <w:t xml:space="preserve"> </w:t>
+      </w:r>
+    </w:p>
+    <w:p>
+      <w:pPr>
+        <w:rPr>
+          <w:sz w:val="22"/>
+          <w:szCs w:val="22"/>
+        </w:rPr>
+      </w:pPr>
+      <w:r>
+        <w:rPr>
+          <w:sz w:val="22"/>
+          <w:szCs w:val="22"/>
+        </w:rPr>
+        <w:t>{{trial_statisticians}}</w:t>
+      </w:r>
+    </w:p>
+    <w:p>
+      <w:pPr>
+        <w:rPr>
+          <w:sz w:val="22"/>
+          <w:szCs w:val="22"/>
+        </w:rPr>
+      </w:pPr>
+    </w:p>
+    <w:p>
+      <w:pPr>
+        <w:rPr>
+          <w:sz w:val="22"/>
+          <w:szCs w:val="22"/>
+        </w:rPr>
+      </w:pPr>
+      <w:r>
+        <w:rPr>
+          <w:b/>
+          <w:bCs/>
+          <w:sz w:val="22"/>
+          <w:szCs w:val="22"/>
+        </w:rPr>
+        <w:t>Trial health economist</w:t>
+      </w:r>
+      <w:r>
+        <w:rPr>
+          <w:b/>
+          <w:bCs/>
+          <w:sz w:val="22"/>
+          <w:szCs w:val="22"/>
+        </w:rPr>
+        <w:t>:</w:t>
+      </w:r>
+      <w:r>
+        <w:rPr>
+          <w:sz w:val="22"/>
+          <w:szCs w:val="22"/>
+        </w:rPr>
+        <w:t xml:space="preserve"> </w:t>
+      </w:r>
+    </w:p>
+    <w:p>
+      <w:pPr>
+        <w:rPr>
+          <w:sz w:val="22"/>
+          <w:szCs w:val="22"/>
+        </w:rPr>
+      </w:pPr>
+      <w:r>
+        <w:rPr>
+          <w:sz w:val="22"/>
+          <w:szCs w:val="22"/>
+        </w:rPr>
+        <w:t>{{health_economist}}</w:t>
+      </w:r>
+    </w:p>
+    <w:p/>
+    <w:p/>
+    <w:p>
+      <w:pPr>
         <w:pStyle w:val="Heading2"/>
       </w:pPr>
-      <w:bookmarkStart w:id="7" w:name="_Toc183099234"/>
-      <w:bookmarkStart w:id="8" w:name="_Toc185323526"/>
-      <w:r>
-        <w:t>Research Team</w:t>
+      <w:bookmarkStart w:id="7" w:name="_Toc183099235"/>
+      <w:bookmarkStart w:id="8" w:name="_Toc185323527"/>
+      <w:r>
+        <w:t>Principal research objectives to be addressed</w:t>
       </w:r>
       <w:bookmarkEnd w:id="7"/>
       <w:bookmarkEnd w:id="8"/>
-    </w:p>
-    <w:p/>
-    <w:p>
-      <w:pPr>
-        <w:rPr>
-          <w:sz w:val="22"/>
-          <w:szCs w:val="22"/>
-        </w:rPr>
-      </w:pPr>
-      <w:r>
-        <w:rPr>
-          <w:sz w:val="22"/>
-          <w:szCs w:val="22"/>
-        </w:rPr>
-        <w:t>Investigators</w:t>
-      </w:r>
-      <w:r>
-        <w:rPr>
-          <w:sz w:val="22"/>
-          <w:szCs w:val="22"/>
-        </w:rPr>
-        <w:t>:</w:t>
-      </w:r>
-      <w:r>
-        <w:rPr>
-          <w:sz w:val="22"/>
-          <w:szCs w:val="22"/>
-        </w:rPr>
-        <w:t xml:space="preserve"> {{investigators}}</w:t>
-      </w:r>
-    </w:p>
-    <w:p>
-      <w:pPr>
-        <w:rPr>
-          <w:sz w:val="22"/>
-          <w:szCs w:val="22"/>
-        </w:rPr>
-      </w:pPr>
-    </w:p>
-    <w:p>
-      <w:pPr>
-        <w:rPr>
-          <w:sz w:val="22"/>
-          <w:szCs w:val="22"/>
-        </w:rPr>
-      </w:pPr>
-      <w:r>
-        <w:rPr>
-          <w:sz w:val="22"/>
-          <w:szCs w:val="22"/>
-        </w:rPr>
-        <w:t>Principal investigator</w:t>
-      </w:r>
-      <w:r>
-        <w:rPr>
-          <w:sz w:val="22"/>
-          <w:szCs w:val="22"/>
-        </w:rPr>
-        <w:t>:</w:t>
-      </w:r>
-      <w:r>
-        <w:rPr>
-          <w:sz w:val="22"/>
-          <w:szCs w:val="22"/>
-        </w:rPr>
-        <w:t xml:space="preserve"> {{principle_investigator}}</w:t>
-      </w:r>
-    </w:p>
-    <w:p>
-      <w:pPr>
-        <w:rPr>
-          <w:sz w:val="22"/>
-          <w:szCs w:val="22"/>
-        </w:rPr>
-      </w:pPr>
-    </w:p>
-    <w:p>
-      <w:pPr>
-        <w:rPr>
-          <w:sz w:val="22"/>
-          <w:szCs w:val="22"/>
-        </w:rPr>
-      </w:pPr>
-      <w:r>
-        <w:rPr>
-          <w:sz w:val="22"/>
-          <w:szCs w:val="22"/>
-        </w:rPr>
-        <w:t>Trial manager</w:t>
-      </w:r>
-      <w:r>
-        <w:rPr>
-          <w:sz w:val="22"/>
-          <w:szCs w:val="22"/>
-        </w:rPr>
-        <w:t>:</w:t>
-      </w:r>
-      <w:r>
-        <w:rPr>
-          <w:sz w:val="22"/>
-          <w:szCs w:val="22"/>
-        </w:rPr>
-        <w:t xml:space="preserve"> {{trial_manager}}</w:t>
-      </w:r>
-    </w:p>
-    <w:p>
-      <w:pPr>
-        <w:rPr>
-          <w:sz w:val="22"/>
-          <w:szCs w:val="22"/>
-        </w:rPr>
-      </w:pPr>
-    </w:p>
-    <w:p>
-      <w:pPr>
-        <w:rPr>
-          <w:sz w:val="22"/>
-          <w:szCs w:val="22"/>
-        </w:rPr>
-      </w:pPr>
-      <w:r>
-        <w:rPr>
-          <w:sz w:val="22"/>
-          <w:szCs w:val="22"/>
-        </w:rPr>
-        <w:t>Trial statistician</w:t>
-      </w:r>
-      <w:r>
-        <w:rPr>
-          <w:sz w:val="22"/>
-          <w:szCs w:val="22"/>
-        </w:rPr>
-        <w:t>(s):</w:t>
-      </w:r>
-      <w:r>
-        <w:rPr>
-          <w:sz w:val="22"/>
-          <w:szCs w:val="22"/>
-        </w:rPr>
-        <w:t xml:space="preserve"> {{trial_statisticians}}</w:t>
-      </w:r>
-    </w:p>
-    <w:p>
-      <w:pPr>
-        <w:rPr>
-          <w:sz w:val="22"/>
-          <w:szCs w:val="22"/>
-        </w:rPr>
-      </w:pPr>
-    </w:p>
-    <w:p>
-      <w:pPr>
-        <w:rPr>
-          <w:sz w:val="22"/>
-          <w:szCs w:val="22"/>
-        </w:rPr>
-      </w:pPr>
-      <w:r>
-        <w:rPr>
-          <w:sz w:val="22"/>
-          <w:szCs w:val="22"/>
-        </w:rPr>
-        <w:t>Trial health economist</w:t>
-      </w:r>
-      <w:r>
-        <w:rPr>
-          <w:sz w:val="22"/>
-          <w:szCs w:val="22"/>
-        </w:rPr>
-        <w:t>:</w:t>
-      </w:r>
-      <w:r>
-        <w:rPr>
-          <w:sz w:val="22"/>
-          <w:szCs w:val="22"/>
-        </w:rPr>
-        <w:t xml:space="preserve"> {{health_economist}}</w:t>
-      </w:r>
-    </w:p>
-    <w:p/>
-    <w:p/>
-    <w:p>
-      <w:pPr>
-        <w:pStyle w:val="Heading2"/>
-      </w:pPr>
-      <w:bookmarkStart w:id="9" w:name="_Toc183099235"/>
-      <w:bookmarkStart w:id="10" w:name="_Toc185323527"/>
-      <w:r>
-        <w:t>Principal research objectives to be addressed</w:t>
-      </w:r>
-      <w:bookmarkEnd w:id="9"/>
-      <w:bookmarkEnd w:id="10"/>
       <w:r>
         <w:fldChar w:fldCharType="begin"/>
       </w:r>
       <w:r>
         <w:instrText xml:space="preserve"> TC "</w:instrText>
       </w:r>
-      <w:bookmarkStart w:id="11" w:name="_Toc183094406"/>
+      <w:bookmarkStart w:id="9" w:name="_Toc183094406"/>
       <w:r>
         <w:instrText>1.1</w:instrText>
       </w:r>
@@ -6561,324 +6746,345 @@
         <w:tab/>
         <w:instrText>Principal research objectives to be addressed</w:instrText>
       </w:r>
+      <w:bookmarkEnd w:id="9"/>
+      <w:r>
+        <w:instrText xml:space="preserve">" \f C \l "1" </w:instrText>
+      </w:r>
+      <w:r>
+        <w:fldChar w:fldCharType="end"/>
+      </w:r>
+    </w:p>
+    <w:p/>
+    <w:p>
+      <w:pPr>
+        <w:rPr>
+          <w:b/>
+          <w:bCs/>
+          <w:sz w:val="22"/>
+          <w:szCs w:val="22"/>
+        </w:rPr>
+      </w:pPr>
+      <w:r>
+        <w:rPr>
+          <w:b/>
+          <w:bCs/>
+          <w:sz w:val="22"/>
+          <w:szCs w:val="22"/>
+        </w:rPr>
+        <w:t>Primary objectives</w:t>
+      </w:r>
+      <w:r>
+        <w:rPr>
+          <w:b/>
+          <w:bCs/>
+          <w:sz w:val="22"/>
+          <w:szCs w:val="22"/>
+        </w:rPr>
+        <w:t>:</w:t>
+      </w:r>
+      <w:r>
+        <w:rPr>
+          <w:b/>
+          <w:bCs/>
+          <w:sz w:val="22"/>
+          <w:szCs w:val="22"/>
+        </w:rPr>
+        <w:fldChar w:fldCharType="begin"/>
+      </w:r>
+      <w:r>
+        <w:rPr>
+          <w:b/>
+          <w:bCs/>
+          <w:sz w:val="22"/>
+          <w:szCs w:val="22"/>
+        </w:rPr>
+        <w:instrText xml:space="preserve"> TC "</w:instrText>
+      </w:r>
+      <w:bookmarkStart w:id="10" w:name="_Toc183094407"/>
+      <w:r>
+        <w:rPr>
+          <w:b/>
+          <w:bCs/>
+          <w:sz w:val="22"/>
+          <w:szCs w:val="22"/>
+        </w:rPr>
+        <w:instrText>Primary objectives</w:instrText>
+      </w:r>
+      <w:bookmarkEnd w:id="10"/>
+      <w:r>
+        <w:rPr>
+          <w:b/>
+          <w:bCs/>
+          <w:sz w:val="22"/>
+          <w:szCs w:val="22"/>
+        </w:rPr>
+        <w:instrText xml:space="preserve">" \f C \l "1" </w:instrText>
+      </w:r>
+      <w:r>
+        <w:rPr>
+          <w:b/>
+          <w:bCs/>
+          <w:sz w:val="22"/>
+          <w:szCs w:val="22"/>
+        </w:rPr>
+        <w:fldChar w:fldCharType="end"/>
+      </w:r>
+    </w:p>
+    <w:p>
+      <w:pPr>
+        <w:rPr>
+          <w:sz w:val="22"/>
+          <w:szCs w:val="22"/>
+        </w:rPr>
+      </w:pPr>
+      <w:r>
+        <w:rPr>
+          <w:sz w:val="22"/>
+          <w:szCs w:val="22"/>
+        </w:rPr>
+        <w:t>{% for line in primary_objectives.split('\n') %}</w:t>
+      </w:r>
+    </w:p>
+    <w:p>
+      <w:pPr>
+        <w:pStyle w:val="ListParagraph"/>
+        <w:numPr>
+          <w:ilvl w:val="0"/>
+          <w:numId w:val="46"/>
+        </w:numPr>
+        <w:rPr>
+          <w:rFonts w:asciiTheme="minorHAnsi" w:hAnsiTheme="minorHAnsi"/>
+          <w:sz w:val="22"/>
+          <w:szCs w:val="22"/>
+        </w:rPr>
+      </w:pPr>
+      <w:r>
+        <w:rPr>
+          <w:rFonts w:asciiTheme="minorHAnsi" w:hAnsiTheme="minorHAnsi"/>
+          <w:sz w:val="22"/>
+          <w:szCs w:val="22"/>
+        </w:rPr>
+        <w:t>{{ line }}</w:t>
+      </w:r>
+    </w:p>
+    <w:p>
+      <w:pPr>
+        <w:rPr>
+          <w:sz w:val="22"/>
+          <w:szCs w:val="22"/>
+        </w:rPr>
+      </w:pPr>
+      <w:r>
+        <w:rPr>
+          <w:sz w:val="22"/>
+          <w:szCs w:val="22"/>
+        </w:rPr>
+        <w:t>{%- endfor %}</w:t>
+      </w:r>
+    </w:p>
+    <w:p>
+      <w:pPr>
+        <w:rPr>
+          <w:sz w:val="22"/>
+          <w:szCs w:val="22"/>
+        </w:rPr>
+      </w:pPr>
+    </w:p>
+    <w:p>
+      <w:pPr>
+        <w:rPr>
+          <w:b/>
+          <w:bCs/>
+        </w:rPr>
+      </w:pPr>
+      <w:r>
+        <w:rPr>
+          <w:b/>
+          <w:bCs/>
+          <w:sz w:val="22"/>
+          <w:szCs w:val="22"/>
+        </w:rPr>
+        <w:t>Secondary objectives</w:t>
+      </w:r>
+      <w:r>
+        <w:rPr>
+          <w:b/>
+          <w:bCs/>
+          <w:sz w:val="22"/>
+          <w:szCs w:val="22"/>
+        </w:rPr>
+        <w:t>:</w:t>
+      </w:r>
+      <w:r>
+        <w:rPr>
+          <w:b/>
+          <w:bCs/>
+        </w:rPr>
+        <w:fldChar w:fldCharType="begin"/>
+      </w:r>
+      <w:r>
+        <w:rPr>
+          <w:b/>
+          <w:bCs/>
+        </w:rPr>
+        <w:instrText xml:space="preserve"> TC "</w:instrText>
+      </w:r>
+      <w:bookmarkStart w:id="11" w:name="_Toc183094408"/>
+      <w:r>
+        <w:rPr>
+          <w:b/>
+          <w:bCs/>
+        </w:rPr>
+        <w:instrText>Secondary objectives</w:instrText>
+      </w:r>
       <w:bookmarkEnd w:id="11"/>
       <w:r>
+        <w:rPr>
+          <w:b/>
+          <w:bCs/>
+        </w:rPr>
         <w:instrText xml:space="preserve">" \f C \l "1" </w:instrText>
       </w:r>
       <w:r>
+        <w:rPr>
+          <w:b/>
+          <w:bCs/>
+        </w:rPr>
         <w:fldChar w:fldCharType="end"/>
       </w:r>
     </w:p>
-    <w:p/>
-    <w:p>
-      <w:pPr>
-        <w:rPr>
-          <w:sz w:val="22"/>
-          <w:szCs w:val="22"/>
-        </w:rPr>
-      </w:pPr>
-      <w:r>
-        <w:rPr>
-          <w:sz w:val="22"/>
-          <w:szCs w:val="22"/>
-        </w:rPr>
-        <w:t>Primary objectives</w:t>
-      </w:r>
-      <w:r>
-        <w:rPr>
-          <w:sz w:val="22"/>
-          <w:szCs w:val="22"/>
-        </w:rPr>
-        <w:t>:</w:t>
-      </w:r>
-      <w:r>
-        <w:rPr>
-          <w:sz w:val="22"/>
-          <w:szCs w:val="22"/>
-        </w:rPr>
-        <w:fldChar w:fldCharType="begin"/>
-      </w:r>
-      <w:r>
-        <w:rPr>
-          <w:sz w:val="22"/>
-          <w:szCs w:val="22"/>
-        </w:rPr>
-        <w:instrText xml:space="preserve"> TC "</w:instrText>
-      </w:r>
-      <w:bookmarkStart w:id="12" w:name="_Toc183094407"/>
-      <w:r>
-        <w:rPr>
-          <w:sz w:val="22"/>
-          <w:szCs w:val="22"/>
-        </w:rPr>
-        <w:instrText>Primary objectives</w:instrText>
-      </w:r>
+    <w:p>
+      <w:pPr>
+        <w:rPr>
+          <w:sz w:val="22"/>
+          <w:szCs w:val="22"/>
+        </w:rPr>
+      </w:pPr>
+      <w:r>
+        <w:rPr>
+          <w:sz w:val="22"/>
+          <w:szCs w:val="22"/>
+        </w:rPr>
+        <w:t>{% for line in secondary_objectives.split('\n') %}</w:t>
+      </w:r>
+    </w:p>
+    <w:p>
+      <w:pPr>
+        <w:pStyle w:val="ListParagraph"/>
+        <w:numPr>
+          <w:ilvl w:val="0"/>
+          <w:numId w:val="46"/>
+        </w:numPr>
+        <w:rPr>
+          <w:rFonts w:asciiTheme="minorHAnsi" w:hAnsiTheme="minorHAnsi"/>
+          <w:sz w:val="22"/>
+          <w:szCs w:val="22"/>
+        </w:rPr>
+      </w:pPr>
+      <w:r>
+        <w:rPr>
+          <w:rFonts w:asciiTheme="minorHAnsi" w:hAnsiTheme="minorHAnsi"/>
+          <w:sz w:val="22"/>
+          <w:szCs w:val="22"/>
+        </w:rPr>
+        <w:t>{{ line }}</w:t>
+      </w:r>
+    </w:p>
+    <w:p>
+      <w:pPr>
+        <w:rPr>
+          <w:sz w:val="22"/>
+          <w:szCs w:val="22"/>
+        </w:rPr>
+      </w:pPr>
+      <w:r>
+        <w:rPr>
+          <w:sz w:val="22"/>
+          <w:szCs w:val="22"/>
+        </w:rPr>
+        <w:t>{%</w:t>
+      </w:r>
+      <w:r>
+        <w:rPr>
+          <w:sz w:val="22"/>
+          <w:szCs w:val="22"/>
+        </w:rPr>
+        <w:t>-</w:t>
+      </w:r>
+      <w:r>
+        <w:rPr>
+          <w:sz w:val="22"/>
+          <w:szCs w:val="22"/>
+        </w:rPr>
+        <w:t xml:space="preserve"> endfor %}</w:t>
+      </w:r>
+    </w:p>
+    <w:p>
+      <w:bookmarkStart w:id="12" w:name="_Toc183095000"/>
+      <w:bookmarkStart w:id="13" w:name="_Toc183095106"/>
+      <w:bookmarkStart w:id="14" w:name="_Toc183095451"/>
+      <w:bookmarkStart w:id="15" w:name="_Toc183099237"/>
+      <w:bookmarkStart w:id="16" w:name="_Toc183100528"/>
       <w:bookmarkEnd w:id="12"/>
-      <w:r>
-        <w:rPr>
-          <w:sz w:val="22"/>
-          <w:szCs w:val="22"/>
-        </w:rPr>
-        <w:instrText xml:space="preserve">" \f C \l "1" </w:instrText>
-      </w:r>
-      <w:r>
-        <w:rPr>
-          <w:sz w:val="22"/>
-          <w:szCs w:val="22"/>
-        </w:rPr>
-        <w:fldChar w:fldCharType="end"/>
-      </w:r>
-    </w:p>
-    <w:p>
-      <w:pPr>
-        <w:rPr>
-          <w:sz w:val="22"/>
-          <w:szCs w:val="22"/>
-        </w:rPr>
-      </w:pPr>
-      <w:r>
-        <w:rPr>
-          <w:sz w:val="22"/>
-          <w:szCs w:val="22"/>
-        </w:rPr>
-        <w:t>{{primary_objectives}}</w:t>
-      </w:r>
-    </w:p>
-    <w:p>
-      <w:pPr>
-        <w:rPr>
-          <w:sz w:val="22"/>
-          <w:szCs w:val="22"/>
-        </w:rPr>
-      </w:pPr>
-    </w:p>
-    <w:p>
-      <w:r>
-        <w:rPr>
-          <w:sz w:val="22"/>
-          <w:szCs w:val="22"/>
-        </w:rPr>
-        <w:t>Secondary objectives</w:t>
-      </w:r>
-      <w:r>
-        <w:rPr>
-          <w:sz w:val="22"/>
-          <w:szCs w:val="22"/>
-        </w:rPr>
-        <w:t>:</w:t>
-      </w:r>
-      <w:r>
-        <w:fldChar w:fldCharType="begin"/>
-      </w:r>
-      <w:r>
-        <w:instrText xml:space="preserve"> TC "</w:instrText>
-      </w:r>
-      <w:bookmarkStart w:id="13" w:name="_Toc183094408"/>
-      <w:r>
-        <w:instrText>Secondary objectives</w:instrText>
-      </w:r>
       <w:bookmarkEnd w:id="13"/>
-      <w:r>
-        <w:instrText xml:space="preserve">" \f C \l "1" </w:instrText>
-      </w:r>
-      <w:r>
-        <w:fldChar w:fldCharType="end"/>
-      </w:r>
-    </w:p>
-    <w:p>
-      <w:pPr>
-        <w:rPr>
-          <w:rStyle w:val="Emphasis"/>
-          <w:i w:val="0"/>
-          <w:iCs w:val="0"/>
-        </w:rPr>
-      </w:pPr>
-      <w:r>
-        <w:rPr>
-          <w:rStyle w:val="Emphasis"/>
-          <w:i w:val="0"/>
-          <w:iCs w:val="0"/>
-        </w:rPr>
-        <w:t>{{secondary_objectives}}</w:t>
-      </w:r>
-    </w:p>
-    <w:p>
-      <w:bookmarkStart w:id="14" w:name="_Toc183095000"/>
-      <w:bookmarkStart w:id="15" w:name="_Toc183095106"/>
-      <w:bookmarkStart w:id="16" w:name="_Toc183095451"/>
-      <w:bookmarkStart w:id="17" w:name="_Toc183099237"/>
-      <w:bookmarkStart w:id="18" w:name="_Toc183100528"/>
       <w:bookmarkEnd w:id="14"/>
       <w:bookmarkEnd w:id="15"/>
       <w:bookmarkEnd w:id="16"/>
+    </w:p>
+    <w:p>
+      <w:pPr>
+        <w:pStyle w:val="Heading2"/>
+      </w:pPr>
+      <w:bookmarkStart w:id="17" w:name="_Toc185323528"/>
+      <w:r>
+        <w:t>Trial design including blinding</w:t>
+      </w:r>
       <w:bookmarkEnd w:id="17"/>
+    </w:p>
+    <w:p>
+      <w:pPr>
+        <w:rPr>
+          <w:sz w:val="22"/>
+          <w:szCs w:val="22"/>
+        </w:rPr>
+      </w:pPr>
+      <w:r>
+        <w:rPr>
+          <w:sz w:val="22"/>
+          <w:szCs w:val="22"/>
+          <w:lang w:val="en-GB"/>
+        </w:rPr>
+        <w:t>{{trial_design}}</w:t>
+      </w:r>
+    </w:p>
+    <w:p>
+      <w:pPr>
+        <w:pStyle w:val="Heading2"/>
+      </w:pPr>
+      <w:bookmarkStart w:id="18" w:name="_Toc183099238"/>
       <w:bookmarkEnd w:id="18"/>
-    </w:p>
-    <w:p>
-      <w:pPr>
-        <w:pStyle w:val="Heading2"/>
-      </w:pPr>
-      <w:bookmarkStart w:id="19" w:name="_Toc185323528"/>
-      <w:r>
-        <w:t>Trial design including blinding</w:t>
-      </w:r>
-      <w:bookmarkEnd w:id="19"/>
-    </w:p>
-    <w:p>
-      <w:r>
-        <w:rPr>
-          <w:lang w:val="en-GB"/>
-        </w:rPr>
-        <w:t>{{trial_design}}</w:t>
-      </w:r>
-    </w:p>
-    <w:p>
-      <w:pPr>
-        <w:rPr>
-          <w:i/>
-          <w:iCs/>
-          <w:sz w:val="22"/>
-          <w:szCs w:val="22"/>
-        </w:rPr>
-      </w:pPr>
-      <w:bookmarkStart w:id="20" w:name="_Toc183099238"/>
-      <w:bookmarkEnd w:id="20"/>
-      <w:r>
-        <w:rPr>
-          <w:i/>
-          <w:iCs/>
-          <w:sz w:val="22"/>
-          <w:szCs w:val="22"/>
-          <w:highlight w:val="yellow"/>
-        </w:rPr>
-        <w:t>Description of w</w:t>
-      </w:r>
-      <w:r>
-        <w:rPr>
-          <w:i/>
-          <w:iCs/>
-          <w:sz w:val="22"/>
-          <w:szCs w:val="22"/>
-          <w:highlight w:val="yellow"/>
-        </w:rPr>
-        <w:t>hich members of the research team (including statisticians) are</w:t>
-      </w:r>
-      <w:r>
-        <w:rPr>
-          <w:i/>
-          <w:iCs/>
-          <w:sz w:val="22"/>
-          <w:szCs w:val="22"/>
-          <w:highlight w:val="yellow"/>
-        </w:rPr>
-        <w:t xml:space="preserve"> blinded or partially blinded should be included here</w:t>
-      </w:r>
-      <w:r>
-        <w:rPr>
-          <w:i/>
-          <w:iCs/>
-          <w:sz w:val="22"/>
-          <w:szCs w:val="22"/>
-          <w:highlight w:val="yellow"/>
-        </w:rPr>
-        <w:t>, with distinctions made as to individual-level and group</w:t>
-      </w:r>
-      <w:r>
-        <w:rPr>
-          <w:i/>
-          <w:iCs/>
-          <w:sz w:val="22"/>
-          <w:szCs w:val="22"/>
-          <w:highlight w:val="yellow"/>
-        </w:rPr>
-        <w:t>-</w:t>
-      </w:r>
-      <w:r>
-        <w:rPr>
-          <w:i/>
-          <w:iCs/>
-          <w:sz w:val="22"/>
-          <w:szCs w:val="22"/>
-          <w:highlight w:val="yellow"/>
-        </w:rPr>
-        <w:t xml:space="preserve"> level blinding</w:t>
-      </w:r>
-      <w:r>
-        <w:rPr>
-          <w:i/>
-          <w:iCs/>
-          <w:sz w:val="22"/>
-          <w:szCs w:val="22"/>
-          <w:highlight w:val="yellow"/>
-        </w:rPr>
-        <w:t>.</w:t>
-      </w:r>
-      <w:r>
-        <w:rPr>
-          <w:i/>
-          <w:iCs/>
-          <w:sz w:val="22"/>
-          <w:szCs w:val="22"/>
-          <w:highlight w:val="yellow"/>
-        </w:rPr>
-        <w:t xml:space="preserve"> </w:t>
-      </w:r>
-      <w:r>
-        <w:rPr>
-          <w:i/>
-          <w:iCs/>
-          <w:sz w:val="22"/>
-          <w:szCs w:val="22"/>
-          <w:highlight w:val="yellow"/>
-        </w:rPr>
-        <w:t xml:space="preserve">Timing of </w:t>
-      </w:r>
-      <w:r>
-        <w:rPr>
-          <w:i/>
-          <w:iCs/>
-          <w:sz w:val="22"/>
-          <w:szCs w:val="22"/>
-          <w:highlight w:val="yellow"/>
-        </w:rPr>
-        <w:t>when statisticians and other members of team as necessary are unblinded should also be included.</w:t>
-      </w:r>
-      <w:r>
-        <w:rPr>
-          <w:i/>
-          <w:iCs/>
-          <w:sz w:val="22"/>
-          <w:szCs w:val="22"/>
-        </w:rPr>
-        <w:t xml:space="preserve"> </w:t>
-      </w:r>
-    </w:p>
-    <w:p>
-      <w:pPr>
-        <w:pStyle w:val="Heading2"/>
-      </w:pPr>
       <w:r>
         <w:br w:type="page"/>
       </w:r>
-      <w:bookmarkStart w:id="21" w:name="_Toc183099239"/>
-      <w:bookmarkStart w:id="22" w:name="_Toc185323529"/>
+      <w:bookmarkStart w:id="19" w:name="_Toc183099239"/>
+      <w:bookmarkStart w:id="20" w:name="_Toc185323529"/>
       <w:r>
         <w:lastRenderedPageBreak/>
         <w:t>Figure 1. Trial design flow diagram</w:t>
       </w:r>
+      <w:bookmarkEnd w:id="19"/>
+      <w:bookmarkEnd w:id="20"/>
+      <w:r>
+        <w:fldChar w:fldCharType="begin"/>
+      </w:r>
+      <w:r>
+        <w:instrText xml:space="preserve"> TC "</w:instrText>
+      </w:r>
+      <w:bookmarkStart w:id="21" w:name="_Toc183094410"/>
+      <w:r>
+        <w:instrText>Figure 1. Trial design flow diagram</w:instrText>
+      </w:r>
       <w:bookmarkEnd w:id="21"/>
-      <w:bookmarkEnd w:id="22"/>
-      <w:r>
-        <w:fldChar w:fldCharType="begin"/>
-      </w:r>
-      <w:r>
-        <w:instrText xml:space="preserve"> TC "</w:instrText>
-      </w:r>
-      <w:bookmarkStart w:id="23" w:name="_Toc183094410"/>
-      <w:r>
-        <w:instrText>Figure 1. Trial design flow diagram</w:instrText>
-      </w:r>
-      <w:bookmarkEnd w:id="23"/>
       <w:r>
         <w:instrText xml:space="preserve">" \f C \l "1" </w:instrText>
       </w:r>
@@ -6897,391 +7103,681 @@
       <w:r>
         <w:br w:type="page"/>
       </w:r>
-      <w:bookmarkStart w:id="24" w:name="_Toc183099240"/>
-      <w:bookmarkStart w:id="25" w:name="_Toc185323530"/>
+      <w:bookmarkStart w:id="22" w:name="_Toc183099240"/>
+      <w:bookmarkStart w:id="23" w:name="_Toc185323530"/>
       <w:r>
         <w:lastRenderedPageBreak/>
         <w:t>Method of allocation of groups</w:t>
       </w:r>
+      <w:bookmarkEnd w:id="22"/>
+      <w:bookmarkEnd w:id="23"/>
+    </w:p>
+    <w:p>
+      <w:pPr>
+        <w:rPr>
+          <w:sz w:val="22"/>
+          <w:szCs w:val="22"/>
+        </w:rPr>
+      </w:pPr>
+      <w:r>
+        <w:rPr>
+          <w:sz w:val="22"/>
+          <w:szCs w:val="22"/>
+        </w:rPr>
+        <w:t>{</w:t>
+      </w:r>
+      <w:r>
+        <w:rPr>
+          <w:sz w:val="22"/>
+          <w:szCs w:val="22"/>
+        </w:rPr>
+        <w:t>{randomi</w:t>
+      </w:r>
+      <w:r>
+        <w:rPr>
+          <w:sz w:val="22"/>
+          <w:szCs w:val="22"/>
+        </w:rPr>
+        <w:t>s</w:t>
+      </w:r>
+      <w:r>
+        <w:rPr>
+          <w:sz w:val="22"/>
+          <w:szCs w:val="22"/>
+        </w:rPr>
+        <w:t>ation</w:t>
+      </w:r>
+      <w:r>
+        <w:rPr>
+          <w:sz w:val="22"/>
+          <w:szCs w:val="22"/>
+        </w:rPr>
+        <w:t>_method</w:t>
+      </w:r>
+      <w:r>
+        <w:rPr>
+          <w:sz w:val="22"/>
+          <w:szCs w:val="22"/>
+        </w:rPr>
+        <w:t>}</w:t>
+      </w:r>
+      <w:r>
+        <w:rPr>
+          <w:sz w:val="22"/>
+          <w:szCs w:val="22"/>
+        </w:rPr>
+        <w:t>}</w:t>
+      </w:r>
+      <w:r>
+        <w:rPr>
+          <w:sz w:val="22"/>
+          <w:szCs w:val="22"/>
+        </w:rPr>
+        <w:t xml:space="preserve"> </w:t>
+      </w:r>
+    </w:p>
+    <w:p>
+      <w:pPr>
+        <w:rPr>
+          <w:sz w:val="22"/>
+          <w:szCs w:val="22"/>
+        </w:rPr>
+      </w:pPr>
+    </w:p>
+    <w:p>
+      <w:pPr>
+        <w:rPr>
+          <w:sz w:val="22"/>
+          <w:szCs w:val="22"/>
+        </w:rPr>
+      </w:pPr>
+      <w:r>
+        <w:rPr>
+          <w:sz w:val="22"/>
+          <w:szCs w:val="22"/>
+        </w:rPr>
+        <w:t>{{</w:t>
+      </w:r>
+      <w:r>
+        <w:rPr>
+          <w:sz w:val="22"/>
+          <w:szCs w:val="22"/>
+        </w:rPr>
+        <w:t>randomisation_implementation</w:t>
+      </w:r>
+      <w:r>
+        <w:rPr>
+          <w:sz w:val="22"/>
+          <w:szCs w:val="22"/>
+        </w:rPr>
+        <w:t>}}</w:t>
+      </w:r>
+    </w:p>
+    <w:p>
+      <w:pPr>
+        <w:rPr>
+          <w:sz w:val="22"/>
+          <w:szCs w:val="22"/>
+        </w:rPr>
+      </w:pPr>
+      <w:r>
+        <w:rPr>
+          <w:sz w:val="22"/>
+          <w:szCs w:val="22"/>
+        </w:rPr>
+        <w:t xml:space="preserve"> </w:t>
+      </w:r>
+    </w:p>
+    <w:p/>
+    <w:p>
+      <w:pPr>
+        <w:pStyle w:val="Heading2"/>
+      </w:pPr>
+      <w:bookmarkStart w:id="24" w:name="_Toc183099241"/>
+      <w:bookmarkStart w:id="25" w:name="_Toc185323531"/>
+      <w:r>
+        <w:t>Duration of the treatment period</w:t>
+      </w:r>
       <w:bookmarkEnd w:id="24"/>
       <w:bookmarkEnd w:id="25"/>
-      <w:r>
+    </w:p>
+    <w:p>
+      <w:pPr>
+        <w:rPr>
+          <w:b/>
+          <w:sz w:val="22"/>
+          <w:szCs w:val="22"/>
+        </w:rPr>
+      </w:pPr>
+      <w:r>
+        <w:rPr>
+          <w:sz w:val="22"/>
+          <w:szCs w:val="22"/>
+        </w:rPr>
+        <w:t>{{duration_of_treatment}}</w:t>
+      </w:r>
+      <w:r>
+        <w:rPr>
+          <w:b/>
+          <w:sz w:val="22"/>
+          <w:szCs w:val="22"/>
+        </w:rPr>
         <w:fldChar w:fldCharType="begin"/>
       </w:r>
       <w:r>
+        <w:rPr>
+          <w:sz w:val="22"/>
+          <w:szCs w:val="22"/>
+        </w:rPr>
         <w:instrText xml:space="preserve"> TC "</w:instrText>
       </w:r>
-      <w:bookmarkStart w:id="26" w:name="_Toc183094411"/>
-      <w:r>
-        <w:instrText>1.3</w:instrText>
-      </w:r>
-      <w:r>
+      <w:bookmarkStart w:id="26" w:name="_Toc183094412"/>
+      <w:r>
+        <w:rPr>
+          <w:sz w:val="22"/>
+          <w:szCs w:val="22"/>
+        </w:rPr>
+        <w:instrText>1.4</w:instrText>
+      </w:r>
+      <w:r>
+        <w:rPr>
+          <w:sz w:val="22"/>
+          <w:szCs w:val="22"/>
+        </w:rPr>
         <w:tab/>
-        <w:instrText>Method of allocation of groups</w:instrText>
+        <w:instrText>Duration of the treatment period</w:instrText>
       </w:r>
       <w:bookmarkEnd w:id="26"/>
       <w:r>
+        <w:rPr>
+          <w:sz w:val="22"/>
+          <w:szCs w:val="22"/>
+        </w:rPr>
         <w:instrText xml:space="preserve">" \f C \l "1" </w:instrText>
       </w:r>
       <w:r>
+        <w:rPr>
+          <w:b/>
+          <w:sz w:val="22"/>
+          <w:szCs w:val="22"/>
+        </w:rPr>
         <w:fldChar w:fldCharType="end"/>
       </w:r>
     </w:p>
     <w:p>
       <w:pPr>
-        <w:rPr>
-          <w:sz w:val="22"/>
-          <w:szCs w:val="22"/>
-        </w:rPr>
-      </w:pPr>
-      <w:r>
-        <w:rPr>
-          <w:sz w:val="22"/>
-          <w:szCs w:val="22"/>
-        </w:rPr>
-        <w:t>Once baseline assessments are complete, the individuals will be randomised to one of the treatment arms</w:t>
-      </w:r>
-      <w:r>
-        <w:rPr>
-          <w:sz w:val="22"/>
-          <w:szCs w:val="22"/>
-        </w:rPr>
-        <w:t xml:space="preserve">. </w:t>
-      </w:r>
-      <w:r>
-        <w:rPr>
-          <w:sz w:val="22"/>
-          <w:szCs w:val="22"/>
-        </w:rPr>
-        <w:t xml:space="preserve">Randomisation will be done in a </w:t>
-      </w:r>
-      <w:r>
-        <w:rPr>
-          <w:sz w:val="22"/>
-          <w:szCs w:val="22"/>
-        </w:rPr>
-        <w:t>{{allocation_ratio}}</w:t>
-      </w:r>
-      <w:r>
-        <w:rPr>
-          <w:sz w:val="22"/>
-          <w:szCs w:val="22"/>
-        </w:rPr>
-        <w:t xml:space="preserve"> ratio</w:t>
-      </w:r>
-      <w:r>
-        <w:rPr>
-          <w:sz w:val="22"/>
-          <w:szCs w:val="22"/>
-        </w:rPr>
-        <w:t xml:space="preserve">. </w:t>
-      </w:r>
-      <w:r>
-        <w:rPr>
-          <w:sz w:val="22"/>
-          <w:szCs w:val="22"/>
-        </w:rPr>
-        <w:t xml:space="preserve">Randomisation is at the </w:t>
-      </w:r>
-      <w:r>
-        <w:rPr>
-          <w:sz w:val="22"/>
-          <w:szCs w:val="22"/>
-        </w:rPr>
-        <w:t>{{randomization_level}}</w:t>
-      </w:r>
-      <w:r>
-        <w:rPr>
-          <w:sz w:val="22"/>
-          <w:szCs w:val="22"/>
-        </w:rPr>
-        <w:t xml:space="preserve"> level and is performed using an online randomisation system set up by </w:t>
-      </w:r>
-      <w:r>
-        <w:rPr>
-          <w:sz w:val="22"/>
-          <w:szCs w:val="22"/>
-        </w:rPr>
-        <w:t>King’s</w:t>
-      </w:r>
-      <w:r>
-        <w:rPr>
-          <w:sz w:val="22"/>
-          <w:szCs w:val="22"/>
-        </w:rPr>
-        <w:t xml:space="preserve"> Clinical Trials Unit (</w:t>
-      </w:r>
-      <w:r>
-        <w:rPr>
-          <w:sz w:val="22"/>
-          <w:szCs w:val="22"/>
-        </w:rPr>
-        <w:t>K</w:t>
-      </w:r>
-      <w:r>
-        <w:rPr>
-          <w:sz w:val="22"/>
-          <w:szCs w:val="22"/>
-        </w:rPr>
-        <w:t xml:space="preserve">CTU). Randomisation is stratified by </w:t>
-      </w:r>
-      <w:r>
-        <w:rPr>
-          <w:sz w:val="22"/>
-          <w:szCs w:val="22"/>
-        </w:rPr>
-        <w:t>{{stratification_factors}}</w:t>
-      </w:r>
-      <w:r>
-        <w:rPr>
-          <w:sz w:val="22"/>
-          <w:szCs w:val="22"/>
-        </w:rPr>
-        <w:t xml:space="preserve"> </w:t>
-      </w:r>
-      <w:r>
-        <w:rPr>
-          <w:sz w:val="22"/>
-          <w:szCs w:val="22"/>
-        </w:rPr>
-        <w:t xml:space="preserve">with variable block sizes to ensure that equal numbers of patients are allocated to the </w:t>
-      </w:r>
-      <w:r>
-        <w:rPr>
-          <w:sz w:val="22"/>
-          <w:szCs w:val="22"/>
-        </w:rPr>
-        <w:t>{{number_of_arms}}</w:t>
-      </w:r>
-      <w:r>
-        <w:rPr>
-          <w:sz w:val="22"/>
-          <w:szCs w:val="22"/>
-        </w:rPr>
-        <w:t xml:space="preserve">arms within each xxx. The procedure is as follows:  On receipt of the baseline questionnaire, the Trial Coordinator electronically submits details of each participant to the CTU. This </w:t>
-      </w:r>
-      <w:r>
-        <w:rPr>
-          <w:sz w:val="22"/>
-          <w:szCs w:val="22"/>
-        </w:rPr>
-        <w:t>includes</w:t>
-      </w:r>
-      <w:r>
-        <w:rPr>
-          <w:sz w:val="22"/>
-          <w:szCs w:val="22"/>
-        </w:rPr>
-        <w:t xml:space="preserve"> participant ID number, site, </w:t>
-      </w:r>
-      <w:r>
-        <w:rPr>
-          <w:sz w:val="22"/>
-          <w:szCs w:val="22"/>
-        </w:rPr>
-        <w:t>initials,</w:t>
-      </w:r>
-      <w:r>
-        <w:rPr>
-          <w:sz w:val="22"/>
-          <w:szCs w:val="22"/>
-        </w:rPr>
-        <w:t xml:space="preserve"> and date of birth. The system immediately notifies the relevant xxx and records the randomisation outcome</w:t>
-      </w:r>
-      <w:r>
-        <w:rPr>
-          <w:sz w:val="22"/>
-          <w:szCs w:val="22"/>
-        </w:rPr>
-        <w:t xml:space="preserve">. </w:t>
-      </w:r>
-      <w:r>
-        <w:rPr>
-          <w:sz w:val="22"/>
-          <w:szCs w:val="22"/>
-        </w:rPr>
-        <w:t>The Trial Coordinator does not receive the randomisation outcome.</w:t>
-      </w:r>
-      <w:r>
-        <w:rPr>
-          <w:sz w:val="22"/>
-          <w:szCs w:val="22"/>
-        </w:rPr>
-        <w:t xml:space="preserve"> </w:t>
-      </w:r>
-    </w:p>
-    <w:p/>
-    <w:p>
-      <w:pPr>
         <w:pStyle w:val="Heading2"/>
       </w:pPr>
-      <w:bookmarkStart w:id="27" w:name="_Toc183099241"/>
-      <w:bookmarkStart w:id="28" w:name="_Toc185323531"/>
-      <w:r>
-        <w:t>Duration of the treatment period</w:t>
+      <w:bookmarkStart w:id="27" w:name="_Toc183099242"/>
+      <w:bookmarkStart w:id="28" w:name="_Toc185323532"/>
+      <w:r>
+        <w:t>Frequency and duration of follow-up</w:t>
       </w:r>
       <w:bookmarkEnd w:id="27"/>
       <w:bookmarkEnd w:id="28"/>
     </w:p>
     <w:p>
       <w:pPr>
-        <w:pStyle w:val="Heading2"/>
+        <w:rPr>
+          <w:sz w:val="22"/>
+          <w:szCs w:val="22"/>
+        </w:rPr>
+      </w:pPr>
+      <w:r>
+        <w:rPr>
+          <w:sz w:val="22"/>
+          <w:szCs w:val="22"/>
+        </w:rPr>
+        <w:t>Participants will complete follow up measures at</w:t>
+      </w:r>
+      <w:r>
+        <w:rPr>
+          <w:sz w:val="22"/>
+          <w:szCs w:val="22"/>
+        </w:rPr>
+        <w:t>:</w:t>
+      </w:r>
+    </w:p>
+    <w:p>
+      <w:pPr>
+        <w:rPr>
+          <w:sz w:val="22"/>
+          <w:szCs w:val="22"/>
+        </w:rPr>
+      </w:pPr>
+      <w:r>
+        <w:rPr>
+          <w:sz w:val="22"/>
+          <w:szCs w:val="22"/>
+        </w:rPr>
+        <w:t>{% for line in follow_up_timepoints.split('\n') %}</w:t>
+      </w:r>
+    </w:p>
+    <w:p>
+      <w:pPr>
+        <w:pStyle w:val="ListParagraph"/>
         <w:numPr>
           <w:ilvl w:val="0"/>
-          <w:numId w:val="0"/>
+          <w:numId w:val="46"/>
         </w:numPr>
         <w:rPr>
-          <w:b w:val="0"/>
-          <w:bCs/>
-        </w:rPr>
-      </w:pPr>
-      <w:r>
-        <w:rPr>
-          <w:b w:val="0"/>
-          <w:bCs/>
-        </w:rPr>
-        <w:t>{{duration_of_treatment}}</w:t>
-      </w:r>
-      <w:r>
-        <w:rPr>
-          <w:b w:val="0"/>
-          <w:bCs/>
-        </w:rPr>
-        <w:fldChar w:fldCharType="begin"/>
-      </w:r>
-      <w:r>
-        <w:rPr>
-          <w:b w:val="0"/>
-          <w:bCs/>
-        </w:rPr>
-        <w:instrText xml:space="preserve"> TC "</w:instrText>
-      </w:r>
-      <w:bookmarkStart w:id="29" w:name="_Toc183094412"/>
-      <w:r>
-        <w:rPr>
-          <w:b w:val="0"/>
-          <w:bCs/>
-        </w:rPr>
-        <w:instrText>1.4</w:instrText>
-      </w:r>
-      <w:r>
-        <w:rPr>
-          <w:b w:val="0"/>
-          <w:bCs/>
-        </w:rPr>
-        <w:tab/>
-        <w:instrText>Duration of the treatment period</w:instrText>
+          <w:rFonts w:asciiTheme="minorHAnsi" w:hAnsiTheme="minorHAnsi"/>
+          <w:sz w:val="22"/>
+          <w:szCs w:val="22"/>
+        </w:rPr>
+      </w:pPr>
+      <w:r>
+        <w:rPr>
+          <w:rFonts w:asciiTheme="minorHAnsi" w:hAnsiTheme="minorHAnsi"/>
+          <w:sz w:val="22"/>
+          <w:szCs w:val="22"/>
+        </w:rPr>
+        <w:t>{{ line }}</w:t>
+      </w:r>
+    </w:p>
+    <w:p>
+      <w:pPr>
+        <w:rPr>
+          <w:sz w:val="22"/>
+          <w:szCs w:val="22"/>
+        </w:rPr>
+      </w:pPr>
+      <w:r>
+        <w:rPr>
+          <w:sz w:val="22"/>
+          <w:szCs w:val="22"/>
+        </w:rPr>
+        <w:t>{%</w:t>
+      </w:r>
+      <w:r>
+        <w:rPr>
+          <w:sz w:val="22"/>
+          <w:szCs w:val="22"/>
+        </w:rPr>
+        <w:t>-</w:t>
+      </w:r>
+      <w:r>
+        <w:rPr>
+          <w:sz w:val="22"/>
+          <w:szCs w:val="22"/>
+        </w:rPr>
+        <w:t xml:space="preserve"> endfor %}</w:t>
+      </w:r>
+    </w:p>
+    <w:p/>
+    <w:p>
+      <w:pPr>
+        <w:pStyle w:val="Heading2"/>
+      </w:pPr>
+      <w:bookmarkStart w:id="29" w:name="_Toc183099243"/>
+      <w:bookmarkStart w:id="30" w:name="_Toc185323533"/>
+      <w:r>
+        <w:t>Visit windows</w:t>
       </w:r>
       <w:bookmarkEnd w:id="29"/>
-      <w:r>
-        <w:rPr>
-          <w:b w:val="0"/>
-          <w:bCs/>
-        </w:rPr>
-        <w:instrText xml:space="preserve">" \f C \l "1" </w:instrText>
-      </w:r>
-      <w:r>
-        <w:rPr>
-          <w:b w:val="0"/>
-          <w:bCs/>
-        </w:rPr>
-        <w:fldChar w:fldCharType="end"/>
-      </w:r>
-    </w:p>
-    <w:p>
-      <w:pPr>
-        <w:rPr>
-          <w:i/>
-          <w:iCs/>
-        </w:rPr>
-      </w:pPr>
-      <w:r>
-        <w:rPr>
-          <w:i/>
-          <w:iCs/>
-          <w:highlight w:val="yellow"/>
-        </w:rPr>
-        <w:t>Describe duration of treatment (in each arm as appropriate)</w:t>
-      </w:r>
-    </w:p>
-    <w:p>
-      <w:pPr>
-        <w:pStyle w:val="Heading2"/>
-      </w:pPr>
-      <w:bookmarkStart w:id="30" w:name="_Toc183099242"/>
-      <w:bookmarkStart w:id="31" w:name="_Toc185323532"/>
-      <w:r>
-        <w:t>Frequency and duration of follow-up</w:t>
-      </w:r>
       <w:bookmarkEnd w:id="30"/>
-      <w:bookmarkEnd w:id="31"/>
-    </w:p>
-    <w:p>
-      <w:pPr>
-        <w:pStyle w:val="Heading2"/>
+    </w:p>
+    <w:p>
+      <w:pPr>
+        <w:rPr>
+          <w:sz w:val="22"/>
+          <w:szCs w:val="22"/>
+        </w:rPr>
+      </w:pPr>
+      <w:r>
+        <w:rPr>
+          <w:sz w:val="22"/>
+          <w:szCs w:val="22"/>
+        </w:rPr>
+        <w:t>{% for line in visit_windows.split('\n') %}</w:t>
+      </w:r>
+    </w:p>
+    <w:p>
+      <w:pPr>
+        <w:pStyle w:val="ListParagraph"/>
         <w:numPr>
           <w:ilvl w:val="0"/>
-          <w:numId w:val="0"/>
+          <w:numId w:val="46"/>
         </w:numPr>
         <w:rPr>
-          <w:b w:val="0"/>
+          <w:rFonts w:asciiTheme="minorHAnsi" w:hAnsiTheme="minorHAnsi"/>
+          <w:sz w:val="22"/>
+          <w:szCs w:val="22"/>
+        </w:rPr>
+      </w:pPr>
+      <w:r>
+        <w:rPr>
+          <w:rFonts w:asciiTheme="minorHAnsi" w:hAnsiTheme="minorHAnsi"/>
+          <w:sz w:val="22"/>
+          <w:szCs w:val="22"/>
+        </w:rPr>
+        <w:t>{{ line }}</w:t>
+      </w:r>
+    </w:p>
+    <w:p>
+      <w:pPr>
+        <w:rPr>
+          <w:sz w:val="22"/>
+          <w:szCs w:val="22"/>
+        </w:rPr>
+      </w:pPr>
+      <w:r>
+        <w:rPr>
+          <w:sz w:val="22"/>
+          <w:szCs w:val="22"/>
+        </w:rPr>
+        <w:t>{%- endfor %}</w:t>
+      </w:r>
+    </w:p>
+    <w:p>
+      <w:pPr>
+        <w:rPr>
+          <w:sz w:val="22"/>
+          <w:szCs w:val="22"/>
+        </w:rPr>
+      </w:pPr>
+      <w:r>
+        <w:fldChar w:fldCharType="begin"/>
+      </w:r>
+      <w:r>
+        <w:instrText xml:space="preserve"> TC "</w:instrText>
+      </w:r>
+      <w:bookmarkStart w:id="31" w:name="_Toc183094414"/>
+      <w:r>
+        <w:instrText>1.6</w:instrText>
+      </w:r>
+      <w:r>
+        <w:tab/>
+        <w:instrText>Visit windows</w:instrText>
+      </w:r>
+      <w:bookmarkEnd w:id="31"/>
+      <w:r>
+        <w:instrText xml:space="preserve">" \f C \l "1" </w:instrText>
+      </w:r>
+      <w:r>
+        <w:fldChar w:fldCharType="end"/>
+      </w:r>
+    </w:p>
+    <w:p>
+      <w:pPr>
+        <w:pStyle w:val="Heading2"/>
+      </w:pPr>
+      <w:bookmarkStart w:id="32" w:name="_Toc183099244"/>
+      <w:bookmarkStart w:id="33" w:name="_Toc185323534"/>
+      <w:r>
+        <w:t>Data collection</w:t>
+      </w:r>
+      <w:bookmarkEnd w:id="32"/>
+      <w:bookmarkEnd w:id="33"/>
+    </w:p>
+    <w:p>
+      <w:pPr>
+        <w:rPr>
+          <w:sz w:val="22"/>
+          <w:szCs w:val="22"/>
+        </w:rPr>
+      </w:pPr>
+      <w:r>
+        <w:rPr>
+          <w:sz w:val="22"/>
+          <w:szCs w:val="22"/>
+        </w:rPr>
+        <w:t>{{data_collection_procedures}}</w:t>
+      </w:r>
+    </w:p>
+    <w:p>
+      <w:pPr>
+        <w:rPr>
+          <w:lang w:val="en-GB"/>
+        </w:rPr>
+      </w:pPr>
+    </w:p>
+    <w:p>
+      <w:pPr>
+        <w:pStyle w:val="Heading2"/>
+      </w:pPr>
+      <w:bookmarkStart w:id="34" w:name="_Toc185323535"/>
+      <w:r>
+        <w:t>Eligibility screening</w:t>
+      </w:r>
+      <w:bookmarkEnd w:id="34"/>
+      <w:r>
+        <w:fldChar w:fldCharType="begin"/>
+      </w:r>
+      <w:r>
+        <w:instrText xml:space="preserve"> TC "</w:instrText>
+      </w:r>
+      <w:bookmarkStart w:id="35" w:name="_Toc183094415"/>
+      <w:r>
+        <w:instrText>1.7</w:instrText>
+      </w:r>
+      <w:r>
+        <w:tab/>
+        <w:instrText>Data collection</w:instrText>
+      </w:r>
+      <w:bookmarkEnd w:id="35"/>
+      <w:r>
+        <w:instrText xml:space="preserve">" \f C \l "1" </w:instrText>
+      </w:r>
+      <w:r>
+        <w:fldChar w:fldCharType="end"/>
+      </w:r>
+    </w:p>
+    <w:p/>
+    <w:p>
+      <w:pPr>
+        <w:rPr>
+          <w:b/>
           <w:bCs/>
-        </w:rPr>
-      </w:pPr>
-      <w:commentRangeStart w:id="32"/>
-      <w:r>
-        <w:rPr>
-          <w:b w:val="0"/>
+          <w:sz w:val="22"/>
+          <w:szCs w:val="22"/>
+        </w:rPr>
+      </w:pPr>
+      <w:r>
+        <w:rPr>
+          <w:b/>
           <w:bCs/>
-        </w:rPr>
-        <w:t>{{follow_up_timepoints}}</w:t>
-      </w:r>
-      <w:r>
-        <w:rPr>
-          <w:b w:val="0"/>
+          <w:sz w:val="22"/>
+          <w:szCs w:val="22"/>
+        </w:rPr>
+        <w:t>Inclusion Criteria</w:t>
+      </w:r>
+    </w:p>
+    <w:p>
+      <w:pPr>
+        <w:rPr>
+          <w:sz w:val="22"/>
+          <w:szCs w:val="22"/>
+        </w:rPr>
+      </w:pPr>
+      <w:r>
+        <w:rPr>
+          <w:sz w:val="22"/>
+          <w:szCs w:val="22"/>
+        </w:rPr>
+        <w:t>{% for line in inclusion_criteria.split('\n')</w:t>
+      </w:r>
+      <w:r>
+        <w:rPr>
+          <w:sz w:val="22"/>
+          <w:szCs w:val="22"/>
+        </w:rPr>
+        <w:t xml:space="preserve"> </w:t>
+      </w:r>
+      <w:r>
+        <w:rPr>
+          <w:sz w:val="22"/>
+          <w:szCs w:val="22"/>
+        </w:rPr>
+        <w:t>%}</w:t>
+      </w:r>
+    </w:p>
+    <w:p>
+      <w:pPr>
+        <w:pStyle w:val="ListParagraph"/>
+        <w:numPr>
+          <w:ilvl w:val="0"/>
+          <w:numId w:val="46"/>
+        </w:numPr>
+        <w:rPr>
+          <w:rFonts w:asciiTheme="minorHAnsi" w:hAnsiTheme="minorHAnsi"/>
+          <w:sz w:val="22"/>
+          <w:szCs w:val="22"/>
+        </w:rPr>
+      </w:pPr>
+      <w:r>
+        <w:rPr>
+          <w:rFonts w:asciiTheme="minorHAnsi" w:hAnsiTheme="minorHAnsi"/>
+          <w:sz w:val="22"/>
+          <w:szCs w:val="22"/>
+        </w:rPr>
+        <w:t>{{ line }}</w:t>
+      </w:r>
+    </w:p>
+    <w:p>
+      <w:pPr>
+        <w:rPr>
+          <w:sz w:val="22"/>
+          <w:szCs w:val="22"/>
+        </w:rPr>
+      </w:pPr>
+      <w:r>
+        <w:rPr>
+          <w:sz w:val="22"/>
+          <w:szCs w:val="22"/>
+        </w:rPr>
+        <w:t>{%</w:t>
+      </w:r>
+      <w:r>
+        <w:rPr>
+          <w:sz w:val="22"/>
+          <w:szCs w:val="22"/>
+        </w:rPr>
+        <w:t>-</w:t>
+      </w:r>
+      <w:r>
+        <w:rPr>
+          <w:sz w:val="22"/>
+          <w:szCs w:val="22"/>
+        </w:rPr>
+        <w:t xml:space="preserve"> </w:t>
+      </w:r>
+      <w:r>
+        <w:rPr>
+          <w:sz w:val="22"/>
+          <w:szCs w:val="22"/>
+        </w:rPr>
+        <w:t>endfor %}</w:t>
+      </w:r>
+    </w:p>
+    <w:p>
+      <w:pPr>
+        <w:rPr>
+          <w:sz w:val="22"/>
+          <w:szCs w:val="22"/>
+        </w:rPr>
+      </w:pPr>
+    </w:p>
+    <w:p>
+      <w:pPr>
+        <w:rPr>
+          <w:b/>
           <w:bCs/>
-        </w:rPr>
-        <w:fldChar w:fldCharType="begin"/>
-      </w:r>
-      <w:r>
-        <w:rPr>
-          <w:b w:val="0"/>
+          <w:sz w:val="22"/>
+          <w:szCs w:val="22"/>
+        </w:rPr>
+      </w:pPr>
+      <w:r>
+        <w:rPr>
+          <w:b/>
           <w:bCs/>
-        </w:rPr>
-        <w:instrText xml:space="preserve"> TC "</w:instrText>
-      </w:r>
-      <w:bookmarkStart w:id="33" w:name="_Toc183094413"/>
-      <w:r>
-        <w:rPr>
-          <w:b w:val="0"/>
-          <w:bCs/>
-        </w:rPr>
-        <w:instrText>1.5</w:instrText>
-      </w:r>
-      <w:r>
-        <w:rPr>
-          <w:b w:val="0"/>
-          <w:bCs/>
-        </w:rPr>
-        <w:tab/>
-        <w:instrText>Frequency and duration of follow-up</w:instrText>
-      </w:r>
-      <w:bookmarkEnd w:id="33"/>
-      <w:r>
-        <w:rPr>
-          <w:b w:val="0"/>
-          <w:bCs/>
-        </w:rPr>
-        <w:instrText xml:space="preserve">" \f C \l "1" </w:instrText>
-      </w:r>
-      <w:r>
-        <w:rPr>
-          <w:b w:val="0"/>
-          <w:bCs/>
-        </w:rPr>
-        <w:fldChar w:fldCharType="end"/>
-      </w:r>
-      <w:commentRangeEnd w:id="32"/>
+          <w:sz w:val="22"/>
+          <w:szCs w:val="22"/>
+        </w:rPr>
+        <w:t>Exclusion Criteria</w:t>
+      </w:r>
+    </w:p>
+    <w:p>
+      <w:pPr>
+        <w:rPr>
+          <w:sz w:val="22"/>
+          <w:szCs w:val="22"/>
+        </w:rPr>
+      </w:pPr>
+      <w:r>
+        <w:rPr>
+          <w:sz w:val="22"/>
+          <w:szCs w:val="22"/>
+        </w:rPr>
+        <w:t>{% for line in exclusion_criteria.split('\n') %}</w:t>
+      </w:r>
+    </w:p>
+    <w:p>
+      <w:pPr>
+        <w:pStyle w:val="ListParagraph"/>
+        <w:numPr>
+          <w:ilvl w:val="0"/>
+          <w:numId w:val="46"/>
+        </w:numPr>
+        <w:rPr>
+          <w:rFonts w:asciiTheme="minorHAnsi" w:hAnsiTheme="minorHAnsi"/>
+          <w:sz w:val="22"/>
+          <w:szCs w:val="22"/>
+        </w:rPr>
+      </w:pPr>
+      <w:r>
+        <w:rPr>
+          <w:rFonts w:asciiTheme="minorHAnsi" w:hAnsiTheme="minorHAnsi"/>
+          <w:sz w:val="22"/>
+          <w:szCs w:val="22"/>
+        </w:rPr>
+        <w:t>{{ line }}</w:t>
+      </w:r>
+    </w:p>
+    <w:p>
+      <w:pPr>
+        <w:rPr>
+          <w:sz w:val="22"/>
+          <w:szCs w:val="22"/>
+        </w:rPr>
+      </w:pPr>
+      <w:r>
+        <w:rPr>
+          <w:sz w:val="22"/>
+          <w:szCs w:val="22"/>
+        </w:rPr>
+        <w:t>{%</w:t>
+      </w:r>
+      <w:r>
+        <w:rPr>
+          <w:sz w:val="22"/>
+          <w:szCs w:val="22"/>
+        </w:rPr>
+        <w:t>-</w:t>
+      </w:r>
+      <w:r>
+        <w:rPr>
+          <w:sz w:val="22"/>
+          <w:szCs w:val="22"/>
+        </w:rPr>
+        <w:t xml:space="preserve"> endfor %}</w:t>
+      </w:r>
+    </w:p>
+    <w:p/>
+    <w:p/>
+    <w:p>
+      <w:pPr>
+        <w:pStyle w:val="Heading2"/>
+      </w:pPr>
+      <w:bookmarkStart w:id="36" w:name="_Toc183099246"/>
+      <w:bookmarkStart w:id="37" w:name="_Toc185323536"/>
+      <w:commentRangeStart w:id="38"/>
+      <w:r>
+        <w:t>Measures</w:t>
+      </w:r>
+      <w:bookmarkEnd w:id="36"/>
+      <w:bookmarkEnd w:id="37"/>
+      <w:commentRangeEnd w:id="38"/>
       <w:r>
         <w:rPr>
           <w:rStyle w:val="CommentReference"/>
@@ -7290,298 +7786,19 @@
           <w:u w:val="none"/>
           <w:lang w:val="en-US"/>
         </w:rPr>
-        <w:commentReference w:id="32"/>
-      </w:r>
-    </w:p>
-    <w:p>
-      <w:pPr>
-        <w:rPr>
-          <w:sz w:val="22"/>
-          <w:szCs w:val="22"/>
-        </w:rPr>
-      </w:pPr>
-      <w:r>
-        <w:rPr>
-          <w:sz w:val="22"/>
-          <w:szCs w:val="22"/>
-        </w:rPr>
-        <w:t>Participants will complete follow up measures at</w:t>
-      </w:r>
-      <w:r>
-        <w:rPr>
-          <w:sz w:val="22"/>
-          <w:szCs w:val="22"/>
-        </w:rPr>
-        <w:t xml:space="preserve"> </w:t>
-      </w:r>
-      <w:r>
-        <w:rPr>
-          <w:i/>
-          <w:iCs/>
-          <w:sz w:val="22"/>
-          <w:szCs w:val="22"/>
-          <w:highlight w:val="yellow"/>
-        </w:rPr>
-        <w:t>state timepoints etc</w:t>
-      </w:r>
-      <w:r>
-        <w:rPr>
-          <w:i/>
-          <w:iCs/>
-          <w:sz w:val="22"/>
-          <w:szCs w:val="22"/>
-        </w:rPr>
-        <w:t>.</w:t>
-      </w:r>
-    </w:p>
-    <w:p/>
-    <w:p>
-      <w:pPr>
-        <w:pStyle w:val="Heading2"/>
-      </w:pPr>
-      <w:bookmarkStart w:id="34" w:name="_Toc183099243"/>
-      <w:bookmarkStart w:id="35" w:name="_Toc185323533"/>
-      <w:r>
-        <w:t>Visit windows</w:t>
-      </w:r>
-      <w:bookmarkEnd w:id="34"/>
-      <w:bookmarkEnd w:id="35"/>
+        <w:commentReference w:id="38"/>
+      </w:r>
       <w:r>
         <w:fldChar w:fldCharType="begin"/>
       </w:r>
       <w:r>
         <w:instrText xml:space="preserve"> TC "</w:instrText>
       </w:r>
-      <w:bookmarkStart w:id="36" w:name="_Toc183094414"/>
-      <w:r>
-        <w:instrText>1.6</w:instrText>
-      </w:r>
-      <w:r>
-        <w:tab/>
-        <w:instrText>Visit windows</w:instrText>
-      </w:r>
-      <w:bookmarkEnd w:id="36"/>
-      <w:r>
-        <w:instrText xml:space="preserve">" \f C \l "1" </w:instrText>
-      </w:r>
-      <w:r>
-        <w:fldChar w:fldCharType="end"/>
-      </w:r>
-    </w:p>
-    <w:p>
-      <w:pPr>
-        <w:rPr>
-          <w:i/>
-          <w:iCs/>
-        </w:rPr>
-      </w:pPr>
-      <w:r>
-        <w:rPr>
-          <w:i/>
-          <w:iCs/>
-          <w:highlight w:val="yellow"/>
-        </w:rPr>
-        <w:t xml:space="preserve">Describe </w:t>
-      </w:r>
-      <w:r>
-        <w:rPr>
-          <w:i/>
-          <w:iCs/>
-          <w:highlight w:val="yellow"/>
-        </w:rPr>
-        <w:t>visit windows for assessments</w:t>
-      </w:r>
-    </w:p>
-    <w:p>
-      <w:r>
-        <w:t>{{visit_windows}}</w:t>
-      </w:r>
-    </w:p>
-    <w:p>
-      <w:pPr>
-        <w:pStyle w:val="Heading2"/>
-      </w:pPr>
-      <w:bookmarkStart w:id="37" w:name="_Toc183099244"/>
-      <w:bookmarkStart w:id="38" w:name="_Toc185323534"/>
-      <w:r>
-        <w:t>Data collection</w:t>
-      </w:r>
-      <w:bookmarkEnd w:id="37"/>
-      <w:bookmarkEnd w:id="38"/>
-    </w:p>
-    <w:p>
-      <w:pPr>
-        <w:rPr>
-          <w:i/>
-          <w:iCs/>
-        </w:rPr>
-      </w:pPr>
-      <w:r>
-        <w:rPr>
-          <w:i/>
-          <w:iCs/>
-          <w:highlight w:val="yellow"/>
-        </w:rPr>
-        <w:t xml:space="preserve">Describe </w:t>
-      </w:r>
-      <w:r>
-        <w:rPr>
-          <w:i/>
-          <w:iCs/>
-          <w:highlight w:val="yellow"/>
-        </w:rPr>
-        <w:t>data collection procedures or refer to protocol</w:t>
-      </w:r>
-    </w:p>
-    <w:p>
-      <w:r>
-        <w:t>{{data_collection_procedures}}</w:t>
-      </w:r>
-    </w:p>
-    <w:p>
-      <w:pPr>
-        <w:rPr>
-          <w:lang w:val="en-GB"/>
-        </w:rPr>
-      </w:pPr>
-    </w:p>
-    <w:p>
-      <w:pPr>
-        <w:pStyle w:val="Heading2"/>
-      </w:pPr>
-      <w:bookmarkStart w:id="39" w:name="_Toc185323535"/>
-      <w:r>
-        <w:t>Eligibility screening</w:t>
+      <w:bookmarkStart w:id="39" w:name="_Toc183094419"/>
+      <w:r>
+        <w:instrText>Measures</w:instrText>
       </w:r>
       <w:bookmarkEnd w:id="39"/>
-      <w:r>
-        <w:fldChar w:fldCharType="begin"/>
-      </w:r>
-      <w:r>
-        <w:instrText xml:space="preserve"> TC "</w:instrText>
-      </w:r>
-      <w:bookmarkStart w:id="40" w:name="_Toc183094415"/>
-      <w:r>
-        <w:instrText>1.7</w:instrText>
-      </w:r>
-      <w:r>
-        <w:tab/>
-        <w:instrText>Data collection</w:instrText>
-      </w:r>
-      <w:bookmarkEnd w:id="40"/>
-      <w:r>
-        <w:instrText xml:space="preserve">" \f C \l "1" </w:instrText>
-      </w:r>
-      <w:r>
-        <w:fldChar w:fldCharType="end"/>
-      </w:r>
-    </w:p>
-    <w:p/>
-    <w:p>
-      <w:pPr>
-        <w:rPr>
-          <w:b/>
-          <w:bCs/>
-          <w:sz w:val="22"/>
-          <w:szCs w:val="22"/>
-        </w:rPr>
-      </w:pPr>
-      <w:r>
-        <w:rPr>
-          <w:b/>
-          <w:bCs/>
-          <w:sz w:val="22"/>
-          <w:szCs w:val="22"/>
-        </w:rPr>
-        <w:t>Inclusion Criteria</w:t>
-      </w:r>
-    </w:p>
-    <w:p>
-      <w:pPr>
-        <w:rPr>
-          <w:sz w:val="22"/>
-          <w:szCs w:val="22"/>
-        </w:rPr>
-      </w:pPr>
-      <w:r>
-        <w:rPr>
-          <w:sz w:val="22"/>
-          <w:szCs w:val="22"/>
-        </w:rPr>
-        <w:t>{{inclusion_criteria}}</w:t>
-      </w:r>
-    </w:p>
-    <w:p>
-      <w:pPr>
-        <w:rPr>
-          <w:sz w:val="22"/>
-          <w:szCs w:val="22"/>
-        </w:rPr>
-      </w:pPr>
-    </w:p>
-    <w:p>
-      <w:pPr>
-        <w:rPr>
-          <w:b/>
-          <w:bCs/>
-          <w:sz w:val="22"/>
-          <w:szCs w:val="22"/>
-        </w:rPr>
-      </w:pPr>
-      <w:r>
-        <w:rPr>
-          <w:b/>
-          <w:bCs/>
-          <w:sz w:val="22"/>
-          <w:szCs w:val="22"/>
-        </w:rPr>
-        <w:t>Exclusion Criteria</w:t>
-      </w:r>
-    </w:p>
-    <w:p>
-      <w:r>
-        <w:rPr>
-          <w:sz w:val="22"/>
-          <w:szCs w:val="22"/>
-        </w:rPr>
-        <w:t>{{exclusion_criteria}}</w:t>
-      </w:r>
-    </w:p>
-    <w:p/>
-    <w:p>
-      <w:pPr>
-        <w:pStyle w:val="Heading2"/>
-      </w:pPr>
-      <w:bookmarkStart w:id="41" w:name="_Toc183099246"/>
-      <w:bookmarkStart w:id="42" w:name="_Toc185323536"/>
-      <w:commentRangeStart w:id="43"/>
-      <w:r>
-        <w:t>Measures</w:t>
-      </w:r>
-      <w:bookmarkEnd w:id="41"/>
-      <w:bookmarkEnd w:id="42"/>
-      <w:commentRangeEnd w:id="43"/>
-      <w:r>
-        <w:rPr>
-          <w:rStyle w:val="CommentReference"/>
-          <w:b w:val="0"/>
-          <w:iCs w:val="0"/>
-          <w:u w:val="none"/>
-          <w:lang w:val="en-US"/>
-        </w:rPr>
-        <w:commentReference w:id="43"/>
-      </w:r>
-      <w:r>
-        <w:fldChar w:fldCharType="begin"/>
-      </w:r>
-      <w:r>
-        <w:instrText xml:space="preserve"> TC "</w:instrText>
-      </w:r>
-      <w:bookmarkStart w:id="44" w:name="_Toc183094419"/>
-      <w:r>
-        <w:instrText>Measures</w:instrText>
-      </w:r>
-      <w:bookmarkEnd w:id="44"/>
       <w:r>
         <w:instrText xml:space="preserve">" \f C \l "1" </w:instrText>
       </w:r>
@@ -7632,7 +7849,7 @@
         </w:rPr>
         <w:instrText xml:space="preserve"> TC "</w:instrText>
       </w:r>
-      <w:bookmarkStart w:id="45" w:name="_Toc183094420"/>
+      <w:bookmarkStart w:id="40" w:name="_Toc183094420"/>
       <w:r>
         <w:rPr>
           <w:rFonts w:asciiTheme="minorHAnsi" w:hAnsiTheme="minorHAnsi"/>
@@ -7642,7 +7859,7 @@
         </w:rPr>
         <w:instrText>Baseline</w:instrText>
       </w:r>
-      <w:bookmarkEnd w:id="45"/>
+      <w:bookmarkEnd w:id="40"/>
       <w:r>
         <w:rPr>
           <w:rFonts w:asciiTheme="minorHAnsi" w:hAnsiTheme="minorHAnsi"/>
@@ -7696,6 +7913,7 @@
           <w:szCs w:val="22"/>
           <w:lang w:val="en-US"/>
         </w:rPr>
+        <w:lastRenderedPageBreak/>
         <w:t>Primary outcome measures</w:t>
       </w:r>
       <w:r>
@@ -7725,7 +7943,7 @@
         </w:rPr>
         <w:instrText xml:space="preserve"> TC "</w:instrText>
       </w:r>
-      <w:bookmarkStart w:id="46" w:name="_Toc183094421"/>
+      <w:bookmarkStart w:id="41" w:name="_Toc183094421"/>
       <w:r>
         <w:rPr>
           <w:rFonts w:asciiTheme="minorHAnsi" w:hAnsiTheme="minorHAnsi"/>
@@ -7735,7 +7953,7 @@
         </w:rPr>
         <w:instrText>Primary outcome measures</w:instrText>
       </w:r>
-      <w:bookmarkEnd w:id="46"/>
+      <w:bookmarkEnd w:id="41"/>
       <w:r>
         <w:rPr>
           <w:rFonts w:asciiTheme="minorHAnsi" w:hAnsiTheme="minorHAnsi"/>
@@ -7818,7 +8036,7 @@
         </w:rPr>
         <w:instrText xml:space="preserve"> TC "</w:instrText>
       </w:r>
-      <w:bookmarkStart w:id="47" w:name="_Toc183094422"/>
+      <w:bookmarkStart w:id="42" w:name="_Toc183094422"/>
       <w:r>
         <w:rPr>
           <w:rFonts w:asciiTheme="minorHAnsi" w:hAnsiTheme="minorHAnsi"/>
@@ -7828,7 +8046,7 @@
         </w:rPr>
         <w:instrText>Secondary outcome measures</w:instrText>
       </w:r>
-      <w:bookmarkEnd w:id="47"/>
+      <w:bookmarkEnd w:id="42"/>
       <w:r>
         <w:rPr>
           <w:rFonts w:asciiTheme="minorHAnsi" w:hAnsiTheme="minorHAnsi"/>
@@ -7920,7 +8138,7 @@
         </w:rPr>
         <w:instrText xml:space="preserve"> TC "</w:instrText>
       </w:r>
-      <w:bookmarkStart w:id="48" w:name="_Toc183094423"/>
+      <w:bookmarkStart w:id="43" w:name="_Toc183094423"/>
       <w:r>
         <w:rPr>
           <w:rFonts w:asciiTheme="minorHAnsi" w:hAnsiTheme="minorHAnsi"/>
@@ -7930,7 +8148,7 @@
         </w:rPr>
         <w:instrText>Mediators of treatment</w:instrText>
       </w:r>
-      <w:bookmarkEnd w:id="48"/>
+      <w:bookmarkEnd w:id="43"/>
       <w:r>
         <w:rPr>
           <w:rFonts w:asciiTheme="minorHAnsi" w:hAnsiTheme="minorHAnsi"/>
@@ -8013,7 +8231,7 @@
         </w:rPr>
         <w:instrText xml:space="preserve"> TC "</w:instrText>
       </w:r>
-      <w:bookmarkStart w:id="49" w:name="_Toc183094424"/>
+      <w:bookmarkStart w:id="44" w:name="_Toc183094424"/>
       <w:r>
         <w:rPr>
           <w:rFonts w:asciiTheme="minorHAnsi" w:hAnsiTheme="minorHAnsi"/>
@@ -8023,7 +8241,7 @@
         </w:rPr>
         <w:instrText>Moderators of treatment</w:instrText>
       </w:r>
-      <w:bookmarkEnd w:id="49"/>
+      <w:bookmarkEnd w:id="44"/>
       <w:r>
         <w:rPr>
           <w:rFonts w:asciiTheme="minorHAnsi" w:hAnsiTheme="minorHAnsi"/>
@@ -8142,7 +8360,7 @@
         </w:rPr>
         <w:instrText xml:space="preserve"> TC "</w:instrText>
       </w:r>
-      <w:bookmarkStart w:id="50" w:name="_Toc183094425"/>
+      <w:bookmarkStart w:id="45" w:name="_Toc183094425"/>
       <w:r>
         <w:rPr>
           <w:rFonts w:asciiTheme="minorHAnsi" w:hAnsiTheme="minorHAnsi"/>
@@ -8152,7 +8370,7 @@
         </w:rPr>
         <w:instrText>Process indicators</w:instrText>
       </w:r>
-      <w:bookmarkEnd w:id="50"/>
+      <w:bookmarkEnd w:id="45"/>
       <w:r>
         <w:rPr>
           <w:rFonts w:asciiTheme="minorHAnsi" w:hAnsiTheme="minorHAnsi"/>
@@ -8271,7 +8489,7 @@
         </w:rPr>
         <w:instrText xml:space="preserve"> TC "</w:instrText>
       </w:r>
-      <w:bookmarkStart w:id="51" w:name="_Toc183094426"/>
+      <w:bookmarkStart w:id="46" w:name="_Toc183094426"/>
       <w:r>
         <w:rPr>
           <w:rFonts w:asciiTheme="minorHAnsi" w:hAnsiTheme="minorHAnsi"/>
@@ -8281,7 +8499,7 @@
         </w:rPr>
         <w:instrText>Adverse events</w:instrText>
       </w:r>
-      <w:bookmarkEnd w:id="51"/>
+      <w:bookmarkEnd w:id="46"/>
       <w:r>
         <w:rPr>
           <w:rFonts w:asciiTheme="minorHAnsi" w:hAnsiTheme="minorHAnsi"/>
@@ -8364,7 +8582,7 @@
         </w:rPr>
         <w:instrText xml:space="preserve"> TC "</w:instrText>
       </w:r>
-      <w:bookmarkStart w:id="52" w:name="_Toc183094427"/>
+      <w:bookmarkStart w:id="47" w:name="_Toc183094427"/>
       <w:r>
         <w:rPr>
           <w:rFonts w:asciiTheme="minorHAnsi" w:hAnsiTheme="minorHAnsi"/>
@@ -8374,7 +8592,7 @@
         </w:rPr>
         <w:instrText>Additional pre-randomisation (baseline) measures</w:instrText>
       </w:r>
-      <w:bookmarkEnd w:id="52"/>
+      <w:bookmarkEnd w:id="47"/>
       <w:r>
         <w:rPr>
           <w:rFonts w:asciiTheme="minorHAnsi" w:hAnsiTheme="minorHAnsi"/>
@@ -8457,7 +8675,7 @@
         </w:rPr>
         <w:instrText xml:space="preserve"> TC "</w:instrText>
       </w:r>
-      <w:bookmarkStart w:id="53" w:name="_Toc183094428"/>
+      <w:bookmarkStart w:id="48" w:name="_Toc183094428"/>
       <w:r>
         <w:rPr>
           <w:rFonts w:asciiTheme="minorHAnsi" w:hAnsiTheme="minorHAnsi"/>
@@ -8467,7 +8685,7 @@
         </w:rPr>
         <w:instrText>Additional post-randomisation (follow-up) measures</w:instrText>
       </w:r>
-      <w:bookmarkEnd w:id="53"/>
+      <w:bookmarkEnd w:id="48"/>
       <w:r>
         <w:rPr>
           <w:rFonts w:asciiTheme="minorHAnsi" w:hAnsiTheme="minorHAnsi"/>
@@ -8492,22 +8710,22 @@
       <w:pPr>
         <w:pStyle w:val="Heading2"/>
       </w:pPr>
-      <w:bookmarkStart w:id="54" w:name="_Toc185323537"/>
-      <w:bookmarkStart w:id="55" w:name="_Toc183099247"/>
-      <w:bookmarkStart w:id="56" w:name="_Toc185323538"/>
-      <w:bookmarkEnd w:id="54"/>
+      <w:bookmarkStart w:id="49" w:name="_Toc185323537"/>
+      <w:bookmarkStart w:id="50" w:name="_Toc183099247"/>
+      <w:bookmarkStart w:id="51" w:name="_Toc185323538"/>
+      <w:bookmarkEnd w:id="49"/>
       <w:r>
         <w:t>Sample size estimation (including clinical significance)</w:t>
       </w:r>
-      <w:bookmarkEnd w:id="55"/>
-      <w:bookmarkEnd w:id="56"/>
+      <w:bookmarkEnd w:id="50"/>
+      <w:bookmarkEnd w:id="51"/>
       <w:r>
         <w:fldChar w:fldCharType="begin"/>
       </w:r>
       <w:r>
         <w:instrText xml:space="preserve"> TC "</w:instrText>
       </w:r>
-      <w:bookmarkStart w:id="57" w:name="_Toc183094429"/>
+      <w:bookmarkStart w:id="52" w:name="_Toc183094429"/>
       <w:r>
         <w:instrText>1.8</w:instrText>
       </w:r>
@@ -8515,7 +8733,7 @@
         <w:tab/>
         <w:instrText>Sample size estimation (including clinical significance)</w:instrText>
       </w:r>
-      <w:bookmarkEnd w:id="57"/>
+      <w:bookmarkEnd w:id="52"/>
       <w:r>
         <w:instrText xml:space="preserve">" \f C \l "1" </w:instrText>
       </w:r>
@@ -8636,8 +8854,8 @@
       <w:pPr>
         <w:pStyle w:val="Heading2"/>
       </w:pPr>
-      <w:bookmarkStart w:id="58" w:name="_Toc185323539"/>
-      <w:bookmarkStart w:id="59" w:name="_Toc183099248"/>
+      <w:bookmarkStart w:id="53" w:name="_Toc185323539"/>
+      <w:bookmarkStart w:id="54" w:name="_Toc183099248"/>
       <w:r>
         <w:t>Brief description</w:t>
       </w:r>
@@ -8647,11 +8865,11 @@
       <w:r>
         <w:t xml:space="preserve"> of proposed analyses</w:t>
       </w:r>
-      <w:bookmarkEnd w:id="58"/>
+      <w:bookmarkEnd w:id="53"/>
       <w:r>
         <w:t xml:space="preserve"> </w:t>
       </w:r>
-      <w:bookmarkEnd w:id="59"/>
+      <w:bookmarkEnd w:id="54"/>
     </w:p>
     <w:p>
       <w:pPr>
@@ -8879,45 +9097,50 @@
       <w:pPr>
         <w:pStyle w:val="Heading1"/>
       </w:pPr>
-      <w:bookmarkStart w:id="60" w:name="_Toc185323540"/>
-      <w:bookmarkStart w:id="61" w:name="_Toc185323541"/>
-      <w:bookmarkStart w:id="62" w:name="_Toc183095012"/>
-      <w:bookmarkStart w:id="63" w:name="_Toc183095118"/>
-      <w:bookmarkStart w:id="64" w:name="_Toc183095463"/>
-      <w:bookmarkStart w:id="65" w:name="_Toc183099249"/>
-      <w:bookmarkStart w:id="66" w:name="_Toc183100540"/>
-      <w:bookmarkStart w:id="67" w:name="_Toc183095013"/>
-      <w:bookmarkStart w:id="68" w:name="_Toc183095119"/>
-      <w:bookmarkStart w:id="69" w:name="_Toc183095464"/>
-      <w:bookmarkStart w:id="70" w:name="_Toc183099250"/>
-      <w:bookmarkStart w:id="71" w:name="_Toc183100541"/>
-      <w:bookmarkStart w:id="72" w:name="_Toc183095014"/>
-      <w:bookmarkStart w:id="73" w:name="_Toc183095120"/>
-      <w:bookmarkStart w:id="74" w:name="_Toc183095465"/>
-      <w:bookmarkStart w:id="75" w:name="_Toc183099251"/>
-      <w:bookmarkStart w:id="76" w:name="_Toc183100542"/>
-      <w:bookmarkStart w:id="77" w:name="_Toc183095015"/>
-      <w:bookmarkStart w:id="78" w:name="_Toc183095121"/>
-      <w:bookmarkStart w:id="79" w:name="_Toc183095466"/>
-      <w:bookmarkStart w:id="80" w:name="_Toc183099252"/>
-      <w:bookmarkStart w:id="81" w:name="_Toc183100543"/>
-      <w:bookmarkStart w:id="82" w:name="_Toc183095016"/>
-      <w:bookmarkStart w:id="83" w:name="_Toc183095122"/>
-      <w:bookmarkStart w:id="84" w:name="_Toc183095467"/>
-      <w:bookmarkStart w:id="85" w:name="_Toc183099253"/>
-      <w:bookmarkStart w:id="86" w:name="_Toc183100544"/>
-      <w:bookmarkStart w:id="87" w:name="_Toc183095017"/>
-      <w:bookmarkStart w:id="88" w:name="_Toc183095123"/>
-      <w:bookmarkStart w:id="89" w:name="_Toc183095468"/>
-      <w:bookmarkStart w:id="90" w:name="_Toc183099254"/>
-      <w:bookmarkStart w:id="91" w:name="_Toc183100545"/>
-      <w:bookmarkStart w:id="92" w:name="_Toc183095018"/>
-      <w:bookmarkStart w:id="93" w:name="_Toc183095124"/>
-      <w:bookmarkStart w:id="94" w:name="_Toc183095469"/>
-      <w:bookmarkStart w:id="95" w:name="_Toc183099255"/>
-      <w:bookmarkStart w:id="96" w:name="_Toc183100546"/>
-      <w:bookmarkStart w:id="97" w:name="_Toc183099256"/>
-      <w:bookmarkStart w:id="98" w:name="_Toc185323542"/>
+      <w:bookmarkStart w:id="55" w:name="_Toc185323540"/>
+      <w:bookmarkStart w:id="56" w:name="_Toc185323541"/>
+      <w:bookmarkStart w:id="57" w:name="_Toc183095012"/>
+      <w:bookmarkStart w:id="58" w:name="_Toc183095118"/>
+      <w:bookmarkStart w:id="59" w:name="_Toc183095463"/>
+      <w:bookmarkStart w:id="60" w:name="_Toc183099249"/>
+      <w:bookmarkStart w:id="61" w:name="_Toc183100540"/>
+      <w:bookmarkStart w:id="62" w:name="_Toc183095013"/>
+      <w:bookmarkStart w:id="63" w:name="_Toc183095119"/>
+      <w:bookmarkStart w:id="64" w:name="_Toc183095464"/>
+      <w:bookmarkStart w:id="65" w:name="_Toc183099250"/>
+      <w:bookmarkStart w:id="66" w:name="_Toc183100541"/>
+      <w:bookmarkStart w:id="67" w:name="_Toc183095014"/>
+      <w:bookmarkStart w:id="68" w:name="_Toc183095120"/>
+      <w:bookmarkStart w:id="69" w:name="_Toc183095465"/>
+      <w:bookmarkStart w:id="70" w:name="_Toc183099251"/>
+      <w:bookmarkStart w:id="71" w:name="_Toc183100542"/>
+      <w:bookmarkStart w:id="72" w:name="_Toc183095015"/>
+      <w:bookmarkStart w:id="73" w:name="_Toc183095121"/>
+      <w:bookmarkStart w:id="74" w:name="_Toc183095466"/>
+      <w:bookmarkStart w:id="75" w:name="_Toc183099252"/>
+      <w:bookmarkStart w:id="76" w:name="_Toc183100543"/>
+      <w:bookmarkStart w:id="77" w:name="_Toc183095016"/>
+      <w:bookmarkStart w:id="78" w:name="_Toc183095122"/>
+      <w:bookmarkStart w:id="79" w:name="_Toc183095467"/>
+      <w:bookmarkStart w:id="80" w:name="_Toc183099253"/>
+      <w:bookmarkStart w:id="81" w:name="_Toc183100544"/>
+      <w:bookmarkStart w:id="82" w:name="_Toc183095017"/>
+      <w:bookmarkStart w:id="83" w:name="_Toc183095123"/>
+      <w:bookmarkStart w:id="84" w:name="_Toc183095468"/>
+      <w:bookmarkStart w:id="85" w:name="_Toc183099254"/>
+      <w:bookmarkStart w:id="86" w:name="_Toc183100545"/>
+      <w:bookmarkStart w:id="87" w:name="_Toc183095018"/>
+      <w:bookmarkStart w:id="88" w:name="_Toc183095124"/>
+      <w:bookmarkStart w:id="89" w:name="_Toc183095469"/>
+      <w:bookmarkStart w:id="90" w:name="_Toc183099255"/>
+      <w:bookmarkStart w:id="91" w:name="_Toc183100546"/>
+      <w:bookmarkStart w:id="92" w:name="_Toc183099256"/>
+      <w:bookmarkStart w:id="93" w:name="_Toc185323542"/>
+      <w:bookmarkEnd w:id="55"/>
+      <w:bookmarkEnd w:id="56"/>
+      <w:bookmarkEnd w:id="57"/>
+      <w:bookmarkEnd w:id="58"/>
+      <w:bookmarkEnd w:id="59"/>
       <w:bookmarkEnd w:id="60"/>
       <w:bookmarkEnd w:id="61"/>
       <w:bookmarkEnd w:id="62"/>
@@ -8950,57 +9173,51 @@
       <w:bookmarkEnd w:id="89"/>
       <w:bookmarkEnd w:id="90"/>
       <w:bookmarkEnd w:id="91"/>
+      <w:r>
+        <w:t>Data analysis plan – Data description</w:t>
+      </w:r>
       <w:bookmarkEnd w:id="92"/>
       <w:bookmarkEnd w:id="93"/>
+      <w:r>
+        <w:fldChar w:fldCharType="begin"/>
+      </w:r>
+      <w:r>
+        <w:instrText xml:space="preserve"> TC "</w:instrText>
+      </w:r>
+      <w:bookmarkStart w:id="94" w:name="_Toc183094431"/>
+      <w:r>
+        <w:instrText>2.</w:instrText>
+      </w:r>
+      <w:r>
+        <w:tab/>
+        <w:instrText>Data analysis plan – Data description</w:instrText>
+      </w:r>
       <w:bookmarkEnd w:id="94"/>
+      <w:r>
+        <w:instrText xml:space="preserve">" \f C \l "1" </w:instrText>
+      </w:r>
+      <w:r>
+        <w:fldChar w:fldCharType="end"/>
+      </w:r>
+    </w:p>
+    <w:p>
+      <w:pPr>
+        <w:pStyle w:val="Heading2"/>
+      </w:pPr>
+      <w:bookmarkStart w:id="95" w:name="_Toc183099257"/>
+      <w:bookmarkStart w:id="96" w:name="_Toc185323543"/>
+      <w:r>
+        <w:t>Recruitment and representativeness of recruited patients</w:t>
+      </w:r>
       <w:bookmarkEnd w:id="95"/>
       <w:bookmarkEnd w:id="96"/>
       <w:r>
-        <w:lastRenderedPageBreak/>
-        <w:t>Data analysis plan – Data description</w:t>
-      </w:r>
-      <w:bookmarkEnd w:id="97"/>
-      <w:bookmarkEnd w:id="98"/>
-      <w:r>
         <w:fldChar w:fldCharType="begin"/>
       </w:r>
       <w:r>
         <w:instrText xml:space="preserve"> TC "</w:instrText>
       </w:r>
-      <w:bookmarkStart w:id="99" w:name="_Toc183094431"/>
-      <w:r>
-        <w:instrText>2.</w:instrText>
-      </w:r>
-      <w:r>
-        <w:tab/>
-        <w:instrText>Data analysis plan – Data description</w:instrText>
-      </w:r>
-      <w:bookmarkEnd w:id="99"/>
-      <w:r>
-        <w:instrText xml:space="preserve">" \f C \l "1" </w:instrText>
-      </w:r>
-      <w:r>
-        <w:fldChar w:fldCharType="end"/>
-      </w:r>
-    </w:p>
-    <w:p>
-      <w:pPr>
-        <w:pStyle w:val="Heading2"/>
-      </w:pPr>
-      <w:bookmarkStart w:id="100" w:name="_Toc183099257"/>
-      <w:bookmarkStart w:id="101" w:name="_Toc185323543"/>
-      <w:r>
-        <w:t>Recruitment and representativeness of recruited patients</w:t>
-      </w:r>
-      <w:bookmarkEnd w:id="100"/>
-      <w:bookmarkEnd w:id="101"/>
-      <w:r>
-        <w:fldChar w:fldCharType="begin"/>
-      </w:r>
-      <w:r>
-        <w:instrText xml:space="preserve"> TC "</w:instrText>
-      </w:r>
-      <w:bookmarkStart w:id="102" w:name="_Toc183094432"/>
+      <w:bookmarkStart w:id="97" w:name="_Toc183094432"/>
       <w:r>
         <w:instrText>2.1</w:instrText>
       </w:r>
@@ -9008,7 +9225,7 @@
         <w:tab/>
         <w:instrText>Recruitment and representativeness of recruited patients</w:instrText>
       </w:r>
-      <w:bookmarkEnd w:id="102"/>
+      <w:bookmarkEnd w:id="97"/>
       <w:r>
         <w:instrText xml:space="preserve">" \f C \l "1" </w:instrText>
       </w:r>
@@ -9155,11 +9372,11 @@
       <w:r>
         <w:instrText xml:space="preserve"> TC "</w:instrText>
       </w:r>
-      <w:bookmarkStart w:id="103" w:name="_Toc183094433"/>
+      <w:bookmarkStart w:id="98" w:name="_Toc183094433"/>
       <w:r>
         <w:instrText>Figure 2.  Template CONSORT diagram for ACRONYM trial</w:instrText>
       </w:r>
-      <w:bookmarkEnd w:id="103"/>
+      <w:bookmarkEnd w:id="98"/>
       <w:r>
         <w:instrText xml:space="preserve">" \f C \l "1" </w:instrText>
       </w:r>
@@ -9178,21 +9395,21 @@
       <w:r>
         <w:br w:type="page"/>
       </w:r>
-      <w:bookmarkStart w:id="104" w:name="_Toc183099258"/>
-      <w:bookmarkStart w:id="105" w:name="_Toc185323544"/>
+      <w:bookmarkStart w:id="99" w:name="_Toc183099258"/>
+      <w:bookmarkStart w:id="100" w:name="_Toc185323544"/>
       <w:r>
         <w:lastRenderedPageBreak/>
         <w:t>Baseline comparability of randomised groups</w:t>
       </w:r>
-      <w:bookmarkEnd w:id="104"/>
-      <w:bookmarkEnd w:id="105"/>
+      <w:bookmarkEnd w:id="99"/>
+      <w:bookmarkEnd w:id="100"/>
       <w:r>
         <w:fldChar w:fldCharType="begin"/>
       </w:r>
       <w:r>
         <w:instrText xml:space="preserve"> TC "</w:instrText>
       </w:r>
-      <w:bookmarkStart w:id="106" w:name="_Toc183094434"/>
+      <w:bookmarkStart w:id="101" w:name="_Toc183094434"/>
       <w:r>
         <w:instrText>2.2</w:instrText>
       </w:r>
@@ -9200,7 +9417,7 @@
         <w:tab/>
         <w:instrText>Baseline comparability of randomised groups</w:instrText>
       </w:r>
-      <w:bookmarkEnd w:id="106"/>
+      <w:bookmarkEnd w:id="101"/>
       <w:r>
         <w:instrText xml:space="preserve">" \f C \l "1" </w:instrText>
       </w:r>
@@ -9230,15 +9447,15 @@
       <w:pPr>
         <w:pStyle w:val="Heading2"/>
       </w:pPr>
-      <w:bookmarkStart w:id="107" w:name="_Toc185323545"/>
-      <w:bookmarkStart w:id="108" w:name="_Toc183099259"/>
-      <w:bookmarkStart w:id="109" w:name="_Toc185323546"/>
-      <w:bookmarkEnd w:id="107"/>
+      <w:bookmarkStart w:id="102" w:name="_Toc185323545"/>
+      <w:bookmarkStart w:id="103" w:name="_Toc183099259"/>
+      <w:bookmarkStart w:id="104" w:name="_Toc185323546"/>
+      <w:bookmarkEnd w:id="102"/>
       <w:r>
         <w:t>Adherence to allocated treatment and treatment fidelity</w:t>
       </w:r>
-      <w:bookmarkEnd w:id="108"/>
-      <w:bookmarkEnd w:id="109"/>
+      <w:bookmarkEnd w:id="103"/>
+      <w:bookmarkEnd w:id="104"/>
     </w:p>
     <w:p>
       <w:pPr>
@@ -9272,7 +9489,7 @@
           <w:szCs w:val="22"/>
         </w:rPr>
       </w:pPr>
-      <w:commentRangeStart w:id="110"/>
+      <w:commentRangeStart w:id="105"/>
       <w:r>
         <w:rPr>
           <w:sz w:val="22"/>
@@ -9280,12 +9497,12 @@
         </w:rPr>
         <w:t>treatment_compliance_definitition</w:t>
       </w:r>
-      <w:commentRangeEnd w:id="110"/>
+      <w:commentRangeEnd w:id="105"/>
       <w:r>
         <w:rPr>
           <w:rStyle w:val="CommentReference"/>
         </w:rPr>
-        <w:commentReference w:id="110"/>
+        <w:commentReference w:id="105"/>
       </w:r>
       <w:r>
         <w:rPr>
@@ -9316,7 +9533,7 @@
       <w:r>
         <w:instrText xml:space="preserve"> TC "</w:instrText>
       </w:r>
-      <w:bookmarkStart w:id="111" w:name="_Toc183094435"/>
+      <w:bookmarkStart w:id="106" w:name="_Toc183094435"/>
       <w:r>
         <w:instrText>2.3</w:instrText>
       </w:r>
@@ -9324,7 +9541,7 @@
         <w:tab/>
         <w:instrText>Adherence to allocated treatment and treatment fidelity</w:instrText>
       </w:r>
-      <w:bookmarkEnd w:id="111"/>
+      <w:bookmarkEnd w:id="106"/>
       <w:r>
         <w:instrText xml:space="preserve">" \f C \l "1" </w:instrText>
       </w:r>
@@ -9352,18 +9569,18 @@
       <w:pPr>
         <w:pStyle w:val="Heading2"/>
       </w:pPr>
-      <w:bookmarkStart w:id="112" w:name="_Toc183099260"/>
-      <w:bookmarkStart w:id="113" w:name="_Toc185323547"/>
+      <w:bookmarkStart w:id="107" w:name="_Toc183099260"/>
+      <w:bookmarkStart w:id="108" w:name="_Toc185323547"/>
       <w:r>
         <w:t xml:space="preserve">Loss to follow-up and other missing </w:t>
       </w:r>
-      <w:commentRangeStart w:id="114"/>
+      <w:commentRangeStart w:id="109"/>
       <w:r>
         <w:t>data</w:t>
       </w:r>
-      <w:bookmarkEnd w:id="112"/>
-      <w:bookmarkEnd w:id="113"/>
-      <w:commentRangeEnd w:id="114"/>
+      <w:bookmarkEnd w:id="107"/>
+      <w:bookmarkEnd w:id="108"/>
+      <w:commentRangeEnd w:id="109"/>
       <w:r>
         <w:rPr>
           <w:rStyle w:val="CommentReference"/>
@@ -9372,7 +9589,7 @@
           <w:u w:val="none"/>
           <w:lang w:val="en-US"/>
         </w:rPr>
-        <w:commentReference w:id="114"/>
+        <w:commentReference w:id="109"/>
       </w:r>
       <w:r>
         <w:fldChar w:fldCharType="begin"/>
@@ -9380,7 +9597,7 @@
       <w:r>
         <w:instrText xml:space="preserve"> TC "</w:instrText>
       </w:r>
-      <w:bookmarkStart w:id="115" w:name="_Toc183094436"/>
+      <w:bookmarkStart w:id="110" w:name="_Toc183094436"/>
       <w:r>
         <w:instrText>2.4</w:instrText>
       </w:r>
@@ -9388,7 +9605,7 @@
         <w:tab/>
         <w:instrText>Loss to follow-up and other missing data</w:instrText>
       </w:r>
-      <w:bookmarkEnd w:id="115"/>
+      <w:bookmarkEnd w:id="110"/>
       <w:r>
         <w:instrText xml:space="preserve">" \f C \l "1" </w:instrText>
       </w:r>
@@ -9424,11 +9641,11 @@
       <w:pPr>
         <w:pStyle w:val="Heading2"/>
       </w:pPr>
-      <w:bookmarkStart w:id="116" w:name="_Toc185323548"/>
+      <w:bookmarkStart w:id="111" w:name="_Toc185323548"/>
       <w:r>
         <w:t>Harms</w:t>
       </w:r>
-      <w:bookmarkEnd w:id="116"/>
+      <w:bookmarkEnd w:id="111"/>
     </w:p>
     <w:p>
       <w:pPr>
@@ -9573,7 +9790,7 @@
         </w:rPr>
         <w:t>{{adverse_</w:t>
       </w:r>
-      <w:commentRangeStart w:id="117"/>
+      <w:commentRangeStart w:id="112"/>
       <w:r>
         <w:rPr>
           <w:highlight w:val="red"/>
@@ -9581,13 +9798,13 @@
         </w:rPr>
         <w:t>events</w:t>
       </w:r>
-      <w:commentRangeEnd w:id="117"/>
+      <w:commentRangeEnd w:id="112"/>
       <w:r>
         <w:rPr>
           <w:rStyle w:val="CommentReference"/>
           <w:rtl/>
         </w:rPr>
-        <w:commentReference w:id="117"/>
+        <w:commentReference w:id="112"/>
       </w:r>
       <w:r>
         <w:rPr>
@@ -9617,22 +9834,22 @@
       <w:pPr>
         <w:pStyle w:val="Heading2"/>
       </w:pPr>
-      <w:bookmarkStart w:id="118" w:name="_Toc185323549"/>
-      <w:bookmarkStart w:id="119" w:name="_Toc185323550"/>
-      <w:bookmarkStart w:id="120" w:name="_Toc185323551"/>
-      <w:bookmarkStart w:id="121" w:name="_Toc183099262"/>
-      <w:bookmarkStart w:id="122" w:name="_Toc185323552"/>
-      <w:bookmarkEnd w:id="118"/>
-      <w:bookmarkEnd w:id="119"/>
-      <w:bookmarkEnd w:id="120"/>
+      <w:bookmarkStart w:id="113" w:name="_Toc185323549"/>
+      <w:bookmarkStart w:id="114" w:name="_Toc185323550"/>
+      <w:bookmarkStart w:id="115" w:name="_Toc185323551"/>
+      <w:bookmarkStart w:id="116" w:name="_Toc183099262"/>
+      <w:bookmarkStart w:id="117" w:name="_Toc185323552"/>
+      <w:bookmarkEnd w:id="113"/>
+      <w:bookmarkEnd w:id="114"/>
+      <w:bookmarkEnd w:id="115"/>
       <w:r>
         <w:t>Assessment of outcome measures (</w:t>
       </w:r>
-      <w:commentRangeStart w:id="123"/>
+      <w:commentRangeStart w:id="118"/>
       <w:r>
         <w:t>unblinding</w:t>
       </w:r>
-      <w:commentRangeEnd w:id="123"/>
+      <w:commentRangeEnd w:id="118"/>
       <w:r>
         <w:rPr>
           <w:rStyle w:val="CommentReference"/>
@@ -9641,20 +9858,20 @@
           <w:u w:val="none"/>
           <w:lang w:val="en-US"/>
         </w:rPr>
-        <w:commentReference w:id="123"/>
+        <w:commentReference w:id="118"/>
       </w:r>
       <w:r>
         <w:t>)</w:t>
       </w:r>
-      <w:bookmarkEnd w:id="121"/>
-      <w:bookmarkEnd w:id="122"/>
+      <w:bookmarkEnd w:id="116"/>
+      <w:bookmarkEnd w:id="117"/>
       <w:r>
         <w:fldChar w:fldCharType="begin"/>
       </w:r>
       <w:r>
         <w:instrText xml:space="preserve"> TC "</w:instrText>
       </w:r>
-      <w:bookmarkStart w:id="124" w:name="_Toc183094438"/>
+      <w:bookmarkStart w:id="119" w:name="_Toc183094438"/>
       <w:r>
         <w:instrText>2.6</w:instrText>
       </w:r>
@@ -9662,7 +9879,7 @@
         <w:tab/>
         <w:instrText>Assessment of outcome measures (unblinding)</w:instrText>
       </w:r>
-      <w:bookmarkEnd w:id="124"/>
+      <w:bookmarkEnd w:id="119"/>
       <w:r>
         <w:instrText xml:space="preserve">" \f C \l "1" </w:instrText>
       </w:r>
@@ -9680,21 +9897,21 @@
       <w:pPr>
         <w:pStyle w:val="Heading2"/>
       </w:pPr>
-      <w:bookmarkStart w:id="125" w:name="_Toc183099263"/>
-      <w:bookmarkStart w:id="126" w:name="_Toc185323553"/>
+      <w:bookmarkStart w:id="120" w:name="_Toc183099263"/>
+      <w:bookmarkStart w:id="121" w:name="_Toc185323553"/>
       <w:r>
         <w:lastRenderedPageBreak/>
         <w:t>Descriptive statistics for outcome measures</w:t>
       </w:r>
-      <w:bookmarkEnd w:id="125"/>
-      <w:bookmarkEnd w:id="126"/>
+      <w:bookmarkEnd w:id="120"/>
+      <w:bookmarkEnd w:id="121"/>
       <w:r>
         <w:fldChar w:fldCharType="begin"/>
       </w:r>
       <w:r>
         <w:instrText xml:space="preserve"> TC "</w:instrText>
       </w:r>
-      <w:bookmarkStart w:id="127" w:name="_Toc183094439"/>
+      <w:bookmarkStart w:id="122" w:name="_Toc183094439"/>
       <w:r>
         <w:instrText>2.7</w:instrText>
       </w:r>
@@ -9702,258 +9919,258 @@
         <w:tab/>
         <w:instrText>Descriptive statistics for outcome measures</w:instrText>
       </w:r>
+      <w:bookmarkEnd w:id="122"/>
+      <w:r>
+        <w:instrText xml:space="preserve">" \f C \l "1" </w:instrText>
+      </w:r>
+      <w:r>
+        <w:fldChar w:fldCharType="end"/>
+      </w:r>
+    </w:p>
+    <w:p>
+      <w:pPr>
+        <w:rPr>
+          <w:i/>
+          <w:iCs/>
+        </w:rPr>
+      </w:pPr>
+      <w:r>
+        <w:rPr>
+          <w:i/>
+          <w:iCs/>
+          <w:highlight w:val="yellow"/>
+        </w:rPr>
+        <w:t>Outline descriptive statistics that will be presented for the outcome measures</w:t>
+      </w:r>
+    </w:p>
+    <w:p/>
+    <w:p>
+      <w:r>
+        <w:t>{{descriptive_statistics}}</w:t>
+      </w:r>
+    </w:p>
+    <w:p>
+      <w:pPr>
+        <w:pStyle w:val="Heading2"/>
+      </w:pPr>
+      <w:bookmarkStart w:id="123" w:name="_Toc185323554"/>
+      <w:bookmarkStart w:id="124" w:name="_Toc183099264"/>
+      <w:bookmarkStart w:id="125" w:name="_Toc185323555"/>
+      <w:bookmarkEnd w:id="123"/>
+      <w:r>
+        <w:t>Descripti</w:t>
+      </w:r>
+      <w:r>
+        <w:t>ves</w:t>
+      </w:r>
+      <w:bookmarkEnd w:id="124"/>
+      <w:bookmarkEnd w:id="125"/>
+      <w:r>
+        <w:t xml:space="preserve"> of </w:t>
+      </w:r>
+      <w:r>
+        <w:t>intervention</w:t>
+      </w:r>
+      <w:r>
+        <w:t>(s)</w:t>
+      </w:r>
+      <w:r>
+        <w:t xml:space="preserve"> </w:t>
+      </w:r>
+      <w:r>
+        <w:t xml:space="preserve">and </w:t>
+      </w:r>
+      <w:r>
+        <w:t xml:space="preserve">people </w:t>
+      </w:r>
+      <w:r>
+        <w:t>that administered</w:t>
+      </w:r>
+      <w:r>
+        <w:t xml:space="preserve"> the intervention</w:t>
+      </w:r>
+      <w:r>
+        <w:t>(s)</w:t>
+      </w:r>
+      <w:r>
+        <w:t xml:space="preserve"> </w:t>
+      </w:r>
+    </w:p>
+    <w:p>
+      <w:pPr>
+        <w:rPr>
+          <w:i/>
+          <w:iCs/>
+        </w:rPr>
+      </w:pPr>
+      <w:r>
+        <w:rPr>
+          <w:i/>
+          <w:iCs/>
+          <w:highlight w:val="yellow"/>
+        </w:rPr>
+        <w:t>If applicable, o</w:t>
+      </w:r>
+      <w:r>
+        <w:rPr>
+          <w:i/>
+          <w:iCs/>
+          <w:highlight w:val="yellow"/>
+        </w:rPr>
+        <w:t>utline descriptive statistics</w:t>
+      </w:r>
+      <w:r>
+        <w:rPr>
+          <w:i/>
+          <w:iCs/>
+          <w:highlight w:val="yellow"/>
+        </w:rPr>
+        <w:t xml:space="preserve"> </w:t>
+      </w:r>
+      <w:r>
+        <w:rPr>
+          <w:i/>
+          <w:iCs/>
+          <w:highlight w:val="yellow"/>
+        </w:rPr>
+        <w:t>that will be presented</w:t>
+      </w:r>
+      <w:r>
+        <w:rPr>
+          <w:i/>
+          <w:iCs/>
+          <w:highlight w:val="yellow"/>
+        </w:rPr>
+        <w:t xml:space="preserve"> about the </w:t>
+      </w:r>
+      <w:r>
+        <w:rPr>
+          <w:i/>
+          <w:iCs/>
+          <w:highlight w:val="yellow"/>
+        </w:rPr>
+        <w:t xml:space="preserve">delivery of the </w:t>
+      </w:r>
+      <w:r>
+        <w:rPr>
+          <w:i/>
+          <w:iCs/>
+          <w:highlight w:val="yellow"/>
+        </w:rPr>
+        <w:t>intervention</w:t>
+      </w:r>
+      <w:r>
+        <w:rPr>
+          <w:i/>
+          <w:iCs/>
+          <w:highlight w:val="yellow"/>
+        </w:rPr>
+        <w:t xml:space="preserve"> (or control arms)</w:t>
+      </w:r>
+      <w:r>
+        <w:rPr>
+          <w:i/>
+          <w:iCs/>
+          <w:highlight w:val="yellow"/>
+        </w:rPr>
+        <w:t xml:space="preserve"> and the people that administered the intervention (</w:t>
+      </w:r>
+      <w:r>
+        <w:rPr>
+          <w:i/>
+          <w:iCs/>
+          <w:highlight w:val="yellow"/>
+        </w:rPr>
+        <w:t>e.g.,</w:t>
+      </w:r>
+      <w:r>
+        <w:rPr>
+          <w:i/>
+          <w:iCs/>
+          <w:highlight w:val="yellow"/>
+        </w:rPr>
+        <w:t xml:space="preserve"> therapists)</w:t>
+      </w:r>
+    </w:p>
+    <w:p/>
+    <w:p>
+      <w:r>
+        <w:t>{{descriptive_of_intervention}}</w:t>
+      </w:r>
+    </w:p>
+    <w:p/>
+    <w:p>
+      <w:pPr>
+        <w:pStyle w:val="Heading2"/>
+      </w:pPr>
+      <w:r>
+        <w:t>C</w:t>
+      </w:r>
+      <w:r>
+        <w:t xml:space="preserve">oncomitant </w:t>
+      </w:r>
+      <w:r>
+        <w:t>M</w:t>
+      </w:r>
+      <w:r>
+        <w:t>edications</w:t>
+      </w:r>
+    </w:p>
+    <w:p>
+      <w:pPr>
+        <w:rPr>
+          <w:i/>
+          <w:iCs/>
+        </w:rPr>
+      </w:pPr>
+      <w:r>
+        <w:rPr>
+          <w:i/>
+          <w:iCs/>
+          <w:highlight w:val="yellow"/>
+        </w:rPr>
+        <w:t>If applicable, outline descriptive statistics</w:t>
+      </w:r>
+      <w:r>
+        <w:rPr>
+          <w:i/>
+          <w:iCs/>
+          <w:highlight w:val="yellow"/>
+        </w:rPr>
+        <w:t xml:space="preserve"> that will be presented on concomitant medications participants are taking</w:t>
+      </w:r>
+    </w:p>
+    <w:p>
+      <w:pPr>
+        <w:rPr>
+          <w:i/>
+          <w:iCs/>
+        </w:rPr>
+      </w:pPr>
+    </w:p>
+    <w:p>
+      <w:r>
+        <w:t>{{descriptive_concomitant_medications}}</w:t>
+      </w:r>
+    </w:p>
+    <w:p>
+      <w:pPr>
+        <w:rPr>
+          <w:lang w:val="en-GB"/>
+        </w:rPr>
+      </w:pPr>
+    </w:p>
+    <w:p>
+      <w:pPr>
+        <w:pStyle w:val="Heading2"/>
+      </w:pPr>
+      <w:bookmarkStart w:id="126" w:name="_Toc183099265"/>
+      <w:bookmarkStart w:id="127" w:name="_Toc185323556"/>
+      <w:r>
+        <w:t>Protocol deviations/violations</w:t>
+      </w:r>
+      <w:bookmarkEnd w:id="126"/>
       <w:bookmarkEnd w:id="127"/>
-      <w:r>
-        <w:instrText xml:space="preserve">" \f C \l "1" </w:instrText>
-      </w:r>
-      <w:r>
-        <w:fldChar w:fldCharType="end"/>
-      </w:r>
-    </w:p>
-    <w:p>
-      <w:pPr>
-        <w:rPr>
-          <w:i/>
-          <w:iCs/>
-        </w:rPr>
-      </w:pPr>
-      <w:r>
-        <w:rPr>
-          <w:i/>
-          <w:iCs/>
-          <w:highlight w:val="yellow"/>
-        </w:rPr>
-        <w:t>Outline descriptive statistics that will be presented for the outcome measures</w:t>
-      </w:r>
-    </w:p>
-    <w:p/>
-    <w:p>
-      <w:r>
-        <w:t>{{descriptive_statistics}}</w:t>
-      </w:r>
-    </w:p>
-    <w:p>
-      <w:pPr>
-        <w:pStyle w:val="Heading2"/>
-      </w:pPr>
-      <w:bookmarkStart w:id="128" w:name="_Toc185323554"/>
-      <w:bookmarkStart w:id="129" w:name="_Toc183099264"/>
-      <w:bookmarkStart w:id="130" w:name="_Toc185323555"/>
-      <w:bookmarkEnd w:id="128"/>
-      <w:r>
-        <w:t>Descripti</w:t>
-      </w:r>
-      <w:r>
-        <w:t>ves</w:t>
-      </w:r>
-      <w:bookmarkEnd w:id="129"/>
-      <w:bookmarkEnd w:id="130"/>
-      <w:r>
-        <w:t xml:space="preserve"> of </w:t>
-      </w:r>
-      <w:r>
-        <w:t>intervention</w:t>
-      </w:r>
-      <w:r>
-        <w:t>(s)</w:t>
-      </w:r>
-      <w:r>
-        <w:t xml:space="preserve"> </w:t>
-      </w:r>
-      <w:r>
-        <w:t xml:space="preserve">and </w:t>
-      </w:r>
-      <w:r>
-        <w:t xml:space="preserve">people </w:t>
-      </w:r>
-      <w:r>
-        <w:t>that administered</w:t>
-      </w:r>
-      <w:r>
-        <w:t xml:space="preserve"> the intervention</w:t>
-      </w:r>
-      <w:r>
-        <w:t>(s)</w:t>
-      </w:r>
-      <w:r>
-        <w:t xml:space="preserve"> </w:t>
-      </w:r>
-    </w:p>
-    <w:p>
-      <w:pPr>
-        <w:rPr>
-          <w:i/>
-          <w:iCs/>
-        </w:rPr>
-      </w:pPr>
-      <w:r>
-        <w:rPr>
-          <w:i/>
-          <w:iCs/>
-          <w:highlight w:val="yellow"/>
-        </w:rPr>
-        <w:t>If applicable, o</w:t>
-      </w:r>
-      <w:r>
-        <w:rPr>
-          <w:i/>
-          <w:iCs/>
-          <w:highlight w:val="yellow"/>
-        </w:rPr>
-        <w:t>utline descriptive statistics</w:t>
-      </w:r>
-      <w:r>
-        <w:rPr>
-          <w:i/>
-          <w:iCs/>
-          <w:highlight w:val="yellow"/>
-        </w:rPr>
-        <w:t xml:space="preserve"> </w:t>
-      </w:r>
-      <w:r>
-        <w:rPr>
-          <w:i/>
-          <w:iCs/>
-          <w:highlight w:val="yellow"/>
-        </w:rPr>
-        <w:t>that will be presented</w:t>
-      </w:r>
-      <w:r>
-        <w:rPr>
-          <w:i/>
-          <w:iCs/>
-          <w:highlight w:val="yellow"/>
-        </w:rPr>
-        <w:t xml:space="preserve"> about the </w:t>
-      </w:r>
-      <w:r>
-        <w:rPr>
-          <w:i/>
-          <w:iCs/>
-          <w:highlight w:val="yellow"/>
-        </w:rPr>
-        <w:t xml:space="preserve">delivery of the </w:t>
-      </w:r>
-      <w:r>
-        <w:rPr>
-          <w:i/>
-          <w:iCs/>
-          <w:highlight w:val="yellow"/>
-        </w:rPr>
-        <w:t>intervention</w:t>
-      </w:r>
-      <w:r>
-        <w:rPr>
-          <w:i/>
-          <w:iCs/>
-          <w:highlight w:val="yellow"/>
-        </w:rPr>
-        <w:t xml:space="preserve"> (or control arms)</w:t>
-      </w:r>
-      <w:r>
-        <w:rPr>
-          <w:i/>
-          <w:iCs/>
-          <w:highlight w:val="yellow"/>
-        </w:rPr>
-        <w:t xml:space="preserve"> and the people that administered the intervention (</w:t>
-      </w:r>
-      <w:r>
-        <w:rPr>
-          <w:i/>
-          <w:iCs/>
-          <w:highlight w:val="yellow"/>
-        </w:rPr>
-        <w:t>e.g.,</w:t>
-      </w:r>
-      <w:r>
-        <w:rPr>
-          <w:i/>
-          <w:iCs/>
-          <w:highlight w:val="yellow"/>
-        </w:rPr>
-        <w:t xml:space="preserve"> therapists)</w:t>
-      </w:r>
-    </w:p>
-    <w:p/>
-    <w:p>
-      <w:r>
-        <w:t>{{descriptive_of_intervention}}</w:t>
-      </w:r>
-    </w:p>
-    <w:p/>
-    <w:p>
-      <w:pPr>
-        <w:pStyle w:val="Heading2"/>
-      </w:pPr>
-      <w:r>
-        <w:t>C</w:t>
-      </w:r>
-      <w:r>
-        <w:t xml:space="preserve">oncomitant </w:t>
-      </w:r>
-      <w:r>
-        <w:t>M</w:t>
-      </w:r>
-      <w:r>
-        <w:t>edications</w:t>
-      </w:r>
-    </w:p>
-    <w:p>
-      <w:pPr>
-        <w:rPr>
-          <w:i/>
-          <w:iCs/>
-        </w:rPr>
-      </w:pPr>
-      <w:r>
-        <w:rPr>
-          <w:i/>
-          <w:iCs/>
-          <w:highlight w:val="yellow"/>
-        </w:rPr>
-        <w:t>If applicable, outline descriptive statistics</w:t>
-      </w:r>
-      <w:r>
-        <w:rPr>
-          <w:i/>
-          <w:iCs/>
-          <w:highlight w:val="yellow"/>
-        </w:rPr>
-        <w:t xml:space="preserve"> that will be presented on concomitant medications participants are taking</w:t>
-      </w:r>
-    </w:p>
-    <w:p>
-      <w:pPr>
-        <w:rPr>
-          <w:i/>
-          <w:iCs/>
-        </w:rPr>
-      </w:pPr>
-    </w:p>
-    <w:p>
-      <w:r>
-        <w:t>{{descriptive_concomitant_medications}}</w:t>
-      </w:r>
-    </w:p>
-    <w:p>
-      <w:pPr>
-        <w:rPr>
-          <w:lang w:val="en-GB"/>
-        </w:rPr>
-      </w:pPr>
-    </w:p>
-    <w:p>
-      <w:pPr>
-        <w:pStyle w:val="Heading2"/>
-      </w:pPr>
-      <w:bookmarkStart w:id="131" w:name="_Toc183099265"/>
-      <w:bookmarkStart w:id="132" w:name="_Toc185323556"/>
-      <w:r>
-        <w:t>Protocol deviations/violations</w:t>
-      </w:r>
-      <w:bookmarkEnd w:id="131"/>
-      <w:bookmarkEnd w:id="132"/>
     </w:p>
     <w:p>
       <w:pPr>
@@ -10127,43 +10344,48 @@
       <w:pPr>
         <w:pStyle w:val="Heading1"/>
       </w:pPr>
-      <w:bookmarkStart w:id="133" w:name="_Toc183095029"/>
-      <w:bookmarkStart w:id="134" w:name="_Toc183095135"/>
-      <w:bookmarkStart w:id="135" w:name="_Toc183095480"/>
-      <w:bookmarkStart w:id="136" w:name="_Toc183099266"/>
-      <w:bookmarkStart w:id="137" w:name="_Toc183100557"/>
-      <w:bookmarkStart w:id="138" w:name="_Toc183095030"/>
-      <w:bookmarkStart w:id="139" w:name="_Toc183095136"/>
-      <w:bookmarkStart w:id="140" w:name="_Toc183095481"/>
-      <w:bookmarkStart w:id="141" w:name="_Toc183099267"/>
-      <w:bookmarkStart w:id="142" w:name="_Toc183100558"/>
-      <w:bookmarkStart w:id="143" w:name="_Toc183095031"/>
-      <w:bookmarkStart w:id="144" w:name="_Toc183095137"/>
-      <w:bookmarkStart w:id="145" w:name="_Toc183095482"/>
-      <w:bookmarkStart w:id="146" w:name="_Toc183099268"/>
-      <w:bookmarkStart w:id="147" w:name="_Toc183100559"/>
-      <w:bookmarkStart w:id="148" w:name="_Toc183095032"/>
-      <w:bookmarkStart w:id="149" w:name="_Toc183095138"/>
-      <w:bookmarkStart w:id="150" w:name="_Toc183095483"/>
-      <w:bookmarkStart w:id="151" w:name="_Toc183099269"/>
-      <w:bookmarkStart w:id="152" w:name="_Toc183100560"/>
-      <w:bookmarkStart w:id="153" w:name="_Toc183095033"/>
-      <w:bookmarkStart w:id="154" w:name="_Toc183095139"/>
-      <w:bookmarkStart w:id="155" w:name="_Toc183095484"/>
-      <w:bookmarkStart w:id="156" w:name="_Toc183099270"/>
-      <w:bookmarkStart w:id="157" w:name="_Toc183100561"/>
-      <w:bookmarkStart w:id="158" w:name="_Toc183095034"/>
-      <w:bookmarkStart w:id="159" w:name="_Toc183095140"/>
-      <w:bookmarkStart w:id="160" w:name="_Toc183095485"/>
-      <w:bookmarkStart w:id="161" w:name="_Toc183099271"/>
-      <w:bookmarkStart w:id="162" w:name="_Toc183100562"/>
-      <w:bookmarkStart w:id="163" w:name="_Toc183095035"/>
-      <w:bookmarkStart w:id="164" w:name="_Toc183095141"/>
-      <w:bookmarkStart w:id="165" w:name="_Toc183095486"/>
-      <w:bookmarkStart w:id="166" w:name="_Toc183099272"/>
-      <w:bookmarkStart w:id="167" w:name="_Toc183100563"/>
-      <w:bookmarkStart w:id="168" w:name="_Toc183099273"/>
-      <w:bookmarkStart w:id="169" w:name="_Toc185323557"/>
+      <w:bookmarkStart w:id="128" w:name="_Toc183095029"/>
+      <w:bookmarkStart w:id="129" w:name="_Toc183095135"/>
+      <w:bookmarkStart w:id="130" w:name="_Toc183095480"/>
+      <w:bookmarkStart w:id="131" w:name="_Toc183099266"/>
+      <w:bookmarkStart w:id="132" w:name="_Toc183100557"/>
+      <w:bookmarkStart w:id="133" w:name="_Toc183095030"/>
+      <w:bookmarkStart w:id="134" w:name="_Toc183095136"/>
+      <w:bookmarkStart w:id="135" w:name="_Toc183095481"/>
+      <w:bookmarkStart w:id="136" w:name="_Toc183099267"/>
+      <w:bookmarkStart w:id="137" w:name="_Toc183100558"/>
+      <w:bookmarkStart w:id="138" w:name="_Toc183095031"/>
+      <w:bookmarkStart w:id="139" w:name="_Toc183095137"/>
+      <w:bookmarkStart w:id="140" w:name="_Toc183095482"/>
+      <w:bookmarkStart w:id="141" w:name="_Toc183099268"/>
+      <w:bookmarkStart w:id="142" w:name="_Toc183100559"/>
+      <w:bookmarkStart w:id="143" w:name="_Toc183095032"/>
+      <w:bookmarkStart w:id="144" w:name="_Toc183095138"/>
+      <w:bookmarkStart w:id="145" w:name="_Toc183095483"/>
+      <w:bookmarkStart w:id="146" w:name="_Toc183099269"/>
+      <w:bookmarkStart w:id="147" w:name="_Toc183100560"/>
+      <w:bookmarkStart w:id="148" w:name="_Toc183095033"/>
+      <w:bookmarkStart w:id="149" w:name="_Toc183095139"/>
+      <w:bookmarkStart w:id="150" w:name="_Toc183095484"/>
+      <w:bookmarkStart w:id="151" w:name="_Toc183099270"/>
+      <w:bookmarkStart w:id="152" w:name="_Toc183100561"/>
+      <w:bookmarkStart w:id="153" w:name="_Toc183095034"/>
+      <w:bookmarkStart w:id="154" w:name="_Toc183095140"/>
+      <w:bookmarkStart w:id="155" w:name="_Toc183095485"/>
+      <w:bookmarkStart w:id="156" w:name="_Toc183099271"/>
+      <w:bookmarkStart w:id="157" w:name="_Toc183100562"/>
+      <w:bookmarkStart w:id="158" w:name="_Toc183095035"/>
+      <w:bookmarkStart w:id="159" w:name="_Toc183095141"/>
+      <w:bookmarkStart w:id="160" w:name="_Toc183095486"/>
+      <w:bookmarkStart w:id="161" w:name="_Toc183099272"/>
+      <w:bookmarkStart w:id="162" w:name="_Toc183100563"/>
+      <w:bookmarkStart w:id="163" w:name="_Toc183099273"/>
+      <w:bookmarkStart w:id="164" w:name="_Toc185323557"/>
+      <w:bookmarkEnd w:id="128"/>
+      <w:bookmarkEnd w:id="129"/>
+      <w:bookmarkEnd w:id="130"/>
+      <w:bookmarkEnd w:id="131"/>
+      <w:bookmarkEnd w:id="132"/>
       <w:bookmarkEnd w:id="133"/>
       <w:bookmarkEnd w:id="134"/>
       <w:bookmarkEnd w:id="135"/>
@@ -10194,50 +10416,45 @@
       <w:bookmarkEnd w:id="160"/>
       <w:bookmarkEnd w:id="161"/>
       <w:bookmarkEnd w:id="162"/>
+      <w:r>
+        <w:lastRenderedPageBreak/>
+        <w:t>Data analysis plan – Inferential analysis</w:t>
+      </w:r>
       <w:bookmarkEnd w:id="163"/>
       <w:bookmarkEnd w:id="164"/>
+      <w:r>
+        <w:fldChar w:fldCharType="begin"/>
+      </w:r>
+      <w:r>
+        <w:instrText xml:space="preserve"> TC "</w:instrText>
+      </w:r>
+      <w:bookmarkStart w:id="165" w:name="_Toc183094441"/>
+      <w:r>
+        <w:instrText>3.</w:instrText>
+      </w:r>
+      <w:r>
+        <w:tab/>
+        <w:instrText>Data analysis plan – Inferential analysis</w:instrText>
+      </w:r>
       <w:bookmarkEnd w:id="165"/>
+      <w:r>
+        <w:instrText xml:space="preserve">" \f C \l "1" </w:instrText>
+      </w:r>
+      <w:r>
+        <w:fldChar w:fldCharType="end"/>
+      </w:r>
+    </w:p>
+    <w:p>
+      <w:pPr>
+        <w:pStyle w:val="Heading2"/>
+      </w:pPr>
+      <w:bookmarkStart w:id="166" w:name="_Toc183099274"/>
+      <w:bookmarkStart w:id="167" w:name="_Toc185323558"/>
+      <w:r>
+        <w:t>Description of primary estimand</w:t>
+      </w:r>
       <w:bookmarkEnd w:id="166"/>
       <w:bookmarkEnd w:id="167"/>
-      <w:r>
-        <w:lastRenderedPageBreak/>
-        <w:t>Data analysis plan – Inferential analysis</w:t>
-      </w:r>
-      <w:bookmarkEnd w:id="168"/>
-      <w:bookmarkEnd w:id="169"/>
-      <w:r>
-        <w:fldChar w:fldCharType="begin"/>
-      </w:r>
-      <w:r>
-        <w:instrText xml:space="preserve"> TC "</w:instrText>
-      </w:r>
-      <w:bookmarkStart w:id="170" w:name="_Toc183094441"/>
-      <w:r>
-        <w:instrText>3.</w:instrText>
-      </w:r>
-      <w:r>
-        <w:tab/>
-        <w:instrText>Data analysis plan – Inferential analysis</w:instrText>
-      </w:r>
-      <w:bookmarkEnd w:id="170"/>
-      <w:r>
-        <w:instrText xml:space="preserve">" \f C \l "1" </w:instrText>
-      </w:r>
-      <w:r>
-        <w:fldChar w:fldCharType="end"/>
-      </w:r>
-    </w:p>
-    <w:p>
-      <w:pPr>
-        <w:pStyle w:val="Heading2"/>
-      </w:pPr>
-      <w:bookmarkStart w:id="171" w:name="_Toc183099274"/>
-      <w:bookmarkStart w:id="172" w:name="_Toc185323558"/>
-      <w:r>
-        <w:t>Description of primary estimand</w:t>
-      </w:r>
-      <w:bookmarkEnd w:id="171"/>
-      <w:bookmarkEnd w:id="172"/>
     </w:p>
     <w:p>
       <w:pPr>
@@ -10717,27 +10934,159 @@
       </w:r>
     </w:p>
     <w:p>
-      <w:bookmarkStart w:id="173" w:name="_Toc183099275"/>
+      <w:bookmarkStart w:id="168" w:name="_Toc183099275"/>
+      <w:bookmarkEnd w:id="168"/>
+    </w:p>
+    <w:p/>
+    <w:p>
+      <w:pPr>
+        <w:pStyle w:val="Heading2"/>
+      </w:pPr>
+      <w:bookmarkStart w:id="169" w:name="_Toc183099276"/>
+      <w:bookmarkStart w:id="170" w:name="_Toc185323559"/>
+      <w:r>
+        <w:t xml:space="preserve">Analysis </w:t>
+      </w:r>
+      <w:r>
+        <w:t xml:space="preserve">model for </w:t>
+      </w:r>
+      <w:r>
+        <w:t>primary outcome</w:t>
+      </w:r>
+      <w:r>
+        <w:t>(s)</w:t>
+      </w:r>
+      <w:bookmarkEnd w:id="169"/>
+      <w:bookmarkEnd w:id="170"/>
+    </w:p>
+    <w:p>
+      <w:pPr>
+        <w:rPr>
+          <w:i/>
+          <w:iCs/>
+          <w:sz w:val="22"/>
+          <w:szCs w:val="22"/>
+        </w:rPr>
+      </w:pPr>
+      <w:r>
+        <w:rPr>
+          <w:i/>
+          <w:iCs/>
+          <w:sz w:val="22"/>
+          <w:szCs w:val="22"/>
+          <w:highlight w:val="yellow"/>
+        </w:rPr>
+        <w:t>Describe analysis model(s) for primary outcome</w:t>
+      </w:r>
+      <w:r>
+        <w:rPr>
+          <w:i/>
+          <w:iCs/>
+          <w:sz w:val="22"/>
+          <w:szCs w:val="22"/>
+          <w:highlight w:val="yellow"/>
+        </w:rPr>
+        <w:t>(</w:t>
+      </w:r>
+      <w:r>
+        <w:rPr>
+          <w:i/>
+          <w:iCs/>
+          <w:sz w:val="22"/>
+          <w:szCs w:val="22"/>
+          <w:highlight w:val="yellow"/>
+        </w:rPr>
+        <w:t>s</w:t>
+      </w:r>
+      <w:r>
+        <w:rPr>
+          <w:i/>
+          <w:iCs/>
+          <w:sz w:val="22"/>
+          <w:szCs w:val="22"/>
+          <w:highlight w:val="yellow"/>
+        </w:rPr>
+        <w:t>)</w:t>
+      </w:r>
+      <w:r>
+        <w:rPr>
+          <w:i/>
+          <w:iCs/>
+          <w:sz w:val="22"/>
+          <w:szCs w:val="22"/>
+          <w:highlight w:val="yellow"/>
+        </w:rPr>
+        <w:t xml:space="preserve"> that will be used to estimate estimands described in Section 3.1</w:t>
+      </w:r>
+    </w:p>
+    <w:p>
+      <w:pPr>
+        <w:rPr>
+          <w:i/>
+          <w:iCs/>
+          <w:sz w:val="22"/>
+          <w:szCs w:val="22"/>
+        </w:rPr>
+      </w:pPr>
+    </w:p>
+    <w:p>
+      <w:pPr>
+        <w:rPr>
+          <w:sz w:val="22"/>
+          <w:szCs w:val="22"/>
+        </w:rPr>
+      </w:pPr>
+      <w:r>
+        <w:rPr>
+          <w:sz w:val="22"/>
+          <w:szCs w:val="22"/>
+        </w:rPr>
+        <w:t>{{primary_analysis_model</w:t>
+      </w:r>
+      <w:r>
+        <w:rPr>
+          <w:sz w:val="22"/>
+          <w:szCs w:val="22"/>
+        </w:rPr>
+        <w:t>}}</w:t>
+      </w:r>
+    </w:p>
+    <w:p>
+      <w:pPr>
+        <w:rPr>
+          <w:lang w:val="en-GB"/>
+        </w:rPr>
+      </w:pPr>
+    </w:p>
+    <w:p>
+      <w:pPr>
+        <w:pStyle w:val="Heading2"/>
+      </w:pPr>
+      <w:bookmarkStart w:id="171" w:name="_Ref105410120"/>
+      <w:bookmarkStart w:id="172" w:name="_Toc105411787"/>
+      <w:bookmarkStart w:id="173" w:name="_Toc148432493"/>
+      <w:bookmarkStart w:id="174" w:name="_Toc183099277"/>
+      <w:bookmarkStart w:id="175" w:name="_Toc185323560"/>
+      <w:r>
+        <w:t>List of anticipated</w:t>
+      </w:r>
+      <w:r>
+        <w:t xml:space="preserve"> intercurrent events</w:t>
+      </w:r>
+      <w:bookmarkEnd w:id="171"/>
+      <w:bookmarkEnd w:id="172"/>
+      <w:r>
+        <w:t xml:space="preserve"> and </w:t>
+      </w:r>
+      <w:r>
+        <w:t xml:space="preserve">any </w:t>
+      </w:r>
+      <w:r>
+        <w:t>supplementary analyses</w:t>
+      </w:r>
       <w:bookmarkEnd w:id="173"/>
-    </w:p>
-    <w:p/>
-    <w:p>
-      <w:pPr>
-        <w:pStyle w:val="Heading2"/>
-      </w:pPr>
-      <w:bookmarkStart w:id="174" w:name="_Toc183099276"/>
-      <w:bookmarkStart w:id="175" w:name="_Toc185323559"/>
-      <w:r>
-        <w:t xml:space="preserve">Analysis </w:t>
-      </w:r>
-      <w:r>
-        <w:t xml:space="preserve">model for </w:t>
-      </w:r>
-      <w:r>
-        <w:t>primary outcome</w:t>
-      </w:r>
-      <w:r>
-        <w:t>(s)</w:t>
+      <w:r>
+        <w:t xml:space="preserve"> using different strategies</w:t>
       </w:r>
       <w:bookmarkEnd w:id="174"/>
       <w:bookmarkEnd w:id="175"/>
@@ -10745,6 +11094,27 @@
     <w:p>
       <w:pPr>
         <w:rPr>
+          <w:lang w:val="en-GB"/>
+        </w:rPr>
+      </w:pPr>
+    </w:p>
+    <w:p>
+      <w:pPr>
+        <w:rPr>
+          <w:lang w:val="en-GB"/>
+        </w:rPr>
+      </w:pPr>
+      <w:r>
+        <w:rPr>
+          <w:lang w:val="en-GB"/>
+        </w:rPr>
+        <w:t>{{intercurrent_events_and_analysis}}</w:t>
+      </w:r>
+    </w:p>
+    <w:p/>
+    <w:p>
+      <w:pPr>
+        <w:rPr>
           <w:i/>
           <w:iCs/>
           <w:sz w:val="22"/>
@@ -10759,7 +11129,7 @@
           <w:szCs w:val="22"/>
           <w:highlight w:val="yellow"/>
         </w:rPr>
-        <w:t>Describe analysis model(s) for primary outcome</w:t>
+        <w:t xml:space="preserve">List all anticipated intercurrent events with </w:t>
       </w:r>
       <w:r>
         <w:rPr>
@@ -10769,7 +11139,7 @@
           <w:szCs w:val="22"/>
           <w:highlight w:val="yellow"/>
         </w:rPr>
-        <w:t>(</w:t>
+        <w:t>perceived or estimated rates of occurrence.</w:t>
       </w:r>
       <w:r>
         <w:rPr>
@@ -10779,7 +11149,7 @@
           <w:szCs w:val="22"/>
           <w:highlight w:val="yellow"/>
         </w:rPr>
-        <w:t>s</w:t>
+        <w:t xml:space="preserve"> If </w:t>
       </w:r>
       <w:r>
         <w:rPr>
@@ -10789,7 +11159,7 @@
           <w:szCs w:val="22"/>
           <w:highlight w:val="yellow"/>
         </w:rPr>
-        <w:t>)</w:t>
+        <w:t>necessary,</w:t>
       </w:r>
       <w:r>
         <w:rPr>
@@ -10799,111 +11169,8 @@
           <w:szCs w:val="22"/>
           <w:highlight w:val="yellow"/>
         </w:rPr>
-        <w:t xml:space="preserve"> that will be used to estimate estimands described in Section 3.1</w:t>
-      </w:r>
-    </w:p>
-    <w:p>
-      <w:pPr>
-        <w:rPr>
-          <w:i/>
-          <w:iCs/>
-          <w:sz w:val="22"/>
-          <w:szCs w:val="22"/>
-        </w:rPr>
-      </w:pPr>
-    </w:p>
-    <w:p>
-      <w:pPr>
-        <w:rPr>
-          <w:sz w:val="22"/>
-          <w:szCs w:val="22"/>
-        </w:rPr>
-      </w:pPr>
-      <w:r>
-        <w:rPr>
-          <w:sz w:val="22"/>
-          <w:szCs w:val="22"/>
-        </w:rPr>
-        <w:t>{{primary_analysis_model</w:t>
-      </w:r>
-      <w:r>
-        <w:rPr>
-          <w:sz w:val="22"/>
-          <w:szCs w:val="22"/>
-        </w:rPr>
-        <w:t>}}</w:t>
-      </w:r>
-    </w:p>
-    <w:p>
-      <w:pPr>
-        <w:rPr>
-          <w:lang w:val="en-GB"/>
-        </w:rPr>
-      </w:pPr>
-    </w:p>
-    <w:p>
-      <w:pPr>
-        <w:pStyle w:val="Heading2"/>
-      </w:pPr>
-      <w:bookmarkStart w:id="176" w:name="_Ref105410120"/>
-      <w:bookmarkStart w:id="177" w:name="_Toc105411787"/>
-      <w:bookmarkStart w:id="178" w:name="_Toc148432493"/>
-      <w:bookmarkStart w:id="179" w:name="_Toc183099277"/>
-      <w:bookmarkStart w:id="180" w:name="_Toc185323560"/>
-      <w:r>
-        <w:t>List of anticipated</w:t>
-      </w:r>
-      <w:r>
-        <w:t xml:space="preserve"> intercurrent events</w:t>
-      </w:r>
-      <w:bookmarkEnd w:id="176"/>
-      <w:bookmarkEnd w:id="177"/>
-      <w:r>
-        <w:t xml:space="preserve"> and </w:t>
-      </w:r>
-      <w:r>
-        <w:t xml:space="preserve">any </w:t>
-      </w:r>
-      <w:r>
-        <w:t>supplementary analyses</w:t>
-      </w:r>
-      <w:bookmarkEnd w:id="178"/>
-      <w:r>
-        <w:t xml:space="preserve"> using different strategies</w:t>
-      </w:r>
-      <w:bookmarkEnd w:id="179"/>
-      <w:bookmarkEnd w:id="180"/>
-    </w:p>
-    <w:p>
-      <w:pPr>
-        <w:rPr>
-          <w:lang w:val="en-GB"/>
-        </w:rPr>
-      </w:pPr>
-    </w:p>
-    <w:p>
-      <w:pPr>
-        <w:rPr>
-          <w:lang w:val="en-GB"/>
-        </w:rPr>
-      </w:pPr>
-      <w:r>
-        <w:rPr>
-          <w:lang w:val="en-GB"/>
-        </w:rPr>
-        <w:t>{{intercurrent_events_and_analysis}}</w:t>
-      </w:r>
-    </w:p>
-    <w:p/>
-    <w:p>
-      <w:pPr>
-        <w:rPr>
-          <w:i/>
-          <w:iCs/>
-          <w:sz w:val="22"/>
-          <w:szCs w:val="22"/>
-        </w:rPr>
-      </w:pPr>
+        <w:t xml:space="preserve"> include explanations of why they are anticipated intercurrent events and why rates may differ by arm. </w:t>
+      </w:r>
       <w:r>
         <w:rPr>
           <w:i/>
@@ -10912,7 +11179,7 @@
           <w:szCs w:val="22"/>
           <w:highlight w:val="yellow"/>
         </w:rPr>
-        <w:t xml:space="preserve">List all anticipated intercurrent events with </w:t>
+        <w:t xml:space="preserve"> Any supplementary analyses looking at different strategies</w:t>
       </w:r>
       <w:r>
         <w:rPr>
@@ -10922,7 +11189,7 @@
           <w:szCs w:val="22"/>
           <w:highlight w:val="yellow"/>
         </w:rPr>
-        <w:t>perceived or estimated rates of occurrence.</w:t>
+        <w:t xml:space="preserve"> for handling these ICEs or different </w:t>
       </w:r>
       <w:r>
         <w:rPr>
@@ -10932,7 +11199,7 @@
           <w:szCs w:val="22"/>
           <w:highlight w:val="yellow"/>
         </w:rPr>
-        <w:t xml:space="preserve"> If </w:t>
+        <w:t xml:space="preserve">estimands </w:t>
       </w:r>
       <w:r>
         <w:rPr>
@@ -10942,56 +11209,6 @@
           <w:szCs w:val="22"/>
           <w:highlight w:val="yellow"/>
         </w:rPr>
-        <w:t>necessary,</w:t>
-      </w:r>
-      <w:r>
-        <w:rPr>
-          <w:i/>
-          <w:iCs/>
-          <w:sz w:val="22"/>
-          <w:szCs w:val="22"/>
-          <w:highlight w:val="yellow"/>
-        </w:rPr>
-        <w:t xml:space="preserve"> include explanations of why they are anticipated intercurrent events and why rates may differ by arm. </w:t>
-      </w:r>
-      <w:r>
-        <w:rPr>
-          <w:i/>
-          <w:iCs/>
-          <w:sz w:val="22"/>
-          <w:szCs w:val="22"/>
-          <w:highlight w:val="yellow"/>
-        </w:rPr>
-        <w:t xml:space="preserve"> Any supplementary analyses looking at different strategies</w:t>
-      </w:r>
-      <w:r>
-        <w:rPr>
-          <w:i/>
-          <w:iCs/>
-          <w:sz w:val="22"/>
-          <w:szCs w:val="22"/>
-          <w:highlight w:val="yellow"/>
-        </w:rPr>
-        <w:t xml:space="preserve"> for handling these ICEs or different </w:t>
-      </w:r>
-      <w:r>
-        <w:rPr>
-          <w:i/>
-          <w:iCs/>
-          <w:sz w:val="22"/>
-          <w:szCs w:val="22"/>
-          <w:highlight w:val="yellow"/>
-        </w:rPr>
-        <w:t xml:space="preserve">estimands </w:t>
-      </w:r>
-      <w:r>
-        <w:rPr>
-          <w:i/>
-          <w:iCs/>
-          <w:sz w:val="22"/>
-          <w:szCs w:val="22"/>
-          <w:highlight w:val="yellow"/>
-        </w:rPr>
         <w:t>should be outlined here unless stated elsewhere in SAP.</w:t>
       </w:r>
     </w:p>
@@ -11002,7 +11219,7 @@
       <w:r>
         <w:instrText xml:space="preserve"> TC "</w:instrText>
       </w:r>
-      <w:bookmarkStart w:id="181" w:name="_Toc183094443"/>
+      <w:bookmarkStart w:id="176" w:name="_Toc183094443"/>
       <w:r>
         <w:instrText>3.1.1</w:instrText>
       </w:r>
@@ -11010,119 +11227,119 @@
         <w:tab/>
         <w:instrText>Analysis of primary outcomes</w:instrText>
       </w:r>
+      <w:bookmarkEnd w:id="176"/>
+      <w:r>
+        <w:instrText xml:space="preserve">" \f C \l "1" </w:instrText>
+      </w:r>
+      <w:r>
+        <w:fldChar w:fldCharType="end"/>
+      </w:r>
+    </w:p>
+    <w:p>
+      <w:pPr>
+        <w:pStyle w:val="Heading2"/>
+      </w:pPr>
+      <w:bookmarkStart w:id="177" w:name="_Toc185323561"/>
+      <w:bookmarkStart w:id="178" w:name="_Toc183099278"/>
+      <w:bookmarkStart w:id="179" w:name="_Toc185323562"/>
+      <w:bookmarkEnd w:id="177"/>
+      <w:r>
+        <w:t>Analysis of</w:t>
+      </w:r>
+      <w:r>
+        <w:t xml:space="preserve"> secondary outcomes</w:t>
+      </w:r>
+      <w:bookmarkEnd w:id="178"/>
+      <w:bookmarkEnd w:id="179"/>
+      <w:r>
+        <w:t xml:space="preserve"> </w:t>
+      </w:r>
+      <w:r>
+        <w:fldChar w:fldCharType="begin"/>
+      </w:r>
+      <w:r>
+        <w:instrText xml:space="preserve"> TC "</w:instrText>
+      </w:r>
+      <w:bookmarkStart w:id="180" w:name="_Toc183094444"/>
+      <w:r>
+        <w:instrText>3.1.2</w:instrText>
+      </w:r>
+      <w:r>
+        <w:tab/>
+        <w:instrText>Analysis of secondary outcomes</w:instrText>
+      </w:r>
+      <w:bookmarkEnd w:id="180"/>
+      <w:r>
+        <w:instrText xml:space="preserve">" \f C \l "1" </w:instrText>
+      </w:r>
+      <w:r>
+        <w:fldChar w:fldCharType="end"/>
+      </w:r>
+    </w:p>
+    <w:p>
+      <w:pPr>
+        <w:rPr>
+          <w:i/>
+          <w:iCs/>
+          <w:sz w:val="22"/>
+          <w:szCs w:val="22"/>
+        </w:rPr>
+      </w:pPr>
+      <w:r>
+        <w:rPr>
+          <w:i/>
+          <w:iCs/>
+          <w:sz w:val="22"/>
+          <w:szCs w:val="22"/>
+          <w:highlight w:val="yellow"/>
+        </w:rPr>
+        <w:t>Estimands for secondary outcomes where differ from primary estimand, and analysis models for secondary outcomes</w:t>
+      </w:r>
+    </w:p>
+    <w:p/>
+    <w:p>
+      <w:r>
+        <w:t>{{secondary_estiman</w:t>
+      </w:r>
+      <w:r>
+        <w:t>d</w:t>
+      </w:r>
+      <w:r>
+        <w:t>s}}</w:t>
+      </w:r>
+    </w:p>
+    <w:p/>
+    <w:p>
+      <w:r>
+        <w:lastRenderedPageBreak/>
+        <w:t>{{secondary_analysis}}</w:t>
+      </w:r>
+    </w:p>
+    <w:p>
+      <w:pPr>
+        <w:pStyle w:val="Heading2"/>
+      </w:pPr>
+      <w:bookmarkStart w:id="181" w:name="_Toc183099279"/>
+      <w:bookmarkStart w:id="182" w:name="_Toc183100570"/>
+      <w:bookmarkStart w:id="183" w:name="_Toc185323563"/>
+      <w:bookmarkStart w:id="184" w:name="_Toc183099280"/>
+      <w:bookmarkStart w:id="185" w:name="_Toc183100571"/>
+      <w:bookmarkStart w:id="186" w:name="_Toc185323564"/>
+      <w:bookmarkStart w:id="187" w:name="_Toc183099281"/>
+      <w:bookmarkStart w:id="188" w:name="_Toc185323565"/>
       <w:bookmarkEnd w:id="181"/>
-      <w:r>
-        <w:instrText xml:space="preserve">" \f C \l "1" </w:instrText>
-      </w:r>
-      <w:r>
-        <w:fldChar w:fldCharType="end"/>
-      </w:r>
-    </w:p>
-    <w:p>
-      <w:pPr>
-        <w:pStyle w:val="Heading2"/>
-      </w:pPr>
-      <w:bookmarkStart w:id="182" w:name="_Toc185323561"/>
-      <w:bookmarkStart w:id="183" w:name="_Toc183099278"/>
-      <w:bookmarkStart w:id="184" w:name="_Toc185323562"/>
       <w:bookmarkEnd w:id="182"/>
-      <w:r>
-        <w:t>Analysis of</w:t>
-      </w:r>
-      <w:r>
-        <w:t xml:space="preserve"> secondary outcomes</w:t>
-      </w:r>
       <w:bookmarkEnd w:id="183"/>
       <w:bookmarkEnd w:id="184"/>
-      <w:r>
-        <w:t xml:space="preserve"> </w:t>
-      </w:r>
-      <w:r>
-        <w:fldChar w:fldCharType="begin"/>
-      </w:r>
-      <w:r>
-        <w:instrText xml:space="preserve"> TC "</w:instrText>
-      </w:r>
-      <w:bookmarkStart w:id="185" w:name="_Toc183094444"/>
-      <w:r>
-        <w:instrText>3.1.2</w:instrText>
-      </w:r>
-      <w:r>
-        <w:tab/>
-        <w:instrText>Analysis of secondary outcomes</w:instrText>
-      </w:r>
       <w:bookmarkEnd w:id="185"/>
-      <w:r>
-        <w:instrText xml:space="preserve">" \f C \l "1" </w:instrText>
-      </w:r>
-      <w:r>
-        <w:fldChar w:fldCharType="end"/>
-      </w:r>
-    </w:p>
-    <w:p>
-      <w:pPr>
-        <w:rPr>
-          <w:i/>
-          <w:iCs/>
-          <w:sz w:val="22"/>
-          <w:szCs w:val="22"/>
-        </w:rPr>
-      </w:pPr>
-      <w:r>
-        <w:rPr>
-          <w:i/>
-          <w:iCs/>
-          <w:sz w:val="22"/>
-          <w:szCs w:val="22"/>
-          <w:highlight w:val="yellow"/>
-        </w:rPr>
-        <w:t>Estimands for secondary outcomes where differ from primary estimand, and analysis models for secondary outcomes</w:t>
-      </w:r>
-    </w:p>
-    <w:p/>
-    <w:p>
-      <w:r>
-        <w:t>{{secondary_estiman</w:t>
-      </w:r>
-      <w:r>
-        <w:t>d</w:t>
-      </w:r>
-      <w:r>
-        <w:t>s}}</w:t>
-      </w:r>
-    </w:p>
-    <w:p/>
-    <w:p>
-      <w:r>
-        <w:lastRenderedPageBreak/>
-        <w:t>{{secondary_analysis}}</w:t>
-      </w:r>
-    </w:p>
-    <w:p>
-      <w:pPr>
-        <w:pStyle w:val="Heading2"/>
-      </w:pPr>
-      <w:bookmarkStart w:id="186" w:name="_Toc183099279"/>
-      <w:bookmarkStart w:id="187" w:name="_Toc183100570"/>
-      <w:bookmarkStart w:id="188" w:name="_Toc185323563"/>
-      <w:bookmarkStart w:id="189" w:name="_Toc183099280"/>
-      <w:bookmarkStart w:id="190" w:name="_Toc183100571"/>
-      <w:bookmarkStart w:id="191" w:name="_Toc185323564"/>
-      <w:bookmarkStart w:id="192" w:name="_Toc183099281"/>
-      <w:bookmarkStart w:id="193" w:name="_Toc185323565"/>
       <w:bookmarkEnd w:id="186"/>
+      <w:commentRangeStart w:id="189"/>
+      <w:r>
+        <w:t>Time points</w:t>
+      </w:r>
       <w:bookmarkEnd w:id="187"/>
       <w:bookmarkEnd w:id="188"/>
-      <w:bookmarkEnd w:id="189"/>
-      <w:bookmarkEnd w:id="190"/>
-      <w:bookmarkEnd w:id="191"/>
-      <w:commentRangeStart w:id="194"/>
-      <w:r>
-        <w:t>Time points</w:t>
-      </w:r>
-      <w:bookmarkEnd w:id="192"/>
-      <w:bookmarkEnd w:id="193"/>
-      <w:commentRangeEnd w:id="194"/>
+      <w:commentRangeEnd w:id="189"/>
       <w:r>
         <w:rPr>
           <w:rStyle w:val="CommentReference"/>
@@ -11131,7 +11348,7 @@
           <w:u w:val="none"/>
           <w:lang w:val="en-US"/>
         </w:rPr>
-        <w:commentReference w:id="194"/>
+        <w:commentReference w:id="189"/>
       </w:r>
       <w:r>
         <w:fldChar w:fldCharType="begin"/>
@@ -11139,11 +11356,11 @@
       <w:r>
         <w:instrText xml:space="preserve"> TC "</w:instrText>
       </w:r>
-      <w:bookmarkStart w:id="195" w:name="_Toc183094446"/>
+      <w:bookmarkStart w:id="190" w:name="_Toc183094446"/>
       <w:r>
         <w:instrText>Time points</w:instrText>
       </w:r>
-      <w:bookmarkEnd w:id="195"/>
+      <w:bookmarkEnd w:id="190"/>
       <w:r>
         <w:instrText xml:space="preserve">" \f C \l "1" </w:instrText>
       </w:r>
@@ -11232,16 +11449,16 @@
       <w:pPr>
         <w:pStyle w:val="Heading2"/>
       </w:pPr>
-      <w:bookmarkStart w:id="196" w:name="_Toc183099282"/>
-      <w:bookmarkStart w:id="197" w:name="_Toc185323566"/>
-      <w:commentRangeStart w:id="198"/>
-      <w:commentRangeStart w:id="199"/>
+      <w:bookmarkStart w:id="191" w:name="_Toc183099282"/>
+      <w:bookmarkStart w:id="192" w:name="_Toc185323566"/>
+      <w:commentRangeStart w:id="193"/>
+      <w:commentRangeStart w:id="194"/>
       <w:r>
         <w:t>Stratification and clustering</w:t>
       </w:r>
-      <w:bookmarkEnd w:id="196"/>
-      <w:bookmarkEnd w:id="197"/>
-      <w:commentRangeEnd w:id="198"/>
+      <w:bookmarkEnd w:id="191"/>
+      <w:bookmarkEnd w:id="192"/>
+      <w:commentRangeEnd w:id="193"/>
       <w:r>
         <w:rPr>
           <w:rStyle w:val="CommentReference"/>
@@ -11250,9 +11467,9 @@
           <w:u w:val="none"/>
           <w:lang w:val="en-US"/>
         </w:rPr>
-        <w:commentReference w:id="198"/>
-      </w:r>
-      <w:commentRangeEnd w:id="199"/>
+        <w:commentReference w:id="193"/>
+      </w:r>
+      <w:commentRangeEnd w:id="194"/>
       <w:r>
         <w:rPr>
           <w:rStyle w:val="CommentReference"/>
@@ -11261,7 +11478,7 @@
           <w:u w:val="none"/>
           <w:lang w:val="en-US"/>
         </w:rPr>
-        <w:commentReference w:id="199"/>
+        <w:commentReference w:id="194"/>
       </w:r>
       <w:r>
         <w:fldChar w:fldCharType="begin"/>
@@ -11269,19 +11486,356 @@
       <w:r>
         <w:instrText xml:space="preserve"> TC "</w:instrText>
       </w:r>
-      <w:bookmarkStart w:id="200" w:name="_Toc183094447"/>
+      <w:bookmarkStart w:id="195" w:name="_Toc183094447"/>
       <w:r>
         <w:instrText>Stratification and clustering</w:instrText>
       </w:r>
+      <w:bookmarkEnd w:id="195"/>
+      <w:r>
+        <w:instrText xml:space="preserve">" \f C \l "1" </w:instrText>
+      </w:r>
+      <w:r>
+        <w:fldChar w:fldCharType="end"/>
+      </w:r>
+    </w:p>
+    <w:p>
+      <w:r>
+        <w:rPr>
+          <w:i/>
+          <w:iCs/>
+          <w:sz w:val="22"/>
+          <w:szCs w:val="22"/>
+          <w:highlight w:val="yellow"/>
+        </w:rPr>
+        <w:t xml:space="preserve">Describe how </w:t>
+      </w:r>
+      <w:r>
+        <w:rPr>
+          <w:i/>
+          <w:iCs/>
+          <w:sz w:val="22"/>
+          <w:szCs w:val="22"/>
+          <w:highlight w:val="yellow"/>
+        </w:rPr>
+        <w:t>stratifiers and/or potential clustering effects will be accounted for in the analysis (if not described elsewhere)</w:t>
+      </w:r>
+    </w:p>
+    <w:p>
+      <w:r>
+        <w:t>{{</w:t>
+      </w:r>
+      <w:r>
+        <w:t xml:space="preserve"> Stratification</w:t>
+      </w:r>
+      <w:r>
+        <w:t>_</w:t>
+      </w:r>
+      <w:r>
+        <w:t>and</w:t>
+      </w:r>
+      <w:r>
+        <w:t>_</w:t>
+      </w:r>
+      <w:r>
+        <w:t>clustering</w:t>
+      </w:r>
+      <w:r>
+        <w:t>}}</w:t>
+      </w:r>
+    </w:p>
+    <w:p>
+      <w:pPr>
+        <w:pStyle w:val="Heading2"/>
+      </w:pPr>
+      <w:bookmarkStart w:id="196" w:name="_Toc183099283"/>
+      <w:bookmarkStart w:id="197" w:name="_Toc185323567"/>
+      <w:r>
+        <w:t>Missing items in scales and subscales</w:t>
+      </w:r>
+      <w:bookmarkEnd w:id="196"/>
+      <w:bookmarkEnd w:id="197"/>
+      <w:r>
+        <w:fldChar w:fldCharType="begin"/>
+      </w:r>
+      <w:r>
+        <w:instrText xml:space="preserve"> TC "</w:instrText>
+      </w:r>
+      <w:bookmarkStart w:id="198" w:name="_Toc183094448"/>
+      <w:r>
+        <w:instrText>Missing items in scales and subscales</w:instrText>
+      </w:r>
+      <w:bookmarkEnd w:id="198"/>
+      <w:r>
+        <w:instrText xml:space="preserve">" \f C \l "1" </w:instrText>
+      </w:r>
+      <w:r>
+        <w:fldChar w:fldCharType="end"/>
+      </w:r>
+    </w:p>
+    <w:p>
+      <w:r>
+        <w:rPr>
+          <w:sz w:val="22"/>
+          <w:szCs w:val="22"/>
+        </w:rPr>
+        <w:t xml:space="preserve">The number (%) with complete data will be reported.  The ideal approach would be to use missing value guidance provided for scales, </w:t>
+      </w:r>
+      <w:r>
+        <w:rPr>
+          <w:i/>
+          <w:iCs/>
+          <w:sz w:val="22"/>
+          <w:szCs w:val="22"/>
+          <w:highlight w:val="yellow"/>
+        </w:rPr>
+        <w:t>if available, describe</w:t>
+      </w:r>
+      <w:r>
+        <w:rPr>
+          <w:i/>
+          <w:iCs/>
+          <w:sz w:val="22"/>
+          <w:szCs w:val="22"/>
+          <w:highlight w:val="yellow"/>
+        </w:rPr>
+        <w:t xml:space="preserve"> in scoring section and refer to here</w:t>
+      </w:r>
+      <w:r>
+        <w:rPr>
+          <w:sz w:val="22"/>
+          <w:szCs w:val="22"/>
+          <w:highlight w:val="yellow"/>
+        </w:rPr>
+        <w:t>.</w:t>
+      </w:r>
+      <w:r>
+        <w:rPr>
+          <w:sz w:val="22"/>
+          <w:szCs w:val="22"/>
+        </w:rPr>
+        <w:t xml:space="preserve">  As an alternative, scales will be pro-rated for an individual if 20% or fewer items are missing.  For example, in a scale with 10 items, prorating will be applied to individuals with 1 or 2 items missing.  The average value for the 8 or 9 complete items will be calculated for that individual and used to replace the missing values.  The scale score will be calculated based on the complete values and these replacements</w:t>
+      </w:r>
+      <w:r>
+        <w:t>.</w:t>
+      </w:r>
+    </w:p>
+    <w:p/>
+    <w:p>
+      <w:r>
+        <w:t>{{missing_items_in_scales}}</w:t>
+      </w:r>
+    </w:p>
+    <w:p>
+      <w:pPr>
+        <w:pStyle w:val="Heading2"/>
+      </w:pPr>
+      <w:bookmarkStart w:id="199" w:name="_Toc183099284"/>
+      <w:bookmarkStart w:id="200" w:name="_Toc185323568"/>
+      <w:r>
+        <w:t>Missing baseline data</w:t>
+      </w:r>
+      <w:bookmarkEnd w:id="199"/>
       <w:bookmarkEnd w:id="200"/>
       <w:r>
+        <w:fldChar w:fldCharType="begin"/>
+      </w:r>
+      <w:r>
+        <w:instrText xml:space="preserve"> TC "</w:instrText>
+      </w:r>
+      <w:bookmarkStart w:id="201" w:name="_Toc183094449"/>
+      <w:r>
+        <w:instrText>Missing baseline data</w:instrText>
+      </w:r>
+      <w:bookmarkEnd w:id="201"/>
+      <w:r>
         <w:instrText xml:space="preserve">" \f C \l "1" </w:instrText>
       </w:r>
       <w:r>
         <w:fldChar w:fldCharType="end"/>
       </w:r>
-    </w:p>
-    <w:p>
+      <w:r>
+        <w:t xml:space="preserve"> </w:t>
+      </w:r>
+    </w:p>
+    <w:p>
+      <w:pPr>
+        <w:rPr>
+          <w:sz w:val="22"/>
+          <w:szCs w:val="22"/>
+        </w:rPr>
+      </w:pPr>
+      <w:r>
+        <w:rPr>
+          <w:sz w:val="22"/>
+          <w:szCs w:val="22"/>
+        </w:rPr>
+        <w:t xml:space="preserve">Missing baseline data should not be an issue for the primary analysis.  Some extensions to this analysis may use other baseline variables; if these contain missing data, the number with complete data will be reported and they will be imputed using a method suitable to the variable as per the recommendations of White and Thompson </w:t>
+      </w:r>
+      <w:r>
+        <w:rPr>
+          <w:sz w:val="22"/>
+          <w:szCs w:val="22"/>
+        </w:rPr>
+        <w:fldChar w:fldCharType="begin"/>
+      </w:r>
+      <w:r>
+        <w:rPr>
+          <w:sz w:val="22"/>
+          <w:szCs w:val="22"/>
+        </w:rPr>
+        <w:instrText xml:space="preserve"> ADDIN REFMGR.CITE &lt;Refman&gt;&lt;Cite&gt;&lt;Author&gt;White&lt;/Author&gt;&lt;Year&gt;2005&lt;/Year&gt;&lt;RecNum&gt;16&lt;/RecNum&gt;&lt;IDText&gt;Adjusting for partially missing baseline measurements in randomized trials&lt;/IDText&gt;&lt;MDL Ref_Type="Journal"&gt;&lt;Ref_Type&gt;Journal&lt;/Ref_Type&gt;&lt;Ref_ID&gt;16&lt;/Ref_ID&gt;&lt;Title_Primary&gt;Adjusting for partially missing baseline measurements in randomized trials&lt;/Title_Primary&gt;&lt;Authors_Primary&gt;White,I.R.&lt;/Authors_Primary&gt;&lt;Authors_Primary&gt;Thompson,S.G.&lt;/Authors_Primary&gt;&lt;Date_Primary&gt;2005/4/15&lt;/Date_Primary&gt;&lt;Keywords&gt;Data Interpretation,Statistical&lt;/Keywords&gt;&lt;Keywords&gt;Humans&lt;/Keywords&gt;&lt;Keywords&gt;methods&lt;/Keywords&gt;&lt;Keywords&gt;Models,Statistical&lt;/Keywords&gt;&lt;Keywords&gt;Patient Satisfaction&lt;/Keywords&gt;&lt;Keywords&gt;Psychotic Disorders&lt;/Keywords&gt;&lt;Keywords&gt;Randomized Controlled Trials as Topic&lt;/Keywords&gt;&lt;Keywords&gt;Sample Size&lt;/Keywords&gt;&lt;Keywords&gt;therapy&lt;/Keywords&gt;&lt;Reprint&gt;Not in File&lt;/Reprint&gt;&lt;Start_Page&gt;993&lt;/Start_Page&gt;&lt;End_Page&gt;1007&lt;/End_Page&gt;&lt;Periodical&gt;Stat.Med.&lt;/Periodical&gt;&lt;Volume&gt;24&lt;/Volume&gt;&lt;Issue&gt;7&lt;/Issue&gt;&lt;Address&gt;MRC Biostatistics Unit, Institute of Public Health, Robinson Way, Cambridge CB2 2SR, U.K. ian.white@mrc-bsu.cam.ac.uk&lt;/Address&gt;&lt;Web_URL&gt;PM:15570623&lt;/Web_URL&gt;&lt;ZZ_JournalStdAbbrev&gt;&lt;f name="System"&gt;Stat.Med.&lt;/f&gt;&lt;/ZZ_JournalStdAbbrev&gt;&lt;ZZ_WorkformID&gt;1&lt;/ZZ_WorkformID&gt;&lt;/MDL&gt;&lt;/Cite&gt;&lt;/Refman&gt;</w:instrText>
+      </w:r>
+      <w:r>
+        <w:rPr>
+          <w:sz w:val="22"/>
+          <w:szCs w:val="22"/>
+        </w:rPr>
+        <w:fldChar w:fldCharType="separate"/>
+      </w:r>
+      <w:r>
+        <w:rPr>
+          <w:sz w:val="22"/>
+          <w:szCs w:val="22"/>
+        </w:rPr>
+        <w:t>(</w:t>
+      </w:r>
+      <w:r>
+        <w:rPr>
+          <w:sz w:val="22"/>
+          <w:szCs w:val="22"/>
+        </w:rPr>
+        <w:t>4</w:t>
+      </w:r>
+      <w:r>
+        <w:rPr>
+          <w:sz w:val="22"/>
+          <w:szCs w:val="22"/>
+        </w:rPr>
+        <w:t>)</w:t>
+      </w:r>
+      <w:r>
+        <w:rPr>
+          <w:sz w:val="22"/>
+          <w:szCs w:val="22"/>
+        </w:rPr>
+        <w:fldChar w:fldCharType="end"/>
+      </w:r>
+      <w:r>
+        <w:rPr>
+          <w:sz w:val="22"/>
+          <w:szCs w:val="22"/>
+        </w:rPr>
+        <w:t xml:space="preserve">. </w:t>
+      </w:r>
+    </w:p>
+    <w:p>
+      <w:pPr>
+        <w:rPr>
+          <w:sz w:val="22"/>
+          <w:szCs w:val="22"/>
+        </w:rPr>
+      </w:pPr>
+    </w:p>
+    <w:p>
+      <w:pPr>
+        <w:rPr>
+          <w:sz w:val="22"/>
+          <w:szCs w:val="22"/>
+        </w:rPr>
+      </w:pPr>
+      <w:r>
+        <w:rPr>
+          <w:sz w:val="22"/>
+          <w:szCs w:val="22"/>
+        </w:rPr>
+        <w:t>{{missing_baseline_data}}</w:t>
+      </w:r>
+    </w:p>
+    <w:p/>
+    <w:p>
+      <w:pPr>
+        <w:pStyle w:val="Heading2"/>
+      </w:pPr>
+      <w:bookmarkStart w:id="202" w:name="_Toc183099285"/>
+      <w:bookmarkStart w:id="203" w:name="_Toc185323569"/>
+      <w:r>
+        <w:t>Missing outcome data</w:t>
+      </w:r>
+      <w:bookmarkEnd w:id="202"/>
+      <w:bookmarkEnd w:id="203"/>
+      <w:r>
+        <w:fldChar w:fldCharType="begin"/>
+      </w:r>
+      <w:r>
+        <w:instrText xml:space="preserve"> TC "</w:instrText>
+      </w:r>
+      <w:bookmarkStart w:id="204" w:name="_Toc183094450"/>
+      <w:r>
+        <w:instrText>Missing outcome data</w:instrText>
+      </w:r>
+      <w:bookmarkEnd w:id="204"/>
+      <w:r>
+        <w:instrText xml:space="preserve">" \f C \l "1" </w:instrText>
+      </w:r>
+      <w:r>
+        <w:fldChar w:fldCharType="end"/>
+      </w:r>
+    </w:p>
+    <w:p>
+      <w:pPr>
+        <w:rPr>
+          <w:sz w:val="22"/>
+          <w:szCs w:val="22"/>
+        </w:rPr>
+      </w:pPr>
+      <w:r>
+        <w:rPr>
+          <w:sz w:val="22"/>
+          <w:szCs w:val="22"/>
+        </w:rPr>
+        <w:t>Where there are two or more outcome time points, missing post-randomisation assessments will be dealt with by fitting linear mixed models to all the available data using maximum likelihood methods. Such an approach provides valid inferences under the assumption that the missing data mechanism is ignorable (or MAR).  If post treatment variables such as compliance with treatment are found to be predictive of drop out, multiple imputation will be considered.</w:t>
+      </w:r>
+    </w:p>
+    <w:p>
+      <w:pPr>
+        <w:rPr>
+          <w:sz w:val="22"/>
+          <w:szCs w:val="22"/>
+        </w:rPr>
+      </w:pPr>
+    </w:p>
+    <w:p>
+      <w:pPr>
+        <w:rPr>
+          <w:sz w:val="22"/>
+          <w:szCs w:val="22"/>
+        </w:rPr>
+      </w:pPr>
+      <w:r>
+        <w:rPr>
+          <w:sz w:val="22"/>
+          <w:szCs w:val="22"/>
+        </w:rPr>
+        <w:t>{{missing_data_sensitivity_analysis}}</w:t>
+      </w:r>
+    </w:p>
+    <w:p>
+      <w:pPr>
+        <w:rPr>
+          <w:sz w:val="22"/>
+          <w:szCs w:val="22"/>
+        </w:rPr>
+      </w:pPr>
+    </w:p>
+    <w:p>
+      <w:pPr>
+        <w:rPr>
+          <w:i/>
+          <w:iCs/>
+          <w:sz w:val="22"/>
+          <w:szCs w:val="22"/>
+        </w:rPr>
+      </w:pPr>
       <w:r>
         <w:rPr>
           <w:i/>
@@ -11290,7 +11844,7 @@
           <w:szCs w:val="22"/>
           <w:highlight w:val="yellow"/>
         </w:rPr>
-        <w:t xml:space="preserve">Describe how </w:t>
+        <w:t xml:space="preserve">Outline any sensitivity analyses examining </w:t>
       </w:r>
       <w:r>
         <w:rPr>
@@ -11300,69 +11854,44 @@
           <w:szCs w:val="22"/>
           <w:highlight w:val="yellow"/>
         </w:rPr>
-        <w:t>stratifiers and/or potential clustering effects will be accounted for in the analysis (if not described elsewhere)</w:t>
-      </w:r>
-    </w:p>
-    <w:p>
-      <w:r>
-        <w:t>{{</w:t>
-      </w:r>
-      <w:r>
-        <w:t xml:space="preserve"> Stratification</w:t>
-      </w:r>
-      <w:r>
-        <w:t>_</w:t>
-      </w:r>
-      <w:r>
-        <w:t>and</w:t>
-      </w:r>
-      <w:r>
-        <w:t>_</w:t>
-      </w:r>
-      <w:r>
-        <w:t>clustering</w:t>
-      </w:r>
-      <w:r>
-        <w:t>}}</w:t>
-      </w:r>
-    </w:p>
+        <w:t xml:space="preserve">scenarios where data may be </w:t>
+      </w:r>
+      <w:r>
+        <w:rPr>
+          <w:i/>
+          <w:iCs/>
+          <w:sz w:val="22"/>
+          <w:szCs w:val="22"/>
+          <w:highlight w:val="yellow"/>
+        </w:rPr>
+        <w:t>missing not at random (MNAR).</w:t>
+      </w:r>
+    </w:p>
+    <w:p/>
     <w:p>
       <w:pPr>
         <w:pStyle w:val="Heading2"/>
       </w:pPr>
-      <w:bookmarkStart w:id="201" w:name="_Toc183099283"/>
-      <w:bookmarkStart w:id="202" w:name="_Toc185323567"/>
-      <w:r>
-        <w:t>Missing items in scales and subscales</w:t>
-      </w:r>
-      <w:bookmarkEnd w:id="201"/>
-      <w:bookmarkEnd w:id="202"/>
-      <w:r>
-        <w:fldChar w:fldCharType="begin"/>
-      </w:r>
-      <w:r>
-        <w:instrText xml:space="preserve"> TC "</w:instrText>
-      </w:r>
-      <w:bookmarkStart w:id="203" w:name="_Toc183094448"/>
-      <w:r>
-        <w:instrText>Missing items in scales and subscales</w:instrText>
-      </w:r>
-      <w:bookmarkEnd w:id="203"/>
-      <w:r>
-        <w:instrText xml:space="preserve">" \f C \l "1" </w:instrText>
-      </w:r>
-      <w:r>
-        <w:fldChar w:fldCharType="end"/>
-      </w:r>
-    </w:p>
-    <w:p>
-      <w:r>
-        <w:rPr>
-          <w:sz w:val="22"/>
-          <w:szCs w:val="22"/>
-        </w:rPr>
-        <w:t xml:space="preserve">The number (%) with complete data will be reported.  The ideal approach would be to use missing value guidance provided for scales, </w:t>
-      </w:r>
+      <w:bookmarkStart w:id="205" w:name="_Toc183099286"/>
+      <w:bookmarkStart w:id="206" w:name="_Toc185323570"/>
+      <w:r>
+        <w:t>Method for handling multiple comparisons</w:t>
+      </w:r>
+      <w:r>
+        <w:t>/multiplicity</w:t>
+      </w:r>
+      <w:bookmarkEnd w:id="205"/>
+      <w:bookmarkEnd w:id="206"/>
+    </w:p>
+    <w:p>
+      <w:pPr>
+        <w:rPr>
+          <w:i/>
+          <w:iCs/>
+          <w:sz w:val="22"/>
+          <w:szCs w:val="22"/>
+        </w:rPr>
+      </w:pPr>
       <w:r>
         <w:rPr>
           <w:i/>
@@ -11371,7 +11900,7 @@
           <w:szCs w:val="22"/>
           <w:highlight w:val="yellow"/>
         </w:rPr>
-        <w:t>if available, describe</w:t>
+        <w:t>Describe approach for analysis, reporting and interpretation of multiple outcomes, particularly in presence of multiple</w:t>
       </w:r>
       <w:r>
         <w:rPr>
@@ -11381,168 +11910,196 @@
           <w:szCs w:val="22"/>
           <w:highlight w:val="yellow"/>
         </w:rPr>
-        <w:t xml:space="preserve"> in scoring section and refer to here</w:t>
-      </w:r>
-      <w:r>
-        <w:rPr>
+        <w:t xml:space="preserve"> </w:t>
+      </w:r>
+      <w:r>
+        <w:rPr>
+          <w:i/>
+          <w:iCs/>
           <w:sz w:val="22"/>
           <w:szCs w:val="22"/>
           <w:highlight w:val="yellow"/>
         </w:rPr>
+        <w:t>or co-primary outcomes or multiple comparisons among arms</w:t>
+      </w:r>
+      <w:r>
+        <w:rPr>
+          <w:i/>
+          <w:iCs/>
+          <w:sz w:val="22"/>
+          <w:szCs w:val="22"/>
+          <w:highlight w:val="yellow"/>
+        </w:rPr>
+        <w:t>. F</w:t>
+      </w:r>
+      <w:r>
+        <w:rPr>
+          <w:i/>
+          <w:iCs/>
+          <w:sz w:val="22"/>
+          <w:szCs w:val="22"/>
+          <w:highlight w:val="yellow"/>
+        </w:rPr>
+        <w:t>or example</w:t>
+      </w:r>
+      <w:r>
+        <w:rPr>
+          <w:i/>
+          <w:iCs/>
+          <w:sz w:val="22"/>
+          <w:szCs w:val="22"/>
+          <w:highlight w:val="yellow"/>
+        </w:rPr>
+        <w:t>,</w:t>
+      </w:r>
+      <w:r>
+        <w:rPr>
+          <w:i/>
+          <w:iCs/>
+          <w:sz w:val="22"/>
+          <w:szCs w:val="22"/>
+          <w:highlight w:val="yellow"/>
+        </w:rPr>
+        <w:t xml:space="preserve"> any </w:t>
+      </w:r>
+      <w:r>
+        <w:rPr>
+          <w:i/>
+          <w:iCs/>
+          <w:sz w:val="22"/>
+          <w:szCs w:val="22"/>
+          <w:highlight w:val="yellow"/>
+        </w:rPr>
+        <w:t>multiplicity</w:t>
+      </w:r>
+      <w:r>
+        <w:rPr>
+          <w:i/>
+          <w:iCs/>
+          <w:sz w:val="22"/>
+          <w:szCs w:val="22"/>
+          <w:highlight w:val="yellow"/>
+        </w:rPr>
+        <w:t xml:space="preserve"> adjustment</w:t>
+      </w:r>
+      <w:r>
+        <w:rPr>
+          <w:i/>
+          <w:iCs/>
+          <w:sz w:val="22"/>
+          <w:szCs w:val="22"/>
+        </w:rPr>
         <w:t>.</w:t>
       </w:r>
-      <w:r>
-        <w:rPr>
-          <w:sz w:val="22"/>
-          <w:szCs w:val="22"/>
-        </w:rPr>
-        <w:t xml:space="preserve">  As an alternative, scales will be pro-rated for an individual if 20% or fewer items are missing.  For example, in a scale with 10 items, prorating will be applied to individuals with 1 or 2 items missing.  The average value for the 8 or 9 complete items will be calculated for that individual and used to replace the missing values.  The scale score will be calculated based on the complete values and these replacements</w:t>
-      </w:r>
-      <w:r>
-        <w:t>.</w:t>
+    </w:p>
+    <w:p>
+      <w:pPr>
+        <w:rPr>
+          <w:i/>
+          <w:iCs/>
+          <w:sz w:val="22"/>
+          <w:szCs w:val="22"/>
+        </w:rPr>
+      </w:pPr>
+      <w:r>
+        <w:rPr>
+          <w:i/>
+          <w:iCs/>
+          <w:sz w:val="22"/>
+          <w:szCs w:val="22"/>
+          <w:highlight w:val="yellow"/>
+        </w:rPr>
+        <w:lastRenderedPageBreak/>
+        <w:t>Example:</w:t>
+      </w:r>
+    </w:p>
+    <w:p>
+      <w:pPr>
+        <w:rPr>
+          <w:sz w:val="22"/>
+          <w:szCs w:val="22"/>
+        </w:rPr>
+      </w:pPr>
+      <w:r>
+        <w:rPr>
+          <w:sz w:val="22"/>
+          <w:szCs w:val="22"/>
+        </w:rPr>
+        <w:t>All outcomes will be analysed separately. No</w:t>
+      </w:r>
+      <w:r>
+        <w:rPr>
+          <w:sz w:val="22"/>
+          <w:szCs w:val="22"/>
+        </w:rPr>
+        <w:t xml:space="preserve"> multiplicity</w:t>
+      </w:r>
+      <w:r>
+        <w:rPr>
+          <w:sz w:val="22"/>
+          <w:szCs w:val="22"/>
+        </w:rPr>
+        <w:t xml:space="preserve"> adjustment will be </w:t>
+      </w:r>
+      <w:r>
+        <w:rPr>
+          <w:sz w:val="22"/>
+          <w:szCs w:val="22"/>
+        </w:rPr>
+        <w:t>made</w:t>
+      </w:r>
+      <w:r>
+        <w:rPr>
+          <w:sz w:val="22"/>
+          <w:szCs w:val="22"/>
+        </w:rPr>
+        <w:t xml:space="preserve"> for secondary outcomes</w:t>
+      </w:r>
+      <w:r>
+        <w:rPr>
+          <w:sz w:val="23"/>
+          <w:szCs w:val="23"/>
+        </w:rPr>
+        <w:t xml:space="preserve"> </w:t>
+      </w:r>
+      <w:r>
+        <w:rPr>
+          <w:sz w:val="23"/>
+          <w:szCs w:val="23"/>
+        </w:rPr>
+        <w:t xml:space="preserve">We will follow the approaches described </w:t>
+      </w:r>
+      <w:r>
+        <w:rPr>
+          <w:sz w:val="23"/>
+          <w:szCs w:val="23"/>
+        </w:rPr>
+        <w:t xml:space="preserve">by </w:t>
+      </w:r>
+      <w:r>
+        <w:rPr>
+          <w:sz w:val="23"/>
+          <w:szCs w:val="23"/>
+        </w:rPr>
+        <w:t>Parker &amp; Weir (2022) in not adjusting for multiple comparisons amongst our secondary outcomes because we will use their “precise interpretation” approach, where each outcome is interpreted based on its type, time point, and the nature of the intervention</w:t>
       </w:r>
     </w:p>
     <w:p/>
     <w:p>
       <w:r>
-        <w:t>{{missing_items_in_scales}}</w:t>
-      </w:r>
-    </w:p>
+        <w:t>{{multiple_comparisons}}</w:t>
+      </w:r>
+    </w:p>
+    <w:p/>
     <w:p>
       <w:pPr>
         <w:pStyle w:val="Heading2"/>
       </w:pPr>
-      <w:bookmarkStart w:id="204" w:name="_Toc183099284"/>
-      <w:bookmarkStart w:id="205" w:name="_Toc185323568"/>
-      <w:r>
-        <w:t>Missing baseline data</w:t>
-      </w:r>
-      <w:bookmarkEnd w:id="204"/>
-      <w:bookmarkEnd w:id="205"/>
-      <w:r>
-        <w:fldChar w:fldCharType="begin"/>
-      </w:r>
-      <w:r>
-        <w:instrText xml:space="preserve"> TC "</w:instrText>
-      </w:r>
-      <w:bookmarkStart w:id="206" w:name="_Toc183094449"/>
-      <w:r>
-        <w:instrText>Missing baseline data</w:instrText>
-      </w:r>
-      <w:bookmarkEnd w:id="206"/>
-      <w:r>
-        <w:instrText xml:space="preserve">" \f C \l "1" </w:instrText>
-      </w:r>
-      <w:r>
-        <w:fldChar w:fldCharType="end"/>
-      </w:r>
-      <w:r>
-        <w:t xml:space="preserve"> </w:t>
-      </w:r>
-    </w:p>
-    <w:p>
-      <w:pPr>
-        <w:rPr>
-          <w:sz w:val="22"/>
-          <w:szCs w:val="22"/>
-        </w:rPr>
-      </w:pPr>
-      <w:r>
-        <w:rPr>
-          <w:sz w:val="22"/>
-          <w:szCs w:val="22"/>
-        </w:rPr>
-        <w:t xml:space="preserve">Missing baseline data should not be an issue for the primary analysis.  Some extensions to this analysis may use other baseline variables; if these contain missing data, the number with complete data will be reported and they will be imputed using a method suitable to the variable as per the recommendations of White and Thompson </w:t>
-      </w:r>
-      <w:r>
-        <w:rPr>
-          <w:sz w:val="22"/>
-          <w:szCs w:val="22"/>
-        </w:rPr>
-        <w:fldChar w:fldCharType="begin"/>
-      </w:r>
-      <w:r>
-        <w:rPr>
-          <w:sz w:val="22"/>
-          <w:szCs w:val="22"/>
-        </w:rPr>
-        <w:instrText xml:space="preserve"> ADDIN REFMGR.CITE &lt;Refman&gt;&lt;Cite&gt;&lt;Author&gt;White&lt;/Author&gt;&lt;Year&gt;2005&lt;/Year&gt;&lt;RecNum&gt;16&lt;/RecNum&gt;&lt;IDText&gt;Adjusting for partially missing baseline measurements in randomized trials&lt;/IDText&gt;&lt;MDL Ref_Type="Journal"&gt;&lt;Ref_Type&gt;Journal&lt;/Ref_Type&gt;&lt;Ref_ID&gt;16&lt;/Ref_ID&gt;&lt;Title_Primary&gt;Adjusting for partially missing baseline measurements in randomized trials&lt;/Title_Primary&gt;&lt;Authors_Primary&gt;White,I.R.&lt;/Authors_Primary&gt;&lt;Authors_Primary&gt;Thompson,S.G.&lt;/Authors_Primary&gt;&lt;Date_Primary&gt;2005/4/15&lt;/Date_Primary&gt;&lt;Keywords&gt;Data Interpretation,Statistical&lt;/Keywords&gt;&lt;Keywords&gt;Humans&lt;/Keywords&gt;&lt;Keywords&gt;methods&lt;/Keywords&gt;&lt;Keywords&gt;Models,Statistical&lt;/Keywords&gt;&lt;Keywords&gt;Patient Satisfaction&lt;/Keywords&gt;&lt;Keywords&gt;Psychotic Disorders&lt;/Keywords&gt;&lt;Keywords&gt;Randomized Controlled Trials as Topic&lt;/Keywords&gt;&lt;Keywords&gt;Sample Size&lt;/Keywords&gt;&lt;Keywords&gt;therapy&lt;/Keywords&gt;&lt;Reprint&gt;Not in File&lt;/Reprint&gt;&lt;Start_Page&gt;993&lt;/Start_Page&gt;&lt;End_Page&gt;1007&lt;/End_Page&gt;&lt;Periodical&gt;Stat.Med.&lt;/Periodical&gt;&lt;Volume&gt;24&lt;/Volume&gt;&lt;Issue&gt;7&lt;/Issue&gt;&lt;Address&gt;MRC Biostatistics Unit, Institute of Public Health, Robinson Way, Cambridge CB2 2SR, U.K. ian.white@mrc-bsu.cam.ac.uk&lt;/Address&gt;&lt;Web_URL&gt;PM:15570623&lt;/Web_URL&gt;&lt;ZZ_JournalStdAbbrev&gt;&lt;f name="System"&gt;Stat.Med.&lt;/f&gt;&lt;/ZZ_JournalStdAbbrev&gt;&lt;ZZ_WorkformID&gt;1&lt;/ZZ_WorkformID&gt;&lt;/MDL&gt;&lt;/Cite&gt;&lt;/Refman&gt;</w:instrText>
-      </w:r>
-      <w:r>
-        <w:rPr>
-          <w:sz w:val="22"/>
-          <w:szCs w:val="22"/>
-        </w:rPr>
-        <w:fldChar w:fldCharType="separate"/>
-      </w:r>
-      <w:r>
-        <w:rPr>
-          <w:sz w:val="22"/>
-          <w:szCs w:val="22"/>
-        </w:rPr>
-        <w:t>(</w:t>
-      </w:r>
-      <w:r>
-        <w:rPr>
-          <w:sz w:val="22"/>
-          <w:szCs w:val="22"/>
-        </w:rPr>
-        <w:t>4</w:t>
-      </w:r>
-      <w:r>
-        <w:rPr>
-          <w:sz w:val="22"/>
-          <w:szCs w:val="22"/>
-        </w:rPr>
-        <w:t>)</w:t>
-      </w:r>
-      <w:r>
-        <w:rPr>
-          <w:sz w:val="22"/>
-          <w:szCs w:val="22"/>
-        </w:rPr>
-        <w:fldChar w:fldCharType="end"/>
-      </w:r>
-      <w:r>
-        <w:rPr>
-          <w:sz w:val="22"/>
-          <w:szCs w:val="22"/>
-        </w:rPr>
-        <w:t xml:space="preserve">. </w:t>
-      </w:r>
-    </w:p>
-    <w:p>
-      <w:pPr>
-        <w:rPr>
-          <w:sz w:val="22"/>
-          <w:szCs w:val="22"/>
-        </w:rPr>
-      </w:pPr>
-    </w:p>
-    <w:p>
-      <w:pPr>
-        <w:rPr>
-          <w:sz w:val="22"/>
-          <w:szCs w:val="22"/>
-        </w:rPr>
-      </w:pPr>
-      <w:r>
-        <w:rPr>
-          <w:sz w:val="22"/>
-          <w:szCs w:val="22"/>
-        </w:rPr>
-        <w:t>{{missing_baseline_data}}</w:t>
-      </w:r>
-    </w:p>
-    <w:p/>
-    <w:p>
-      <w:pPr>
-        <w:pStyle w:val="Heading2"/>
-      </w:pPr>
-      <w:bookmarkStart w:id="207" w:name="_Toc183099285"/>
-      <w:bookmarkStart w:id="208" w:name="_Toc185323569"/>
-      <w:r>
-        <w:t>Missing outcome data</w:t>
+      <w:bookmarkStart w:id="207" w:name="_Toc183099287"/>
+      <w:bookmarkStart w:id="208" w:name="_Toc185323571"/>
+      <w:commentRangeStart w:id="209"/>
+      <w:r>
+        <w:t>Method for handling non-compliance (per protocol/CACE analyses)</w:t>
       </w:r>
       <w:bookmarkEnd w:id="207"/>
       <w:bookmarkEnd w:id="208"/>
@@ -11552,358 +12109,18 @@
       <w:r>
         <w:instrText xml:space="preserve"> TC "</w:instrText>
       </w:r>
-      <w:bookmarkStart w:id="209" w:name="_Toc183094450"/>
-      <w:r>
-        <w:instrText>Missing outcome data</w:instrText>
-      </w:r>
-      <w:bookmarkEnd w:id="209"/>
+      <w:bookmarkStart w:id="210" w:name="_Toc183094452"/>
+      <w:r>
+        <w:instrText>Method for handling non-compliance (per protocol/CACE analyses)</w:instrText>
+      </w:r>
+      <w:bookmarkEnd w:id="210"/>
       <w:r>
         <w:instrText xml:space="preserve">" \f C \l "1" </w:instrText>
       </w:r>
       <w:r>
         <w:fldChar w:fldCharType="end"/>
       </w:r>
-    </w:p>
-    <w:p>
-      <w:pPr>
-        <w:rPr>
-          <w:sz w:val="22"/>
-          <w:szCs w:val="22"/>
-        </w:rPr>
-      </w:pPr>
-      <w:r>
-        <w:rPr>
-          <w:sz w:val="22"/>
-          <w:szCs w:val="22"/>
-        </w:rPr>
-        <w:t>Where there are two or more outcome time points, missing post-randomisation assessments will be dealt with by fitting linear mixed models to all the available data using maximum likelihood methods. Such an approach provides valid inferences under the assumption that the missing data mechanism is ignorable (or MAR).  If post treatment variables such as compliance with treatment are found to be predictive of drop out, multiple imputation will be considered.</w:t>
-      </w:r>
-    </w:p>
-    <w:p>
-      <w:pPr>
-        <w:rPr>
-          <w:sz w:val="22"/>
-          <w:szCs w:val="22"/>
-        </w:rPr>
-      </w:pPr>
-    </w:p>
-    <w:p>
-      <w:pPr>
-        <w:rPr>
-          <w:sz w:val="22"/>
-          <w:szCs w:val="22"/>
-        </w:rPr>
-      </w:pPr>
-      <w:r>
-        <w:rPr>
-          <w:sz w:val="22"/>
-          <w:szCs w:val="22"/>
-        </w:rPr>
-        <w:t>{{missing_data_sensitivity_analysis}}</w:t>
-      </w:r>
-    </w:p>
-    <w:p>
-      <w:pPr>
-        <w:rPr>
-          <w:sz w:val="22"/>
-          <w:szCs w:val="22"/>
-        </w:rPr>
-      </w:pPr>
-    </w:p>
-    <w:p>
-      <w:pPr>
-        <w:rPr>
-          <w:i/>
-          <w:iCs/>
-          <w:sz w:val="22"/>
-          <w:szCs w:val="22"/>
-        </w:rPr>
-      </w:pPr>
-      <w:r>
-        <w:rPr>
-          <w:i/>
-          <w:iCs/>
-          <w:sz w:val="22"/>
-          <w:szCs w:val="22"/>
-          <w:highlight w:val="yellow"/>
-        </w:rPr>
-        <w:t xml:space="preserve">Outline any sensitivity analyses examining </w:t>
-      </w:r>
-      <w:r>
-        <w:rPr>
-          <w:i/>
-          <w:iCs/>
-          <w:sz w:val="22"/>
-          <w:szCs w:val="22"/>
-          <w:highlight w:val="yellow"/>
-        </w:rPr>
-        <w:t xml:space="preserve">scenarios where data may be </w:t>
-      </w:r>
-      <w:r>
-        <w:rPr>
-          <w:i/>
-          <w:iCs/>
-          <w:sz w:val="22"/>
-          <w:szCs w:val="22"/>
-          <w:highlight w:val="yellow"/>
-        </w:rPr>
-        <w:t>missing not at random (MNAR).</w:t>
-      </w:r>
-    </w:p>
-    <w:p/>
-    <w:p>
-      <w:pPr>
-        <w:pStyle w:val="Heading2"/>
-      </w:pPr>
-      <w:bookmarkStart w:id="210" w:name="_Toc183099286"/>
-      <w:bookmarkStart w:id="211" w:name="_Toc185323570"/>
-      <w:r>
-        <w:t>Method for handling multiple comparisons</w:t>
-      </w:r>
-      <w:r>
-        <w:t>/multiplicity</w:t>
-      </w:r>
-      <w:bookmarkEnd w:id="210"/>
-      <w:bookmarkEnd w:id="211"/>
-    </w:p>
-    <w:p>
-      <w:pPr>
-        <w:rPr>
-          <w:i/>
-          <w:iCs/>
-          <w:sz w:val="22"/>
-          <w:szCs w:val="22"/>
-        </w:rPr>
-      </w:pPr>
-      <w:r>
-        <w:rPr>
-          <w:i/>
-          <w:iCs/>
-          <w:sz w:val="22"/>
-          <w:szCs w:val="22"/>
-          <w:highlight w:val="yellow"/>
-        </w:rPr>
-        <w:t>Describe approach for analysis, reporting and interpretation of multiple outcomes, particularly in presence of multiple</w:t>
-      </w:r>
-      <w:r>
-        <w:rPr>
-          <w:i/>
-          <w:iCs/>
-          <w:sz w:val="22"/>
-          <w:szCs w:val="22"/>
-          <w:highlight w:val="yellow"/>
-        </w:rPr>
-        <w:t xml:space="preserve"> </w:t>
-      </w:r>
-      <w:r>
-        <w:rPr>
-          <w:i/>
-          <w:iCs/>
-          <w:sz w:val="22"/>
-          <w:szCs w:val="22"/>
-          <w:highlight w:val="yellow"/>
-        </w:rPr>
-        <w:t>or co-primary outcomes or multiple comparisons among arms</w:t>
-      </w:r>
-      <w:r>
-        <w:rPr>
-          <w:i/>
-          <w:iCs/>
-          <w:sz w:val="22"/>
-          <w:szCs w:val="22"/>
-          <w:highlight w:val="yellow"/>
-        </w:rPr>
-        <w:t>. F</w:t>
-      </w:r>
-      <w:r>
-        <w:rPr>
-          <w:i/>
-          <w:iCs/>
-          <w:sz w:val="22"/>
-          <w:szCs w:val="22"/>
-          <w:highlight w:val="yellow"/>
-        </w:rPr>
-        <w:t>or example</w:t>
-      </w:r>
-      <w:r>
-        <w:rPr>
-          <w:i/>
-          <w:iCs/>
-          <w:sz w:val="22"/>
-          <w:szCs w:val="22"/>
-          <w:highlight w:val="yellow"/>
-        </w:rPr>
-        <w:t>,</w:t>
-      </w:r>
-      <w:r>
-        <w:rPr>
-          <w:i/>
-          <w:iCs/>
-          <w:sz w:val="22"/>
-          <w:szCs w:val="22"/>
-          <w:highlight w:val="yellow"/>
-        </w:rPr>
-        <w:t xml:space="preserve"> any </w:t>
-      </w:r>
-      <w:r>
-        <w:rPr>
-          <w:i/>
-          <w:iCs/>
-          <w:sz w:val="22"/>
-          <w:szCs w:val="22"/>
-          <w:highlight w:val="yellow"/>
-        </w:rPr>
-        <w:t>multiplicity</w:t>
-      </w:r>
-      <w:r>
-        <w:rPr>
-          <w:i/>
-          <w:iCs/>
-          <w:sz w:val="22"/>
-          <w:szCs w:val="22"/>
-          <w:highlight w:val="yellow"/>
-        </w:rPr>
-        <w:t xml:space="preserve"> adjustment</w:t>
-      </w:r>
-      <w:r>
-        <w:rPr>
-          <w:i/>
-          <w:iCs/>
-          <w:sz w:val="22"/>
-          <w:szCs w:val="22"/>
-        </w:rPr>
-        <w:t>.</w:t>
-      </w:r>
-    </w:p>
-    <w:p>
-      <w:pPr>
-        <w:rPr>
-          <w:i/>
-          <w:iCs/>
-          <w:sz w:val="22"/>
-          <w:szCs w:val="22"/>
-        </w:rPr>
-      </w:pPr>
-      <w:r>
-        <w:rPr>
-          <w:i/>
-          <w:iCs/>
-          <w:sz w:val="22"/>
-          <w:szCs w:val="22"/>
-          <w:highlight w:val="yellow"/>
-        </w:rPr>
-        <w:lastRenderedPageBreak/>
-        <w:t>Example:</w:t>
-      </w:r>
-    </w:p>
-    <w:p>
-      <w:pPr>
-        <w:rPr>
-          <w:sz w:val="22"/>
-          <w:szCs w:val="22"/>
-        </w:rPr>
-      </w:pPr>
-      <w:r>
-        <w:rPr>
-          <w:sz w:val="22"/>
-          <w:szCs w:val="22"/>
-        </w:rPr>
-        <w:t>All outcomes will be analysed separately. No</w:t>
-      </w:r>
-      <w:r>
-        <w:rPr>
-          <w:sz w:val="22"/>
-          <w:szCs w:val="22"/>
-        </w:rPr>
-        <w:t xml:space="preserve"> multiplicity</w:t>
-      </w:r>
-      <w:r>
-        <w:rPr>
-          <w:sz w:val="22"/>
-          <w:szCs w:val="22"/>
-        </w:rPr>
-        <w:t xml:space="preserve"> adjustment will be </w:t>
-      </w:r>
-      <w:r>
-        <w:rPr>
-          <w:sz w:val="22"/>
-          <w:szCs w:val="22"/>
-        </w:rPr>
-        <w:t>made</w:t>
-      </w:r>
-      <w:r>
-        <w:rPr>
-          <w:sz w:val="22"/>
-          <w:szCs w:val="22"/>
-        </w:rPr>
-        <w:t xml:space="preserve"> for secondary outcomes</w:t>
-      </w:r>
-      <w:r>
-        <w:rPr>
-          <w:sz w:val="23"/>
-          <w:szCs w:val="23"/>
-        </w:rPr>
-        <w:t xml:space="preserve"> </w:t>
-      </w:r>
-      <w:r>
-        <w:rPr>
-          <w:sz w:val="23"/>
-          <w:szCs w:val="23"/>
-        </w:rPr>
-        <w:t xml:space="preserve">We will follow the approaches described </w:t>
-      </w:r>
-      <w:r>
-        <w:rPr>
-          <w:sz w:val="23"/>
-          <w:szCs w:val="23"/>
-        </w:rPr>
-        <w:t xml:space="preserve">by </w:t>
-      </w:r>
-      <w:r>
-        <w:rPr>
-          <w:sz w:val="23"/>
-          <w:szCs w:val="23"/>
-        </w:rPr>
-        <w:t>Parker &amp; Weir (2022) in not adjusting for multiple comparisons amongst our secondary outcomes because we will use their “precise interpretation” approach, where each outcome is interpreted based on its type, time point, and the nature of the intervention</w:t>
-      </w:r>
-    </w:p>
-    <w:p/>
-    <w:p>
-      <w:r>
-        <w:t>{{multiple_comparisons}}</w:t>
-      </w:r>
-    </w:p>
-    <w:p/>
-    <w:p>
-      <w:pPr>
-        <w:pStyle w:val="Heading2"/>
-      </w:pPr>
-      <w:bookmarkStart w:id="212" w:name="_Toc183099287"/>
-      <w:bookmarkStart w:id="213" w:name="_Toc185323571"/>
-      <w:commentRangeStart w:id="214"/>
-      <w:r>
-        <w:t>Method for handling non-compliance (per protocol/CACE analyses)</w:t>
-      </w:r>
-      <w:bookmarkEnd w:id="212"/>
-      <w:bookmarkEnd w:id="213"/>
-      <w:r>
-        <w:fldChar w:fldCharType="begin"/>
-      </w:r>
-      <w:r>
-        <w:instrText xml:space="preserve"> TC "</w:instrText>
-      </w:r>
-      <w:bookmarkStart w:id="215" w:name="_Toc183094452"/>
-      <w:r>
-        <w:instrText>Method for handling non-compliance (per protocol/CACE analyses)</w:instrText>
-      </w:r>
-      <w:bookmarkEnd w:id="215"/>
-      <w:r>
-        <w:instrText xml:space="preserve">" \f C \l "1" </w:instrText>
-      </w:r>
-      <w:r>
-        <w:fldChar w:fldCharType="end"/>
-      </w:r>
-      <w:commentRangeEnd w:id="214"/>
+      <w:commentRangeEnd w:id="209"/>
       <w:r>
         <w:rPr>
           <w:rStyle w:val="CommentReference"/>
@@ -11912,7 +12129,7 @@
           <w:u w:val="none"/>
           <w:lang w:val="en-US"/>
         </w:rPr>
-        <w:commentReference w:id="214"/>
+        <w:commentReference w:id="209"/>
       </w:r>
     </w:p>
     <w:p>
@@ -11988,17 +12205,17 @@
       <w:pPr>
         <w:pStyle w:val="Heading2"/>
       </w:pPr>
-      <w:bookmarkStart w:id="216" w:name="_Toc185323572"/>
-      <w:bookmarkStart w:id="217" w:name="_Toc183099288"/>
-      <w:bookmarkStart w:id="218" w:name="_Toc185323573"/>
-      <w:bookmarkEnd w:id="216"/>
-      <w:commentRangeStart w:id="219"/>
+      <w:bookmarkStart w:id="211" w:name="_Toc185323572"/>
+      <w:bookmarkStart w:id="212" w:name="_Toc183099288"/>
+      <w:bookmarkStart w:id="213" w:name="_Toc185323573"/>
+      <w:bookmarkEnd w:id="211"/>
+      <w:commentRangeStart w:id="214"/>
       <w:r>
         <w:t>Model assumption checks</w:t>
       </w:r>
-      <w:bookmarkEnd w:id="217"/>
-      <w:bookmarkEnd w:id="218"/>
-      <w:commentRangeEnd w:id="219"/>
+      <w:bookmarkEnd w:id="212"/>
+      <w:bookmarkEnd w:id="213"/>
+      <w:commentRangeEnd w:id="214"/>
       <w:r>
         <w:rPr>
           <w:rStyle w:val="CommentReference"/>
@@ -12007,7 +12224,7 @@
           <w:u w:val="none"/>
           <w:lang w:val="en-US"/>
         </w:rPr>
-        <w:commentReference w:id="219"/>
+        <w:commentReference w:id="214"/>
       </w:r>
     </w:p>
     <w:p>
@@ -12070,7 +12287,7 @@
         </w:rPr>
         <w:instrText xml:space="preserve"> TC "</w:instrText>
       </w:r>
-      <w:bookmarkStart w:id="220" w:name="_Toc183094453"/>
+      <w:bookmarkStart w:id="215" w:name="_Toc183094453"/>
       <w:r>
         <w:rPr>
           <w:i/>
@@ -12081,7 +12298,7 @@
         </w:rPr>
         <w:instrText>Model assumption checks</w:instrText>
       </w:r>
-      <w:bookmarkEnd w:id="220"/>
+      <w:bookmarkEnd w:id="215"/>
       <w:r>
         <w:rPr>
           <w:i/>
@@ -12161,15 +12378,15 @@
       <w:pPr>
         <w:pStyle w:val="Heading2"/>
       </w:pPr>
-      <w:bookmarkStart w:id="221" w:name="_Toc183099289"/>
-      <w:bookmarkStart w:id="222" w:name="_Toc185323574"/>
-      <w:commentRangeStart w:id="223"/>
+      <w:bookmarkStart w:id="216" w:name="_Toc183099289"/>
+      <w:bookmarkStart w:id="217" w:name="_Toc185323574"/>
+      <w:commentRangeStart w:id="218"/>
       <w:r>
         <w:t>Sensitivity analyses</w:t>
       </w:r>
-      <w:bookmarkEnd w:id="221"/>
-      <w:bookmarkEnd w:id="222"/>
-      <w:commentRangeEnd w:id="223"/>
+      <w:bookmarkEnd w:id="216"/>
+      <w:bookmarkEnd w:id="217"/>
+      <w:commentRangeEnd w:id="218"/>
       <w:r>
         <w:rPr>
           <w:rStyle w:val="CommentReference"/>
@@ -12178,7 +12395,7 @@
           <w:u w:val="none"/>
           <w:lang w:val="en-US"/>
         </w:rPr>
-        <w:commentReference w:id="223"/>
+        <w:commentReference w:id="218"/>
       </w:r>
       <w:r>
         <w:fldChar w:fldCharType="begin"/>
@@ -12186,7 +12403,7 @@
       <w:r>
         <w:instrText xml:space="preserve"> TC "</w:instrText>
       </w:r>
-      <w:bookmarkStart w:id="224" w:name="_Toc183094454"/>
+      <w:bookmarkStart w:id="219" w:name="_Toc183094454"/>
       <w:r>
         <w:instrText>3.1.4</w:instrText>
       </w:r>
@@ -12194,7 +12411,7 @@
         <w:tab/>
         <w:instrText>Sensitivity analyses</w:instrText>
       </w:r>
-      <w:bookmarkEnd w:id="224"/>
+      <w:bookmarkEnd w:id="219"/>
       <w:r>
         <w:instrText xml:space="preserve">" \f C \l "1" </w:instrText>
       </w:r>
@@ -12235,20 +12452,20 @@
       <w:pPr>
         <w:pStyle w:val="Heading2"/>
       </w:pPr>
-      <w:bookmarkStart w:id="225" w:name="_Toc183099290"/>
-      <w:bookmarkStart w:id="226" w:name="_Toc185323575"/>
+      <w:bookmarkStart w:id="220" w:name="_Toc183099290"/>
+      <w:bookmarkStart w:id="221" w:name="_Toc185323575"/>
       <w:r>
         <w:t>Planned subgroup analyses</w:t>
       </w:r>
-      <w:bookmarkEnd w:id="225"/>
-      <w:bookmarkEnd w:id="226"/>
+      <w:bookmarkEnd w:id="220"/>
+      <w:bookmarkEnd w:id="221"/>
       <w:r>
         <w:fldChar w:fldCharType="begin"/>
       </w:r>
       <w:r>
         <w:instrText xml:space="preserve"> TC "</w:instrText>
       </w:r>
-      <w:bookmarkStart w:id="227" w:name="_Toc183094455"/>
+      <w:bookmarkStart w:id="222" w:name="_Toc183094455"/>
       <w:r>
         <w:instrText>3.1.5</w:instrText>
       </w:r>
@@ -12256,7 +12473,7 @@
         <w:tab/>
         <w:instrText>Planned subgroup analyses</w:instrText>
       </w:r>
-      <w:bookmarkEnd w:id="227"/>
+      <w:bookmarkEnd w:id="222"/>
       <w:r>
         <w:instrText xml:space="preserve">" \f C \l "1" </w:instrText>
       </w:r>
@@ -12313,20 +12530,20 @@
       <w:pPr>
         <w:pStyle w:val="Heading2"/>
       </w:pPr>
-      <w:bookmarkStart w:id="228" w:name="_Toc183099291"/>
-      <w:bookmarkStart w:id="229" w:name="_Toc185323576"/>
+      <w:bookmarkStart w:id="223" w:name="_Toc183099291"/>
+      <w:bookmarkStart w:id="224" w:name="_Toc185323576"/>
       <w:r>
         <w:t>Exploratory analyses</w:t>
       </w:r>
-      <w:bookmarkEnd w:id="228"/>
-      <w:bookmarkEnd w:id="229"/>
+      <w:bookmarkEnd w:id="223"/>
+      <w:bookmarkEnd w:id="224"/>
       <w:r>
         <w:fldChar w:fldCharType="begin"/>
       </w:r>
       <w:r>
         <w:instrText xml:space="preserve"> TC "</w:instrText>
       </w:r>
-      <w:bookmarkStart w:id="230" w:name="_Toc183094456"/>
+      <w:bookmarkStart w:id="225" w:name="_Toc183094456"/>
       <w:r>
         <w:instrText>3.2</w:instrText>
       </w:r>
@@ -12334,7 +12551,7 @@
         <w:tab/>
         <w:instrText>Exploratory analyses</w:instrText>
       </w:r>
-      <w:bookmarkEnd w:id="230"/>
+      <w:bookmarkEnd w:id="225"/>
       <w:r>
         <w:instrText xml:space="preserve">" \f C \l "1" </w:instrText>
       </w:r>
@@ -12377,21 +12594,21 @@
       <w:pPr>
         <w:pStyle w:val="Heading2"/>
       </w:pPr>
-      <w:bookmarkStart w:id="231" w:name="_Toc183099292"/>
-      <w:bookmarkStart w:id="232" w:name="_Toc185323577"/>
+      <w:bookmarkStart w:id="226" w:name="_Toc183099292"/>
+      <w:bookmarkStart w:id="227" w:name="_Toc185323577"/>
       <w:r>
         <w:lastRenderedPageBreak/>
         <w:t>Exploratory mediator and moderator analysis</w:t>
       </w:r>
-      <w:bookmarkEnd w:id="231"/>
-      <w:bookmarkEnd w:id="232"/>
+      <w:bookmarkEnd w:id="226"/>
+      <w:bookmarkEnd w:id="227"/>
       <w:r>
         <w:fldChar w:fldCharType="begin"/>
       </w:r>
       <w:r>
         <w:instrText xml:space="preserve"> TC "</w:instrText>
       </w:r>
-      <w:bookmarkStart w:id="233" w:name="_Toc183094457"/>
+      <w:bookmarkStart w:id="228" w:name="_Toc183094457"/>
       <w:r>
         <w:instrText>3.3</w:instrText>
       </w:r>
@@ -12399,213 +12616,213 @@
         <w:tab/>
         <w:instrText>Exploratory mediator and moderator analysis</w:instrText>
       </w:r>
+      <w:bookmarkEnd w:id="228"/>
+      <w:r>
+        <w:instrText xml:space="preserve">" \f C \l "1" </w:instrText>
+      </w:r>
+      <w:r>
+        <w:fldChar w:fldCharType="end"/>
+      </w:r>
+    </w:p>
+    <w:p>
+      <w:pPr>
+        <w:rPr>
+          <w:i/>
+          <w:iCs/>
+        </w:rPr>
+      </w:pPr>
+      <w:r>
+        <w:rPr>
+          <w:i/>
+          <w:iCs/>
+          <w:highlight w:val="yellow"/>
+        </w:rPr>
+        <w:t xml:space="preserve">If applicable, describe any </w:t>
+      </w:r>
+      <w:r>
+        <w:rPr>
+          <w:i/>
+          <w:iCs/>
+          <w:highlight w:val="yellow"/>
+        </w:rPr>
+        <w:t>additional exploratory</w:t>
+      </w:r>
+      <w:r>
+        <w:rPr>
+          <w:i/>
+          <w:iCs/>
+          <w:highlight w:val="yellow"/>
+        </w:rPr>
+        <w:t xml:space="preserve"> mediator and moderator</w:t>
+      </w:r>
+      <w:r>
+        <w:rPr>
+          <w:i/>
+          <w:iCs/>
+          <w:highlight w:val="yellow"/>
+        </w:rPr>
+        <w:t xml:space="preserve"> analyses</w:t>
+      </w:r>
+      <w:r>
+        <w:rPr>
+          <w:i/>
+          <w:iCs/>
+        </w:rPr>
+        <w:t xml:space="preserve">. </w:t>
+      </w:r>
+      <w:r>
+        <w:rPr>
+          <w:i/>
+          <w:iCs/>
+          <w:highlight w:val="yellow"/>
+        </w:rPr>
+        <w:t xml:space="preserve">If these are not to be included in the </w:t>
+      </w:r>
+      <w:r>
+        <w:rPr>
+          <w:i/>
+          <w:iCs/>
+          <w:highlight w:val="yellow"/>
+        </w:rPr>
+        <w:t>main</w:t>
+      </w:r>
+      <w:r>
+        <w:rPr>
+          <w:i/>
+          <w:iCs/>
+          <w:highlight w:val="yellow"/>
+        </w:rPr>
+        <w:t xml:space="preserve"> statistical report/</w:t>
+      </w:r>
+      <w:r>
+        <w:rPr>
+          <w:i/>
+          <w:iCs/>
+          <w:highlight w:val="yellow"/>
+        </w:rPr>
+        <w:t>primary</w:t>
+      </w:r>
+      <w:r>
+        <w:rPr>
+          <w:i/>
+          <w:iCs/>
+          <w:highlight w:val="yellow"/>
+        </w:rPr>
+        <w:t xml:space="preserve"> paper, a separate SAP may be warranted.</w:t>
+      </w:r>
+    </w:p>
+    <w:p>
+      <w:r>
+        <w:t>{{any_exploratory_mediator_and_m</w:t>
+      </w:r>
+      <w:r>
+        <w:t>oderator_analysis}}</w:t>
+      </w:r>
+    </w:p>
+    <w:p>
+      <w:pPr>
+        <w:pStyle w:val="Heading2"/>
+      </w:pPr>
+      <w:bookmarkStart w:id="229" w:name="_Toc183099293"/>
+      <w:bookmarkStart w:id="230" w:name="_Toc185323578"/>
+      <w:r>
+        <w:t>Interim analysis</w:t>
+      </w:r>
+      <w:bookmarkEnd w:id="229"/>
+      <w:bookmarkEnd w:id="230"/>
+      <w:r>
+        <w:fldChar w:fldCharType="begin"/>
+      </w:r>
+      <w:r>
+        <w:instrText xml:space="preserve"> TC "</w:instrText>
+      </w:r>
+      <w:bookmarkStart w:id="231" w:name="_Toc183094458"/>
+      <w:r>
+        <w:instrText>3.4</w:instrText>
+      </w:r>
+      <w:r>
+        <w:tab/>
+        <w:instrText>Interim analysis</w:instrText>
+      </w:r>
+      <w:bookmarkEnd w:id="231"/>
+      <w:r>
+        <w:instrText xml:space="preserve">" \f C \l "1" </w:instrText>
+      </w:r>
+      <w:r>
+        <w:fldChar w:fldCharType="end"/>
+      </w:r>
+    </w:p>
+    <w:p>
+      <w:pPr>
+        <w:rPr>
+          <w:i/>
+          <w:iCs/>
+          <w:highlight w:val="yellow"/>
+        </w:rPr>
+      </w:pPr>
+      <w:r>
+        <w:rPr>
+          <w:i/>
+          <w:iCs/>
+          <w:highlight w:val="yellow"/>
+        </w:rPr>
+        <w:t>Describe timing of interim analyses and how they will be conducted</w:t>
+      </w:r>
+    </w:p>
+    <w:p>
+      <w:pPr>
+        <w:rPr>
+          <w:highlight w:val="yellow"/>
+        </w:rPr>
+      </w:pPr>
+    </w:p>
+    <w:p>
+      <w:pPr>
+        <w:rPr>
+          <w:i/>
+          <w:iCs/>
+          <w:highlight w:val="yellow"/>
+        </w:rPr>
+      </w:pPr>
+      <w:r>
+        <w:t>{{interim</w:t>
+      </w:r>
+      <w:r>
+        <w:t>_analysis}}</w:t>
+      </w:r>
+      <w:r>
+        <w:rPr>
+          <w:i/>
+          <w:iCs/>
+          <w:highlight w:val="yellow"/>
+        </w:rPr>
+        <w:br w:type="page"/>
+      </w:r>
+    </w:p>
+    <w:p>
+      <w:pPr>
+        <w:pStyle w:val="Heading1"/>
+      </w:pPr>
+      <w:bookmarkStart w:id="232" w:name="_Toc183099294"/>
+      <w:bookmarkStart w:id="233" w:name="_Toc185323579"/>
+      <w:r>
+        <w:lastRenderedPageBreak/>
+        <w:t>Quality Control and Quality Assurance</w:t>
+      </w:r>
+      <w:bookmarkEnd w:id="232"/>
       <w:bookmarkEnd w:id="233"/>
-      <w:r>
-        <w:instrText xml:space="preserve">" \f C \l "1" </w:instrText>
-      </w:r>
-      <w:r>
-        <w:fldChar w:fldCharType="end"/>
-      </w:r>
-    </w:p>
-    <w:p>
-      <w:pPr>
-        <w:rPr>
-          <w:i/>
-          <w:iCs/>
-        </w:rPr>
-      </w:pPr>
-      <w:r>
-        <w:rPr>
-          <w:i/>
-          <w:iCs/>
-          <w:highlight w:val="yellow"/>
-        </w:rPr>
-        <w:t xml:space="preserve">If applicable, describe any </w:t>
-      </w:r>
-      <w:r>
-        <w:rPr>
-          <w:i/>
-          <w:iCs/>
-          <w:highlight w:val="yellow"/>
-        </w:rPr>
-        <w:t>additional exploratory</w:t>
-      </w:r>
-      <w:r>
-        <w:rPr>
-          <w:i/>
-          <w:iCs/>
-          <w:highlight w:val="yellow"/>
-        </w:rPr>
-        <w:t xml:space="preserve"> mediator and moderator</w:t>
-      </w:r>
-      <w:r>
-        <w:rPr>
-          <w:i/>
-          <w:iCs/>
-          <w:highlight w:val="yellow"/>
-        </w:rPr>
-        <w:t xml:space="preserve"> analyses</w:t>
-      </w:r>
-      <w:r>
-        <w:rPr>
-          <w:i/>
-          <w:iCs/>
-        </w:rPr>
-        <w:t xml:space="preserve">. </w:t>
-      </w:r>
-      <w:r>
-        <w:rPr>
-          <w:i/>
-          <w:iCs/>
-          <w:highlight w:val="yellow"/>
-        </w:rPr>
-        <w:t xml:space="preserve">If these are not to be included in the </w:t>
-      </w:r>
-      <w:r>
-        <w:rPr>
-          <w:i/>
-          <w:iCs/>
-          <w:highlight w:val="yellow"/>
-        </w:rPr>
-        <w:t>main</w:t>
-      </w:r>
-      <w:r>
-        <w:rPr>
-          <w:i/>
-          <w:iCs/>
-          <w:highlight w:val="yellow"/>
-        </w:rPr>
-        <w:t xml:space="preserve"> statistical report/</w:t>
-      </w:r>
-      <w:r>
-        <w:rPr>
-          <w:i/>
-          <w:iCs/>
-          <w:highlight w:val="yellow"/>
-        </w:rPr>
-        <w:t>primary</w:t>
-      </w:r>
-      <w:r>
-        <w:rPr>
-          <w:i/>
-          <w:iCs/>
-          <w:highlight w:val="yellow"/>
-        </w:rPr>
-        <w:t xml:space="preserve"> paper, a separate SAP may be warranted.</w:t>
-      </w:r>
-    </w:p>
-    <w:p>
-      <w:r>
-        <w:t>{{any_exploratory_mediator_and_m</w:t>
-      </w:r>
-      <w:r>
-        <w:t>oderator_analysis}}</w:t>
-      </w:r>
     </w:p>
     <w:p>
       <w:pPr>
         <w:pStyle w:val="Heading2"/>
       </w:pPr>
-      <w:bookmarkStart w:id="234" w:name="_Toc183099293"/>
-      <w:bookmarkStart w:id="235" w:name="_Toc185323578"/>
-      <w:r>
-        <w:t>Interim analysis</w:t>
+      <w:bookmarkStart w:id="234" w:name="_Toc183099295"/>
+      <w:bookmarkStart w:id="235" w:name="_Toc185323580"/>
+      <w:r>
+        <w:t>Quality control</w:t>
       </w:r>
       <w:bookmarkEnd w:id="234"/>
       <w:bookmarkEnd w:id="235"/>
-      <w:r>
-        <w:fldChar w:fldCharType="begin"/>
-      </w:r>
-      <w:r>
-        <w:instrText xml:space="preserve"> TC "</w:instrText>
-      </w:r>
-      <w:bookmarkStart w:id="236" w:name="_Toc183094458"/>
-      <w:r>
-        <w:instrText>3.4</w:instrText>
-      </w:r>
-      <w:r>
-        <w:tab/>
-        <w:instrText>Interim analysis</w:instrText>
-      </w:r>
-      <w:bookmarkEnd w:id="236"/>
-      <w:r>
-        <w:instrText xml:space="preserve">" \f C \l "1" </w:instrText>
-      </w:r>
-      <w:r>
-        <w:fldChar w:fldCharType="end"/>
-      </w:r>
-    </w:p>
-    <w:p>
-      <w:pPr>
-        <w:rPr>
-          <w:i/>
-          <w:iCs/>
-          <w:highlight w:val="yellow"/>
-        </w:rPr>
-      </w:pPr>
-      <w:r>
-        <w:rPr>
-          <w:i/>
-          <w:iCs/>
-          <w:highlight w:val="yellow"/>
-        </w:rPr>
-        <w:t>Describe timing of interim analyses and how they will be conducted</w:t>
-      </w:r>
-    </w:p>
-    <w:p>
-      <w:pPr>
-        <w:rPr>
-          <w:highlight w:val="yellow"/>
-        </w:rPr>
-      </w:pPr>
-    </w:p>
-    <w:p>
-      <w:pPr>
-        <w:rPr>
-          <w:i/>
-          <w:iCs/>
-          <w:highlight w:val="yellow"/>
-        </w:rPr>
-      </w:pPr>
-      <w:r>
-        <w:t>{{interim</w:t>
-      </w:r>
-      <w:r>
-        <w:t>_analysis}}</w:t>
-      </w:r>
-      <w:r>
-        <w:rPr>
-          <w:i/>
-          <w:iCs/>
-          <w:highlight w:val="yellow"/>
-        </w:rPr>
-        <w:br w:type="page"/>
-      </w:r>
-    </w:p>
-    <w:p>
-      <w:pPr>
-        <w:pStyle w:val="Heading1"/>
-      </w:pPr>
-      <w:bookmarkStart w:id="237" w:name="_Toc183099294"/>
-      <w:bookmarkStart w:id="238" w:name="_Toc185323579"/>
-      <w:r>
-        <w:lastRenderedPageBreak/>
-        <w:t>Quality Control and Quality Assurance</w:t>
-      </w:r>
-      <w:bookmarkEnd w:id="237"/>
-      <w:bookmarkEnd w:id="238"/>
-    </w:p>
-    <w:p>
-      <w:pPr>
-        <w:pStyle w:val="Heading2"/>
-      </w:pPr>
-      <w:bookmarkStart w:id="239" w:name="_Toc183099295"/>
-      <w:bookmarkStart w:id="240" w:name="_Toc185323580"/>
-      <w:r>
-        <w:t>Quality control</w:t>
-      </w:r>
-      <w:bookmarkEnd w:id="239"/>
-      <w:bookmarkEnd w:id="240"/>
     </w:p>
     <w:p>
       <w:pPr>
@@ -12758,13 +12975,13 @@
       <w:pPr>
         <w:pStyle w:val="Heading2"/>
       </w:pPr>
-      <w:bookmarkStart w:id="241" w:name="_Toc183099296"/>
-      <w:bookmarkStart w:id="242" w:name="_Toc185323581"/>
+      <w:bookmarkStart w:id="236" w:name="_Toc183099296"/>
+      <w:bookmarkStart w:id="237" w:name="_Toc185323581"/>
       <w:r>
         <w:t>Carrying out the final analysis</w:t>
       </w:r>
-      <w:bookmarkEnd w:id="241"/>
-      <w:bookmarkEnd w:id="242"/>
+      <w:bookmarkEnd w:id="236"/>
+      <w:bookmarkEnd w:id="237"/>
     </w:p>
     <w:p>
       <w:pPr>
@@ -12853,13 +13070,13 @@
       <w:pPr>
         <w:pStyle w:val="Heading2"/>
       </w:pPr>
-      <w:bookmarkStart w:id="243" w:name="_Toc183099297"/>
-      <w:bookmarkStart w:id="244" w:name="_Toc185323582"/>
+      <w:bookmarkStart w:id="238" w:name="_Toc183099297"/>
+      <w:bookmarkStart w:id="239" w:name="_Toc185323582"/>
       <w:r>
         <w:t>Approval and version control of the SAP</w:t>
       </w:r>
-      <w:bookmarkEnd w:id="243"/>
-      <w:bookmarkEnd w:id="244"/>
+      <w:bookmarkEnd w:id="238"/>
+      <w:bookmarkEnd w:id="239"/>
     </w:p>
     <w:p>
       <w:pPr>
@@ -13044,13 +13261,13 @@
       <w:pPr>
         <w:pStyle w:val="Heading2"/>
       </w:pPr>
-      <w:bookmarkStart w:id="245" w:name="_Toc183099298"/>
-      <w:bookmarkStart w:id="246" w:name="_Toc185323583"/>
+      <w:bookmarkStart w:id="240" w:name="_Toc183099298"/>
+      <w:bookmarkStart w:id="241" w:name="_Toc185323583"/>
       <w:r>
         <w:t>Quality Assurance</w:t>
       </w:r>
-      <w:bookmarkEnd w:id="245"/>
-      <w:bookmarkEnd w:id="246"/>
+      <w:bookmarkEnd w:id="240"/>
+      <w:bookmarkEnd w:id="241"/>
     </w:p>
     <w:p>
       <w:pPr>
@@ -13085,21 +13302,21 @@
       <w:pPr>
         <w:pStyle w:val="Heading1"/>
       </w:pPr>
-      <w:bookmarkStart w:id="247" w:name="_Toc183099299"/>
-      <w:bookmarkStart w:id="248" w:name="_Toc185323584"/>
+      <w:bookmarkStart w:id="242" w:name="_Toc183099299"/>
+      <w:bookmarkStart w:id="243" w:name="_Toc185323584"/>
       <w:r>
         <w:lastRenderedPageBreak/>
         <w:t>Software</w:t>
       </w:r>
-      <w:bookmarkEnd w:id="247"/>
-      <w:bookmarkEnd w:id="248"/>
+      <w:bookmarkEnd w:id="242"/>
+      <w:bookmarkEnd w:id="243"/>
       <w:r>
         <w:fldChar w:fldCharType="begin"/>
       </w:r>
       <w:r>
         <w:instrText xml:space="preserve"> TC "</w:instrText>
       </w:r>
-      <w:bookmarkStart w:id="249" w:name="_Toc183094459"/>
+      <w:bookmarkStart w:id="244" w:name="_Toc183094459"/>
       <w:r>
         <w:instrText>4.</w:instrText>
       </w:r>
@@ -13107,7 +13324,7 @@
         <w:tab/>
         <w:instrText>Software</w:instrText>
       </w:r>
-      <w:bookmarkEnd w:id="249"/>
+      <w:bookmarkEnd w:id="244"/>
       <w:r>
         <w:instrText xml:space="preserve">" \f C \l "1" </w:instrText>
       </w:r>
@@ -13119,13 +13336,13 @@
       <w:pPr>
         <w:pStyle w:val="Heading2"/>
       </w:pPr>
-      <w:bookmarkStart w:id="250" w:name="_Toc185323585"/>
-      <w:bookmarkStart w:id="251" w:name="_Toc185323586"/>
-      <w:bookmarkEnd w:id="250"/>
+      <w:bookmarkStart w:id="245" w:name="_Toc185323585"/>
+      <w:bookmarkStart w:id="246" w:name="_Toc185323586"/>
+      <w:bookmarkEnd w:id="245"/>
       <w:r>
         <w:t>Data management</w:t>
       </w:r>
-      <w:bookmarkEnd w:id="251"/>
+      <w:bookmarkEnd w:id="246"/>
       <w:r>
         <w:t xml:space="preserve"> </w:t>
       </w:r>
@@ -13204,7 +13421,7 @@
           <w:szCs w:val="22"/>
         </w:rPr>
       </w:pPr>
-      <w:bookmarkStart w:id="252" w:name="_Toc185323587"/>
+      <w:bookmarkStart w:id="247" w:name="_Toc185323587"/>
       <w:r>
         <w:t>A</w:t>
       </w:r>
@@ -13214,7 +13431,7 @@
       <w:r>
         <w:t>software</w:t>
       </w:r>
-      <w:bookmarkEnd w:id="252"/>
+      <w:bookmarkEnd w:id="247"/>
       <w:r>
         <w:rPr>
           <w:sz w:val="22"/>
@@ -13299,8 +13516,10 @@
         <w:sectPr>
           <w:headerReference w:type="even" r:id="rId15"/>
           <w:headerReference w:type="default" r:id="rId16"/>
-          <w:footerReference w:type="default" r:id="rId17"/>
-          <w:headerReference w:type="first" r:id="rId18"/>
+          <w:footerReference w:type="even" r:id="rId17"/>
+          <w:footerReference w:type="default" r:id="rId18"/>
+          <w:headerReference w:type="first" r:id="rId19"/>
+          <w:footerReference w:type="first" r:id="rId20"/>
           <w:pgSz w:w="12240" w:h="15840"/>
           <w:pgMar w:top="1531" w:right="1247" w:bottom="1440" w:left="1247" w:header="964" w:footer="0" w:gutter="0"/>
           <w:cols w:space="708"/>
@@ -13317,15 +13536,15 @@
       <w:pPr>
         <w:pStyle w:val="Heading1"/>
       </w:pPr>
-      <w:bookmarkStart w:id="255" w:name="_Toc183099300"/>
-      <w:bookmarkStart w:id="256" w:name="_Toc185323588"/>
-      <w:commentRangeStart w:id="257"/>
+      <w:bookmarkStart w:id="250" w:name="_Toc183099300"/>
+      <w:bookmarkStart w:id="251" w:name="_Toc185323588"/>
+      <w:commentRangeStart w:id="252"/>
       <w:r>
         <w:t>Scoring of outcome measures</w:t>
       </w:r>
-      <w:bookmarkEnd w:id="255"/>
-      <w:bookmarkEnd w:id="256"/>
-      <w:commentRangeEnd w:id="257"/>
+      <w:bookmarkEnd w:id="250"/>
+      <w:bookmarkEnd w:id="251"/>
+      <w:commentRangeEnd w:id="252"/>
       <w:r>
         <w:rPr>
           <w:rStyle w:val="CommentReference"/>
@@ -13334,7 +13553,7 @@
           <w:kern w:val="0"/>
           <w:lang w:val="en-US"/>
         </w:rPr>
-        <w:commentReference w:id="257"/>
+        <w:commentReference w:id="252"/>
       </w:r>
     </w:p>
     <w:p>
@@ -13895,8 +14114,8 @@
       <w:pPr>
         <w:pStyle w:val="Heading1"/>
       </w:pPr>
-      <w:bookmarkStart w:id="258" w:name="_Toc183099301"/>
-      <w:bookmarkStart w:id="259" w:name="_Toc185323589"/>
+      <w:bookmarkStart w:id="253" w:name="_Toc183099301"/>
+      <w:bookmarkStart w:id="254" w:name="_Toc185323589"/>
       <w:r>
         <w:t>Health Economic Analysis Plan</w:t>
       </w:r>
@@ -13909,19 +14128,19 @@
       <w:r>
         <w:t>)</w:t>
       </w:r>
-      <w:bookmarkEnd w:id="258"/>
-      <w:bookmarkEnd w:id="259"/>
+      <w:bookmarkEnd w:id="253"/>
+      <w:bookmarkEnd w:id="254"/>
       <w:r>
         <w:fldChar w:fldCharType="begin"/>
       </w:r>
       <w:r>
         <w:instrText xml:space="preserve"> TC "</w:instrText>
       </w:r>
-      <w:bookmarkStart w:id="260" w:name="_Toc183094460"/>
+      <w:bookmarkStart w:id="255" w:name="_Toc183094460"/>
       <w:r>
         <w:instrText>B)  ECONOMIC ANALYSIS PLAN</w:instrText>
       </w:r>
-      <w:bookmarkEnd w:id="260"/>
+      <w:bookmarkEnd w:id="255"/>
       <w:r>
         <w:instrText xml:space="preserve">" \f C \l "1" </w:instrText>
       </w:r>
@@ -13996,18 +14215,18 @@
         <w:lastRenderedPageBreak/>
         <w:t xml:space="preserve"> </w:t>
       </w:r>
-      <w:bookmarkStart w:id="261" w:name="_Toc183099302"/>
-      <w:bookmarkStart w:id="262" w:name="_Toc185323590"/>
+      <w:bookmarkStart w:id="256" w:name="_Toc183099302"/>
+      <w:bookmarkStart w:id="257" w:name="_Toc185323590"/>
       <w:r>
         <w:t xml:space="preserve">Schedule Of Assessments And </w:t>
       </w:r>
-      <w:commentRangeStart w:id="263"/>
+      <w:commentRangeStart w:id="258"/>
       <w:r>
         <w:t>Measures</w:t>
       </w:r>
-      <w:bookmarkEnd w:id="261"/>
-      <w:bookmarkEnd w:id="262"/>
-      <w:commentRangeEnd w:id="263"/>
+      <w:bookmarkEnd w:id="256"/>
+      <w:bookmarkEnd w:id="257"/>
+      <w:commentRangeEnd w:id="258"/>
       <w:r>
         <w:rPr>
           <w:rStyle w:val="CommentReference"/>
@@ -14016,7 +14235,7 @@
           <w:kern w:val="0"/>
           <w:lang w:val="en-US"/>
         </w:rPr>
-        <w:commentReference w:id="263"/>
+        <w:commentReference w:id="258"/>
       </w:r>
       <w:r>
         <w:fldChar w:fldCharType="begin"/>
@@ -14024,77 +14243,82 @@
       <w:r>
         <w:instrText xml:space="preserve"> TC "</w:instrText>
       </w:r>
-      <w:bookmarkStart w:id="264" w:name="_Toc183094461"/>
+      <w:bookmarkStart w:id="259" w:name="_Toc183094461"/>
       <w:r>
         <w:instrText>C)  SCHEDULE OF ASSESSMENTS AND MEASURES</w:instrText>
       </w:r>
+      <w:bookmarkEnd w:id="259"/>
+      <w:r>
+        <w:instrText xml:space="preserve">" \f C \l "1" </w:instrText>
+      </w:r>
+      <w:r>
+        <w:fldChar w:fldCharType="end"/>
+      </w:r>
+    </w:p>
+    <w:p>
+      <w:pPr>
+        <w:rPr>
+          <w:i/>
+          <w:iCs/>
+        </w:rPr>
+      </w:pPr>
+      <w:r>
+        <w:rPr>
+          <w:i/>
+          <w:iCs/>
+          <w:highlight w:val="yellow"/>
+        </w:rPr>
+        <w:t>A table with timing of assessments and when measures are recorded (usually found in the protocol) should be reproduced here.</w:t>
+      </w:r>
+    </w:p>
+    <w:p>
+      <w:pPr>
+        <w:rPr>
+          <w:i/>
+          <w:iCs/>
+        </w:rPr>
+      </w:pPr>
+    </w:p>
+    <w:p/>
+    <w:p>
+      <w:pPr>
+        <w:pStyle w:val="Heading1"/>
+      </w:pPr>
+      <w:bookmarkStart w:id="260" w:name="_Toc183095060"/>
+      <w:bookmarkStart w:id="261" w:name="_Toc183095166"/>
+      <w:bookmarkStart w:id="262" w:name="_Toc183095512"/>
+      <w:bookmarkStart w:id="263" w:name="_Toc183099303"/>
+      <w:bookmarkStart w:id="264" w:name="_Toc183100594"/>
+      <w:bookmarkStart w:id="265" w:name="_Toc185323591"/>
+      <w:bookmarkStart w:id="266" w:name="_Toc183095061"/>
+      <w:bookmarkStart w:id="267" w:name="_Toc183095167"/>
+      <w:bookmarkStart w:id="268" w:name="_Toc183095513"/>
+      <w:bookmarkStart w:id="269" w:name="_Toc183099304"/>
+      <w:bookmarkStart w:id="270" w:name="_Toc183100595"/>
+      <w:bookmarkStart w:id="271" w:name="_Toc185323592"/>
+      <w:bookmarkStart w:id="272" w:name="_Toc183095062"/>
+      <w:bookmarkStart w:id="273" w:name="_Toc183095168"/>
+      <w:bookmarkStart w:id="274" w:name="_Toc183095514"/>
+      <w:bookmarkStart w:id="275" w:name="_Toc183099305"/>
+      <w:bookmarkStart w:id="276" w:name="_Toc183100596"/>
+      <w:bookmarkStart w:id="277" w:name="_Toc185323593"/>
+      <w:bookmarkStart w:id="278" w:name="_Toc183095063"/>
+      <w:bookmarkStart w:id="279" w:name="_Toc183095169"/>
+      <w:bookmarkStart w:id="280" w:name="_Toc183095515"/>
+      <w:bookmarkStart w:id="281" w:name="_Toc183099306"/>
+      <w:bookmarkStart w:id="282" w:name="_Toc183100597"/>
+      <w:bookmarkStart w:id="283" w:name="_Toc185323594"/>
+      <w:bookmarkStart w:id="284" w:name="_Toc183095064"/>
+      <w:bookmarkStart w:id="285" w:name="_Toc183095170"/>
+      <w:bookmarkStart w:id="286" w:name="_Toc183095516"/>
+      <w:bookmarkStart w:id="287" w:name="_Toc183099307"/>
+      <w:bookmarkStart w:id="288" w:name="_Toc183100598"/>
+      <w:bookmarkStart w:id="289" w:name="_Toc185323595"/>
+      <w:bookmarkEnd w:id="260"/>
+      <w:bookmarkEnd w:id="261"/>
+      <w:bookmarkEnd w:id="262"/>
+      <w:bookmarkEnd w:id="263"/>
       <w:bookmarkEnd w:id="264"/>
-      <w:r>
-        <w:instrText xml:space="preserve">" \f C \l "1" </w:instrText>
-      </w:r>
-      <w:r>
-        <w:fldChar w:fldCharType="end"/>
-      </w:r>
-    </w:p>
-    <w:p>
-      <w:pPr>
-        <w:rPr>
-          <w:i/>
-          <w:iCs/>
-        </w:rPr>
-      </w:pPr>
-      <w:r>
-        <w:rPr>
-          <w:i/>
-          <w:iCs/>
-          <w:highlight w:val="yellow"/>
-        </w:rPr>
-        <w:t>A table with timing of assessments and when measures are recorded (usually found in the protocol) should be reproduced here.</w:t>
-      </w:r>
-    </w:p>
-    <w:p>
-      <w:pPr>
-        <w:rPr>
-          <w:i/>
-          <w:iCs/>
-        </w:rPr>
-      </w:pPr>
-    </w:p>
-    <w:p/>
-    <w:p>
-      <w:pPr>
-        <w:pStyle w:val="Heading1"/>
-      </w:pPr>
-      <w:bookmarkStart w:id="265" w:name="_Toc183095060"/>
-      <w:bookmarkStart w:id="266" w:name="_Toc183095166"/>
-      <w:bookmarkStart w:id="267" w:name="_Toc183095512"/>
-      <w:bookmarkStart w:id="268" w:name="_Toc183099303"/>
-      <w:bookmarkStart w:id="269" w:name="_Toc183100594"/>
-      <w:bookmarkStart w:id="270" w:name="_Toc185323591"/>
-      <w:bookmarkStart w:id="271" w:name="_Toc183095061"/>
-      <w:bookmarkStart w:id="272" w:name="_Toc183095167"/>
-      <w:bookmarkStart w:id="273" w:name="_Toc183095513"/>
-      <w:bookmarkStart w:id="274" w:name="_Toc183099304"/>
-      <w:bookmarkStart w:id="275" w:name="_Toc183100595"/>
-      <w:bookmarkStart w:id="276" w:name="_Toc185323592"/>
-      <w:bookmarkStart w:id="277" w:name="_Toc183095062"/>
-      <w:bookmarkStart w:id="278" w:name="_Toc183095168"/>
-      <w:bookmarkStart w:id="279" w:name="_Toc183095514"/>
-      <w:bookmarkStart w:id="280" w:name="_Toc183099305"/>
-      <w:bookmarkStart w:id="281" w:name="_Toc183100596"/>
-      <w:bookmarkStart w:id="282" w:name="_Toc185323593"/>
-      <w:bookmarkStart w:id="283" w:name="_Toc183095063"/>
-      <w:bookmarkStart w:id="284" w:name="_Toc183095169"/>
-      <w:bookmarkStart w:id="285" w:name="_Toc183095515"/>
-      <w:bookmarkStart w:id="286" w:name="_Toc183099306"/>
-      <w:bookmarkStart w:id="287" w:name="_Toc183100597"/>
-      <w:bookmarkStart w:id="288" w:name="_Toc185323594"/>
-      <w:bookmarkStart w:id="289" w:name="_Toc183095064"/>
-      <w:bookmarkStart w:id="290" w:name="_Toc183095170"/>
-      <w:bookmarkStart w:id="291" w:name="_Toc183095516"/>
-      <w:bookmarkStart w:id="292" w:name="_Toc183099307"/>
-      <w:bookmarkStart w:id="293" w:name="_Toc183100598"/>
-      <w:bookmarkStart w:id="294" w:name="_Toc185323595"/>
       <w:bookmarkEnd w:id="265"/>
       <w:bookmarkEnd w:id="266"/>
       <w:bookmarkEnd w:id="267"/>
@@ -14120,33 +14344,28 @@
       <w:bookmarkEnd w:id="287"/>
       <w:bookmarkEnd w:id="288"/>
       <w:bookmarkEnd w:id="289"/>
+      <w:r>
+        <w:br w:type="page"/>
+      </w:r>
+      <w:bookmarkStart w:id="290" w:name="_Toc183099308"/>
+      <w:bookmarkStart w:id="291" w:name="_Toc185323596"/>
+      <w:r>
+        <w:lastRenderedPageBreak/>
+        <w:t>Reference list</w:t>
+      </w:r>
       <w:bookmarkEnd w:id="290"/>
       <w:bookmarkEnd w:id="291"/>
+      <w:r>
+        <w:fldChar w:fldCharType="begin"/>
+      </w:r>
+      <w:r>
+        <w:instrText xml:space="preserve"> TC "</w:instrText>
+      </w:r>
+      <w:bookmarkStart w:id="292" w:name="_Toc183094462"/>
+      <w:r>
+        <w:instrText>Reference list</w:instrText>
+      </w:r>
       <w:bookmarkEnd w:id="292"/>
-      <w:bookmarkEnd w:id="293"/>
-      <w:bookmarkEnd w:id="294"/>
-      <w:r>
-        <w:br w:type="page"/>
-      </w:r>
-      <w:bookmarkStart w:id="295" w:name="_Toc183099308"/>
-      <w:bookmarkStart w:id="296" w:name="_Toc185323596"/>
-      <w:r>
-        <w:lastRenderedPageBreak/>
-        <w:t>Reference list</w:t>
-      </w:r>
-      <w:bookmarkEnd w:id="295"/>
-      <w:bookmarkEnd w:id="296"/>
-      <w:r>
-        <w:fldChar w:fldCharType="begin"/>
-      </w:r>
-      <w:r>
-        <w:instrText xml:space="preserve"> TC "</w:instrText>
-      </w:r>
-      <w:bookmarkStart w:id="297" w:name="_Toc183094462"/>
-      <w:r>
-        <w:instrText>Reference list</w:instrText>
-      </w:r>
-      <w:bookmarkEnd w:id="297"/>
       <w:r>
         <w:instrText xml:space="preserve">" \f C \l "1" </w:instrText>
       </w:r>
@@ -14407,7 +14626,7 @@
 
 <file path=word/comments.xml><?xml version="1.0" encoding="utf-8"?>
 <w:comments xmlns:wpc="http://schemas.microsoft.com/office/word/2010/wordprocessingCanvas" xmlns:cx="http://schemas.microsoft.com/office/drawing/2014/chartex" xmlns:cx1="http://schemas.microsoft.com/office/drawing/2015/9/8/chartex" xmlns:cx2="http://schemas.microsoft.com/office/drawing/2015/10/21/chartex" xmlns:cx3="http://schemas.microsoft.com/office/drawing/2016/5/9/chartex" xmlns:cx4="http://schemas.microsoft.com/office/drawing/2016/5/10/chartex" xmlns:cx5="http://schemas.microsoft.com/office/drawing/2016/5/11/chartex" xmlns:cx6="http://schemas.microsoft.com/office/drawing/2016/5/12/chartex" xmlns:cx7="http://schemas.microsoft.com/office/drawing/2016/5/13/chartex" xmlns:cx8="http://schemas.microsoft.com/office/drawing/2016/5/14/chartex" xmlns:mc="http://schemas.openxmlformats.org/markup-compatibility/2006" xmlns:aink="http://schemas.microsoft.com/office/drawing/2016/ink" xmlns:am3d="http://schemas.microsoft.com/office/drawing/2017/model3d" xmlns:o="urn:schemas-microsoft-com:office:office" xmlns:oel="http://schemas.microsoft.com/office/2019/extlst" xmlns:r="http://schemas.openxmlformats.org/officeDocument/2006/relationships" xmlns:m="http://schemas.openxmlformats.org/officeDocument/2006/math" xmlns:v="urn:schemas-microsoft-com:vml" xmlns:wp14="http://schemas.microsoft.com/office/word/2010/wordprocessingDrawing" xmlns:wp="http://schemas.openxmlformats.org/drawingml/2006/wordprocessingDrawing" xmlns:w10="urn:schemas-microsoft-com:office:word" xmlns:w="http://schemas.openxmlformats.org/wordprocessingml/2006/main" xmlns:w14="http://schemas.microsoft.com/office/word/2010/wordml" xmlns:w15="http://schemas.microsoft.com/office/word/2012/wordml" xmlns:w16cex="http://schemas.microsoft.com/office/word/2018/wordml/cex" xmlns:w16cid="http://schemas.microsoft.com/office/word/2016/wordml/cid" xmlns:w16="http://schemas.microsoft.com/office/word/2018/wordml" xmlns:w16du="http://schemas.microsoft.com/office/word/2023/wordml/word16du" xmlns:w16sdtdh="http://schemas.microsoft.com/office/word/2020/wordml/sdtdatahash" xmlns:w16sdtfl="http://schemas.microsoft.com/office/word/2024/wordml/sdtformatlock" xmlns:w16se="http://schemas.microsoft.com/office/word/2015/wordml/symex" xmlns:wpg="http://schemas.microsoft.com/office/word/2010/wordprocessingGroup" xmlns:wpi="http://schemas.microsoft.com/office/word/2010/wordprocessingInk" xmlns:wne="http://schemas.microsoft.com/office/word/2006/wordml" xmlns:wps="http://schemas.microsoft.com/office/word/2010/wordprocessingShape" mc:Ignorable="w14 w15 w16se w16cid w16 w16cex w16sdtdh w16sdtfl w16du wp14">
-  <w:comment w:id="32" w:author="Gordon Forbes" w:date="2025-09-11T11:37:00Z" w:initials="GF">
+  <w:comment w:id="4" w:author="Gordon Forbes" w:date="2025-11-21T16:48:00Z" w:initials="GF">
     <w:p>
       <w:r>
         <w:rPr>
@@ -14420,11 +14639,31 @@
           <w:sz w:val="20"/>
           <w:szCs w:val="20"/>
         </w:rPr>
-        <w:t>ai generated content, confirm checked</w:t>
+        <w:t>I have renamed from "Trial Description" to "Background and rationale of the trial" so it presents unique content.</w:t>
+      </w:r>
+    </w:p>
+    <w:p/>
+    <w:p>
+      <w:r>
+        <w:rPr>
+          <w:sz w:val="20"/>
+          <w:szCs w:val="20"/>
+        </w:rPr>
+        <w:t>Before there was a lot of repitition with the objectives and trial design sections below.</w:t>
+      </w:r>
+    </w:p>
+    <w:p/>
+    <w:p>
+      <w:r>
+        <w:rPr>
+          <w:sz w:val="20"/>
+          <w:szCs w:val="20"/>
+        </w:rPr>
+        <w:t>Not sure what is best to include here.</w:t>
       </w:r>
     </w:p>
   </w:comment>
-  <w:comment w:id="43" w:author="Hassan Jafari" w:date="2025-10-22T11:21:00Z" w:initials="HJ">
+  <w:comment w:id="38" w:author="Hassan Jafari" w:date="2025-10-22T11:21:00Z" w:initials="HJ">
     <w:p>
       <w:pPr>
         <w:pStyle w:val="CommentText"/>
@@ -14444,7 +14683,7 @@
       </w:r>
     </w:p>
   </w:comment>
-  <w:comment w:id="110" w:author="Hassan Jafari" w:date="2025-11-16T17:44:00Z" w:initials="HJ">
+  <w:comment w:id="105" w:author="Hassan Jafari" w:date="2025-11-16T17:44:00Z" w:initials="HJ">
     <w:p>
       <w:pPr>
         <w:pStyle w:val="CommentText"/>
@@ -14464,7 +14703,7 @@
       </w:r>
     </w:p>
   </w:comment>
-  <w:comment w:id="114" w:author="Hassan Jafari" w:date="2025-11-16T17:56:00Z" w:initials="HJ">
+  <w:comment w:id="109" w:author="Hassan Jafari" w:date="2025-11-16T17:56:00Z" w:initials="HJ">
     <w:p>
       <w:pPr>
         <w:pStyle w:val="CommentText"/>
@@ -14480,7 +14719,7 @@
       </w:r>
     </w:p>
   </w:comment>
-  <w:comment w:id="117" w:author="Hassan Jafari" w:date="2025-11-16T18:07:00Z" w:initials="HJ">
+  <w:comment w:id="112" w:author="Hassan Jafari" w:date="2025-11-16T18:07:00Z" w:initials="HJ">
     <w:p>
       <w:pPr>
         <w:pStyle w:val="CommentText"/>
@@ -14516,7 +14755,7 @@
       </w:r>
     </w:p>
   </w:comment>
-  <w:comment w:id="123" w:author="Hassan Jafari" w:date="2025-11-16T17:56:00Z" w:initials="HJ">
+  <w:comment w:id="118" w:author="Hassan Jafari" w:date="2025-11-16T17:56:00Z" w:initials="HJ">
     <w:p>
       <w:pPr>
         <w:pStyle w:val="CommentText"/>
@@ -14532,7 +14771,7 @@
       </w:r>
     </w:p>
   </w:comment>
-  <w:comment w:id="194" w:author="Hassan Jafari" w:date="2025-10-22T14:16:00Z" w:initials="HJ">
+  <w:comment w:id="189" w:author="Hassan Jafari" w:date="2025-10-22T14:16:00Z" w:initials="HJ">
     <w:p>
       <w:pPr>
         <w:pStyle w:val="CommentText"/>
@@ -14548,7 +14787,7 @@
       </w:r>
     </w:p>
   </w:comment>
-  <w:comment w:id="198" w:author="Hassan Jafari" w:date="2025-10-22T14:17:00Z" w:initials="HJ">
+  <w:comment w:id="193" w:author="Hassan Jafari" w:date="2025-10-22T14:17:00Z" w:initials="HJ">
     <w:p>
       <w:pPr>
         <w:pStyle w:val="CommentText"/>
@@ -14564,7 +14803,7 @@
       </w:r>
     </w:p>
   </w:comment>
-  <w:comment w:id="199" w:author="Hassan Jafari" w:date="2025-10-22T14:18:00Z" w:initials="HJ">
+  <w:comment w:id="194" w:author="Hassan Jafari" w:date="2025-10-22T14:18:00Z" w:initials="HJ">
     <w:p>
       <w:pPr>
         <w:pStyle w:val="CommentText"/>
@@ -14580,7 +14819,7 @@
       </w:r>
     </w:p>
   </w:comment>
-  <w:comment w:id="214" w:author="Hassan Jafari" w:date="2025-10-22T14:20:00Z" w:initials="HJ">
+  <w:comment w:id="209" w:author="Hassan Jafari" w:date="2025-10-22T14:20:00Z" w:initials="HJ">
     <w:p>
       <w:pPr>
         <w:pStyle w:val="CommentText"/>
@@ -14596,7 +14835,7 @@
       </w:r>
     </w:p>
   </w:comment>
-  <w:comment w:id="219" w:author="Hassan Jafari" w:date="2025-10-22T14:24:00Z" w:initials="HJ">
+  <w:comment w:id="214" w:author="Hassan Jafari" w:date="2025-10-22T14:24:00Z" w:initials="HJ">
     <w:p>
       <w:pPr>
         <w:pStyle w:val="CommentText"/>
@@ -14612,7 +14851,7 @@
       </w:r>
     </w:p>
   </w:comment>
-  <w:comment w:id="223" w:author="Hassan Jafari" w:date="2025-10-22T14:25:00Z" w:initials="HJ">
+  <w:comment w:id="218" w:author="Hassan Jafari" w:date="2025-10-22T14:25:00Z" w:initials="HJ">
     <w:p>
       <w:pPr>
         <w:pStyle w:val="CommentText"/>
@@ -14628,7 +14867,7 @@
       </w:r>
     </w:p>
   </w:comment>
-  <w:comment w:id="257" w:author="Hassan Jafari" w:date="2025-10-22T14:29:00Z" w:initials="HJ">
+  <w:comment w:id="252" w:author="Hassan Jafari" w:date="2025-10-22T14:29:00Z" w:initials="HJ">
     <w:p>
       <w:pPr>
         <w:pStyle w:val="CommentText"/>
@@ -14648,7 +14887,7 @@
       </w:r>
     </w:p>
   </w:comment>
-  <w:comment w:id="263" w:author="Hassan Jafari" w:date="2025-10-22T14:30:00Z" w:initials="HJ">
+  <w:comment w:id="258" w:author="Hassan Jafari" w:date="2025-10-22T14:30:00Z" w:initials="HJ">
     <w:p>
       <w:pPr>
         <w:pStyle w:val="CommentText"/>
@@ -14669,7 +14908,7 @@
 
 <file path=word/commentsExtended.xml><?xml version="1.0" encoding="utf-8"?>
 <w15:commentsEx xmlns:wpc="http://schemas.microsoft.com/office/word/2010/wordprocessingCanvas" xmlns:cx="http://schemas.microsoft.com/office/drawing/2014/chartex" xmlns:cx1="http://schemas.microsoft.com/office/drawing/2015/9/8/chartex" xmlns:cx2="http://schemas.microsoft.com/office/drawing/2015/10/21/chartex" xmlns:cx3="http://schemas.microsoft.com/office/drawing/2016/5/9/chartex" xmlns:cx4="http://schemas.microsoft.com/office/drawing/2016/5/10/chartex" xmlns:cx5="http://schemas.microsoft.com/office/drawing/2016/5/11/chartex" xmlns:cx6="http://schemas.microsoft.com/office/drawing/2016/5/12/chartex" xmlns:cx7="http://schemas.microsoft.com/office/drawing/2016/5/13/chartex" xmlns:cx8="http://schemas.microsoft.com/office/drawing/2016/5/14/chartex" xmlns:mc="http://schemas.openxmlformats.org/markup-compatibility/2006" xmlns:aink="http://schemas.microsoft.com/office/drawing/2016/ink" xmlns:am3d="http://schemas.microsoft.com/office/drawing/2017/model3d" xmlns:o="urn:schemas-microsoft-com:office:office" xmlns:oel="http://schemas.microsoft.com/office/2019/extlst" xmlns:r="http://schemas.openxmlformats.org/officeDocument/2006/relationships" xmlns:m="http://schemas.openxmlformats.org/officeDocument/2006/math" xmlns:v="urn:schemas-microsoft-com:vml" xmlns:wp14="http://schemas.microsoft.com/office/word/2010/wordprocessingDrawing" xmlns:wp="http://schemas.openxmlformats.org/drawingml/2006/wordprocessingDrawing" xmlns:w10="urn:schemas-microsoft-com:office:word" xmlns:w="http://schemas.openxmlformats.org/wordprocessingml/2006/main" xmlns:w14="http://schemas.microsoft.com/office/word/2010/wordml" xmlns:w15="http://schemas.microsoft.com/office/word/2012/wordml" xmlns:w16cex="http://schemas.microsoft.com/office/word/2018/wordml/cex" xmlns:w16cid="http://schemas.microsoft.com/office/word/2016/wordml/cid" xmlns:w16="http://schemas.microsoft.com/office/word/2018/wordml" xmlns:w16du="http://schemas.microsoft.com/office/word/2023/wordml/word16du" xmlns:w16sdtdh="http://schemas.microsoft.com/office/word/2020/wordml/sdtdatahash" xmlns:w16sdtfl="http://schemas.microsoft.com/office/word/2024/wordml/sdtformatlock" xmlns:w16se="http://schemas.microsoft.com/office/word/2015/wordml/symex" xmlns:wpg="http://schemas.microsoft.com/office/word/2010/wordprocessingGroup" xmlns:wpi="http://schemas.microsoft.com/office/word/2010/wordprocessingInk" xmlns:wne="http://schemas.microsoft.com/office/word/2006/wordml" xmlns:wps="http://schemas.microsoft.com/office/word/2010/wordprocessingShape" mc:Ignorable="w14 w15 w16se w16cid w16 w16cex w16sdtdh w16sdtfl w16du wp14">
-  <w15:commentEx w15:paraId="7E84A84F" w15:done="0"/>
+  <w15:commentEx w15:paraId="03247B25" w15:done="0"/>
   <w15:commentEx w15:paraId="5DFAE595" w15:done="0"/>
   <w15:commentEx w15:paraId="7906B283" w15:done="0"/>
   <w15:commentEx w15:paraId="3A1C80BA" w15:done="0"/>
@@ -14688,19 +14927,7 @@
 
 <file path=word/commentsExtensible.xml><?xml version="1.0" encoding="utf-8"?>
 <w16cex:commentsExtensible xmlns:wpc="http://schemas.microsoft.com/office/word/2010/wordprocessingCanvas" xmlns:cx="http://schemas.microsoft.com/office/drawing/2014/chartex" xmlns:cx1="http://schemas.microsoft.com/office/drawing/2015/9/8/chartex" xmlns:cx2="http://schemas.microsoft.com/office/drawing/2015/10/21/chartex" xmlns:cx3="http://schemas.microsoft.com/office/drawing/2016/5/9/chartex" xmlns:cx4="http://schemas.microsoft.com/office/drawing/2016/5/10/chartex" xmlns:cx5="http://schemas.microsoft.com/office/drawing/2016/5/11/chartex" xmlns:cx6="http://schemas.microsoft.com/office/drawing/2016/5/12/chartex" xmlns:cx7="http://schemas.microsoft.com/office/drawing/2016/5/13/chartex" xmlns:cx8="http://schemas.microsoft.com/office/drawing/2016/5/14/chartex" xmlns:cr="http://schemas.microsoft.com/office/comments/2020/reactions" xmlns:mc="http://schemas.openxmlformats.org/markup-compatibility/2006" xmlns:aink="http://schemas.microsoft.com/office/drawing/2016/ink" xmlns:am3d="http://schemas.microsoft.com/office/drawing/2017/model3d" xmlns:o="urn:schemas-microsoft-com:office:office" xmlns:oel="http://schemas.microsoft.com/office/2019/extlst" xmlns:r="http://schemas.openxmlformats.org/officeDocument/2006/relationships" xmlns:m="http://schemas.openxmlformats.org/officeDocument/2006/math" xmlns:v="urn:schemas-microsoft-com:vml" xmlns:wp14="http://schemas.microsoft.com/office/word/2010/wordprocessingDrawing" xmlns:wp="http://schemas.openxmlformats.org/drawingml/2006/wordprocessingDrawing" xmlns:w10="urn:schemas-microsoft-com:office:word" xmlns:w="http://schemas.openxmlformats.org/wordprocessingml/2006/main" xmlns:w14="http://schemas.microsoft.com/office/word/2010/wordml" xmlns:w15="http://schemas.microsoft.com/office/word/2012/wordml" xmlns:w16cex="http://schemas.microsoft.com/office/word/2018/wordml/cex" xmlns:w16cid="http://schemas.microsoft.com/office/word/2016/wordml/cid" xmlns:w16="http://schemas.microsoft.com/office/word/2018/wordml" xmlns:w16du="http://schemas.microsoft.com/office/word/2023/wordml/word16du" xmlns:w16sdtdh="http://schemas.microsoft.com/office/word/2020/wordml/sdtdatahash" xmlns:w16sdtfl="http://schemas.microsoft.com/office/word/2024/wordml/sdtformatlock" xmlns:w16se="http://schemas.microsoft.com/office/word/2015/wordml/symex" xmlns:wpg="http://schemas.microsoft.com/office/word/2010/wordprocessingGroup" xmlns:wpi="http://schemas.microsoft.com/office/word/2010/wordprocessingInk" xmlns:wne="http://schemas.microsoft.com/office/word/2006/wordml" xmlns:wps="http://schemas.microsoft.com/office/word/2010/wordprocessingShape" mc:Ignorable="w14 w15 w16se w16cid w16 w16cex w16sdtdh w16sdtfl cr w16du wp14">
-  <w16cex:commentExtensible w16cex:durableId="046B71EE" w16cex:dateUtc="2025-09-11T10:37:00Z">
-    <w16cex:extLst>
-      <w16:ext w16:uri="{CE6994B0-6A32-4C9F-8C6B-6E91EDA988CE}">
-        <cr:reactions xmlns:cr="http://schemas.microsoft.com/office/comments/2020/reactions">
-          <cr:reaction reactionType="1">
-            <cr:reactionInfo dateUtc="2025-09-11T10:37:21Z">
-              <cr:user userId="S::k1811974@kcl.ac.uk::7227b401-6869-4e99-b13c-21ab252975b9" userProvider="AD" userName="Gordon Forbes"/>
-            </cr:reactionInfo>
-          </cr:reaction>
-        </cr:reactions>
-      </w16:ext>
-    </w16cex:extLst>
-  </w16cex:commentExtensible>
+  <w16cex:commentExtensible w16cex:durableId="3416BAD3" w16cex:dateUtc="2025-11-21T16:48:00Z"/>
   <w16cex:commentExtensible w16cex:durableId="21058514" w16cex:dateUtc="2025-10-22T10:21:00Z"/>
   <w16cex:commentExtensible w16cex:durableId="5E04373E" w16cex:dateUtc="2025-11-16T17:44:00Z"/>
   <w16cex:commentExtensible w16cex:durableId="71262F9B" w16cex:dateUtc="2025-11-16T17:56:00Z"/>
@@ -14719,7 +14946,7 @@
 
 <file path=word/commentsIds.xml><?xml version="1.0" encoding="utf-8"?>
 <w16cid:commentsIds xmlns:wpc="http://schemas.microsoft.com/office/word/2010/wordprocessingCanvas" xmlns:cx="http://schemas.microsoft.com/office/drawing/2014/chartex" xmlns:cx1="http://schemas.microsoft.com/office/drawing/2015/9/8/chartex" xmlns:cx2="http://schemas.microsoft.com/office/drawing/2015/10/21/chartex" xmlns:cx3="http://schemas.microsoft.com/office/drawing/2016/5/9/chartex" xmlns:cx4="http://schemas.microsoft.com/office/drawing/2016/5/10/chartex" xmlns:cx5="http://schemas.microsoft.com/office/drawing/2016/5/11/chartex" xmlns:cx6="http://schemas.microsoft.com/office/drawing/2016/5/12/chartex" xmlns:cx7="http://schemas.microsoft.com/office/drawing/2016/5/13/chartex" xmlns:cx8="http://schemas.microsoft.com/office/drawing/2016/5/14/chartex" xmlns:mc="http://schemas.openxmlformats.org/markup-compatibility/2006" xmlns:aink="http://schemas.microsoft.com/office/drawing/2016/ink" xmlns:am3d="http://schemas.microsoft.com/office/drawing/2017/model3d" xmlns:o="urn:schemas-microsoft-com:office:office" xmlns:oel="http://schemas.microsoft.com/office/2019/extlst" xmlns:r="http://schemas.openxmlformats.org/officeDocument/2006/relationships" xmlns:m="http://schemas.openxmlformats.org/officeDocument/2006/math" xmlns:v="urn:schemas-microsoft-com:vml" xmlns:wp14="http://schemas.microsoft.com/office/word/2010/wordprocessingDrawing" xmlns:wp="http://schemas.openxmlformats.org/drawingml/2006/wordprocessingDrawing" xmlns:w10="urn:schemas-microsoft-com:office:word" xmlns:w="http://schemas.openxmlformats.org/wordprocessingml/2006/main" xmlns:w14="http://schemas.microsoft.com/office/word/2010/wordml" xmlns:w15="http://schemas.microsoft.com/office/word/2012/wordml" xmlns:w16cex="http://schemas.microsoft.com/office/word/2018/wordml/cex" xmlns:w16cid="http://schemas.microsoft.com/office/word/2016/wordml/cid" xmlns:w16="http://schemas.microsoft.com/office/word/2018/wordml" xmlns:w16du="http://schemas.microsoft.com/office/word/2023/wordml/word16du" xmlns:w16sdtdh="http://schemas.microsoft.com/office/word/2020/wordml/sdtdatahash" xmlns:w16sdtfl="http://schemas.microsoft.com/office/word/2024/wordml/sdtformatlock" xmlns:w16se="http://schemas.microsoft.com/office/word/2015/wordml/symex" xmlns:wpg="http://schemas.microsoft.com/office/word/2010/wordprocessingGroup" xmlns:wpi="http://schemas.microsoft.com/office/word/2010/wordprocessingInk" xmlns:wne="http://schemas.microsoft.com/office/word/2006/wordml" xmlns:wps="http://schemas.microsoft.com/office/word/2010/wordprocessingShape" mc:Ignorable="w14 w15 w16se w16cid w16 w16cex w16sdtdh w16sdtfl w16du wp14">
-  <w16cid:commentId w16cid:paraId="7E84A84F" w16cid:durableId="046B71EE"/>
+  <w16cid:commentId w16cid:paraId="03247B25" w16cid:durableId="3416BAD3"/>
   <w16cid:commentId w16cid:paraId="5DFAE595" w16cid:durableId="21058514"/>
   <w16cid:commentId w16cid:paraId="7906B283" w16cid:durableId="5E04373E"/>
   <w16cid:commentId w16cid:paraId="3A1C80BA" w16cid:durableId="71262F9B"/>
@@ -14765,6 +14992,16 @@
 <w:ftr xmlns:wpc="http://schemas.microsoft.com/office/word/2010/wordprocessingCanvas" xmlns:cx="http://schemas.microsoft.com/office/drawing/2014/chartex" xmlns:cx1="http://schemas.microsoft.com/office/drawing/2015/9/8/chartex" xmlns:cx2="http://schemas.microsoft.com/office/drawing/2015/10/21/chartex" xmlns:cx3="http://schemas.microsoft.com/office/drawing/2016/5/9/chartex" xmlns:cx4="http://schemas.microsoft.com/office/drawing/2016/5/10/chartex" xmlns:cx5="http://schemas.microsoft.com/office/drawing/2016/5/11/chartex" xmlns:cx6="http://schemas.microsoft.com/office/drawing/2016/5/12/chartex" xmlns:cx7="http://schemas.microsoft.com/office/drawing/2016/5/13/chartex" xmlns:cx8="http://schemas.microsoft.com/office/drawing/2016/5/14/chartex" xmlns:mc="http://schemas.openxmlformats.org/markup-compatibility/2006" xmlns:aink="http://schemas.microsoft.com/office/drawing/2016/ink" xmlns:am3d="http://schemas.microsoft.com/office/drawing/2017/model3d" xmlns:o="urn:schemas-microsoft-com:office:office" xmlns:oel="http://schemas.microsoft.com/office/2019/extlst" xmlns:r="http://schemas.openxmlformats.org/officeDocument/2006/relationships" xmlns:m="http://schemas.openxmlformats.org/officeDocument/2006/math" xmlns:v="urn:schemas-microsoft-com:vml" xmlns:wp14="http://schemas.microsoft.com/office/word/2010/wordprocessingDrawing" xmlns:wp="http://schemas.openxmlformats.org/drawingml/2006/wordprocessingDrawing" xmlns:w10="urn:schemas-microsoft-com:office:word" xmlns:w="http://schemas.openxmlformats.org/wordprocessingml/2006/main" xmlns:w14="http://schemas.microsoft.com/office/word/2010/wordml" xmlns:w15="http://schemas.microsoft.com/office/word/2012/wordml" xmlns:w16cex="http://schemas.microsoft.com/office/word/2018/wordml/cex" xmlns:w16cid="http://schemas.microsoft.com/office/word/2016/wordml/cid" xmlns:w16="http://schemas.microsoft.com/office/word/2018/wordml" xmlns:w16du="http://schemas.microsoft.com/office/word/2023/wordml/word16du" xmlns:w16sdtdh="http://schemas.microsoft.com/office/word/2020/wordml/sdtdatahash" xmlns:w16sdtfl="http://schemas.microsoft.com/office/word/2024/wordml/sdtformatlock" xmlns:w16se="http://schemas.microsoft.com/office/word/2015/wordml/symex" xmlns:wpg="http://schemas.microsoft.com/office/word/2010/wordprocessingGroup" xmlns:wpi="http://schemas.microsoft.com/office/word/2010/wordprocessingInk" xmlns:wne="http://schemas.microsoft.com/office/word/2006/wordml" xmlns:wps="http://schemas.microsoft.com/office/word/2010/wordprocessingShape" mc:Ignorable="w14 w15 w16se w16cid w16 w16cex w16sdtdh w16sdtfl w16du wp14">
   <w:p>
     <w:pPr>
+      <w:pStyle w:val="Footer"/>
+    </w:pPr>
+  </w:p>
+</w:ftr>
+</file>
+
+<file path=word/footer2.xml><?xml version="1.0" encoding="utf-8"?>
+<w:ftr xmlns:wpc="http://schemas.microsoft.com/office/word/2010/wordprocessingCanvas" xmlns:cx="http://schemas.microsoft.com/office/drawing/2014/chartex" xmlns:cx1="http://schemas.microsoft.com/office/drawing/2015/9/8/chartex" xmlns:cx2="http://schemas.microsoft.com/office/drawing/2015/10/21/chartex" xmlns:cx3="http://schemas.microsoft.com/office/drawing/2016/5/9/chartex" xmlns:cx4="http://schemas.microsoft.com/office/drawing/2016/5/10/chartex" xmlns:cx5="http://schemas.microsoft.com/office/drawing/2016/5/11/chartex" xmlns:cx6="http://schemas.microsoft.com/office/drawing/2016/5/12/chartex" xmlns:cx7="http://schemas.microsoft.com/office/drawing/2016/5/13/chartex" xmlns:cx8="http://schemas.microsoft.com/office/drawing/2016/5/14/chartex" xmlns:mc="http://schemas.openxmlformats.org/markup-compatibility/2006" xmlns:aink="http://schemas.microsoft.com/office/drawing/2016/ink" xmlns:am3d="http://schemas.microsoft.com/office/drawing/2017/model3d" xmlns:o="urn:schemas-microsoft-com:office:office" xmlns:oel="http://schemas.microsoft.com/office/2019/extlst" xmlns:r="http://schemas.openxmlformats.org/officeDocument/2006/relationships" xmlns:m="http://schemas.openxmlformats.org/officeDocument/2006/math" xmlns:v="urn:schemas-microsoft-com:vml" xmlns:wp14="http://schemas.microsoft.com/office/word/2010/wordprocessingDrawing" xmlns:wp="http://schemas.openxmlformats.org/drawingml/2006/wordprocessingDrawing" xmlns:w10="urn:schemas-microsoft-com:office:word" xmlns:w="http://schemas.openxmlformats.org/wordprocessingml/2006/main" xmlns:w14="http://schemas.microsoft.com/office/word/2010/wordml" xmlns:w15="http://schemas.microsoft.com/office/word/2012/wordml" xmlns:w16cex="http://schemas.microsoft.com/office/word/2018/wordml/cex" xmlns:w16cid="http://schemas.microsoft.com/office/word/2016/wordml/cid" xmlns:w16="http://schemas.microsoft.com/office/word/2018/wordml" xmlns:w16du="http://schemas.microsoft.com/office/word/2023/wordml/word16du" xmlns:w16sdtdh="http://schemas.microsoft.com/office/word/2020/wordml/sdtdatahash" xmlns:w16sdtfl="http://schemas.microsoft.com/office/word/2024/wordml/sdtformatlock" xmlns:w16se="http://schemas.microsoft.com/office/word/2015/wordml/symex" xmlns:wpg="http://schemas.microsoft.com/office/word/2010/wordprocessingGroup" xmlns:wpi="http://schemas.microsoft.com/office/word/2010/wordprocessingInk" xmlns:wne="http://schemas.microsoft.com/office/word/2006/wordml" xmlns:wps="http://schemas.microsoft.com/office/word/2010/wordprocessingShape" mc:Ignorable="w14 w15 w16se w16cid w16 w16cex w16sdtdh w16sdtfl w16du wp14">
+  <w:p>
+    <w:pPr>
       <w:spacing w:line="160" w:lineRule="exact"/>
       <w:ind w:left="-425"/>
       <w:contextualSpacing/>
@@ -14854,42 +15091,14 @@
         <w:sz w:val="20"/>
         <w:szCs w:val="20"/>
       </w:rPr>
-      <w:t>Q-</w:t>
+      <w:t xml:space="preserve">V0.1 </w:t>
     </w:r>
     <w:r>
       <w:rPr>
         <w:sz w:val="20"/>
         <w:szCs w:val="20"/>
       </w:rPr>
-      <w:t>162</w:t>
-    </w:r>
-    <w:r>
-      <w:rPr>
-        <w:sz w:val="20"/>
-        <w:szCs w:val="20"/>
-      </w:rPr>
-      <w:t xml:space="preserve"> (</w:t>
-    </w:r>
-    <w:r>
-      <w:rPr>
-        <w:sz w:val="20"/>
-        <w:szCs w:val="20"/>
-      </w:rPr>
-      <w:t>SAP Template</w:t>
-    </w:r>
-    <w:r>
-      <w:rPr>
-        <w:sz w:val="20"/>
-        <w:szCs w:val="20"/>
-      </w:rPr>
-      <w:t>)</w:t>
-    </w:r>
-    <w:r>
-      <w:rPr>
-        <w:sz w:val="20"/>
-        <w:szCs w:val="20"/>
-      </w:rPr>
-      <w:t xml:space="preserve"> V2.0</w:t>
+      <w:t>{{todays_date}}</w:t>
     </w:r>
     <w:r>
       <w:rPr>
@@ -15032,6 +15241,16 @@
       <w:rPr>
         <w:i/>
       </w:rPr>
+    </w:pPr>
+  </w:p>
+</w:ftr>
+</file>
+
+<file path=word/footer3.xml><?xml version="1.0" encoding="utf-8"?>
+<w:ftr xmlns:wpc="http://schemas.microsoft.com/office/word/2010/wordprocessingCanvas" xmlns:cx="http://schemas.microsoft.com/office/drawing/2014/chartex" xmlns:cx1="http://schemas.microsoft.com/office/drawing/2015/9/8/chartex" xmlns:cx2="http://schemas.microsoft.com/office/drawing/2015/10/21/chartex" xmlns:cx3="http://schemas.microsoft.com/office/drawing/2016/5/9/chartex" xmlns:cx4="http://schemas.microsoft.com/office/drawing/2016/5/10/chartex" xmlns:cx5="http://schemas.microsoft.com/office/drawing/2016/5/11/chartex" xmlns:cx6="http://schemas.microsoft.com/office/drawing/2016/5/12/chartex" xmlns:cx7="http://schemas.microsoft.com/office/drawing/2016/5/13/chartex" xmlns:cx8="http://schemas.microsoft.com/office/drawing/2016/5/14/chartex" xmlns:mc="http://schemas.openxmlformats.org/markup-compatibility/2006" xmlns:aink="http://schemas.microsoft.com/office/drawing/2016/ink" xmlns:am3d="http://schemas.microsoft.com/office/drawing/2017/model3d" xmlns:o="urn:schemas-microsoft-com:office:office" xmlns:oel="http://schemas.microsoft.com/office/2019/extlst" xmlns:r="http://schemas.openxmlformats.org/officeDocument/2006/relationships" xmlns:m="http://schemas.openxmlformats.org/officeDocument/2006/math" xmlns:v="urn:schemas-microsoft-com:vml" xmlns:wp14="http://schemas.microsoft.com/office/word/2010/wordprocessingDrawing" xmlns:wp="http://schemas.openxmlformats.org/drawingml/2006/wordprocessingDrawing" xmlns:w10="urn:schemas-microsoft-com:office:word" xmlns:w="http://schemas.openxmlformats.org/wordprocessingml/2006/main" xmlns:w14="http://schemas.microsoft.com/office/word/2010/wordml" xmlns:w15="http://schemas.microsoft.com/office/word/2012/wordml" xmlns:w16cex="http://schemas.microsoft.com/office/word/2018/wordml/cex" xmlns:w16cid="http://schemas.microsoft.com/office/word/2016/wordml/cid" xmlns:w16="http://schemas.microsoft.com/office/word/2018/wordml" xmlns:w16du="http://schemas.microsoft.com/office/word/2023/wordml/word16du" xmlns:w16sdtdh="http://schemas.microsoft.com/office/word/2020/wordml/sdtdatahash" xmlns:w16sdtfl="http://schemas.microsoft.com/office/word/2024/wordml/sdtformatlock" xmlns:w16se="http://schemas.microsoft.com/office/word/2015/wordml/symex" xmlns:wpg="http://schemas.microsoft.com/office/word/2010/wordprocessingGroup" xmlns:wpi="http://schemas.microsoft.com/office/word/2010/wordprocessingInk" xmlns:wne="http://schemas.microsoft.com/office/word/2006/wordml" xmlns:wps="http://schemas.microsoft.com/office/word/2010/wordprocessingShape" mc:Ignorable="w14 w15 w16se w16cid w16 w16cex w16sdtdh w16sdtfl w16du wp14">
+  <w:p>
+    <w:pPr>
+      <w:pStyle w:val="Footer"/>
     </w:pPr>
   </w:p>
 </w:ftr>
@@ -15068,12 +15287,12 @@
     <w:pPr>
       <w:pStyle w:val="Header"/>
     </w:pPr>
-    <w:ins w:id="253" w:author="Aleksandra Kata" w:date="2024-11-21T01:56:00Z" w16du:dateUtc="2024-11-21T01:56:00Z">
+    <w:ins w:id="248" w:author="Aleksandra Kata" w:date="2024-11-21T01:56:00Z" w16du:dateUtc="2024-11-21T01:56:00Z">
       <w:r>
         <w:rPr>
           <w:noProof/>
         </w:rPr>
-        <w:pict w14:anchorId="7FBF8EB4">
+        <w:pict w14:anchorId="499F0F1F">
           <v:shapetype id="_x0000_t136" coordsize="21600,21600" o:spt="136" adj="10800" path="m@7,l@8,m@5,21600l@6,21600e">
             <v:formulas>
               <v:f eqn="sum #0 0 10800"/>
@@ -15123,7 +15342,7 @@
       <w:rPr>
         <w:noProof/>
       </w:rPr>
-      <w:pict w14:anchorId="3C6BE056">
+      <w:pict w14:anchorId="15FACFA8">
         <v:shapetype id="_x0000_t136" coordsize="21600,21600" o:spt="136" adj="10800" path="m@7,l@8,m@5,21600l@6,21600e">
           <v:formulas>
             <v:f eqn="sum #0 0 10800"/>
@@ -15306,27 +15525,31 @@
         <w:i/>
         <w:smallCaps/>
         <w:szCs w:val="32"/>
-        <w:highlight w:val="yellow"/>
-      </w:rPr>
-      <w:t>[</w:t>
+      </w:rPr>
+      <w:t>{</w:t>
     </w:r>
     <w:r>
       <w:rPr>
         <w:i/>
         <w:smallCaps/>
         <w:szCs w:val="32"/>
-        <w:highlight w:val="yellow"/>
-      </w:rPr>
-      <w:t>{trial_acronym}}</w:t>
+      </w:rPr>
+      <w:t>{</w:t>
+    </w:r>
+    <w:r>
+      <w:rPr>
+        <w:i/>
+        <w:iCs/>
+      </w:rPr>
+      <w:t>trial_acronym</w:t>
     </w:r>
     <w:r>
       <w:rPr>
         <w:i/>
         <w:smallCaps/>
         <w:szCs w:val="32"/>
-        <w:highlight w:val="yellow"/>
-      </w:rPr>
-      <w:t>]</w:t>
+      </w:rPr>
+      <w:t>}}</w:t>
     </w:r>
   </w:p>
 </w:hdr>
@@ -15338,12 +15561,12 @@
     <w:pPr>
       <w:pStyle w:val="Header"/>
     </w:pPr>
-    <w:ins w:id="254" w:author="Aleksandra Kata" w:date="2024-11-21T01:56:00Z" w16du:dateUtc="2024-11-21T01:56:00Z">
+    <w:ins w:id="249" w:author="Aleksandra Kata" w:date="2024-11-21T01:56:00Z" w16du:dateUtc="2024-11-21T01:56:00Z">
       <w:r>
         <w:rPr>
           <w:noProof/>
         </w:rPr>
-        <w:pict w14:anchorId="1F979555">
+        <w:pict w14:anchorId="49EE8BDD">
           <v:shapetype id="_x0000_t136" coordsize="21600,21600" o:spt="136" adj="10800" path="m@7,l@8,m@5,21600l@6,21600e">
             <v:formulas>
               <v:f eqn="sum #0 0 10800"/>
@@ -17072,6 +17295,119 @@
     </w:lvl>
   </w:abstractNum>
   <w:abstractNum w:abstractNumId="15" w15:restartNumberingAfterBreak="0">
+    <w:nsid w:val="30F27425"/>
+    <w:multiLevelType w:val="hybridMultilevel"/>
+    <w:tmpl w:val="AE1253B2"/>
+    <w:lvl w:ilvl="0" w:tplc="08090001">
+      <w:start w:val="1"/>
+      <w:numFmt w:val="bullet"/>
+      <w:lvlText w:val=""/>
+      <w:lvlJc w:val="left"/>
+      <w:pPr>
+        <w:ind w:left="720" w:hanging="360"/>
+      </w:pPr>
+      <w:rPr>
+        <w:rFonts w:ascii="Symbol" w:hAnsi="Symbol" w:hint="default"/>
+      </w:rPr>
+    </w:lvl>
+    <w:lvl w:ilvl="1" w:tplc="08090003" w:tentative="1">
+      <w:start w:val="1"/>
+      <w:numFmt w:val="bullet"/>
+      <w:lvlText w:val="o"/>
+      <w:lvlJc w:val="left"/>
+      <w:pPr>
+        <w:ind w:left="1440" w:hanging="360"/>
+      </w:pPr>
+      <w:rPr>
+        <w:rFonts w:ascii="Courier New" w:hAnsi="Courier New" w:cs="Courier New" w:hint="default"/>
+      </w:rPr>
+    </w:lvl>
+    <w:lvl w:ilvl="2" w:tplc="08090005" w:tentative="1">
+      <w:start w:val="1"/>
+      <w:numFmt w:val="bullet"/>
+      <w:lvlText w:val=""/>
+      <w:lvlJc w:val="left"/>
+      <w:pPr>
+        <w:ind w:left="2160" w:hanging="360"/>
+      </w:pPr>
+      <w:rPr>
+        <w:rFonts w:ascii="Wingdings" w:hAnsi="Wingdings" w:hint="default"/>
+      </w:rPr>
+    </w:lvl>
+    <w:lvl w:ilvl="3" w:tplc="08090001" w:tentative="1">
+      <w:start w:val="1"/>
+      <w:numFmt w:val="bullet"/>
+      <w:lvlText w:val=""/>
+      <w:lvlJc w:val="left"/>
+      <w:pPr>
+        <w:ind w:left="2880" w:hanging="360"/>
+      </w:pPr>
+      <w:rPr>
+        <w:rFonts w:ascii="Symbol" w:hAnsi="Symbol" w:hint="default"/>
+      </w:rPr>
+    </w:lvl>
+    <w:lvl w:ilvl="4" w:tplc="08090003" w:tentative="1">
+      <w:start w:val="1"/>
+      <w:numFmt w:val="bullet"/>
+      <w:lvlText w:val="o"/>
+      <w:lvlJc w:val="left"/>
+      <w:pPr>
+        <w:ind w:left="3600" w:hanging="360"/>
+      </w:pPr>
+      <w:rPr>
+        <w:rFonts w:ascii="Courier New" w:hAnsi="Courier New" w:cs="Courier New" w:hint="default"/>
+      </w:rPr>
+    </w:lvl>
+    <w:lvl w:ilvl="5" w:tplc="08090005" w:tentative="1">
+      <w:start w:val="1"/>
+      <w:numFmt w:val="bullet"/>
+      <w:lvlText w:val=""/>
+      <w:lvlJc w:val="left"/>
+      <w:pPr>
+        <w:ind w:left="4320" w:hanging="360"/>
+      </w:pPr>
+      <w:rPr>
+        <w:rFonts w:ascii="Wingdings" w:hAnsi="Wingdings" w:hint="default"/>
+      </w:rPr>
+    </w:lvl>
+    <w:lvl w:ilvl="6" w:tplc="08090001" w:tentative="1">
+      <w:start w:val="1"/>
+      <w:numFmt w:val="bullet"/>
+      <w:lvlText w:val=""/>
+      <w:lvlJc w:val="left"/>
+      <w:pPr>
+        <w:ind w:left="5040" w:hanging="360"/>
+      </w:pPr>
+      <w:rPr>
+        <w:rFonts w:ascii="Symbol" w:hAnsi="Symbol" w:hint="default"/>
+      </w:rPr>
+    </w:lvl>
+    <w:lvl w:ilvl="7" w:tplc="08090003" w:tentative="1">
+      <w:start w:val="1"/>
+      <w:numFmt w:val="bullet"/>
+      <w:lvlText w:val="o"/>
+      <w:lvlJc w:val="left"/>
+      <w:pPr>
+        <w:ind w:left="5760" w:hanging="360"/>
+      </w:pPr>
+      <w:rPr>
+        <w:rFonts w:ascii="Courier New" w:hAnsi="Courier New" w:cs="Courier New" w:hint="default"/>
+      </w:rPr>
+    </w:lvl>
+    <w:lvl w:ilvl="8" w:tplc="08090005" w:tentative="1">
+      <w:start w:val="1"/>
+      <w:numFmt w:val="bullet"/>
+      <w:lvlText w:val=""/>
+      <w:lvlJc w:val="left"/>
+      <w:pPr>
+        <w:ind w:left="6480" w:hanging="360"/>
+      </w:pPr>
+      <w:rPr>
+        <w:rFonts w:ascii="Wingdings" w:hAnsi="Wingdings" w:hint="default"/>
+      </w:rPr>
+    </w:lvl>
+  </w:abstractNum>
+  <w:abstractNum w:abstractNumId="16" w15:restartNumberingAfterBreak="0">
     <w:nsid w:val="30F726D8"/>
     <w:multiLevelType w:val="hybridMultilevel"/>
     <w:tmpl w:val="23B0994A"/>
@@ -17161,7 +17497,7 @@
       </w:pPr>
     </w:lvl>
   </w:abstractNum>
-  <w:abstractNum w:abstractNumId="16" w15:restartNumberingAfterBreak="0">
+  <w:abstractNum w:abstractNumId="17" w15:restartNumberingAfterBreak="0">
     <w:nsid w:val="31140EB2"/>
     <w:multiLevelType w:val="hybridMultilevel"/>
     <w:tmpl w:val="E10C2CFE"/>
@@ -17273,7 +17609,7 @@
       </w:rPr>
     </w:lvl>
   </w:abstractNum>
-  <w:abstractNum w:abstractNumId="17" w15:restartNumberingAfterBreak="0">
+  <w:abstractNum w:abstractNumId="18" w15:restartNumberingAfterBreak="0">
     <w:nsid w:val="31320906"/>
     <w:multiLevelType w:val="hybridMultilevel"/>
     <w:tmpl w:val="4BC428F8"/>
@@ -17362,7 +17698,7 @@
       </w:pPr>
     </w:lvl>
   </w:abstractNum>
-  <w:abstractNum w:abstractNumId="18" w15:restartNumberingAfterBreak="0">
+  <w:abstractNum w:abstractNumId="19" w15:restartNumberingAfterBreak="0">
     <w:nsid w:val="3C333F88"/>
     <w:multiLevelType w:val="hybridMultilevel"/>
     <w:tmpl w:val="C3901F86"/>
@@ -17480,7 +17816,7 @@
       </w:pPr>
     </w:lvl>
   </w:abstractNum>
-  <w:abstractNum w:abstractNumId="19" w15:restartNumberingAfterBreak="0">
+  <w:abstractNum w:abstractNumId="20" w15:restartNumberingAfterBreak="0">
     <w:nsid w:val="3CA53DC3"/>
     <w:multiLevelType w:val="hybridMultilevel"/>
     <w:tmpl w:val="2B8ADC72"/>
@@ -17566,7 +17902,7 @@
       </w:pPr>
     </w:lvl>
   </w:abstractNum>
-  <w:abstractNum w:abstractNumId="20" w15:restartNumberingAfterBreak="0">
+  <w:abstractNum w:abstractNumId="21" w15:restartNumberingAfterBreak="0">
     <w:nsid w:val="439B5286"/>
     <w:multiLevelType w:val="hybridMultilevel"/>
     <w:tmpl w:val="12EAFE82"/>
@@ -17682,7 +18018,7 @@
       </w:rPr>
     </w:lvl>
   </w:abstractNum>
-  <w:abstractNum w:abstractNumId="21" w15:restartNumberingAfterBreak="0">
+  <w:abstractNum w:abstractNumId="22" w15:restartNumberingAfterBreak="0">
     <w:nsid w:val="49E05428"/>
     <w:multiLevelType w:val="hybridMultilevel"/>
     <w:tmpl w:val="202A4794"/>
@@ -17800,7 +18136,7 @@
       </w:pPr>
     </w:lvl>
   </w:abstractNum>
-  <w:abstractNum w:abstractNumId="22" w15:restartNumberingAfterBreak="0">
+  <w:abstractNum w:abstractNumId="23" w15:restartNumberingAfterBreak="0">
     <w:nsid w:val="4C884162"/>
     <w:multiLevelType w:val="hybridMultilevel"/>
     <w:tmpl w:val="6430EC4A"/>
@@ -17918,7 +18254,7 @@
       </w:pPr>
     </w:lvl>
   </w:abstractNum>
-  <w:abstractNum w:abstractNumId="23" w15:restartNumberingAfterBreak="0">
+  <w:abstractNum w:abstractNumId="24" w15:restartNumberingAfterBreak="0">
     <w:nsid w:val="4F151D0C"/>
     <w:multiLevelType w:val="hybridMultilevel"/>
     <w:tmpl w:val="FC04B382"/>
@@ -18030,7 +18366,7 @@
       </w:rPr>
     </w:lvl>
   </w:abstractNum>
-  <w:abstractNum w:abstractNumId="24" w15:restartNumberingAfterBreak="0">
+  <w:abstractNum w:abstractNumId="25" w15:restartNumberingAfterBreak="0">
     <w:nsid w:val="4F9E288D"/>
     <w:multiLevelType w:val="hybridMultilevel"/>
     <w:tmpl w:val="6AE4246A"/>
@@ -18119,7 +18455,7 @@
       </w:pPr>
     </w:lvl>
   </w:abstractNum>
-  <w:abstractNum w:abstractNumId="25" w15:restartNumberingAfterBreak="0">
+  <w:abstractNum w:abstractNumId="26" w15:restartNumberingAfterBreak="0">
     <w:nsid w:val="53801BB9"/>
     <w:multiLevelType w:val="hybridMultilevel"/>
     <w:tmpl w:val="B9F0D512"/>
@@ -18258,7 +18594,7 @@
       </w:rPr>
     </w:lvl>
   </w:abstractNum>
-  <w:abstractNum w:abstractNumId="26" w15:restartNumberingAfterBreak="0">
+  <w:abstractNum w:abstractNumId="27" w15:restartNumberingAfterBreak="0">
     <w:nsid w:val="55C6658E"/>
     <w:multiLevelType w:val="hybridMultilevel"/>
     <w:tmpl w:val="7FE84BB6"/>
@@ -18370,7 +18706,7 @@
       </w:rPr>
     </w:lvl>
   </w:abstractNum>
-  <w:abstractNum w:abstractNumId="27" w15:restartNumberingAfterBreak="0">
+  <w:abstractNum w:abstractNumId="28" w15:restartNumberingAfterBreak="0">
     <w:nsid w:val="56623F7A"/>
     <w:multiLevelType w:val="hybridMultilevel"/>
     <w:tmpl w:val="E0220FB4"/>
@@ -18483,7 +18819,7 @@
       </w:rPr>
     </w:lvl>
   </w:abstractNum>
-  <w:abstractNum w:abstractNumId="28" w15:restartNumberingAfterBreak="0">
+  <w:abstractNum w:abstractNumId="29" w15:restartNumberingAfterBreak="0">
     <w:nsid w:val="594F7BCE"/>
     <w:multiLevelType w:val="hybridMultilevel"/>
     <w:tmpl w:val="F9F4A260"/>
@@ -18572,7 +18908,7 @@
       </w:pPr>
     </w:lvl>
   </w:abstractNum>
-  <w:abstractNum w:abstractNumId="29" w15:restartNumberingAfterBreak="0">
+  <w:abstractNum w:abstractNumId="30" w15:restartNumberingAfterBreak="0">
     <w:nsid w:val="5B2F6B1F"/>
     <w:multiLevelType w:val="hybridMultilevel"/>
     <w:tmpl w:val="94CA6EC2"/>
@@ -18685,7 +19021,7 @@
       </w:rPr>
     </w:lvl>
   </w:abstractNum>
-  <w:abstractNum w:abstractNumId="30" w15:restartNumberingAfterBreak="0">
+  <w:abstractNum w:abstractNumId="31" w15:restartNumberingAfterBreak="0">
     <w:nsid w:val="5C8A72ED"/>
     <w:multiLevelType w:val="multilevel"/>
     <w:tmpl w:val="31247EFC"/>
@@ -18771,7 +19107,7 @@
       </w:pPr>
     </w:lvl>
   </w:abstractNum>
-  <w:abstractNum w:abstractNumId="31" w15:restartNumberingAfterBreak="0">
+  <w:abstractNum w:abstractNumId="32" w15:restartNumberingAfterBreak="0">
     <w:nsid w:val="5E785F9F"/>
     <w:multiLevelType w:val="hybridMultilevel"/>
     <w:tmpl w:val="26EEC48E"/>
@@ -18911,7 +19247,120 @@
       </w:rPr>
     </w:lvl>
   </w:abstractNum>
-  <w:abstractNum w:abstractNumId="32" w15:restartNumberingAfterBreak="0">
+  <w:abstractNum w:abstractNumId="33" w15:restartNumberingAfterBreak="0">
+    <w:nsid w:val="6B3069CD"/>
+    <w:multiLevelType w:val="hybridMultilevel"/>
+    <w:tmpl w:val="F9584E5C"/>
+    <w:lvl w:ilvl="0" w:tplc="08090001">
+      <w:start w:val="1"/>
+      <w:numFmt w:val="bullet"/>
+      <w:lvlText w:val=""/>
+      <w:lvlJc w:val="left"/>
+      <w:pPr>
+        <w:ind w:left="360" w:hanging="360"/>
+      </w:pPr>
+      <w:rPr>
+        <w:rFonts w:ascii="Symbol" w:hAnsi="Symbol" w:hint="default"/>
+      </w:rPr>
+    </w:lvl>
+    <w:lvl w:ilvl="1" w:tplc="08090003" w:tentative="1">
+      <w:start w:val="1"/>
+      <w:numFmt w:val="bullet"/>
+      <w:lvlText w:val="o"/>
+      <w:lvlJc w:val="left"/>
+      <w:pPr>
+        <w:ind w:left="1080" w:hanging="360"/>
+      </w:pPr>
+      <w:rPr>
+        <w:rFonts w:ascii="Courier New" w:hAnsi="Courier New" w:cs="Courier New" w:hint="default"/>
+      </w:rPr>
+    </w:lvl>
+    <w:lvl w:ilvl="2" w:tplc="08090005" w:tentative="1">
+      <w:start w:val="1"/>
+      <w:numFmt w:val="bullet"/>
+      <w:lvlText w:val=""/>
+      <w:lvlJc w:val="left"/>
+      <w:pPr>
+        <w:ind w:left="1800" w:hanging="360"/>
+      </w:pPr>
+      <w:rPr>
+        <w:rFonts w:ascii="Wingdings" w:hAnsi="Wingdings" w:hint="default"/>
+      </w:rPr>
+    </w:lvl>
+    <w:lvl w:ilvl="3" w:tplc="08090001" w:tentative="1">
+      <w:start w:val="1"/>
+      <w:numFmt w:val="bullet"/>
+      <w:lvlText w:val=""/>
+      <w:lvlJc w:val="left"/>
+      <w:pPr>
+        <w:ind w:left="2520" w:hanging="360"/>
+      </w:pPr>
+      <w:rPr>
+        <w:rFonts w:ascii="Symbol" w:hAnsi="Symbol" w:hint="default"/>
+      </w:rPr>
+    </w:lvl>
+    <w:lvl w:ilvl="4" w:tplc="08090003" w:tentative="1">
+      <w:start w:val="1"/>
+      <w:numFmt w:val="bullet"/>
+      <w:lvlText w:val="o"/>
+      <w:lvlJc w:val="left"/>
+      <w:pPr>
+        <w:ind w:left="3240" w:hanging="360"/>
+      </w:pPr>
+      <w:rPr>
+        <w:rFonts w:ascii="Courier New" w:hAnsi="Courier New" w:cs="Courier New" w:hint="default"/>
+      </w:rPr>
+    </w:lvl>
+    <w:lvl w:ilvl="5" w:tplc="08090005" w:tentative="1">
+      <w:start w:val="1"/>
+      <w:numFmt w:val="bullet"/>
+      <w:lvlText w:val=""/>
+      <w:lvlJc w:val="left"/>
+      <w:pPr>
+        <w:ind w:left="3960" w:hanging="360"/>
+      </w:pPr>
+      <w:rPr>
+        <w:rFonts w:ascii="Wingdings" w:hAnsi="Wingdings" w:hint="default"/>
+      </w:rPr>
+    </w:lvl>
+    <w:lvl w:ilvl="6" w:tplc="08090001" w:tentative="1">
+      <w:start w:val="1"/>
+      <w:numFmt w:val="bullet"/>
+      <w:lvlText w:val=""/>
+      <w:lvlJc w:val="left"/>
+      <w:pPr>
+        <w:ind w:left="4680" w:hanging="360"/>
+      </w:pPr>
+      <w:rPr>
+        <w:rFonts w:ascii="Symbol" w:hAnsi="Symbol" w:hint="default"/>
+      </w:rPr>
+    </w:lvl>
+    <w:lvl w:ilvl="7" w:tplc="08090003" w:tentative="1">
+      <w:start w:val="1"/>
+      <w:numFmt w:val="bullet"/>
+      <w:lvlText w:val="o"/>
+      <w:lvlJc w:val="left"/>
+      <w:pPr>
+        <w:ind w:left="5400" w:hanging="360"/>
+      </w:pPr>
+      <w:rPr>
+        <w:rFonts w:ascii="Courier New" w:hAnsi="Courier New" w:cs="Courier New" w:hint="default"/>
+      </w:rPr>
+    </w:lvl>
+    <w:lvl w:ilvl="8" w:tplc="08090005" w:tentative="1">
+      <w:start w:val="1"/>
+      <w:numFmt w:val="bullet"/>
+      <w:lvlText w:val=""/>
+      <w:lvlJc w:val="left"/>
+      <w:pPr>
+        <w:ind w:left="6120" w:hanging="360"/>
+      </w:pPr>
+      <w:rPr>
+        <w:rFonts w:ascii="Wingdings" w:hAnsi="Wingdings" w:hint="default"/>
+      </w:rPr>
+    </w:lvl>
+  </w:abstractNum>
+  <w:abstractNum w:abstractNumId="34" w15:restartNumberingAfterBreak="0">
     <w:nsid w:val="6ED771BF"/>
     <w:multiLevelType w:val="hybridMultilevel"/>
     <w:tmpl w:val="824E90C0"/>
@@ -19028,7 +19477,7 @@
       </w:pPr>
     </w:lvl>
   </w:abstractNum>
-  <w:abstractNum w:abstractNumId="33" w15:restartNumberingAfterBreak="0">
+  <w:abstractNum w:abstractNumId="35" w15:restartNumberingAfterBreak="0">
     <w:nsid w:val="751A370C"/>
     <w:multiLevelType w:val="hybridMultilevel"/>
     <w:tmpl w:val="AD88CD34"/>
@@ -19167,7 +19616,7 @@
       </w:rPr>
     </w:lvl>
   </w:abstractNum>
-  <w:abstractNum w:abstractNumId="34" w15:restartNumberingAfterBreak="0">
+  <w:abstractNum w:abstractNumId="36" w15:restartNumberingAfterBreak="0">
     <w:nsid w:val="77166421"/>
     <w:multiLevelType w:val="hybridMultilevel"/>
     <w:tmpl w:val="4788BAF8"/>
@@ -19280,7 +19729,7 @@
       </w:rPr>
     </w:lvl>
   </w:abstractNum>
-  <w:abstractNum w:abstractNumId="35" w15:restartNumberingAfterBreak="0">
+  <w:abstractNum w:abstractNumId="37" w15:restartNumberingAfterBreak="0">
     <w:nsid w:val="7D197CC7"/>
     <w:multiLevelType w:val="hybridMultilevel"/>
     <w:tmpl w:val="E2685D0E"/>
@@ -19397,52 +19846,52 @@
     <w:abstractNumId w:val="0"/>
   </w:num>
   <w:num w:numId="2" w16cid:durableId="330061555">
-    <w:abstractNumId w:val="33"/>
+    <w:abstractNumId w:val="35"/>
   </w:num>
   <w:num w:numId="3" w16cid:durableId="898399434">
     <w:abstractNumId w:val="9"/>
   </w:num>
   <w:num w:numId="4" w16cid:durableId="408575315">
+    <w:abstractNumId w:val="23"/>
+  </w:num>
+  <w:num w:numId="5" w16cid:durableId="1484588724">
     <w:abstractNumId w:val="22"/>
   </w:num>
-  <w:num w:numId="5" w16cid:durableId="1484588724">
-    <w:abstractNumId w:val="21"/>
-  </w:num>
   <w:num w:numId="6" w16cid:durableId="11611291">
-    <w:abstractNumId w:val="18"/>
+    <w:abstractNumId w:val="19"/>
   </w:num>
   <w:num w:numId="7" w16cid:durableId="1406218651">
-    <w:abstractNumId w:val="32"/>
+    <w:abstractNumId w:val="34"/>
   </w:num>
   <w:num w:numId="8" w16cid:durableId="1915771571">
+    <w:abstractNumId w:val="26"/>
+  </w:num>
+  <w:num w:numId="9" w16cid:durableId="1690906471">
     <w:abstractNumId w:val="25"/>
   </w:num>
-  <w:num w:numId="9" w16cid:durableId="1690906471">
-    <w:abstractNumId w:val="24"/>
-  </w:num>
   <w:num w:numId="10" w16cid:durableId="909576110">
-    <w:abstractNumId w:val="17"/>
+    <w:abstractNumId w:val="18"/>
   </w:num>
   <w:num w:numId="11" w16cid:durableId="746533765">
     <w:abstractNumId w:val="7"/>
   </w:num>
   <w:num w:numId="12" w16cid:durableId="1366785425">
-    <w:abstractNumId w:val="25"/>
+    <w:abstractNumId w:val="26"/>
   </w:num>
   <w:num w:numId="13" w16cid:durableId="441921288">
-    <w:abstractNumId w:val="34"/>
+    <w:abstractNumId w:val="36"/>
   </w:num>
   <w:num w:numId="14" w16cid:durableId="1004667530">
-    <w:abstractNumId w:val="35"/>
+    <w:abstractNumId w:val="37"/>
   </w:num>
   <w:num w:numId="15" w16cid:durableId="995375162">
-    <w:abstractNumId w:val="19"/>
+    <w:abstractNumId w:val="20"/>
   </w:num>
   <w:num w:numId="16" w16cid:durableId="2043020564">
     <w:abstractNumId w:val="8"/>
   </w:num>
   <w:num w:numId="17" w16cid:durableId="1014065780">
-    <w:abstractNumId w:val="28"/>
+    <w:abstractNumId w:val="29"/>
   </w:num>
   <w:num w:numId="18" w16cid:durableId="1409696757">
     <w:abstractNumId w:val="11"/>
@@ -19460,25 +19909,25 @@
     <w:abstractNumId w:val="10"/>
   </w:num>
   <w:num w:numId="23" w16cid:durableId="1470900725">
-    <w:abstractNumId w:val="20"/>
+    <w:abstractNumId w:val="21"/>
   </w:num>
   <w:num w:numId="24" w16cid:durableId="664170871">
     <w:abstractNumId w:val="13"/>
   </w:num>
   <w:num w:numId="25" w16cid:durableId="969213192">
-    <w:abstractNumId w:val="26"/>
+    <w:abstractNumId w:val="27"/>
   </w:num>
   <w:num w:numId="26" w16cid:durableId="1341808922">
-    <w:abstractNumId w:val="16"/>
+    <w:abstractNumId w:val="17"/>
   </w:num>
   <w:num w:numId="27" w16cid:durableId="717971699">
-    <w:abstractNumId w:val="29"/>
+    <w:abstractNumId w:val="30"/>
   </w:num>
   <w:num w:numId="28" w16cid:durableId="1379553430">
-    <w:abstractNumId w:val="23"/>
+    <w:abstractNumId w:val="24"/>
   </w:num>
   <w:num w:numId="29" w16cid:durableId="818352230">
-    <w:abstractNumId w:val="23"/>
+    <w:abstractNumId w:val="24"/>
   </w:num>
   <w:num w:numId="30" w16cid:durableId="936979523">
     <w:abstractNumId w:val="2"/>
@@ -19487,16 +19936,16 @@
     <w:abstractNumId w:val="6"/>
   </w:num>
   <w:num w:numId="32" w16cid:durableId="1788498992">
-    <w:abstractNumId w:val="31"/>
+    <w:abstractNumId w:val="32"/>
   </w:num>
   <w:num w:numId="33" w16cid:durableId="1637025581">
     <w:abstractNumId w:val="14"/>
   </w:num>
   <w:num w:numId="34" w16cid:durableId="351565862">
-    <w:abstractNumId w:val="15"/>
+    <w:abstractNumId w:val="16"/>
   </w:num>
   <w:num w:numId="35" w16cid:durableId="1872186368">
-    <w:abstractNumId w:val="30"/>
+    <w:abstractNumId w:val="31"/>
   </w:num>
   <w:num w:numId="36" w16cid:durableId="1523083034">
     <w:abstractNumId w:val="12"/>
@@ -19532,7 +19981,7 @@
     </w:lvlOverride>
   </w:num>
   <w:num w:numId="38" w16cid:durableId="2097703700">
-    <w:abstractNumId w:val="27"/>
+    <w:abstractNumId w:val="28"/>
   </w:num>
   <w:num w:numId="39" w16cid:durableId="675809552">
     <w:abstractNumId w:val="5"/>
@@ -19551,6 +20000,12 @@
   </w:num>
   <w:num w:numId="44" w16cid:durableId="1887059081">
     <w:abstractNumId w:val="12"/>
+  </w:num>
+  <w:num w:numId="45" w16cid:durableId="615216540">
+    <w:abstractNumId w:val="15"/>
+  </w:num>
+  <w:num w:numId="46" w16cid:durableId="271788927">
+    <w:abstractNumId w:val="33"/>
   </w:num>
 </w:numbering>
 </file>
@@ -20721,6 +21176,15 @@
 </file>
 
 <file path=customXml/item1.xml><?xml version="1.0" encoding="utf-8"?>
+<?mso-contentType ?>
+<FormTemplates xmlns="http://schemas.microsoft.com/sharepoint/v3/contenttype/forms">
+  <Display>DocumentLibraryForm</Display>
+  <Edit>DocumentLibraryForm</Edit>
+  <New>DocumentLibraryForm</New>
+</FormTemplates>
+</file>
+
+<file path=customXml/item2.xml><?xml version="1.0" encoding="utf-8"?>
 <ct:contentTypeSchema xmlns:ct="http://schemas.microsoft.com/office/2006/metadata/contentType" xmlns:ma="http://schemas.microsoft.com/office/2006/metadata/properties/metaAttributes" ct:_="" ma:_="" ma:contentTypeName="Document" ma:contentTypeID="0x01010020642C0861846E47970818B563C5E1EE" ma:contentTypeVersion="10" ma:contentTypeDescription="Create a new document." ma:contentTypeScope="" ma:versionID="7c7fb4b96b6f5cf75833768625bcce54">
   <xsd:schema xmlns:xsd="http://www.w3.org/2001/XMLSchema" xmlns:xs="http://www.w3.org/2001/XMLSchema" xmlns:p="http://schemas.microsoft.com/office/2006/metadata/properties" xmlns:ns2="1a689db4-6e06-476e-9be9-3b9f8e8c6fb8" targetNamespace="http://schemas.microsoft.com/office/2006/metadata/properties" ma:root="true" ma:fieldsID="06c1012f595b181f4681a78ffaba9bf8" ns2:_="">
     <xsd:import namespace="1a689db4-6e06-476e-9be9-3b9f8e8c6fb8"/>
@@ -20898,16 +21362,11 @@
 </ct:contentTypeSchema>
 </file>
 
-<file path=customXml/item2.xml><?xml version="1.0" encoding="utf-8"?>
-<?mso-contentType ?>
-<FormTemplates xmlns="http://schemas.microsoft.com/sharepoint/v3/contenttype/forms">
-  <Display>DocumentLibraryForm</Display>
-  <Edit>DocumentLibraryForm</Edit>
-  <New>DocumentLibraryForm</New>
-</FormTemplates>
+<file path=customXml/item3.xml><?xml version="1.0" encoding="utf-8"?>
+<b:Sources xmlns:b="http://schemas.openxmlformats.org/officeDocument/2006/bibliography" xmlns="http://schemas.openxmlformats.org/officeDocument/2006/bibliography" SelectedStyle="\APA.XSL" StyleName="APA"/>
 </file>
 
-<file path=customXml/item3.xml><?xml version="1.0" encoding="utf-8"?>
+<file path=customXml/item4.xml><?xml version="1.0" encoding="utf-8"?>
 <p:properties xmlns:p="http://schemas.microsoft.com/office/2006/metadata/properties" xmlns:xsi="http://www.w3.org/2001/XMLSchema-instance" xmlns:pc="http://schemas.microsoft.com/office/infopath/2007/PartnerControls">
   <documentManagement>
     <lcf76f155ced4ddcb4097134ff3c332f xmlns="1a689db4-6e06-476e-9be9-3b9f8e8c6fb8">
@@ -20917,11 +21376,15 @@
 </p:properties>
 </file>
 
-<file path=customXml/item4.xml><?xml version="1.0" encoding="utf-8"?>
-<b:Sources xmlns:b="http://schemas.openxmlformats.org/officeDocument/2006/bibliography" xmlns="http://schemas.openxmlformats.org/officeDocument/2006/bibliography" SelectedStyle="\APA.XSL" StyleName="APA"/>
+<file path=customXml/itemProps1.xml><?xml version="1.0" encoding="utf-8"?>
+<ds:datastoreItem xmlns:ds="http://schemas.openxmlformats.org/officeDocument/2006/customXml" ds:itemID="{BAA3AF65-3B33-49AB-8B14-14BA3FFBE156}">
+  <ds:schemaRefs>
+    <ds:schemaRef ds:uri="http://schemas.microsoft.com/sharepoint/v3/contenttype/forms"/>
+  </ds:schemaRefs>
+</ds:datastoreItem>
 </file>
 
-<file path=customXml/itemProps1.xml><?xml version="1.0" encoding="utf-8"?>
+<file path=customXml/itemProps2.xml><?xml version="1.0" encoding="utf-8"?>
 <ds:datastoreItem xmlns:ds="http://schemas.openxmlformats.org/officeDocument/2006/customXml" ds:itemID="{A5A9003B-ECF1-4BEC-82C0-8E90D1065FD6}">
   <ds:schemaRefs>
     <ds:schemaRef ds:uri="http://schemas.microsoft.com/office/2006/metadata/contentType"/>
@@ -20939,15 +21402,15 @@
 </ds:datastoreItem>
 </file>
 
-<file path=customXml/itemProps2.xml><?xml version="1.0" encoding="utf-8"?>
-<ds:datastoreItem xmlns:ds="http://schemas.openxmlformats.org/officeDocument/2006/customXml" ds:itemID="{BAA3AF65-3B33-49AB-8B14-14BA3FFBE156}">
+<file path=customXml/itemProps3.xml><?xml version="1.0" encoding="utf-8"?>
+<ds:datastoreItem xmlns:ds="http://schemas.openxmlformats.org/officeDocument/2006/customXml" ds:itemID="{AE3D3812-69AC-4D6A-A7F1-6E3602D960E0}">
   <ds:schemaRefs>
-    <ds:schemaRef ds:uri="http://schemas.microsoft.com/sharepoint/v3/contenttype/forms"/>
+    <ds:schemaRef ds:uri="http://schemas.openxmlformats.org/officeDocument/2006/bibliography"/>
   </ds:schemaRefs>
 </ds:datastoreItem>
 </file>
 
-<file path=customXml/itemProps3.xml><?xml version="1.0" encoding="utf-8"?>
+<file path=customXml/itemProps4.xml><?xml version="1.0" encoding="utf-8"?>
 <ds:datastoreItem xmlns:ds="http://schemas.openxmlformats.org/officeDocument/2006/customXml" ds:itemID="{C7B3A6E1-C8A0-48E3-8293-913D2604C6B5}">
   <ds:schemaRefs>
     <ds:schemaRef ds:uri="http://schemas.microsoft.com/office/2006/metadata/properties"/>
@@ -20955,12 +21418,4 @@
     <ds:schemaRef ds:uri="1a689db4-6e06-476e-9be9-3b9f8e8c6fb8"/>
   </ds:schemaRefs>
 </ds:datastoreItem>
-</file>
-
-<file path=customXml/itemProps4.xml><?xml version="1.0" encoding="utf-8"?>
-<ds:datastoreItem xmlns:ds="http://schemas.openxmlformats.org/officeDocument/2006/customXml" ds:itemID="{AE3D3812-69AC-4D6A-A7F1-6E3602D960E0}">
-  <ds:schemaRefs>
-    <ds:schemaRef ds:uri="http://schemas.openxmlformats.org/officeDocument/2006/bibliography"/>
-  </ds:schemaRefs>
-</ds:datastoreItem>
 </file>
--- a/Templates/sapai_kcl_template_v0.1.docx
+++ b/Templates/sapai_kcl_template_v0.1.docx
@@ -7772,6 +7772,7 @@
       <w:bookmarkStart w:id="36" w:name="_Toc183099246"/>
       <w:bookmarkStart w:id="37" w:name="_Toc185323536"/>
       <w:commentRangeStart w:id="38"/>
+      <w:commentRangeStart w:id="39"/>
       <w:r>
         <w:t>Measures</w:t>
       </w:r>
@@ -7788,17 +7789,28 @@
         </w:rPr>
         <w:commentReference w:id="38"/>
       </w:r>
+      <w:commentRangeEnd w:id="39"/>
+      <w:r>
+        <w:rPr>
+          <w:rStyle w:val="CommentReference"/>
+          <w:b w:val="0"/>
+          <w:iCs w:val="0"/>
+          <w:u w:val="none"/>
+          <w:lang w:val="en-US"/>
+        </w:rPr>
+        <w:commentReference w:id="39"/>
+      </w:r>
       <w:r>
         <w:fldChar w:fldCharType="begin"/>
       </w:r>
       <w:r>
         <w:instrText xml:space="preserve"> TC "</w:instrText>
       </w:r>
-      <w:bookmarkStart w:id="39" w:name="_Toc183094419"/>
+      <w:bookmarkStart w:id="40" w:name="_Toc183094419"/>
       <w:r>
         <w:instrText>Measures</w:instrText>
       </w:r>
-      <w:bookmarkEnd w:id="39"/>
+      <w:bookmarkEnd w:id="40"/>
       <w:r>
         <w:instrText xml:space="preserve">" \f C \l "1" </w:instrText>
       </w:r>
@@ -7806,75 +7818,81 @@
         <w:fldChar w:fldCharType="end"/>
       </w:r>
     </w:p>
-    <w:p/>
-    <w:p>
-      <w:pPr>
-        <w:pStyle w:val="ListParagraph"/>
-        <w:numPr>
-          <w:ilvl w:val="0"/>
-          <w:numId w:val="31"/>
-        </w:numPr>
-        <w:spacing w:before="0" w:after="0"/>
-        <w:rPr>
-          <w:rFonts w:asciiTheme="minorHAnsi" w:hAnsiTheme="minorHAnsi"/>
-          <w:sz w:val="22"/>
-          <w:szCs w:val="22"/>
-          <w:lang w:val="en-US"/>
-        </w:rPr>
-      </w:pPr>
-      <w:r>
-        <w:rPr>
-          <w:rFonts w:asciiTheme="minorHAnsi" w:hAnsiTheme="minorHAnsi"/>
-          <w:sz w:val="22"/>
-          <w:szCs w:val="22"/>
-          <w:lang w:val="en-US"/>
-        </w:rPr>
-        <w:t>Baseline</w:t>
-      </w:r>
-      <w:r>
-        <w:rPr>
-          <w:rFonts w:asciiTheme="minorHAnsi" w:hAnsiTheme="minorHAnsi"/>
-          <w:sz w:val="22"/>
-          <w:szCs w:val="22"/>
-          <w:lang w:val="en-US"/>
+    <w:p>
+      <w:pPr>
+        <w:rPr>
+          <w:sz w:val="22"/>
+          <w:szCs w:val="22"/>
+        </w:rPr>
+      </w:pPr>
+    </w:p>
+    <w:p>
+      <w:pPr>
+        <w:rPr>
+          <w:b/>
+          <w:bCs/>
+          <w:sz w:val="22"/>
+          <w:szCs w:val="22"/>
+        </w:rPr>
+      </w:pPr>
+      <w:r>
+        <w:rPr>
+          <w:b/>
+          <w:bCs/>
+          <w:sz w:val="22"/>
+          <w:szCs w:val="22"/>
+        </w:rPr>
+        <w:t>Primary outcome</w:t>
+      </w:r>
+    </w:p>
+    <w:p>
+      <w:pPr>
+        <w:rPr>
+          <w:sz w:val="22"/>
+          <w:szCs w:val="22"/>
+        </w:rPr>
+      </w:pPr>
+      <w:r>
+        <w:rPr>
+          <w:sz w:val="22"/>
+          <w:szCs w:val="22"/>
+        </w:rPr>
+        <w:t>{{primary_outcome_measures}}</w:t>
+      </w:r>
+      <w:r>
+        <w:rPr>
+          <w:sz w:val="22"/>
+          <w:szCs w:val="22"/>
         </w:rPr>
         <w:fldChar w:fldCharType="begin"/>
       </w:r>
       <w:r>
         <w:rPr>
-          <w:rFonts w:asciiTheme="minorHAnsi" w:hAnsiTheme="minorHAnsi"/>
-          <w:sz w:val="22"/>
-          <w:szCs w:val="22"/>
-          <w:lang w:val="en-US"/>
+          <w:sz w:val="22"/>
+          <w:szCs w:val="22"/>
         </w:rPr>
         <w:instrText xml:space="preserve"> TC "</w:instrText>
       </w:r>
-      <w:bookmarkStart w:id="40" w:name="_Toc183094420"/>
-      <w:r>
-        <w:rPr>
-          <w:rFonts w:asciiTheme="minorHAnsi" w:hAnsiTheme="minorHAnsi"/>
-          <w:sz w:val="22"/>
-          <w:szCs w:val="22"/>
-          <w:lang w:val="en-US"/>
-        </w:rPr>
-        <w:instrText>Baseline</w:instrText>
-      </w:r>
-      <w:bookmarkEnd w:id="40"/>
-      <w:r>
-        <w:rPr>
-          <w:rFonts w:asciiTheme="minorHAnsi" w:hAnsiTheme="minorHAnsi"/>
-          <w:sz w:val="22"/>
-          <w:szCs w:val="22"/>
-          <w:lang w:val="en-US"/>
+      <w:bookmarkStart w:id="41" w:name="_Toc183094421"/>
+      <w:r>
+        <w:rPr>
+          <w:sz w:val="22"/>
+          <w:szCs w:val="22"/>
+        </w:rPr>
+        <w:instrText>Primary outcome measures</w:instrText>
+      </w:r>
+      <w:bookmarkEnd w:id="41"/>
+      <w:r>
+        <w:rPr>
+          <w:sz w:val="22"/>
+          <w:szCs w:val="22"/>
         </w:rPr>
         <w:instrText xml:space="preserve">" \f C \l "1" </w:instrText>
       </w:r>
       <w:r>
         <w:rPr>
-          <w:rFonts w:asciiTheme="minorHAnsi" w:hAnsiTheme="minorHAnsi"/>
-          <w:sz w:val="22"/>
-          <w:szCs w:val="22"/>
-          <w:lang w:val="en-US"/>
+          <w:sz w:val="22"/>
+          <w:szCs w:val="22"/>
         </w:rPr>
         <w:fldChar w:fldCharType="end"/>
       </w:r>
@@ -7893,82 +7911,71 @@
     </w:p>
     <w:p>
       <w:pPr>
-        <w:pStyle w:val="ListParagraph"/>
-        <w:numPr>
-          <w:ilvl w:val="0"/>
-          <w:numId w:val="31"/>
-        </w:numPr>
-        <w:spacing w:before="0" w:after="0"/>
-        <w:rPr>
-          <w:rFonts w:asciiTheme="minorHAnsi" w:hAnsiTheme="minorHAnsi"/>
-          <w:sz w:val="22"/>
-          <w:szCs w:val="22"/>
-          <w:lang w:val="en-US"/>
-        </w:rPr>
-      </w:pPr>
-      <w:r>
-        <w:rPr>
-          <w:rFonts w:asciiTheme="minorHAnsi" w:hAnsiTheme="minorHAnsi"/>
-          <w:sz w:val="22"/>
-          <w:szCs w:val="22"/>
-          <w:lang w:val="en-US"/>
-        </w:rPr>
-        <w:lastRenderedPageBreak/>
-        <w:t>Primary outcome measures</w:t>
-      </w:r>
-      <w:r>
-        <w:rPr>
-          <w:rFonts w:asciiTheme="minorHAnsi" w:hAnsiTheme="minorHAnsi"/>
-          <w:sz w:val="22"/>
-          <w:szCs w:val="22"/>
-          <w:lang w:val="en-US"/>
-        </w:rPr>
-        <w:t xml:space="preserve"> {{primary_outcome_measures}}</w:t>
-      </w:r>
-      <w:r>
-        <w:rPr>
-          <w:rFonts w:asciiTheme="minorHAnsi" w:hAnsiTheme="minorHAnsi"/>
-          <w:sz w:val="22"/>
-          <w:szCs w:val="22"/>
-          <w:lang w:val="en-US"/>
+        <w:rPr>
+          <w:b/>
+          <w:bCs/>
+          <w:sz w:val="22"/>
+          <w:szCs w:val="22"/>
+        </w:rPr>
+      </w:pPr>
+      <w:r>
+        <w:rPr>
+          <w:b/>
+          <w:bCs/>
+          <w:sz w:val="22"/>
+          <w:szCs w:val="22"/>
+        </w:rPr>
+        <w:t xml:space="preserve">Secondary outcome </w:t>
+      </w:r>
+    </w:p>
+    <w:p>
+      <w:pPr>
+        <w:rPr>
+          <w:sz w:val="22"/>
+          <w:szCs w:val="22"/>
+        </w:rPr>
+      </w:pPr>
+      <w:r>
+        <w:rPr>
+          <w:sz w:val="22"/>
+          <w:szCs w:val="22"/>
+        </w:rPr>
+        <w:t>{{secondary_outcome_measures}}</w:t>
+      </w:r>
+      <w:r>
+        <w:rPr>
+          <w:sz w:val="22"/>
+          <w:szCs w:val="22"/>
         </w:rPr>
         <w:fldChar w:fldCharType="begin"/>
       </w:r>
       <w:r>
         <w:rPr>
-          <w:rFonts w:asciiTheme="minorHAnsi" w:hAnsiTheme="minorHAnsi"/>
-          <w:sz w:val="22"/>
-          <w:szCs w:val="22"/>
-          <w:lang w:val="en-US"/>
+          <w:sz w:val="22"/>
+          <w:szCs w:val="22"/>
         </w:rPr>
         <w:instrText xml:space="preserve"> TC "</w:instrText>
       </w:r>
-      <w:bookmarkStart w:id="41" w:name="_Toc183094421"/>
-      <w:r>
-        <w:rPr>
-          <w:rFonts w:asciiTheme="minorHAnsi" w:hAnsiTheme="minorHAnsi"/>
-          <w:sz w:val="22"/>
-          <w:szCs w:val="22"/>
-          <w:lang w:val="en-US"/>
-        </w:rPr>
-        <w:instrText>Primary outcome measures</w:instrText>
-      </w:r>
-      <w:bookmarkEnd w:id="41"/>
-      <w:r>
-        <w:rPr>
-          <w:rFonts w:asciiTheme="minorHAnsi" w:hAnsiTheme="minorHAnsi"/>
-          <w:sz w:val="22"/>
-          <w:szCs w:val="22"/>
-          <w:lang w:val="en-US"/>
+      <w:bookmarkStart w:id="42" w:name="_Toc183094422"/>
+      <w:r>
+        <w:rPr>
+          <w:sz w:val="22"/>
+          <w:szCs w:val="22"/>
+        </w:rPr>
+        <w:instrText>Secondary outcome measures</w:instrText>
+      </w:r>
+      <w:bookmarkEnd w:id="42"/>
+      <w:r>
+        <w:rPr>
+          <w:sz w:val="22"/>
+          <w:szCs w:val="22"/>
         </w:rPr>
         <w:instrText xml:space="preserve">" \f C \l "1" </w:instrText>
       </w:r>
       <w:r>
         <w:rPr>
-          <w:rFonts w:asciiTheme="minorHAnsi" w:hAnsiTheme="minorHAnsi"/>
-          <w:sz w:val="22"/>
-          <w:szCs w:val="22"/>
-          <w:lang w:val="en-US"/>
+          <w:sz w:val="22"/>
+          <w:szCs w:val="22"/>
         </w:rPr>
         <w:fldChar w:fldCharType="end"/>
       </w:r>
@@ -7987,81 +7994,78 @@
     </w:p>
     <w:p>
       <w:pPr>
-        <w:pStyle w:val="ListParagraph"/>
-        <w:numPr>
-          <w:ilvl w:val="0"/>
-          <w:numId w:val="31"/>
-        </w:numPr>
-        <w:spacing w:before="0" w:after="0"/>
-        <w:rPr>
-          <w:rFonts w:asciiTheme="minorHAnsi" w:hAnsiTheme="minorHAnsi"/>
-          <w:sz w:val="22"/>
-          <w:szCs w:val="22"/>
-          <w:lang w:val="en-US"/>
-        </w:rPr>
-      </w:pPr>
-      <w:r>
-        <w:rPr>
-          <w:rFonts w:asciiTheme="minorHAnsi" w:hAnsiTheme="minorHAnsi"/>
-          <w:sz w:val="22"/>
-          <w:szCs w:val="22"/>
-          <w:lang w:val="en-US"/>
-        </w:rPr>
-        <w:t>Secondary outcome measures</w:t>
-      </w:r>
-      <w:r>
-        <w:rPr>
-          <w:rFonts w:asciiTheme="minorHAnsi" w:hAnsiTheme="minorHAnsi"/>
-          <w:sz w:val="22"/>
-          <w:szCs w:val="22"/>
-          <w:lang w:val="en-US"/>
-        </w:rPr>
-        <w:t xml:space="preserve"> {{secondary_outcome_measures}}</w:t>
-      </w:r>
-      <w:r>
-        <w:rPr>
-          <w:rFonts w:asciiTheme="minorHAnsi" w:hAnsiTheme="minorHAnsi"/>
-          <w:sz w:val="22"/>
-          <w:szCs w:val="22"/>
-          <w:lang w:val="en-US"/>
+        <w:rPr>
+          <w:b/>
+          <w:bCs/>
+          <w:sz w:val="22"/>
+          <w:szCs w:val="22"/>
+        </w:rPr>
+      </w:pPr>
+      <w:r>
+        <w:rPr>
+          <w:b/>
+          <w:bCs/>
+          <w:sz w:val="22"/>
+          <w:szCs w:val="22"/>
+        </w:rPr>
+        <w:t>Mediators of treatment</w:t>
+      </w:r>
+    </w:p>
+    <w:p>
+      <w:pPr>
+        <w:rPr>
+          <w:sz w:val="22"/>
+          <w:szCs w:val="22"/>
+        </w:rPr>
+      </w:pPr>
+      <w:r>
+        <w:rPr>
+          <w:sz w:val="22"/>
+          <w:szCs w:val="22"/>
+        </w:rPr>
+        <w:t>{{</w:t>
+      </w:r>
+      <w:r>
+        <w:rPr>
+          <w:sz w:val="22"/>
+          <w:szCs w:val="22"/>
+        </w:rPr>
+        <w:t>mediator_of_treatment}}</w:t>
+      </w:r>
+      <w:r>
+        <w:rPr>
+          <w:sz w:val="22"/>
+          <w:szCs w:val="22"/>
         </w:rPr>
         <w:fldChar w:fldCharType="begin"/>
       </w:r>
       <w:r>
         <w:rPr>
-          <w:rFonts w:asciiTheme="minorHAnsi" w:hAnsiTheme="minorHAnsi"/>
-          <w:sz w:val="22"/>
-          <w:szCs w:val="22"/>
-          <w:lang w:val="en-US"/>
+          <w:sz w:val="22"/>
+          <w:szCs w:val="22"/>
         </w:rPr>
         <w:instrText xml:space="preserve"> TC "</w:instrText>
       </w:r>
-      <w:bookmarkStart w:id="42" w:name="_Toc183094422"/>
-      <w:r>
-        <w:rPr>
-          <w:rFonts w:asciiTheme="minorHAnsi" w:hAnsiTheme="minorHAnsi"/>
-          <w:sz w:val="22"/>
-          <w:szCs w:val="22"/>
-          <w:lang w:val="en-US"/>
-        </w:rPr>
-        <w:instrText>Secondary outcome measures</w:instrText>
-      </w:r>
-      <w:bookmarkEnd w:id="42"/>
-      <w:r>
-        <w:rPr>
-          <w:rFonts w:asciiTheme="minorHAnsi" w:hAnsiTheme="minorHAnsi"/>
-          <w:sz w:val="22"/>
-          <w:szCs w:val="22"/>
-          <w:lang w:val="en-US"/>
+      <w:bookmarkStart w:id="43" w:name="_Toc183094423"/>
+      <w:r>
+        <w:rPr>
+          <w:sz w:val="22"/>
+          <w:szCs w:val="22"/>
+        </w:rPr>
+        <w:instrText>Mediators of treatment</w:instrText>
+      </w:r>
+      <w:bookmarkEnd w:id="43"/>
+      <w:r>
+        <w:rPr>
+          <w:sz w:val="22"/>
+          <w:szCs w:val="22"/>
         </w:rPr>
         <w:instrText xml:space="preserve">" \f C \l "1" </w:instrText>
       </w:r>
       <w:r>
         <w:rPr>
-          <w:rFonts w:asciiTheme="minorHAnsi" w:hAnsiTheme="minorHAnsi"/>
-          <w:sz w:val="22"/>
-          <w:szCs w:val="22"/>
-          <w:lang w:val="en-US"/>
+          <w:sz w:val="22"/>
+          <w:szCs w:val="22"/>
         </w:rPr>
         <w:fldChar w:fldCharType="end"/>
       </w:r>
@@ -8080,90 +8084,80 @@
     </w:p>
     <w:p>
       <w:pPr>
-        <w:pStyle w:val="ListParagraph"/>
-        <w:numPr>
-          <w:ilvl w:val="0"/>
-          <w:numId w:val="31"/>
-        </w:numPr>
-        <w:spacing w:before="0" w:after="0"/>
-        <w:rPr>
-          <w:rFonts w:asciiTheme="minorHAnsi" w:hAnsiTheme="minorHAnsi"/>
-          <w:sz w:val="22"/>
-          <w:szCs w:val="22"/>
-          <w:lang w:val="en-US"/>
-        </w:rPr>
-      </w:pPr>
-      <w:r>
-        <w:rPr>
-          <w:rFonts w:asciiTheme="minorHAnsi" w:hAnsiTheme="minorHAnsi"/>
-          <w:sz w:val="22"/>
-          <w:szCs w:val="22"/>
-          <w:lang w:val="en-US"/>
-        </w:rPr>
-        <w:t>Mediators of treatment</w:t>
-      </w:r>
-      <w:r>
-        <w:rPr>
-          <w:rFonts w:asciiTheme="minorHAnsi" w:hAnsiTheme="minorHAnsi"/>
-          <w:sz w:val="22"/>
-          <w:szCs w:val="22"/>
-          <w:lang w:val="en-US"/>
-        </w:rPr>
-        <w:t xml:space="preserve"> {{</w:t>
-      </w:r>
-      <w:r>
-        <w:rPr>
-          <w:rFonts w:asciiTheme="minorHAnsi" w:hAnsiTheme="minorHAnsi"/>
-          <w:sz w:val="22"/>
-          <w:szCs w:val="22"/>
-          <w:lang w:val="en-US"/>
-        </w:rPr>
-        <w:t>mediator_of_treatment}}</w:t>
-      </w:r>
-      <w:r>
-        <w:rPr>
-          <w:rFonts w:asciiTheme="minorHAnsi" w:hAnsiTheme="minorHAnsi"/>
-          <w:sz w:val="22"/>
-          <w:szCs w:val="22"/>
-          <w:lang w:val="en-US"/>
+        <w:rPr>
+          <w:b/>
+          <w:bCs/>
+          <w:sz w:val="22"/>
+          <w:szCs w:val="22"/>
+        </w:rPr>
+      </w:pPr>
+      <w:r>
+        <w:rPr>
+          <w:b/>
+          <w:bCs/>
+          <w:sz w:val="22"/>
+          <w:szCs w:val="22"/>
+        </w:rPr>
+        <w:t>Moderators of treatment</w:t>
+      </w:r>
+      <w:r>
+        <w:rPr>
+          <w:b/>
+          <w:bCs/>
+          <w:sz w:val="22"/>
+          <w:szCs w:val="22"/>
+        </w:rPr>
+        <w:t xml:space="preserve"> </w:t>
+      </w:r>
+    </w:p>
+    <w:p>
+      <w:pPr>
+        <w:rPr>
+          <w:sz w:val="22"/>
+          <w:szCs w:val="22"/>
+        </w:rPr>
+      </w:pPr>
+      <w:r>
+        <w:rPr>
+          <w:sz w:val="22"/>
+          <w:szCs w:val="22"/>
+        </w:rPr>
+        <w:t>{{moderator_of_treatment}}</w:t>
+      </w:r>
+      <w:r>
+        <w:rPr>
+          <w:sz w:val="22"/>
+          <w:szCs w:val="22"/>
         </w:rPr>
         <w:fldChar w:fldCharType="begin"/>
       </w:r>
       <w:r>
         <w:rPr>
-          <w:rFonts w:asciiTheme="minorHAnsi" w:hAnsiTheme="minorHAnsi"/>
-          <w:sz w:val="22"/>
-          <w:szCs w:val="22"/>
-          <w:lang w:val="en-US"/>
+          <w:sz w:val="22"/>
+          <w:szCs w:val="22"/>
         </w:rPr>
         <w:instrText xml:space="preserve"> TC "</w:instrText>
       </w:r>
-      <w:bookmarkStart w:id="43" w:name="_Toc183094423"/>
-      <w:r>
-        <w:rPr>
-          <w:rFonts w:asciiTheme="minorHAnsi" w:hAnsiTheme="minorHAnsi"/>
-          <w:sz w:val="22"/>
-          <w:szCs w:val="22"/>
-          <w:lang w:val="en-US"/>
-        </w:rPr>
-        <w:instrText>Mediators of treatment</w:instrText>
-      </w:r>
-      <w:bookmarkEnd w:id="43"/>
-      <w:r>
-        <w:rPr>
-          <w:rFonts w:asciiTheme="minorHAnsi" w:hAnsiTheme="minorHAnsi"/>
-          <w:sz w:val="22"/>
-          <w:szCs w:val="22"/>
-          <w:lang w:val="en-US"/>
+      <w:bookmarkStart w:id="44" w:name="_Toc183094424"/>
+      <w:r>
+        <w:rPr>
+          <w:sz w:val="22"/>
+          <w:szCs w:val="22"/>
+        </w:rPr>
+        <w:instrText>Moderators of treatment</w:instrText>
+      </w:r>
+      <w:bookmarkEnd w:id="44"/>
+      <w:r>
+        <w:rPr>
+          <w:sz w:val="22"/>
+          <w:szCs w:val="22"/>
         </w:rPr>
         <w:instrText xml:space="preserve">" \f C \l "1" </w:instrText>
       </w:r>
       <w:r>
         <w:rPr>
-          <w:rFonts w:asciiTheme="minorHAnsi" w:hAnsiTheme="minorHAnsi"/>
-          <w:sz w:val="22"/>
-          <w:szCs w:val="22"/>
-          <w:lang w:val="en-US"/>
+          <w:sz w:val="22"/>
+          <w:szCs w:val="22"/>
         </w:rPr>
         <w:fldChar w:fldCharType="end"/>
       </w:r>
@@ -8182,81 +8176,80 @@
     </w:p>
     <w:p>
       <w:pPr>
-        <w:pStyle w:val="ListParagraph"/>
-        <w:numPr>
-          <w:ilvl w:val="0"/>
-          <w:numId w:val="31"/>
-        </w:numPr>
-        <w:spacing w:before="0" w:after="0"/>
-        <w:rPr>
-          <w:rFonts w:asciiTheme="minorHAnsi" w:hAnsiTheme="minorHAnsi"/>
-          <w:sz w:val="22"/>
-          <w:szCs w:val="22"/>
-          <w:lang w:val="en-US"/>
-        </w:rPr>
-      </w:pPr>
-      <w:r>
-        <w:rPr>
-          <w:rFonts w:asciiTheme="minorHAnsi" w:hAnsiTheme="minorHAnsi"/>
-          <w:sz w:val="22"/>
-          <w:szCs w:val="22"/>
-          <w:lang w:val="en-US"/>
-        </w:rPr>
-        <w:t>Moderators of treatment</w:t>
-      </w:r>
-      <w:r>
-        <w:rPr>
-          <w:rFonts w:asciiTheme="minorHAnsi" w:hAnsiTheme="minorHAnsi"/>
-          <w:sz w:val="22"/>
-          <w:szCs w:val="22"/>
-          <w:lang w:val="en-US"/>
-        </w:rPr>
-        <w:t xml:space="preserve"> {{moderator_of_treatment}}</w:t>
-      </w:r>
-      <w:r>
-        <w:rPr>
-          <w:rFonts w:asciiTheme="minorHAnsi" w:hAnsiTheme="minorHAnsi"/>
-          <w:sz w:val="22"/>
-          <w:szCs w:val="22"/>
-          <w:lang w:val="en-US"/>
+        <w:rPr>
+          <w:b/>
+          <w:bCs/>
+          <w:sz w:val="22"/>
+          <w:szCs w:val="22"/>
+        </w:rPr>
+      </w:pPr>
+      <w:r>
+        <w:rPr>
+          <w:b/>
+          <w:bCs/>
+          <w:sz w:val="22"/>
+          <w:szCs w:val="22"/>
+        </w:rPr>
+        <w:t>Process indicators</w:t>
+      </w:r>
+      <w:r>
+        <w:rPr>
+          <w:b/>
+          <w:bCs/>
+          <w:sz w:val="22"/>
+          <w:szCs w:val="22"/>
+        </w:rPr>
+        <w:t xml:space="preserve"> </w:t>
+      </w:r>
+    </w:p>
+    <w:p>
+      <w:pPr>
+        <w:rPr>
+          <w:sz w:val="22"/>
+          <w:szCs w:val="22"/>
+        </w:rPr>
+      </w:pPr>
+      <w:r>
+        <w:rPr>
+          <w:sz w:val="22"/>
+          <w:szCs w:val="22"/>
+        </w:rPr>
+        <w:t xml:space="preserve">{{process_indicators}} </w:t>
+      </w:r>
+      <w:r>
+        <w:rPr>
+          <w:sz w:val="22"/>
+          <w:szCs w:val="22"/>
         </w:rPr>
         <w:fldChar w:fldCharType="begin"/>
       </w:r>
       <w:r>
         <w:rPr>
-          <w:rFonts w:asciiTheme="minorHAnsi" w:hAnsiTheme="minorHAnsi"/>
-          <w:sz w:val="22"/>
-          <w:szCs w:val="22"/>
-          <w:lang w:val="en-US"/>
+          <w:sz w:val="22"/>
+          <w:szCs w:val="22"/>
         </w:rPr>
         <w:instrText xml:space="preserve"> TC "</w:instrText>
       </w:r>
-      <w:bookmarkStart w:id="44" w:name="_Toc183094424"/>
-      <w:r>
-        <w:rPr>
-          <w:rFonts w:asciiTheme="minorHAnsi" w:hAnsiTheme="minorHAnsi"/>
-          <w:sz w:val="22"/>
-          <w:szCs w:val="22"/>
-          <w:lang w:val="en-US"/>
-        </w:rPr>
-        <w:instrText>Moderators of treatment</w:instrText>
-      </w:r>
-      <w:bookmarkEnd w:id="44"/>
-      <w:r>
-        <w:rPr>
-          <w:rFonts w:asciiTheme="minorHAnsi" w:hAnsiTheme="minorHAnsi"/>
-          <w:sz w:val="22"/>
-          <w:szCs w:val="22"/>
-          <w:lang w:val="en-US"/>
+      <w:bookmarkStart w:id="45" w:name="_Toc183094425"/>
+      <w:r>
+        <w:rPr>
+          <w:sz w:val="22"/>
+          <w:szCs w:val="22"/>
+        </w:rPr>
+        <w:instrText>Process indicators</w:instrText>
+      </w:r>
+      <w:bookmarkEnd w:id="45"/>
+      <w:r>
+        <w:rPr>
+          <w:sz w:val="22"/>
+          <w:szCs w:val="22"/>
         </w:rPr>
         <w:instrText xml:space="preserve">" \f C \l "1" </w:instrText>
       </w:r>
       <w:r>
         <w:rPr>
-          <w:rFonts w:asciiTheme="minorHAnsi" w:hAnsiTheme="minorHAnsi"/>
-          <w:sz w:val="22"/>
-          <w:szCs w:val="22"/>
-          <w:lang w:val="en-US"/>
+          <w:sz w:val="22"/>
+          <w:szCs w:val="22"/>
         </w:rPr>
         <w:fldChar w:fldCharType="end"/>
       </w:r>
@@ -8275,117 +8268,80 @@
     </w:p>
     <w:p>
       <w:pPr>
-        <w:pStyle w:val="ListParagraph"/>
-        <w:numPr>
-          <w:ilvl w:val="0"/>
-          <w:numId w:val="31"/>
-        </w:numPr>
-        <w:spacing w:before="0" w:after="0"/>
-        <w:rPr>
-          <w:rFonts w:asciiTheme="minorHAnsi" w:hAnsiTheme="minorHAnsi"/>
-          <w:sz w:val="22"/>
-          <w:szCs w:val="22"/>
-          <w:lang w:val="en-US"/>
-        </w:rPr>
-      </w:pPr>
-      <w:r>
-        <w:rPr>
-          <w:rFonts w:asciiTheme="minorHAnsi" w:hAnsiTheme="minorHAnsi"/>
-          <w:sz w:val="22"/>
-          <w:szCs w:val="22"/>
-          <w:lang w:val="en-US"/>
-        </w:rPr>
-        <w:t>Process indicators</w:t>
-      </w:r>
-      <w:r>
-        <w:rPr>
-          <w:rFonts w:asciiTheme="minorHAnsi" w:hAnsiTheme="minorHAnsi"/>
-          <w:sz w:val="22"/>
-          <w:szCs w:val="22"/>
-          <w:lang w:val="en-US"/>
+        <w:rPr>
+          <w:b/>
+          <w:bCs/>
+          <w:sz w:val="22"/>
+          <w:szCs w:val="22"/>
+        </w:rPr>
+      </w:pPr>
+      <w:r>
+        <w:rPr>
+          <w:b/>
+          <w:bCs/>
+          <w:sz w:val="22"/>
+          <w:szCs w:val="22"/>
+        </w:rPr>
+        <w:t>Adverse events</w:t>
+      </w:r>
+      <w:r>
+        <w:rPr>
+          <w:b/>
+          <w:bCs/>
+          <w:sz w:val="22"/>
+          <w:szCs w:val="22"/>
         </w:rPr>
         <w:t xml:space="preserve"> </w:t>
       </w:r>
-      <w:r>
-        <w:rPr>
-          <w:rFonts w:asciiTheme="minorHAnsi" w:hAnsiTheme="minorHAnsi"/>
-          <w:sz w:val="22"/>
-          <w:szCs w:val="22"/>
-          <w:lang w:val="en-US"/>
-        </w:rPr>
-        <w:t>{{</w:t>
-      </w:r>
-      <w:r>
-        <w:rPr>
-          <w:rFonts w:asciiTheme="minorHAnsi" w:hAnsiTheme="minorHAnsi"/>
-          <w:sz w:val="22"/>
-          <w:szCs w:val="22"/>
-          <w:lang w:val="en-US"/>
-        </w:rPr>
-        <w:t>process_indicators</w:t>
-      </w:r>
-      <w:r>
-        <w:rPr>
-          <w:rFonts w:asciiTheme="minorHAnsi" w:hAnsiTheme="minorHAnsi"/>
-          <w:sz w:val="22"/>
-          <w:szCs w:val="22"/>
-          <w:lang w:val="en-US"/>
-        </w:rPr>
-        <w:t>}}</w:t>
-      </w:r>
-      <w:r>
-        <w:rPr>
-          <w:rFonts w:asciiTheme="minorHAnsi" w:hAnsiTheme="minorHAnsi"/>
-          <w:sz w:val="22"/>
-          <w:szCs w:val="22"/>
-          <w:lang w:val="en-US"/>
-        </w:rPr>
-        <w:t xml:space="preserve"> </w:t>
-      </w:r>
-      <w:r>
-        <w:rPr>
-          <w:rFonts w:asciiTheme="minorHAnsi" w:hAnsiTheme="minorHAnsi"/>
-          <w:sz w:val="22"/>
-          <w:szCs w:val="22"/>
-          <w:lang w:val="en-US"/>
+    </w:p>
+    <w:p>
+      <w:pPr>
+        <w:rPr>
+          <w:sz w:val="22"/>
+          <w:szCs w:val="22"/>
+        </w:rPr>
+      </w:pPr>
+      <w:r>
+        <w:rPr>
+          <w:sz w:val="22"/>
+          <w:szCs w:val="22"/>
+        </w:rPr>
+        <w:t xml:space="preserve">{{adverse_events}} </w:t>
+      </w:r>
+      <w:r>
+        <w:rPr>
+          <w:sz w:val="22"/>
+          <w:szCs w:val="22"/>
         </w:rPr>
         <w:fldChar w:fldCharType="begin"/>
       </w:r>
       <w:r>
         <w:rPr>
-          <w:rFonts w:asciiTheme="minorHAnsi" w:hAnsiTheme="minorHAnsi"/>
-          <w:sz w:val="22"/>
-          <w:szCs w:val="22"/>
-          <w:lang w:val="en-US"/>
+          <w:sz w:val="22"/>
+          <w:szCs w:val="22"/>
         </w:rPr>
         <w:instrText xml:space="preserve"> TC "</w:instrText>
       </w:r>
-      <w:bookmarkStart w:id="45" w:name="_Toc183094425"/>
-      <w:r>
-        <w:rPr>
-          <w:rFonts w:asciiTheme="minorHAnsi" w:hAnsiTheme="minorHAnsi"/>
-          <w:sz w:val="22"/>
-          <w:szCs w:val="22"/>
-          <w:lang w:val="en-US"/>
-        </w:rPr>
-        <w:instrText>Process indicators</w:instrText>
-      </w:r>
-      <w:bookmarkEnd w:id="45"/>
-      <w:r>
-        <w:rPr>
-          <w:rFonts w:asciiTheme="minorHAnsi" w:hAnsiTheme="minorHAnsi"/>
-          <w:sz w:val="22"/>
-          <w:szCs w:val="22"/>
-          <w:lang w:val="en-US"/>
+      <w:bookmarkStart w:id="46" w:name="_Toc183094426"/>
+      <w:r>
+        <w:rPr>
+          <w:sz w:val="22"/>
+          <w:szCs w:val="22"/>
+        </w:rPr>
+        <w:instrText>Adverse events</w:instrText>
+      </w:r>
+      <w:bookmarkEnd w:id="46"/>
+      <w:r>
+        <w:rPr>
+          <w:sz w:val="22"/>
+          <w:szCs w:val="22"/>
         </w:rPr>
         <w:instrText xml:space="preserve">" \f C \l "1" </w:instrText>
       </w:r>
       <w:r>
         <w:rPr>
-          <w:rFonts w:asciiTheme="minorHAnsi" w:hAnsiTheme="minorHAnsi"/>
-          <w:sz w:val="22"/>
-          <w:szCs w:val="22"/>
-          <w:lang w:val="en-US"/>
+          <w:sz w:val="22"/>
+          <w:szCs w:val="22"/>
         </w:rPr>
         <w:fldChar w:fldCharType="end"/>
       </w:r>
@@ -8404,117 +8360,71 @@
     </w:p>
     <w:p>
       <w:pPr>
-        <w:pStyle w:val="ListParagraph"/>
-        <w:numPr>
-          <w:ilvl w:val="0"/>
-          <w:numId w:val="31"/>
-        </w:numPr>
-        <w:spacing w:before="0" w:after="0"/>
-        <w:rPr>
-          <w:rFonts w:asciiTheme="minorHAnsi" w:hAnsiTheme="minorHAnsi"/>
-          <w:sz w:val="22"/>
-          <w:szCs w:val="22"/>
-          <w:lang w:val="en-US"/>
-        </w:rPr>
-      </w:pPr>
-      <w:r>
-        <w:rPr>
-          <w:rFonts w:asciiTheme="minorHAnsi" w:hAnsiTheme="minorHAnsi"/>
-          <w:sz w:val="22"/>
-          <w:szCs w:val="22"/>
-          <w:lang w:val="en-US"/>
-        </w:rPr>
-        <w:t>Adverse events</w:t>
-      </w:r>
-      <w:r>
-        <w:rPr>
-          <w:rFonts w:asciiTheme="minorHAnsi" w:hAnsiTheme="minorHAnsi"/>
-          <w:sz w:val="22"/>
-          <w:szCs w:val="22"/>
-          <w:lang w:val="en-US"/>
-        </w:rPr>
-        <w:t xml:space="preserve"> </w:t>
-      </w:r>
-      <w:r>
-        <w:rPr>
-          <w:rFonts w:asciiTheme="minorHAnsi" w:hAnsiTheme="minorHAnsi"/>
-          <w:sz w:val="22"/>
-          <w:szCs w:val="22"/>
-          <w:lang w:val="en-US"/>
-        </w:rPr>
-        <w:t>{{</w:t>
-      </w:r>
-      <w:r>
-        <w:rPr>
-          <w:rFonts w:asciiTheme="minorHAnsi" w:hAnsiTheme="minorHAnsi"/>
-          <w:sz w:val="22"/>
-          <w:szCs w:val="22"/>
-          <w:lang w:val="en-US"/>
-        </w:rPr>
-        <w:t>adverse_events</w:t>
-      </w:r>
-      <w:r>
-        <w:rPr>
-          <w:rFonts w:asciiTheme="minorHAnsi" w:hAnsiTheme="minorHAnsi"/>
-          <w:sz w:val="22"/>
-          <w:szCs w:val="22"/>
-          <w:lang w:val="en-US"/>
-        </w:rPr>
-        <w:t>}}</w:t>
-      </w:r>
-      <w:r>
-        <w:rPr>
-          <w:rFonts w:asciiTheme="minorHAnsi" w:hAnsiTheme="minorHAnsi"/>
-          <w:sz w:val="22"/>
-          <w:szCs w:val="22"/>
-          <w:lang w:val="en-US"/>
-        </w:rPr>
-        <w:t xml:space="preserve"> </w:t>
-      </w:r>
-      <w:r>
-        <w:rPr>
-          <w:rFonts w:asciiTheme="minorHAnsi" w:hAnsiTheme="minorHAnsi"/>
-          <w:sz w:val="22"/>
-          <w:szCs w:val="22"/>
-          <w:lang w:val="en-US"/>
+        <w:rPr>
+          <w:b/>
+          <w:bCs/>
+          <w:sz w:val="22"/>
+          <w:szCs w:val="22"/>
+        </w:rPr>
+      </w:pPr>
+      <w:r>
+        <w:rPr>
+          <w:b/>
+          <w:bCs/>
+          <w:sz w:val="22"/>
+          <w:szCs w:val="22"/>
+        </w:rPr>
+        <w:t>Additional pre-randomisation (baseline) measures</w:t>
+      </w:r>
+    </w:p>
+    <w:p>
+      <w:pPr>
+        <w:rPr>
+          <w:sz w:val="22"/>
+          <w:szCs w:val="22"/>
+        </w:rPr>
+      </w:pPr>
+      <w:r>
+        <w:rPr>
+          <w:sz w:val="22"/>
+          <w:szCs w:val="22"/>
+        </w:rPr>
+        <w:t>{{only_baseline_measures}}</w:t>
+      </w:r>
+      <w:r>
+        <w:rPr>
+          <w:sz w:val="22"/>
+          <w:szCs w:val="22"/>
         </w:rPr>
         <w:fldChar w:fldCharType="begin"/>
       </w:r>
       <w:r>
         <w:rPr>
-          <w:rFonts w:asciiTheme="minorHAnsi" w:hAnsiTheme="minorHAnsi"/>
-          <w:sz w:val="22"/>
-          <w:szCs w:val="22"/>
-          <w:lang w:val="en-US"/>
+          <w:sz w:val="22"/>
+          <w:szCs w:val="22"/>
         </w:rPr>
         <w:instrText xml:space="preserve"> TC "</w:instrText>
       </w:r>
-      <w:bookmarkStart w:id="46" w:name="_Toc183094426"/>
-      <w:r>
-        <w:rPr>
-          <w:rFonts w:asciiTheme="minorHAnsi" w:hAnsiTheme="minorHAnsi"/>
-          <w:sz w:val="22"/>
-          <w:szCs w:val="22"/>
-          <w:lang w:val="en-US"/>
-        </w:rPr>
-        <w:instrText>Adverse events</w:instrText>
-      </w:r>
-      <w:bookmarkEnd w:id="46"/>
-      <w:r>
-        <w:rPr>
-          <w:rFonts w:asciiTheme="minorHAnsi" w:hAnsiTheme="minorHAnsi"/>
-          <w:sz w:val="22"/>
-          <w:szCs w:val="22"/>
-          <w:lang w:val="en-US"/>
+      <w:bookmarkStart w:id="47" w:name="_Toc183094427"/>
+      <w:r>
+        <w:rPr>
+          <w:sz w:val="22"/>
+          <w:szCs w:val="22"/>
+        </w:rPr>
+        <w:instrText>Additional pre-randomisation (baseline) measures</w:instrText>
+      </w:r>
+      <w:bookmarkEnd w:id="47"/>
+      <w:r>
+        <w:rPr>
+          <w:sz w:val="22"/>
+          <w:szCs w:val="22"/>
         </w:rPr>
         <w:instrText xml:space="preserve">" \f C \l "1" </w:instrText>
       </w:r>
       <w:r>
         <w:rPr>
-          <w:rFonts w:asciiTheme="minorHAnsi" w:hAnsiTheme="minorHAnsi"/>
-          <w:sz w:val="22"/>
-          <w:szCs w:val="22"/>
-          <w:lang w:val="en-US"/>
+          <w:sz w:val="22"/>
+          <w:szCs w:val="22"/>
         </w:rPr>
         <w:fldChar w:fldCharType="end"/>
       </w:r>
@@ -8533,175 +8443,55 @@
     </w:p>
     <w:p>
       <w:pPr>
-        <w:pStyle w:val="ListParagraph"/>
-        <w:numPr>
-          <w:ilvl w:val="0"/>
-          <w:numId w:val="31"/>
-        </w:numPr>
-        <w:spacing w:before="0" w:after="0"/>
-        <w:rPr>
-          <w:rFonts w:asciiTheme="minorHAnsi" w:hAnsiTheme="minorHAnsi"/>
-          <w:sz w:val="22"/>
-          <w:szCs w:val="22"/>
-          <w:lang w:val="en-US"/>
-        </w:rPr>
-      </w:pPr>
-      <w:r>
-        <w:rPr>
-          <w:rFonts w:asciiTheme="minorHAnsi" w:hAnsiTheme="minorHAnsi"/>
-          <w:sz w:val="22"/>
-          <w:szCs w:val="22"/>
-          <w:lang w:val="en-US"/>
-        </w:rPr>
-        <w:t>Additional pre-randomisation (baseline) measures</w:t>
-      </w:r>
-      <w:r>
-        <w:rPr>
-          <w:rFonts w:asciiTheme="minorHAnsi" w:hAnsiTheme="minorHAnsi"/>
-          <w:sz w:val="22"/>
-          <w:szCs w:val="22"/>
-          <w:lang w:val="en-US"/>
-        </w:rPr>
-        <w:t xml:space="preserve"> {{only_baseline_measures}}</w:t>
-      </w:r>
-      <w:r>
-        <w:rPr>
-          <w:rFonts w:asciiTheme="minorHAnsi" w:hAnsiTheme="minorHAnsi"/>
-          <w:sz w:val="22"/>
-          <w:szCs w:val="22"/>
-          <w:lang w:val="en-US"/>
-        </w:rPr>
+        <w:rPr>
+          <w:b/>
+          <w:bCs/>
+          <w:sz w:val="22"/>
+          <w:szCs w:val="22"/>
+        </w:rPr>
+      </w:pPr>
+      <w:r>
+        <w:rPr>
+          <w:b/>
+          <w:bCs/>
+          <w:sz w:val="22"/>
+          <w:szCs w:val="22"/>
+        </w:rPr>
+        <w:t>Additional post-randomisation (follow-up) measures</w:t>
+      </w:r>
+      <w:r>
+        <w:rPr>
+          <w:b/>
+          <w:bCs/>
+          <w:sz w:val="22"/>
+          <w:szCs w:val="22"/>
+        </w:rPr>
+        <w:t xml:space="preserve"> </w:t>
+      </w:r>
+    </w:p>
+    <w:p>
+      <w:r>
+        <w:rPr>
+          <w:sz w:val="22"/>
+          <w:szCs w:val="22"/>
+        </w:rPr>
+        <w:t>{{additional_follow_up_measures}}</w:t>
+      </w:r>
+      <w:r>
         <w:fldChar w:fldCharType="begin"/>
       </w:r>
       <w:r>
-        <w:rPr>
-          <w:rFonts w:asciiTheme="minorHAnsi" w:hAnsiTheme="minorHAnsi"/>
-          <w:sz w:val="22"/>
-          <w:szCs w:val="22"/>
-          <w:lang w:val="en-US"/>
-        </w:rPr>
         <w:instrText xml:space="preserve"> TC "</w:instrText>
       </w:r>
-      <w:bookmarkStart w:id="47" w:name="_Toc183094427"/>
-      <w:r>
-        <w:rPr>
-          <w:rFonts w:asciiTheme="minorHAnsi" w:hAnsiTheme="minorHAnsi"/>
-          <w:sz w:val="22"/>
-          <w:szCs w:val="22"/>
-          <w:lang w:val="en-US"/>
-        </w:rPr>
-        <w:instrText>Additional pre-randomisation (baseline) measures</w:instrText>
-      </w:r>
-      <w:bookmarkEnd w:id="47"/>
-      <w:r>
-        <w:rPr>
-          <w:rFonts w:asciiTheme="minorHAnsi" w:hAnsiTheme="minorHAnsi"/>
-          <w:sz w:val="22"/>
-          <w:szCs w:val="22"/>
-          <w:lang w:val="en-US"/>
-        </w:rPr>
+      <w:bookmarkStart w:id="48" w:name="_Toc183094428"/>
+      <w:r>
+        <w:instrText>Additional post-randomisation (follow-up) measures</w:instrText>
+      </w:r>
+      <w:bookmarkEnd w:id="48"/>
+      <w:r>
         <w:instrText xml:space="preserve">" \f C \l "1" </w:instrText>
       </w:r>
       <w:r>
-        <w:rPr>
-          <w:rFonts w:asciiTheme="minorHAnsi" w:hAnsiTheme="minorHAnsi"/>
-          <w:sz w:val="22"/>
-          <w:szCs w:val="22"/>
-          <w:lang w:val="en-US"/>
-        </w:rPr>
-        <w:fldChar w:fldCharType="end"/>
-      </w:r>
-    </w:p>
-    <w:p>
-      <w:pPr>
-        <w:pStyle w:val="ListParagraph"/>
-        <w:spacing w:before="0" w:after="0"/>
-        <w:rPr>
-          <w:rFonts w:asciiTheme="minorHAnsi" w:hAnsiTheme="minorHAnsi"/>
-          <w:sz w:val="22"/>
-          <w:szCs w:val="22"/>
-          <w:lang w:val="en-US"/>
-        </w:rPr>
-      </w:pPr>
-    </w:p>
-    <w:p>
-      <w:pPr>
-        <w:pStyle w:val="ListParagraph"/>
-        <w:numPr>
-          <w:ilvl w:val="0"/>
-          <w:numId w:val="31"/>
-        </w:numPr>
-        <w:spacing w:before="0" w:after="0"/>
-        <w:rPr>
-          <w:rFonts w:asciiTheme="minorHAnsi" w:hAnsiTheme="minorHAnsi"/>
-          <w:sz w:val="24"/>
-          <w:szCs w:val="24"/>
-          <w:lang w:val="en-US"/>
-        </w:rPr>
-      </w:pPr>
-      <w:r>
-        <w:rPr>
-          <w:rFonts w:asciiTheme="minorHAnsi" w:hAnsiTheme="minorHAnsi"/>
-          <w:sz w:val="22"/>
-          <w:szCs w:val="22"/>
-          <w:lang w:val="en-US"/>
-        </w:rPr>
-        <w:t>Additional post-randomisation (follow-up) measures</w:t>
-      </w:r>
-      <w:r>
-        <w:rPr>
-          <w:rFonts w:asciiTheme="minorHAnsi" w:hAnsiTheme="minorHAnsi"/>
-          <w:sz w:val="22"/>
-          <w:szCs w:val="22"/>
-          <w:lang w:val="en-US"/>
-        </w:rPr>
-        <w:t xml:space="preserve"> {{additional_follow_up_measures}}</w:t>
-      </w:r>
-      <w:r>
-        <w:rPr>
-          <w:rFonts w:asciiTheme="minorHAnsi" w:hAnsiTheme="minorHAnsi"/>
-          <w:sz w:val="24"/>
-          <w:szCs w:val="24"/>
-          <w:lang w:val="en-US"/>
-        </w:rPr>
-        <w:fldChar w:fldCharType="begin"/>
-      </w:r>
-      <w:r>
-        <w:rPr>
-          <w:rFonts w:asciiTheme="minorHAnsi" w:hAnsiTheme="minorHAnsi"/>
-          <w:sz w:val="24"/>
-          <w:szCs w:val="24"/>
-          <w:lang w:val="en-US"/>
-        </w:rPr>
-        <w:instrText xml:space="preserve"> TC "</w:instrText>
-      </w:r>
-      <w:bookmarkStart w:id="48" w:name="_Toc183094428"/>
-      <w:r>
-        <w:rPr>
-          <w:rFonts w:asciiTheme="minorHAnsi" w:hAnsiTheme="minorHAnsi"/>
-          <w:sz w:val="24"/>
-          <w:szCs w:val="24"/>
-          <w:lang w:val="en-US"/>
-        </w:rPr>
-        <w:instrText>Additional post-randomisation (follow-up) measures</w:instrText>
-      </w:r>
-      <w:bookmarkEnd w:id="48"/>
-      <w:r>
-        <w:rPr>
-          <w:rFonts w:asciiTheme="minorHAnsi" w:hAnsiTheme="minorHAnsi"/>
-          <w:sz w:val="24"/>
-          <w:szCs w:val="24"/>
-          <w:lang w:val="en-US"/>
-        </w:rPr>
-        <w:instrText xml:space="preserve">" \f C \l "1" </w:instrText>
-      </w:r>
-      <w:r>
-        <w:rPr>
-          <w:rFonts w:asciiTheme="minorHAnsi" w:hAnsiTheme="minorHAnsi"/>
-          <w:sz w:val="24"/>
-          <w:szCs w:val="24"/>
-          <w:lang w:val="en-US"/>
-        </w:rPr>
         <w:fldChar w:fldCharType="end"/>
       </w:r>
     </w:p>
@@ -8714,6 +8504,7 @@
       <w:bookmarkStart w:id="50" w:name="_Toc183099247"/>
       <w:bookmarkStart w:id="51" w:name="_Toc185323538"/>
       <w:bookmarkEnd w:id="49"/>
+      <w:commentRangeStart w:id="52"/>
       <w:r>
         <w:t>Sample size estimation (including clinical significance)</w:t>
       </w:r>
@@ -8725,7 +8516,7 @@
       <w:r>
         <w:instrText xml:space="preserve"> TC "</w:instrText>
       </w:r>
-      <w:bookmarkStart w:id="52" w:name="_Toc183094429"/>
+      <w:bookmarkStart w:id="53" w:name="_Toc183094429"/>
       <w:r>
         <w:instrText>1.8</w:instrText>
       </w:r>
@@ -8733,42 +8524,189 @@
         <w:tab/>
         <w:instrText>Sample size estimation (including clinical significance)</w:instrText>
       </w:r>
-      <w:bookmarkEnd w:id="52"/>
+      <w:bookmarkEnd w:id="53"/>
       <w:r>
         <w:instrText xml:space="preserve">" \f C \l "1" </w:instrText>
       </w:r>
       <w:r>
         <w:fldChar w:fldCharType="end"/>
       </w:r>
-    </w:p>
-    <w:p>
-      <w:pPr>
-        <w:rPr>
-          <w:i/>
-          <w:iCs/>
-        </w:rPr>
-      </w:pPr>
-      <w:r>
-        <w:rPr>
-          <w:i/>
-          <w:iCs/>
+      <w:commentRangeEnd w:id="52"/>
+      <w:r>
+        <w:rPr>
+          <w:rStyle w:val="CommentReference"/>
+          <w:b w:val="0"/>
+          <w:iCs w:val="0"/>
+          <w:u w:val="none"/>
+          <w:lang w:val="en-US"/>
+        </w:rPr>
+        <w:commentReference w:id="52"/>
+      </w:r>
+    </w:p>
+    <w:p>
+      <w:pPr>
+        <w:rPr>
+          <w:i/>
+          <w:iCs/>
+        </w:rPr>
+      </w:pPr>
+      <w:r>
+        <w:rPr>
+          <w:i/>
+          <w:iCs/>
+        </w:rPr>
+        <w:t>{{sample_size}}</w:t>
+      </w:r>
+    </w:p>
+    <w:p>
+      <w:pPr>
+        <w:rPr>
+          <w:i/>
+          <w:iCs/>
+        </w:rPr>
+      </w:pPr>
+    </w:p>
+    <w:p>
+      <w:pPr>
+        <w:pStyle w:val="Heading2"/>
+      </w:pPr>
+      <w:bookmarkStart w:id="54" w:name="_Toc185323539"/>
+      <w:bookmarkStart w:id="55" w:name="_Toc183099248"/>
+      <w:r>
+        <w:t>Brief description</w:t>
+      </w:r>
+      <w:r>
+        <w:t xml:space="preserve"> and timing</w:t>
+      </w:r>
+      <w:r>
+        <w:t xml:space="preserve"> of proposed analyses</w:t>
+      </w:r>
+      <w:bookmarkEnd w:id="54"/>
+      <w:r>
+        <w:t xml:space="preserve"> </w:t>
+      </w:r>
+      <w:bookmarkEnd w:id="55"/>
+    </w:p>
+    <w:p>
+      <w:pPr>
+        <w:rPr>
+          <w:i/>
+          <w:iCs/>
+          <w:sz w:val="22"/>
+          <w:szCs w:val="22"/>
+        </w:rPr>
+      </w:pPr>
+      <w:r>
+        <w:rPr>
+          <w:i/>
+          <w:iCs/>
+          <w:sz w:val="22"/>
+          <w:szCs w:val="22"/>
           <w:highlight w:val="yellow"/>
         </w:rPr>
-        <w:t xml:space="preserve">Full details of the sample size calculation or reference to sample size calculation </w:t>
-      </w:r>
-      <w:r>
-        <w:rPr>
-          <w:i/>
-          <w:iCs/>
+        <w:t>State timing of final analyses</w:t>
+      </w:r>
+      <w:r>
+        <w:rPr>
+          <w:i/>
+          <w:iCs/>
+          <w:sz w:val="22"/>
+          <w:szCs w:val="22"/>
           <w:highlight w:val="yellow"/>
         </w:rPr>
-        <w:t>in the protocol or other document should be included here.</w:t>
-      </w:r>
-      <w:r>
-        <w:rPr>
-          <w:i/>
-          <w:iCs/>
-        </w:rPr>
+        <w:t xml:space="preserve"> as well as any interim analys</w:t>
+      </w:r>
+      <w:r>
+        <w:rPr>
+          <w:i/>
+          <w:iCs/>
+          <w:sz w:val="22"/>
+          <w:szCs w:val="22"/>
+          <w:highlight w:val="yellow"/>
+        </w:rPr>
+        <w:t>es</w:t>
+      </w:r>
+      <w:r>
+        <w:rPr>
+          <w:i/>
+          <w:iCs/>
+          <w:sz w:val="22"/>
+          <w:szCs w:val="22"/>
+          <w:highlight w:val="yellow"/>
+        </w:rPr>
+        <w:t xml:space="preserve"> (</w:t>
+      </w:r>
+      <w:r>
+        <w:rPr>
+          <w:i/>
+          <w:iCs/>
+          <w:sz w:val="22"/>
+          <w:szCs w:val="22"/>
+          <w:highlight w:val="yellow"/>
+        </w:rPr>
+        <w:t>including stopping rules</w:t>
+      </w:r>
+      <w:r>
+        <w:rPr>
+          <w:i/>
+          <w:iCs/>
+          <w:sz w:val="22"/>
+          <w:szCs w:val="22"/>
+          <w:highlight w:val="yellow"/>
+        </w:rPr>
+        <w:t xml:space="preserve"> and any guidelines</w:t>
+      </w:r>
+      <w:r>
+        <w:rPr>
+          <w:i/>
+          <w:iCs/>
+          <w:sz w:val="22"/>
+          <w:szCs w:val="22"/>
+          <w:highlight w:val="yellow"/>
+        </w:rPr>
+        <w:t>)</w:t>
+      </w:r>
+      <w:r>
+        <w:rPr>
+          <w:i/>
+          <w:iCs/>
+          <w:sz w:val="22"/>
+          <w:szCs w:val="22"/>
+          <w:highlight w:val="yellow"/>
+        </w:rPr>
+        <w:t xml:space="preserve"> and who will carry out each analysis. </w:t>
+      </w:r>
+      <w:r>
+        <w:rPr>
+          <w:i/>
+          <w:iCs/>
+          <w:sz w:val="22"/>
+          <w:szCs w:val="22"/>
+          <w:highlight w:val="yellow"/>
+        </w:rPr>
+        <w:t xml:space="preserve">If separate SAPs have been written for interim </w:t>
+      </w:r>
+      <w:r>
+        <w:rPr>
+          <w:i/>
+          <w:iCs/>
+          <w:sz w:val="22"/>
+          <w:szCs w:val="22"/>
+          <w:highlight w:val="yellow"/>
+        </w:rPr>
+        <w:t>analyses,</w:t>
+      </w:r>
+      <w:r>
+        <w:rPr>
+          <w:i/>
+          <w:iCs/>
+          <w:sz w:val="22"/>
+          <w:szCs w:val="22"/>
+          <w:highlight w:val="yellow"/>
+        </w:rPr>
+        <w:t xml:space="preserve"> then these should be referenced.</w:t>
+      </w:r>
+      <w:r>
         <w:t xml:space="preserve"> </w:t>
       </w:r>
       <w:r>
@@ -8777,7 +8715,7 @@
           <w:iCs/>
           <w:highlight w:val="yellow"/>
         </w:rPr>
-        <w:t xml:space="preserve">Consider including </w:t>
+        <w:t>Any planned adjustment of the significance level due to interim analysis should also be outlined here.</w:t>
       </w:r>
       <w:r>
         <w:rPr>
@@ -8785,228 +8723,6 @@
           <w:iCs/>
           <w:highlight w:val="yellow"/>
         </w:rPr>
-        <w:t xml:space="preserve">the </w:t>
-      </w:r>
-      <w:r>
-        <w:rPr>
-          <w:i/>
-          <w:iCs/>
-          <w:highlight w:val="yellow"/>
-        </w:rPr>
-        <w:t>code</w:t>
-      </w:r>
-      <w:r>
-        <w:rPr>
-          <w:i/>
-          <w:iCs/>
-          <w:highlight w:val="yellow"/>
-        </w:rPr>
-        <w:t xml:space="preserve"> used for the sample size calculation</w:t>
-      </w:r>
-      <w:r>
-        <w:rPr>
-          <w:i/>
-          <w:iCs/>
-          <w:highlight w:val="yellow"/>
-        </w:rPr>
-        <w:t xml:space="preserve"> as an appendix </w:t>
-      </w:r>
-      <w:r>
-        <w:rPr>
-          <w:i/>
-          <w:iCs/>
-          <w:highlight w:val="yellow"/>
-        </w:rPr>
-        <w:t>to this document if sample size calculation was complex.</w:t>
-      </w:r>
-      <w:r>
-        <w:rPr>
-          <w:i/>
-          <w:iCs/>
-        </w:rPr>
-        <w:t xml:space="preserve"> </w:t>
-      </w:r>
-    </w:p>
-    <w:p>
-      <w:pPr>
-        <w:rPr>
-          <w:i/>
-          <w:iCs/>
-        </w:rPr>
-      </w:pPr>
-      <w:r>
-        <w:rPr>
-          <w:i/>
-          <w:iCs/>
-        </w:rPr>
-        <w:t>{{sample_size}}</w:t>
-      </w:r>
-    </w:p>
-    <w:p>
-      <w:pPr>
-        <w:rPr>
-          <w:i/>
-          <w:iCs/>
-        </w:rPr>
-      </w:pPr>
-    </w:p>
-    <w:p>
-      <w:pPr>
-        <w:pStyle w:val="Heading2"/>
-      </w:pPr>
-      <w:bookmarkStart w:id="53" w:name="_Toc185323539"/>
-      <w:bookmarkStart w:id="54" w:name="_Toc183099248"/>
-      <w:r>
-        <w:t>Brief description</w:t>
-      </w:r>
-      <w:r>
-        <w:t xml:space="preserve"> and timing</w:t>
-      </w:r>
-      <w:r>
-        <w:t xml:space="preserve"> of proposed analyses</w:t>
-      </w:r>
-      <w:bookmarkEnd w:id="53"/>
-      <w:r>
-        <w:t xml:space="preserve"> </w:t>
-      </w:r>
-      <w:bookmarkEnd w:id="54"/>
-    </w:p>
-    <w:p>
-      <w:pPr>
-        <w:rPr>
-          <w:i/>
-          <w:iCs/>
-          <w:sz w:val="22"/>
-          <w:szCs w:val="22"/>
-        </w:rPr>
-      </w:pPr>
-      <w:r>
-        <w:rPr>
-          <w:i/>
-          <w:iCs/>
-          <w:sz w:val="22"/>
-          <w:szCs w:val="22"/>
-          <w:highlight w:val="yellow"/>
-        </w:rPr>
-        <w:t>State timing of final analyses</w:t>
-      </w:r>
-      <w:r>
-        <w:rPr>
-          <w:i/>
-          <w:iCs/>
-          <w:sz w:val="22"/>
-          <w:szCs w:val="22"/>
-          <w:highlight w:val="yellow"/>
-        </w:rPr>
-        <w:t xml:space="preserve"> as well as any interim analys</w:t>
-      </w:r>
-      <w:r>
-        <w:rPr>
-          <w:i/>
-          <w:iCs/>
-          <w:sz w:val="22"/>
-          <w:szCs w:val="22"/>
-          <w:highlight w:val="yellow"/>
-        </w:rPr>
-        <w:t>es</w:t>
-      </w:r>
-      <w:r>
-        <w:rPr>
-          <w:i/>
-          <w:iCs/>
-          <w:sz w:val="22"/>
-          <w:szCs w:val="22"/>
-          <w:highlight w:val="yellow"/>
-        </w:rPr>
-        <w:t xml:space="preserve"> (</w:t>
-      </w:r>
-      <w:r>
-        <w:rPr>
-          <w:i/>
-          <w:iCs/>
-          <w:sz w:val="22"/>
-          <w:szCs w:val="22"/>
-          <w:highlight w:val="yellow"/>
-        </w:rPr>
-        <w:t>including stopping rules</w:t>
-      </w:r>
-      <w:r>
-        <w:rPr>
-          <w:i/>
-          <w:iCs/>
-          <w:sz w:val="22"/>
-          <w:szCs w:val="22"/>
-          <w:highlight w:val="yellow"/>
-        </w:rPr>
-        <w:t xml:space="preserve"> and any guidelines</w:t>
-      </w:r>
-      <w:r>
-        <w:rPr>
-          <w:i/>
-          <w:iCs/>
-          <w:sz w:val="22"/>
-          <w:szCs w:val="22"/>
-          <w:highlight w:val="yellow"/>
-        </w:rPr>
-        <w:t>)</w:t>
-      </w:r>
-      <w:r>
-        <w:rPr>
-          <w:i/>
-          <w:iCs/>
-          <w:sz w:val="22"/>
-          <w:szCs w:val="22"/>
-          <w:highlight w:val="yellow"/>
-        </w:rPr>
-        <w:t xml:space="preserve"> and who will carry out each analysis. </w:t>
-      </w:r>
-      <w:r>
-        <w:rPr>
-          <w:i/>
-          <w:iCs/>
-          <w:sz w:val="22"/>
-          <w:szCs w:val="22"/>
-          <w:highlight w:val="yellow"/>
-        </w:rPr>
-        <w:t xml:space="preserve">If separate SAPs have been written for interim </w:t>
-      </w:r>
-      <w:r>
-        <w:rPr>
-          <w:i/>
-          <w:iCs/>
-          <w:sz w:val="22"/>
-          <w:szCs w:val="22"/>
-          <w:highlight w:val="yellow"/>
-        </w:rPr>
-        <w:t>analyses,</w:t>
-      </w:r>
-      <w:r>
-        <w:rPr>
-          <w:i/>
-          <w:iCs/>
-          <w:sz w:val="22"/>
-          <w:szCs w:val="22"/>
-          <w:highlight w:val="yellow"/>
-        </w:rPr>
-        <w:t xml:space="preserve"> then these should be referenced.</w:t>
-      </w:r>
-      <w:r>
-        <w:t xml:space="preserve"> </w:t>
-      </w:r>
-      <w:r>
-        <w:rPr>
-          <w:i/>
-          <w:iCs/>
-          <w:highlight w:val="yellow"/>
-        </w:rPr>
-        <w:t>Any planned adjustment of the significance level due to interim analysis should also be outlined here.</w:t>
-      </w:r>
-      <w:r>
-        <w:rPr>
-          <w:i/>
-          <w:iCs/>
-          <w:highlight w:val="yellow"/>
-        </w:rPr>
         <w:t xml:space="preserve"> If further details included in DMC charter, this should also be referenced here.</w:t>
       </w:r>
     </w:p>
@@ -9036,24 +8752,14 @@
           <w:sz w:val="22"/>
           <w:szCs w:val="22"/>
         </w:rPr>
-        <w:t xml:space="preserve">Analyses will be carried out by the trial statistician </w:t>
-      </w:r>
-      <w:r>
-        <w:rPr>
-          <w:i/>
-          <w:iCs/>
-          <w:sz w:val="22"/>
-          <w:szCs w:val="22"/>
-          <w:highlight w:val="yellow"/>
-        </w:rPr>
-        <w:t>(state who if more than one).</w:t>
-      </w:r>
-      <w:r>
-        <w:rPr>
-          <w:sz w:val="22"/>
-          <w:szCs w:val="22"/>
-        </w:rPr>
-        <w:t xml:space="preserve">  </w:t>
+        <w:t>Analyses will be carried out by the trial statistician</w:t>
+      </w:r>
+      <w:r>
+        <w:rPr>
+          <w:sz w:val="22"/>
+          <w:szCs w:val="22"/>
+        </w:rPr>
+        <w:t>.</w:t>
       </w:r>
     </w:p>
     <w:p>
@@ -9097,46 +8803,45 @@
       <w:pPr>
         <w:pStyle w:val="Heading1"/>
       </w:pPr>
-      <w:bookmarkStart w:id="55" w:name="_Toc185323540"/>
-      <w:bookmarkStart w:id="56" w:name="_Toc185323541"/>
-      <w:bookmarkStart w:id="57" w:name="_Toc183095012"/>
-      <w:bookmarkStart w:id="58" w:name="_Toc183095118"/>
-      <w:bookmarkStart w:id="59" w:name="_Toc183095463"/>
-      <w:bookmarkStart w:id="60" w:name="_Toc183099249"/>
-      <w:bookmarkStart w:id="61" w:name="_Toc183100540"/>
-      <w:bookmarkStart w:id="62" w:name="_Toc183095013"/>
-      <w:bookmarkStart w:id="63" w:name="_Toc183095119"/>
-      <w:bookmarkStart w:id="64" w:name="_Toc183095464"/>
-      <w:bookmarkStart w:id="65" w:name="_Toc183099250"/>
-      <w:bookmarkStart w:id="66" w:name="_Toc183100541"/>
-      <w:bookmarkStart w:id="67" w:name="_Toc183095014"/>
-      <w:bookmarkStart w:id="68" w:name="_Toc183095120"/>
-      <w:bookmarkStart w:id="69" w:name="_Toc183095465"/>
-      <w:bookmarkStart w:id="70" w:name="_Toc183099251"/>
-      <w:bookmarkStart w:id="71" w:name="_Toc183100542"/>
-      <w:bookmarkStart w:id="72" w:name="_Toc183095015"/>
-      <w:bookmarkStart w:id="73" w:name="_Toc183095121"/>
-      <w:bookmarkStart w:id="74" w:name="_Toc183095466"/>
-      <w:bookmarkStart w:id="75" w:name="_Toc183099252"/>
-      <w:bookmarkStart w:id="76" w:name="_Toc183100543"/>
-      <w:bookmarkStart w:id="77" w:name="_Toc183095016"/>
-      <w:bookmarkStart w:id="78" w:name="_Toc183095122"/>
-      <w:bookmarkStart w:id="79" w:name="_Toc183095467"/>
-      <w:bookmarkStart w:id="80" w:name="_Toc183099253"/>
-      <w:bookmarkStart w:id="81" w:name="_Toc183100544"/>
-      <w:bookmarkStart w:id="82" w:name="_Toc183095017"/>
-      <w:bookmarkStart w:id="83" w:name="_Toc183095123"/>
-      <w:bookmarkStart w:id="84" w:name="_Toc183095468"/>
-      <w:bookmarkStart w:id="85" w:name="_Toc183099254"/>
-      <w:bookmarkStart w:id="86" w:name="_Toc183100545"/>
-      <w:bookmarkStart w:id="87" w:name="_Toc183095018"/>
-      <w:bookmarkStart w:id="88" w:name="_Toc183095124"/>
-      <w:bookmarkStart w:id="89" w:name="_Toc183095469"/>
-      <w:bookmarkStart w:id="90" w:name="_Toc183099255"/>
-      <w:bookmarkStart w:id="91" w:name="_Toc183100546"/>
-      <w:bookmarkStart w:id="92" w:name="_Toc183099256"/>
-      <w:bookmarkStart w:id="93" w:name="_Toc185323542"/>
-      <w:bookmarkEnd w:id="55"/>
+      <w:bookmarkStart w:id="56" w:name="_Toc185323540"/>
+      <w:bookmarkStart w:id="57" w:name="_Toc185323541"/>
+      <w:bookmarkStart w:id="58" w:name="_Toc183095012"/>
+      <w:bookmarkStart w:id="59" w:name="_Toc183095118"/>
+      <w:bookmarkStart w:id="60" w:name="_Toc183095463"/>
+      <w:bookmarkStart w:id="61" w:name="_Toc183099249"/>
+      <w:bookmarkStart w:id="62" w:name="_Toc183100540"/>
+      <w:bookmarkStart w:id="63" w:name="_Toc183095013"/>
+      <w:bookmarkStart w:id="64" w:name="_Toc183095119"/>
+      <w:bookmarkStart w:id="65" w:name="_Toc183095464"/>
+      <w:bookmarkStart w:id="66" w:name="_Toc183099250"/>
+      <w:bookmarkStart w:id="67" w:name="_Toc183100541"/>
+      <w:bookmarkStart w:id="68" w:name="_Toc183095014"/>
+      <w:bookmarkStart w:id="69" w:name="_Toc183095120"/>
+      <w:bookmarkStart w:id="70" w:name="_Toc183095465"/>
+      <w:bookmarkStart w:id="71" w:name="_Toc183099251"/>
+      <w:bookmarkStart w:id="72" w:name="_Toc183100542"/>
+      <w:bookmarkStart w:id="73" w:name="_Toc183095015"/>
+      <w:bookmarkStart w:id="74" w:name="_Toc183095121"/>
+      <w:bookmarkStart w:id="75" w:name="_Toc183095466"/>
+      <w:bookmarkStart w:id="76" w:name="_Toc183099252"/>
+      <w:bookmarkStart w:id="77" w:name="_Toc183100543"/>
+      <w:bookmarkStart w:id="78" w:name="_Toc183095016"/>
+      <w:bookmarkStart w:id="79" w:name="_Toc183095122"/>
+      <w:bookmarkStart w:id="80" w:name="_Toc183095467"/>
+      <w:bookmarkStart w:id="81" w:name="_Toc183099253"/>
+      <w:bookmarkStart w:id="82" w:name="_Toc183100544"/>
+      <w:bookmarkStart w:id="83" w:name="_Toc183095017"/>
+      <w:bookmarkStart w:id="84" w:name="_Toc183095123"/>
+      <w:bookmarkStart w:id="85" w:name="_Toc183095468"/>
+      <w:bookmarkStart w:id="86" w:name="_Toc183099254"/>
+      <w:bookmarkStart w:id="87" w:name="_Toc183100545"/>
+      <w:bookmarkStart w:id="88" w:name="_Toc183095018"/>
+      <w:bookmarkStart w:id="89" w:name="_Toc183095124"/>
+      <w:bookmarkStart w:id="90" w:name="_Toc183095469"/>
+      <w:bookmarkStart w:id="91" w:name="_Toc183099255"/>
+      <w:bookmarkStart w:id="92" w:name="_Toc183100546"/>
+      <w:bookmarkStart w:id="93" w:name="_Toc183099256"/>
+      <w:bookmarkStart w:id="94" w:name="_Toc185323542"/>
       <w:bookmarkEnd w:id="56"/>
       <w:bookmarkEnd w:id="57"/>
       <w:bookmarkEnd w:id="58"/>
@@ -9173,18 +8878,19 @@
       <w:bookmarkEnd w:id="89"/>
       <w:bookmarkEnd w:id="90"/>
       <w:bookmarkEnd w:id="91"/>
+      <w:bookmarkEnd w:id="92"/>
       <w:r>
         <w:t>Data analysis plan – Data description</w:t>
       </w:r>
-      <w:bookmarkEnd w:id="92"/>
       <w:bookmarkEnd w:id="93"/>
+      <w:bookmarkEnd w:id="94"/>
       <w:r>
         <w:fldChar w:fldCharType="begin"/>
       </w:r>
       <w:r>
         <w:instrText xml:space="preserve"> TC "</w:instrText>
       </w:r>
-      <w:bookmarkStart w:id="94" w:name="_Toc183094431"/>
+      <w:bookmarkStart w:id="95" w:name="_Toc183094431"/>
       <w:r>
         <w:instrText>2.</w:instrText>
       </w:r>
@@ -9192,7 +8898,7 @@
         <w:tab/>
         <w:instrText>Data analysis plan – Data description</w:instrText>
       </w:r>
-      <w:bookmarkEnd w:id="94"/>
+      <w:bookmarkEnd w:id="95"/>
       <w:r>
         <w:instrText xml:space="preserve">" \f C \l "1" </w:instrText>
       </w:r>
@@ -9204,20 +8910,20 @@
       <w:pPr>
         <w:pStyle w:val="Heading2"/>
       </w:pPr>
-      <w:bookmarkStart w:id="95" w:name="_Toc183099257"/>
-      <w:bookmarkStart w:id="96" w:name="_Toc185323543"/>
+      <w:bookmarkStart w:id="96" w:name="_Toc183099257"/>
+      <w:bookmarkStart w:id="97" w:name="_Toc185323543"/>
       <w:r>
         <w:t>Recruitment and representativeness of recruited patients</w:t>
       </w:r>
-      <w:bookmarkEnd w:id="95"/>
       <w:bookmarkEnd w:id="96"/>
+      <w:bookmarkEnd w:id="97"/>
       <w:r>
         <w:fldChar w:fldCharType="begin"/>
       </w:r>
       <w:r>
         <w:instrText xml:space="preserve"> TC "</w:instrText>
       </w:r>
-      <w:bookmarkStart w:id="97" w:name="_Toc183094432"/>
+      <w:bookmarkStart w:id="98" w:name="_Toc183094432"/>
       <w:r>
         <w:instrText>2.1</w:instrText>
       </w:r>
@@ -9225,7 +8931,7 @@
         <w:tab/>
         <w:instrText>Recruitment and representativeness of recruited patients</w:instrText>
       </w:r>
-      <w:bookmarkEnd w:id="97"/>
+      <w:bookmarkEnd w:id="98"/>
       <w:r>
         <w:instrText xml:space="preserve">" \f C \l "1" </w:instrText>
       </w:r>
@@ -9372,11 +9078,11 @@
       <w:r>
         <w:instrText xml:space="preserve"> TC "</w:instrText>
       </w:r>
-      <w:bookmarkStart w:id="98" w:name="_Toc183094433"/>
+      <w:bookmarkStart w:id="99" w:name="_Toc183094433"/>
       <w:r>
         <w:instrText>Figure 2.  Template CONSORT diagram for ACRONYM trial</w:instrText>
       </w:r>
-      <w:bookmarkEnd w:id="98"/>
+      <w:bookmarkEnd w:id="99"/>
       <w:r>
         <w:instrText xml:space="preserve">" \f C \l "1" </w:instrText>
       </w:r>
@@ -9395,21 +9101,21 @@
       <w:r>
         <w:br w:type="page"/>
       </w:r>
-      <w:bookmarkStart w:id="99" w:name="_Toc183099258"/>
-      <w:bookmarkStart w:id="100" w:name="_Toc185323544"/>
+      <w:bookmarkStart w:id="100" w:name="_Toc183099258"/>
+      <w:bookmarkStart w:id="101" w:name="_Toc185323544"/>
       <w:r>
         <w:lastRenderedPageBreak/>
         <w:t>Baseline comparability of randomised groups</w:t>
       </w:r>
-      <w:bookmarkEnd w:id="99"/>
       <w:bookmarkEnd w:id="100"/>
+      <w:bookmarkEnd w:id="101"/>
       <w:r>
         <w:fldChar w:fldCharType="begin"/>
       </w:r>
       <w:r>
         <w:instrText xml:space="preserve"> TC "</w:instrText>
       </w:r>
-      <w:bookmarkStart w:id="101" w:name="_Toc183094434"/>
+      <w:bookmarkStart w:id="102" w:name="_Toc183094434"/>
       <w:r>
         <w:instrText>2.2</w:instrText>
       </w:r>
@@ -9417,7 +9123,7 @@
         <w:tab/>
         <w:instrText>Baseline comparability of randomised groups</w:instrText>
       </w:r>
-      <w:bookmarkEnd w:id="101"/>
+      <w:bookmarkEnd w:id="102"/>
       <w:r>
         <w:instrText xml:space="preserve">" \f C \l "1" </w:instrText>
       </w:r>
@@ -9447,15 +9153,15 @@
       <w:pPr>
         <w:pStyle w:val="Heading2"/>
       </w:pPr>
-      <w:bookmarkStart w:id="102" w:name="_Toc185323545"/>
-      <w:bookmarkStart w:id="103" w:name="_Toc183099259"/>
-      <w:bookmarkStart w:id="104" w:name="_Toc185323546"/>
-      <w:bookmarkEnd w:id="102"/>
+      <w:bookmarkStart w:id="103" w:name="_Toc185323545"/>
+      <w:bookmarkStart w:id="104" w:name="_Toc183099259"/>
+      <w:bookmarkStart w:id="105" w:name="_Toc185323546"/>
+      <w:bookmarkEnd w:id="103"/>
       <w:r>
         <w:t>Adherence to allocated treatment and treatment fidelity</w:t>
       </w:r>
-      <w:bookmarkEnd w:id="103"/>
       <w:bookmarkEnd w:id="104"/>
+      <w:bookmarkEnd w:id="105"/>
     </w:p>
     <w:p>
       <w:pPr>
@@ -9489,7 +9195,7 @@
           <w:szCs w:val="22"/>
         </w:rPr>
       </w:pPr>
-      <w:commentRangeStart w:id="105"/>
+      <w:commentRangeStart w:id="106"/>
       <w:r>
         <w:rPr>
           <w:sz w:val="22"/>
@@ -9497,12 +9203,12 @@
         </w:rPr>
         <w:t>treatment_compliance_definitition</w:t>
       </w:r>
-      <w:commentRangeEnd w:id="105"/>
+      <w:commentRangeEnd w:id="106"/>
       <w:r>
         <w:rPr>
           <w:rStyle w:val="CommentReference"/>
         </w:rPr>
-        <w:commentReference w:id="105"/>
+        <w:commentReference w:id="106"/>
       </w:r>
       <w:r>
         <w:rPr>
@@ -9533,7 +9239,7 @@
       <w:r>
         <w:instrText xml:space="preserve"> TC "</w:instrText>
       </w:r>
-      <w:bookmarkStart w:id="106" w:name="_Toc183094435"/>
+      <w:bookmarkStart w:id="107" w:name="_Toc183094435"/>
       <w:r>
         <w:instrText>2.3</w:instrText>
       </w:r>
@@ -9541,7 +9247,7 @@
         <w:tab/>
         <w:instrText>Adherence to allocated treatment and treatment fidelity</w:instrText>
       </w:r>
-      <w:bookmarkEnd w:id="106"/>
+      <w:bookmarkEnd w:id="107"/>
       <w:r>
         <w:instrText xml:space="preserve">" \f C \l "1" </w:instrText>
       </w:r>
@@ -9569,18 +9275,18 @@
       <w:pPr>
         <w:pStyle w:val="Heading2"/>
       </w:pPr>
-      <w:bookmarkStart w:id="107" w:name="_Toc183099260"/>
-      <w:bookmarkStart w:id="108" w:name="_Toc185323547"/>
+      <w:bookmarkStart w:id="108" w:name="_Toc183099260"/>
+      <w:bookmarkStart w:id="109" w:name="_Toc185323547"/>
       <w:r>
         <w:t xml:space="preserve">Loss to follow-up and other missing </w:t>
       </w:r>
-      <w:commentRangeStart w:id="109"/>
+      <w:commentRangeStart w:id="110"/>
       <w:r>
         <w:t>data</w:t>
       </w:r>
-      <w:bookmarkEnd w:id="107"/>
       <w:bookmarkEnd w:id="108"/>
-      <w:commentRangeEnd w:id="109"/>
+      <w:bookmarkEnd w:id="109"/>
+      <w:commentRangeEnd w:id="110"/>
       <w:r>
         <w:rPr>
           <w:rStyle w:val="CommentReference"/>
@@ -9589,7 +9295,7 @@
           <w:u w:val="none"/>
           <w:lang w:val="en-US"/>
         </w:rPr>
-        <w:commentReference w:id="109"/>
+        <w:commentReference w:id="110"/>
       </w:r>
       <w:r>
         <w:fldChar w:fldCharType="begin"/>
@@ -9597,7 +9303,7 @@
       <w:r>
         <w:instrText xml:space="preserve"> TC "</w:instrText>
       </w:r>
-      <w:bookmarkStart w:id="110" w:name="_Toc183094436"/>
+      <w:bookmarkStart w:id="111" w:name="_Toc183094436"/>
       <w:r>
         <w:instrText>2.4</w:instrText>
       </w:r>
@@ -9605,7 +9311,7 @@
         <w:tab/>
         <w:instrText>Loss to follow-up and other missing data</w:instrText>
       </w:r>
-      <w:bookmarkEnd w:id="110"/>
+      <w:bookmarkEnd w:id="111"/>
       <w:r>
         <w:instrText xml:space="preserve">" \f C \l "1" </w:instrText>
       </w:r>
@@ -9641,11 +9347,11 @@
       <w:pPr>
         <w:pStyle w:val="Heading2"/>
       </w:pPr>
-      <w:bookmarkStart w:id="111" w:name="_Toc185323548"/>
+      <w:bookmarkStart w:id="112" w:name="_Toc185323548"/>
       <w:r>
         <w:t>Harms</w:t>
       </w:r>
-      <w:bookmarkEnd w:id="111"/>
+      <w:bookmarkEnd w:id="112"/>
     </w:p>
     <w:p>
       <w:pPr>
@@ -9790,7 +9496,7 @@
         </w:rPr>
         <w:t>{{adverse_</w:t>
       </w:r>
-      <w:commentRangeStart w:id="112"/>
+      <w:commentRangeStart w:id="113"/>
       <w:r>
         <w:rPr>
           <w:highlight w:val="red"/>
@@ -9798,13 +9504,13 @@
         </w:rPr>
         <w:t>events</w:t>
       </w:r>
-      <w:commentRangeEnd w:id="112"/>
+      <w:commentRangeEnd w:id="113"/>
       <w:r>
         <w:rPr>
           <w:rStyle w:val="CommentReference"/>
           <w:rtl/>
         </w:rPr>
-        <w:commentReference w:id="112"/>
+        <w:commentReference w:id="113"/>
       </w:r>
       <w:r>
         <w:rPr>
@@ -9834,22 +9540,22 @@
       <w:pPr>
         <w:pStyle w:val="Heading2"/>
       </w:pPr>
-      <w:bookmarkStart w:id="113" w:name="_Toc185323549"/>
-      <w:bookmarkStart w:id="114" w:name="_Toc185323550"/>
-      <w:bookmarkStart w:id="115" w:name="_Toc185323551"/>
-      <w:bookmarkStart w:id="116" w:name="_Toc183099262"/>
-      <w:bookmarkStart w:id="117" w:name="_Toc185323552"/>
-      <w:bookmarkEnd w:id="113"/>
+      <w:bookmarkStart w:id="114" w:name="_Toc185323549"/>
+      <w:bookmarkStart w:id="115" w:name="_Toc185323550"/>
+      <w:bookmarkStart w:id="116" w:name="_Toc185323551"/>
+      <w:bookmarkStart w:id="117" w:name="_Toc183099262"/>
+      <w:bookmarkStart w:id="118" w:name="_Toc185323552"/>
       <w:bookmarkEnd w:id="114"/>
       <w:bookmarkEnd w:id="115"/>
+      <w:bookmarkEnd w:id="116"/>
       <w:r>
         <w:t>Assessment of outcome measures (</w:t>
       </w:r>
-      <w:commentRangeStart w:id="118"/>
+      <w:commentRangeStart w:id="119"/>
       <w:r>
         <w:t>unblinding</w:t>
       </w:r>
-      <w:commentRangeEnd w:id="118"/>
+      <w:commentRangeEnd w:id="119"/>
       <w:r>
         <w:rPr>
           <w:rStyle w:val="CommentReference"/>
@@ -9858,20 +9564,20 @@
           <w:u w:val="none"/>
           <w:lang w:val="en-US"/>
         </w:rPr>
-        <w:commentReference w:id="118"/>
+        <w:commentReference w:id="119"/>
       </w:r>
       <w:r>
         <w:t>)</w:t>
       </w:r>
-      <w:bookmarkEnd w:id="116"/>
       <w:bookmarkEnd w:id="117"/>
+      <w:bookmarkEnd w:id="118"/>
       <w:r>
         <w:fldChar w:fldCharType="begin"/>
       </w:r>
       <w:r>
         <w:instrText xml:space="preserve"> TC "</w:instrText>
       </w:r>
-      <w:bookmarkStart w:id="119" w:name="_Toc183094438"/>
+      <w:bookmarkStart w:id="120" w:name="_Toc183094438"/>
       <w:r>
         <w:instrText>2.6</w:instrText>
       </w:r>
@@ -9879,7 +9585,7 @@
         <w:tab/>
         <w:instrText>Assessment of outcome measures (unblinding)</w:instrText>
       </w:r>
-      <w:bookmarkEnd w:id="119"/>
+      <w:bookmarkEnd w:id="120"/>
       <w:r>
         <w:instrText xml:space="preserve">" \f C \l "1" </w:instrText>
       </w:r>
@@ -9897,21 +9603,21 @@
       <w:pPr>
         <w:pStyle w:val="Heading2"/>
       </w:pPr>
-      <w:bookmarkStart w:id="120" w:name="_Toc183099263"/>
-      <w:bookmarkStart w:id="121" w:name="_Toc185323553"/>
+      <w:bookmarkStart w:id="121" w:name="_Toc183099263"/>
+      <w:bookmarkStart w:id="122" w:name="_Toc185323553"/>
       <w:r>
         <w:lastRenderedPageBreak/>
         <w:t>Descriptive statistics for outcome measures</w:t>
       </w:r>
-      <w:bookmarkEnd w:id="120"/>
       <w:bookmarkEnd w:id="121"/>
+      <w:bookmarkEnd w:id="122"/>
       <w:r>
         <w:fldChar w:fldCharType="begin"/>
       </w:r>
       <w:r>
         <w:instrText xml:space="preserve"> TC "</w:instrText>
       </w:r>
-      <w:bookmarkStart w:id="122" w:name="_Toc183094439"/>
+      <w:bookmarkStart w:id="123" w:name="_Toc183094439"/>
       <w:r>
         <w:instrText>2.7</w:instrText>
       </w:r>
@@ -9919,7 +9625,7 @@
         <w:tab/>
         <w:instrText>Descriptive statistics for outcome measures</w:instrText>
       </w:r>
-      <w:bookmarkEnd w:id="122"/>
+      <w:bookmarkEnd w:id="123"/>
       <w:r>
         <w:instrText xml:space="preserve">" \f C \l "1" </w:instrText>
       </w:r>
@@ -9953,18 +9659,18 @@
       <w:pPr>
         <w:pStyle w:val="Heading2"/>
       </w:pPr>
-      <w:bookmarkStart w:id="123" w:name="_Toc185323554"/>
-      <w:bookmarkStart w:id="124" w:name="_Toc183099264"/>
-      <w:bookmarkStart w:id="125" w:name="_Toc185323555"/>
-      <w:bookmarkEnd w:id="123"/>
+      <w:bookmarkStart w:id="124" w:name="_Toc185323554"/>
+      <w:bookmarkStart w:id="125" w:name="_Toc183099264"/>
+      <w:bookmarkStart w:id="126" w:name="_Toc185323555"/>
+      <w:bookmarkEnd w:id="124"/>
       <w:r>
         <w:t>Descripti</w:t>
       </w:r>
       <w:r>
         <w:t>ves</w:t>
       </w:r>
-      <w:bookmarkEnd w:id="124"/>
       <w:bookmarkEnd w:id="125"/>
+      <w:bookmarkEnd w:id="126"/>
       <w:r>
         <w:t xml:space="preserve"> of </w:t>
       </w:r>
@@ -10164,13 +9870,13 @@
       <w:pPr>
         <w:pStyle w:val="Heading2"/>
       </w:pPr>
-      <w:bookmarkStart w:id="126" w:name="_Toc183099265"/>
-      <w:bookmarkStart w:id="127" w:name="_Toc185323556"/>
+      <w:bookmarkStart w:id="127" w:name="_Toc183099265"/>
+      <w:bookmarkStart w:id="128" w:name="_Toc185323556"/>
       <w:r>
         <w:t>Protocol deviations/violations</w:t>
       </w:r>
-      <w:bookmarkEnd w:id="126"/>
       <w:bookmarkEnd w:id="127"/>
+      <w:bookmarkEnd w:id="128"/>
     </w:p>
     <w:p>
       <w:pPr>
@@ -10344,44 +10050,43 @@
       <w:pPr>
         <w:pStyle w:val="Heading1"/>
       </w:pPr>
-      <w:bookmarkStart w:id="128" w:name="_Toc183095029"/>
-      <w:bookmarkStart w:id="129" w:name="_Toc183095135"/>
-      <w:bookmarkStart w:id="130" w:name="_Toc183095480"/>
-      <w:bookmarkStart w:id="131" w:name="_Toc183099266"/>
-      <w:bookmarkStart w:id="132" w:name="_Toc183100557"/>
-      <w:bookmarkStart w:id="133" w:name="_Toc183095030"/>
-      <w:bookmarkStart w:id="134" w:name="_Toc183095136"/>
-      <w:bookmarkStart w:id="135" w:name="_Toc183095481"/>
-      <w:bookmarkStart w:id="136" w:name="_Toc183099267"/>
-      <w:bookmarkStart w:id="137" w:name="_Toc183100558"/>
-      <w:bookmarkStart w:id="138" w:name="_Toc183095031"/>
-      <w:bookmarkStart w:id="139" w:name="_Toc183095137"/>
-      <w:bookmarkStart w:id="140" w:name="_Toc183095482"/>
-      <w:bookmarkStart w:id="141" w:name="_Toc183099268"/>
-      <w:bookmarkStart w:id="142" w:name="_Toc183100559"/>
-      <w:bookmarkStart w:id="143" w:name="_Toc183095032"/>
-      <w:bookmarkStart w:id="144" w:name="_Toc183095138"/>
-      <w:bookmarkStart w:id="145" w:name="_Toc183095483"/>
-      <w:bookmarkStart w:id="146" w:name="_Toc183099269"/>
-      <w:bookmarkStart w:id="147" w:name="_Toc183100560"/>
-      <w:bookmarkStart w:id="148" w:name="_Toc183095033"/>
-      <w:bookmarkStart w:id="149" w:name="_Toc183095139"/>
-      <w:bookmarkStart w:id="150" w:name="_Toc183095484"/>
-      <w:bookmarkStart w:id="151" w:name="_Toc183099270"/>
-      <w:bookmarkStart w:id="152" w:name="_Toc183100561"/>
-      <w:bookmarkStart w:id="153" w:name="_Toc183095034"/>
-      <w:bookmarkStart w:id="154" w:name="_Toc183095140"/>
-      <w:bookmarkStart w:id="155" w:name="_Toc183095485"/>
-      <w:bookmarkStart w:id="156" w:name="_Toc183099271"/>
-      <w:bookmarkStart w:id="157" w:name="_Toc183100562"/>
-      <w:bookmarkStart w:id="158" w:name="_Toc183095035"/>
-      <w:bookmarkStart w:id="159" w:name="_Toc183095141"/>
-      <w:bookmarkStart w:id="160" w:name="_Toc183095486"/>
-      <w:bookmarkStart w:id="161" w:name="_Toc183099272"/>
-      <w:bookmarkStart w:id="162" w:name="_Toc183100563"/>
-      <w:bookmarkStart w:id="163" w:name="_Toc183099273"/>
-      <w:bookmarkStart w:id="164" w:name="_Toc185323557"/>
-      <w:bookmarkEnd w:id="128"/>
+      <w:bookmarkStart w:id="129" w:name="_Toc183095029"/>
+      <w:bookmarkStart w:id="130" w:name="_Toc183095135"/>
+      <w:bookmarkStart w:id="131" w:name="_Toc183095480"/>
+      <w:bookmarkStart w:id="132" w:name="_Toc183099266"/>
+      <w:bookmarkStart w:id="133" w:name="_Toc183100557"/>
+      <w:bookmarkStart w:id="134" w:name="_Toc183095030"/>
+      <w:bookmarkStart w:id="135" w:name="_Toc183095136"/>
+      <w:bookmarkStart w:id="136" w:name="_Toc183095481"/>
+      <w:bookmarkStart w:id="137" w:name="_Toc183099267"/>
+      <w:bookmarkStart w:id="138" w:name="_Toc183100558"/>
+      <w:bookmarkStart w:id="139" w:name="_Toc183095031"/>
+      <w:bookmarkStart w:id="140" w:name="_Toc183095137"/>
+      <w:bookmarkStart w:id="141" w:name="_Toc183095482"/>
+      <w:bookmarkStart w:id="142" w:name="_Toc183099268"/>
+      <w:bookmarkStart w:id="143" w:name="_Toc183100559"/>
+      <w:bookmarkStart w:id="144" w:name="_Toc183095032"/>
+      <w:bookmarkStart w:id="145" w:name="_Toc183095138"/>
+      <w:bookmarkStart w:id="146" w:name="_Toc183095483"/>
+      <w:bookmarkStart w:id="147" w:name="_Toc183099269"/>
+      <w:bookmarkStart w:id="148" w:name="_Toc183100560"/>
+      <w:bookmarkStart w:id="149" w:name="_Toc183095033"/>
+      <w:bookmarkStart w:id="150" w:name="_Toc183095139"/>
+      <w:bookmarkStart w:id="151" w:name="_Toc183095484"/>
+      <w:bookmarkStart w:id="152" w:name="_Toc183099270"/>
+      <w:bookmarkStart w:id="153" w:name="_Toc183100561"/>
+      <w:bookmarkStart w:id="154" w:name="_Toc183095034"/>
+      <w:bookmarkStart w:id="155" w:name="_Toc183095140"/>
+      <w:bookmarkStart w:id="156" w:name="_Toc183095485"/>
+      <w:bookmarkStart w:id="157" w:name="_Toc183099271"/>
+      <w:bookmarkStart w:id="158" w:name="_Toc183100562"/>
+      <w:bookmarkStart w:id="159" w:name="_Toc183095035"/>
+      <w:bookmarkStart w:id="160" w:name="_Toc183095141"/>
+      <w:bookmarkStart w:id="161" w:name="_Toc183095486"/>
+      <w:bookmarkStart w:id="162" w:name="_Toc183099272"/>
+      <w:bookmarkStart w:id="163" w:name="_Toc183100563"/>
+      <w:bookmarkStart w:id="164" w:name="_Toc183099273"/>
+      <w:bookmarkStart w:id="165" w:name="_Toc185323557"/>
       <w:bookmarkEnd w:id="129"/>
       <w:bookmarkEnd w:id="130"/>
       <w:bookmarkEnd w:id="131"/>
@@ -10416,19 +10121,20 @@
       <w:bookmarkEnd w:id="160"/>
       <w:bookmarkEnd w:id="161"/>
       <w:bookmarkEnd w:id="162"/>
+      <w:bookmarkEnd w:id="163"/>
       <w:r>
         <w:lastRenderedPageBreak/>
         <w:t>Data analysis plan – Inferential analysis</w:t>
       </w:r>
-      <w:bookmarkEnd w:id="163"/>
       <w:bookmarkEnd w:id="164"/>
+      <w:bookmarkEnd w:id="165"/>
       <w:r>
         <w:fldChar w:fldCharType="begin"/>
       </w:r>
       <w:r>
         <w:instrText xml:space="preserve"> TC "</w:instrText>
       </w:r>
-      <w:bookmarkStart w:id="165" w:name="_Toc183094441"/>
+      <w:bookmarkStart w:id="166" w:name="_Toc183094441"/>
       <w:r>
         <w:instrText>3.</w:instrText>
       </w:r>
@@ -10436,7 +10142,7 @@
         <w:tab/>
         <w:instrText>Data analysis plan – Inferential analysis</w:instrText>
       </w:r>
-      <w:bookmarkEnd w:id="165"/>
+      <w:bookmarkEnd w:id="166"/>
       <w:r>
         <w:instrText xml:space="preserve">" \f C \l "1" </w:instrText>
       </w:r>
@@ -10448,13 +10154,13 @@
       <w:pPr>
         <w:pStyle w:val="Heading2"/>
       </w:pPr>
-      <w:bookmarkStart w:id="166" w:name="_Toc183099274"/>
-      <w:bookmarkStart w:id="167" w:name="_Toc185323558"/>
+      <w:bookmarkStart w:id="167" w:name="_Toc183099274"/>
+      <w:bookmarkStart w:id="168" w:name="_Toc185323558"/>
       <w:r>
         <w:t>Description of primary estimand</w:t>
       </w:r>
-      <w:bookmarkEnd w:id="166"/>
       <w:bookmarkEnd w:id="167"/>
+      <w:bookmarkEnd w:id="168"/>
     </w:p>
     <w:p>
       <w:pPr>
@@ -10934,16 +10640,16 @@
       </w:r>
     </w:p>
     <w:p>
-      <w:bookmarkStart w:id="168" w:name="_Toc183099275"/>
-      <w:bookmarkEnd w:id="168"/>
+      <w:bookmarkStart w:id="169" w:name="_Toc183099275"/>
+      <w:bookmarkEnd w:id="169"/>
     </w:p>
     <w:p/>
     <w:p>
       <w:pPr>
         <w:pStyle w:val="Heading2"/>
       </w:pPr>
-      <w:bookmarkStart w:id="169" w:name="_Toc183099276"/>
-      <w:bookmarkStart w:id="170" w:name="_Toc185323559"/>
+      <w:bookmarkStart w:id="170" w:name="_Toc183099276"/>
+      <w:bookmarkStart w:id="171" w:name="_Toc185323559"/>
       <w:r>
         <w:t xml:space="preserve">Analysis </w:t>
       </w:r>
@@ -10956,8 +10662,8 @@
       <w:r>
         <w:t>(s)</w:t>
       </w:r>
-      <w:bookmarkEnd w:id="169"/>
       <w:bookmarkEnd w:id="170"/>
+      <w:bookmarkEnd w:id="171"/>
     </w:p>
     <w:p>
       <w:pPr>
@@ -11062,19 +10768,19 @@
       <w:pPr>
         <w:pStyle w:val="Heading2"/>
       </w:pPr>
-      <w:bookmarkStart w:id="171" w:name="_Ref105410120"/>
-      <w:bookmarkStart w:id="172" w:name="_Toc105411787"/>
-      <w:bookmarkStart w:id="173" w:name="_Toc148432493"/>
-      <w:bookmarkStart w:id="174" w:name="_Toc183099277"/>
-      <w:bookmarkStart w:id="175" w:name="_Toc185323560"/>
+      <w:bookmarkStart w:id="172" w:name="_Ref105410120"/>
+      <w:bookmarkStart w:id="173" w:name="_Toc105411787"/>
+      <w:bookmarkStart w:id="174" w:name="_Toc148432493"/>
+      <w:bookmarkStart w:id="175" w:name="_Toc183099277"/>
+      <w:bookmarkStart w:id="176" w:name="_Toc185323560"/>
       <w:r>
         <w:t>List of anticipated</w:t>
       </w:r>
       <w:r>
         <w:t xml:space="preserve"> intercurrent events</w:t>
       </w:r>
-      <w:bookmarkEnd w:id="171"/>
       <w:bookmarkEnd w:id="172"/>
+      <w:bookmarkEnd w:id="173"/>
       <w:r>
         <w:t xml:space="preserve"> and </w:t>
       </w:r>
@@ -11084,12 +10790,12 @@
       <w:r>
         <w:t>supplementary analyses</w:t>
       </w:r>
-      <w:bookmarkEnd w:id="173"/>
+      <w:bookmarkEnd w:id="174"/>
       <w:r>
         <w:t xml:space="preserve"> using different strategies</w:t>
       </w:r>
-      <w:bookmarkEnd w:id="174"/>
       <w:bookmarkEnd w:id="175"/>
+      <w:bookmarkEnd w:id="176"/>
     </w:p>
     <w:p>
       <w:pPr>
@@ -11219,7 +10925,7 @@
       <w:r>
         <w:instrText xml:space="preserve"> TC "</w:instrText>
       </w:r>
-      <w:bookmarkStart w:id="176" w:name="_Toc183094443"/>
+      <w:bookmarkStart w:id="177" w:name="_Toc183094443"/>
       <w:r>
         <w:instrText>3.1.1</w:instrText>
       </w:r>
@@ -11227,7 +10933,7 @@
         <w:tab/>
         <w:instrText>Analysis of primary outcomes</w:instrText>
       </w:r>
-      <w:bookmarkEnd w:id="176"/>
+      <w:bookmarkEnd w:id="177"/>
       <w:r>
         <w:instrText xml:space="preserve">" \f C \l "1" </w:instrText>
       </w:r>
@@ -11239,18 +10945,18 @@
       <w:pPr>
         <w:pStyle w:val="Heading2"/>
       </w:pPr>
-      <w:bookmarkStart w:id="177" w:name="_Toc185323561"/>
-      <w:bookmarkStart w:id="178" w:name="_Toc183099278"/>
-      <w:bookmarkStart w:id="179" w:name="_Toc185323562"/>
-      <w:bookmarkEnd w:id="177"/>
+      <w:bookmarkStart w:id="178" w:name="_Toc185323561"/>
+      <w:bookmarkStart w:id="179" w:name="_Toc183099278"/>
+      <w:bookmarkStart w:id="180" w:name="_Toc185323562"/>
+      <w:bookmarkEnd w:id="178"/>
       <w:r>
         <w:t>Analysis of</w:t>
       </w:r>
       <w:r>
         <w:t xml:space="preserve"> secondary outcomes</w:t>
       </w:r>
-      <w:bookmarkEnd w:id="178"/>
       <w:bookmarkEnd w:id="179"/>
+      <w:bookmarkEnd w:id="180"/>
       <w:r>
         <w:t xml:space="preserve"> </w:t>
       </w:r>
@@ -11260,7 +10966,7 @@
       <w:r>
         <w:instrText xml:space="preserve"> TC "</w:instrText>
       </w:r>
-      <w:bookmarkStart w:id="180" w:name="_Toc183094444"/>
+      <w:bookmarkStart w:id="181" w:name="_Toc183094444"/>
       <w:r>
         <w:instrText>3.1.2</w:instrText>
       </w:r>
@@ -11268,7 +10974,7 @@
         <w:tab/>
         <w:instrText>Analysis of secondary outcomes</w:instrText>
       </w:r>
-      <w:bookmarkEnd w:id="180"/>
+      <w:bookmarkEnd w:id="181"/>
       <w:r>
         <w:instrText xml:space="preserve">" \f C \l "1" </w:instrText>
       </w:r>
@@ -11319,27 +11025,27 @@
       <w:pPr>
         <w:pStyle w:val="Heading2"/>
       </w:pPr>
-      <w:bookmarkStart w:id="181" w:name="_Toc183099279"/>
-      <w:bookmarkStart w:id="182" w:name="_Toc183100570"/>
-      <w:bookmarkStart w:id="183" w:name="_Toc185323563"/>
-      <w:bookmarkStart w:id="184" w:name="_Toc183099280"/>
-      <w:bookmarkStart w:id="185" w:name="_Toc183100571"/>
-      <w:bookmarkStart w:id="186" w:name="_Toc185323564"/>
-      <w:bookmarkStart w:id="187" w:name="_Toc183099281"/>
-      <w:bookmarkStart w:id="188" w:name="_Toc185323565"/>
-      <w:bookmarkEnd w:id="181"/>
+      <w:bookmarkStart w:id="182" w:name="_Toc183099279"/>
+      <w:bookmarkStart w:id="183" w:name="_Toc183100570"/>
+      <w:bookmarkStart w:id="184" w:name="_Toc185323563"/>
+      <w:bookmarkStart w:id="185" w:name="_Toc183099280"/>
+      <w:bookmarkStart w:id="186" w:name="_Toc183100571"/>
+      <w:bookmarkStart w:id="187" w:name="_Toc185323564"/>
+      <w:bookmarkStart w:id="188" w:name="_Toc183099281"/>
+      <w:bookmarkStart w:id="189" w:name="_Toc185323565"/>
       <w:bookmarkEnd w:id="182"/>
       <w:bookmarkEnd w:id="183"/>
       <w:bookmarkEnd w:id="184"/>
       <w:bookmarkEnd w:id="185"/>
       <w:bookmarkEnd w:id="186"/>
-      <w:commentRangeStart w:id="189"/>
+      <w:bookmarkEnd w:id="187"/>
+      <w:commentRangeStart w:id="190"/>
       <w:r>
         <w:t>Time points</w:t>
       </w:r>
-      <w:bookmarkEnd w:id="187"/>
       <w:bookmarkEnd w:id="188"/>
-      <w:commentRangeEnd w:id="189"/>
+      <w:bookmarkEnd w:id="189"/>
+      <w:commentRangeEnd w:id="190"/>
       <w:r>
         <w:rPr>
           <w:rStyle w:val="CommentReference"/>
@@ -11348,7 +11054,7 @@
           <w:u w:val="none"/>
           <w:lang w:val="en-US"/>
         </w:rPr>
-        <w:commentReference w:id="189"/>
+        <w:commentReference w:id="190"/>
       </w:r>
       <w:r>
         <w:fldChar w:fldCharType="begin"/>
@@ -11356,11 +11062,11 @@
       <w:r>
         <w:instrText xml:space="preserve"> TC "</w:instrText>
       </w:r>
-      <w:bookmarkStart w:id="190" w:name="_Toc183094446"/>
+      <w:bookmarkStart w:id="191" w:name="_Toc183094446"/>
       <w:r>
         <w:instrText>Time points</w:instrText>
       </w:r>
-      <w:bookmarkEnd w:id="190"/>
+      <w:bookmarkEnd w:id="191"/>
       <w:r>
         <w:instrText xml:space="preserve">" \f C \l "1" </w:instrText>
       </w:r>
@@ -11449,16 +11155,16 @@
       <w:pPr>
         <w:pStyle w:val="Heading2"/>
       </w:pPr>
-      <w:bookmarkStart w:id="191" w:name="_Toc183099282"/>
-      <w:bookmarkStart w:id="192" w:name="_Toc185323566"/>
-      <w:commentRangeStart w:id="193"/>
+      <w:bookmarkStart w:id="192" w:name="_Toc183099282"/>
+      <w:bookmarkStart w:id="193" w:name="_Toc185323566"/>
       <w:commentRangeStart w:id="194"/>
+      <w:commentRangeStart w:id="195"/>
       <w:r>
         <w:t>Stratification and clustering</w:t>
       </w:r>
-      <w:bookmarkEnd w:id="191"/>
       <w:bookmarkEnd w:id="192"/>
-      <w:commentRangeEnd w:id="193"/>
+      <w:bookmarkEnd w:id="193"/>
+      <w:commentRangeEnd w:id="194"/>
       <w:r>
         <w:rPr>
           <w:rStyle w:val="CommentReference"/>
@@ -11467,9 +11173,9 @@
           <w:u w:val="none"/>
           <w:lang w:val="en-US"/>
         </w:rPr>
-        <w:commentReference w:id="193"/>
-      </w:r>
-      <w:commentRangeEnd w:id="194"/>
+        <w:commentReference w:id="194"/>
+      </w:r>
+      <w:commentRangeEnd w:id="195"/>
       <w:r>
         <w:rPr>
           <w:rStyle w:val="CommentReference"/>
@@ -11478,7 +11184,7 @@
           <w:u w:val="none"/>
           <w:lang w:val="en-US"/>
         </w:rPr>
-        <w:commentReference w:id="194"/>
+        <w:commentReference w:id="195"/>
       </w:r>
       <w:r>
         <w:fldChar w:fldCharType="begin"/>
@@ -11486,11 +11192,11 @@
       <w:r>
         <w:instrText xml:space="preserve"> TC "</w:instrText>
       </w:r>
-      <w:bookmarkStart w:id="195" w:name="_Toc183094447"/>
+      <w:bookmarkStart w:id="196" w:name="_Toc183094447"/>
       <w:r>
         <w:instrText>Stratification and clustering</w:instrText>
       </w:r>
-      <w:bookmarkEnd w:id="195"/>
+      <w:bookmarkEnd w:id="196"/>
       <w:r>
         <w:instrText xml:space="preserve">" \f C \l "1" </w:instrText>
       </w:r>
@@ -11547,24 +11253,24 @@
       <w:pPr>
         <w:pStyle w:val="Heading2"/>
       </w:pPr>
-      <w:bookmarkStart w:id="196" w:name="_Toc183099283"/>
-      <w:bookmarkStart w:id="197" w:name="_Toc185323567"/>
+      <w:bookmarkStart w:id="197" w:name="_Toc183099283"/>
+      <w:bookmarkStart w:id="198" w:name="_Toc185323567"/>
       <w:r>
         <w:t>Missing items in scales and subscales</w:t>
       </w:r>
-      <w:bookmarkEnd w:id="196"/>
       <w:bookmarkEnd w:id="197"/>
+      <w:bookmarkEnd w:id="198"/>
       <w:r>
         <w:fldChar w:fldCharType="begin"/>
       </w:r>
       <w:r>
         <w:instrText xml:space="preserve"> TC "</w:instrText>
       </w:r>
-      <w:bookmarkStart w:id="198" w:name="_Toc183094448"/>
+      <w:bookmarkStart w:id="199" w:name="_Toc183094448"/>
       <w:r>
         <w:instrText>Missing items in scales and subscales</w:instrText>
       </w:r>
-      <w:bookmarkEnd w:id="198"/>
+      <w:bookmarkEnd w:id="199"/>
       <w:r>
         <w:instrText xml:space="preserve">" \f C \l "1" </w:instrText>
       </w:r>
@@ -11629,24 +11335,24 @@
       <w:pPr>
         <w:pStyle w:val="Heading2"/>
       </w:pPr>
-      <w:bookmarkStart w:id="199" w:name="_Toc183099284"/>
-      <w:bookmarkStart w:id="200" w:name="_Toc185323568"/>
+      <w:bookmarkStart w:id="200" w:name="_Toc183099284"/>
+      <w:bookmarkStart w:id="201" w:name="_Toc185323568"/>
       <w:r>
         <w:t>Missing baseline data</w:t>
       </w:r>
-      <w:bookmarkEnd w:id="199"/>
       <w:bookmarkEnd w:id="200"/>
+      <w:bookmarkEnd w:id="201"/>
       <w:r>
         <w:fldChar w:fldCharType="begin"/>
       </w:r>
       <w:r>
         <w:instrText xml:space="preserve"> TC "</w:instrText>
       </w:r>
-      <w:bookmarkStart w:id="201" w:name="_Toc183094449"/>
+      <w:bookmarkStart w:id="202" w:name="_Toc183094449"/>
       <w:r>
         <w:instrText>Missing baseline data</w:instrText>
       </w:r>
-      <w:bookmarkEnd w:id="201"/>
+      <w:bookmarkEnd w:id="202"/>
       <w:r>
         <w:instrText xml:space="preserve">" \f C \l "1" </w:instrText>
       </w:r>
@@ -11756,24 +11462,24 @@
       <w:pPr>
         <w:pStyle w:val="Heading2"/>
       </w:pPr>
-      <w:bookmarkStart w:id="202" w:name="_Toc183099285"/>
-      <w:bookmarkStart w:id="203" w:name="_Toc185323569"/>
+      <w:bookmarkStart w:id="203" w:name="_Toc183099285"/>
+      <w:bookmarkStart w:id="204" w:name="_Toc185323569"/>
       <w:r>
         <w:t>Missing outcome data</w:t>
       </w:r>
-      <w:bookmarkEnd w:id="202"/>
       <w:bookmarkEnd w:id="203"/>
+      <w:bookmarkEnd w:id="204"/>
       <w:r>
         <w:fldChar w:fldCharType="begin"/>
       </w:r>
       <w:r>
         <w:instrText xml:space="preserve"> TC "</w:instrText>
       </w:r>
-      <w:bookmarkStart w:id="204" w:name="_Toc183094450"/>
+      <w:bookmarkStart w:id="205" w:name="_Toc183094450"/>
       <w:r>
         <w:instrText>Missing outcome data</w:instrText>
       </w:r>
-      <w:bookmarkEnd w:id="204"/>
+      <w:bookmarkEnd w:id="205"/>
       <w:r>
         <w:instrText xml:space="preserve">" \f C \l "1" </w:instrText>
       </w:r>
@@ -11872,16 +11578,16 @@
       <w:pPr>
         <w:pStyle w:val="Heading2"/>
       </w:pPr>
-      <w:bookmarkStart w:id="205" w:name="_Toc183099286"/>
-      <w:bookmarkStart w:id="206" w:name="_Toc185323570"/>
+      <w:bookmarkStart w:id="206" w:name="_Toc183099286"/>
+      <w:bookmarkStart w:id="207" w:name="_Toc185323570"/>
       <w:r>
         <w:t>Method for handling multiple comparisons</w:t>
       </w:r>
       <w:r>
         <w:t>/multiplicity</w:t>
       </w:r>
-      <w:bookmarkEnd w:id="205"/>
       <w:bookmarkEnd w:id="206"/>
+      <w:bookmarkEnd w:id="207"/>
     </w:p>
     <w:p>
       <w:pPr>
@@ -12095,32 +11801,32 @@
       <w:pPr>
         <w:pStyle w:val="Heading2"/>
       </w:pPr>
-      <w:bookmarkStart w:id="207" w:name="_Toc183099287"/>
-      <w:bookmarkStart w:id="208" w:name="_Toc185323571"/>
-      <w:commentRangeStart w:id="209"/>
+      <w:bookmarkStart w:id="208" w:name="_Toc183099287"/>
+      <w:bookmarkStart w:id="209" w:name="_Toc185323571"/>
+      <w:commentRangeStart w:id="210"/>
       <w:r>
         <w:t>Method for handling non-compliance (per protocol/CACE analyses)</w:t>
       </w:r>
-      <w:bookmarkEnd w:id="207"/>
       <w:bookmarkEnd w:id="208"/>
+      <w:bookmarkEnd w:id="209"/>
       <w:r>
         <w:fldChar w:fldCharType="begin"/>
       </w:r>
       <w:r>
         <w:instrText xml:space="preserve"> TC "</w:instrText>
       </w:r>
-      <w:bookmarkStart w:id="210" w:name="_Toc183094452"/>
+      <w:bookmarkStart w:id="211" w:name="_Toc183094452"/>
       <w:r>
         <w:instrText>Method for handling non-compliance (per protocol/CACE analyses)</w:instrText>
       </w:r>
-      <w:bookmarkEnd w:id="210"/>
+      <w:bookmarkEnd w:id="211"/>
       <w:r>
         <w:instrText xml:space="preserve">" \f C \l "1" </w:instrText>
       </w:r>
       <w:r>
         <w:fldChar w:fldCharType="end"/>
       </w:r>
-      <w:commentRangeEnd w:id="209"/>
+      <w:commentRangeEnd w:id="210"/>
       <w:r>
         <w:rPr>
           <w:rStyle w:val="CommentReference"/>
@@ -12129,7 +11835,7 @@
           <w:u w:val="none"/>
           <w:lang w:val="en-US"/>
         </w:rPr>
-        <w:commentReference w:id="209"/>
+        <w:commentReference w:id="210"/>
       </w:r>
     </w:p>
     <w:p>
@@ -12205,17 +11911,17 @@
       <w:pPr>
         <w:pStyle w:val="Heading2"/>
       </w:pPr>
-      <w:bookmarkStart w:id="211" w:name="_Toc185323572"/>
-      <w:bookmarkStart w:id="212" w:name="_Toc183099288"/>
-      <w:bookmarkStart w:id="213" w:name="_Toc185323573"/>
-      <w:bookmarkEnd w:id="211"/>
-      <w:commentRangeStart w:id="214"/>
+      <w:bookmarkStart w:id="212" w:name="_Toc185323572"/>
+      <w:bookmarkStart w:id="213" w:name="_Toc183099288"/>
+      <w:bookmarkStart w:id="214" w:name="_Toc185323573"/>
+      <w:bookmarkEnd w:id="212"/>
+      <w:commentRangeStart w:id="215"/>
       <w:r>
         <w:t>Model assumption checks</w:t>
       </w:r>
-      <w:bookmarkEnd w:id="212"/>
       <w:bookmarkEnd w:id="213"/>
-      <w:commentRangeEnd w:id="214"/>
+      <w:bookmarkEnd w:id="214"/>
+      <w:commentRangeEnd w:id="215"/>
       <w:r>
         <w:rPr>
           <w:rStyle w:val="CommentReference"/>
@@ -12224,7 +11930,7 @@
           <w:u w:val="none"/>
           <w:lang w:val="en-US"/>
         </w:rPr>
-        <w:commentReference w:id="214"/>
+        <w:commentReference w:id="215"/>
       </w:r>
     </w:p>
     <w:p>
@@ -12287,7 +11993,7 @@
         </w:rPr>
         <w:instrText xml:space="preserve"> TC "</w:instrText>
       </w:r>
-      <w:bookmarkStart w:id="215" w:name="_Toc183094453"/>
+      <w:bookmarkStart w:id="216" w:name="_Toc183094453"/>
       <w:r>
         <w:rPr>
           <w:i/>
@@ -12298,7 +12004,7 @@
         </w:rPr>
         <w:instrText>Model assumption checks</w:instrText>
       </w:r>
-      <w:bookmarkEnd w:id="215"/>
+      <w:bookmarkEnd w:id="216"/>
       <w:r>
         <w:rPr>
           <w:i/>
@@ -12378,15 +12084,15 @@
       <w:pPr>
         <w:pStyle w:val="Heading2"/>
       </w:pPr>
-      <w:bookmarkStart w:id="216" w:name="_Toc183099289"/>
-      <w:bookmarkStart w:id="217" w:name="_Toc185323574"/>
-      <w:commentRangeStart w:id="218"/>
+      <w:bookmarkStart w:id="217" w:name="_Toc183099289"/>
+      <w:bookmarkStart w:id="218" w:name="_Toc185323574"/>
+      <w:commentRangeStart w:id="219"/>
       <w:r>
         <w:t>Sensitivity analyses</w:t>
       </w:r>
-      <w:bookmarkEnd w:id="216"/>
       <w:bookmarkEnd w:id="217"/>
-      <w:commentRangeEnd w:id="218"/>
+      <w:bookmarkEnd w:id="218"/>
+      <w:commentRangeEnd w:id="219"/>
       <w:r>
         <w:rPr>
           <w:rStyle w:val="CommentReference"/>
@@ -12395,7 +12101,7 @@
           <w:u w:val="none"/>
           <w:lang w:val="en-US"/>
         </w:rPr>
-        <w:commentReference w:id="218"/>
+        <w:commentReference w:id="219"/>
       </w:r>
       <w:r>
         <w:fldChar w:fldCharType="begin"/>
@@ -12403,7 +12109,7 @@
       <w:r>
         <w:instrText xml:space="preserve"> TC "</w:instrText>
       </w:r>
-      <w:bookmarkStart w:id="219" w:name="_Toc183094454"/>
+      <w:bookmarkStart w:id="220" w:name="_Toc183094454"/>
       <w:r>
         <w:instrText>3.1.4</w:instrText>
       </w:r>
@@ -12411,7 +12117,7 @@
         <w:tab/>
         <w:instrText>Sensitivity analyses</w:instrText>
       </w:r>
-      <w:bookmarkEnd w:id="219"/>
+      <w:bookmarkEnd w:id="220"/>
       <w:r>
         <w:instrText xml:space="preserve">" \f C \l "1" </w:instrText>
       </w:r>
@@ -12452,20 +12158,20 @@
       <w:pPr>
         <w:pStyle w:val="Heading2"/>
       </w:pPr>
-      <w:bookmarkStart w:id="220" w:name="_Toc183099290"/>
-      <w:bookmarkStart w:id="221" w:name="_Toc185323575"/>
+      <w:bookmarkStart w:id="221" w:name="_Toc183099290"/>
+      <w:bookmarkStart w:id="222" w:name="_Toc185323575"/>
       <w:r>
         <w:t>Planned subgroup analyses</w:t>
       </w:r>
-      <w:bookmarkEnd w:id="220"/>
       <w:bookmarkEnd w:id="221"/>
+      <w:bookmarkEnd w:id="222"/>
       <w:r>
         <w:fldChar w:fldCharType="begin"/>
       </w:r>
       <w:r>
         <w:instrText xml:space="preserve"> TC "</w:instrText>
       </w:r>
-      <w:bookmarkStart w:id="222" w:name="_Toc183094455"/>
+      <w:bookmarkStart w:id="223" w:name="_Toc183094455"/>
       <w:r>
         <w:instrText>3.1.5</w:instrText>
       </w:r>
@@ -12473,7 +12179,7 @@
         <w:tab/>
         <w:instrText>Planned subgroup analyses</w:instrText>
       </w:r>
-      <w:bookmarkEnd w:id="222"/>
+      <w:bookmarkEnd w:id="223"/>
       <w:r>
         <w:instrText xml:space="preserve">" \f C \l "1" </w:instrText>
       </w:r>
@@ -12530,20 +12236,20 @@
       <w:pPr>
         <w:pStyle w:val="Heading2"/>
       </w:pPr>
-      <w:bookmarkStart w:id="223" w:name="_Toc183099291"/>
-      <w:bookmarkStart w:id="224" w:name="_Toc185323576"/>
+      <w:bookmarkStart w:id="224" w:name="_Toc183099291"/>
+      <w:bookmarkStart w:id="225" w:name="_Toc185323576"/>
       <w:r>
         <w:t>Exploratory analyses</w:t>
       </w:r>
-      <w:bookmarkEnd w:id="223"/>
       <w:bookmarkEnd w:id="224"/>
+      <w:bookmarkEnd w:id="225"/>
       <w:r>
         <w:fldChar w:fldCharType="begin"/>
       </w:r>
       <w:r>
         <w:instrText xml:space="preserve"> TC "</w:instrText>
       </w:r>
-      <w:bookmarkStart w:id="225" w:name="_Toc183094456"/>
+      <w:bookmarkStart w:id="226" w:name="_Toc183094456"/>
       <w:r>
         <w:instrText>3.2</w:instrText>
       </w:r>
@@ -12551,7 +12257,7 @@
         <w:tab/>
         <w:instrText>Exploratory analyses</w:instrText>
       </w:r>
-      <w:bookmarkEnd w:id="225"/>
+      <w:bookmarkEnd w:id="226"/>
       <w:r>
         <w:instrText xml:space="preserve">" \f C \l "1" </w:instrText>
       </w:r>
@@ -12594,21 +12300,21 @@
       <w:pPr>
         <w:pStyle w:val="Heading2"/>
       </w:pPr>
-      <w:bookmarkStart w:id="226" w:name="_Toc183099292"/>
-      <w:bookmarkStart w:id="227" w:name="_Toc185323577"/>
+      <w:bookmarkStart w:id="227" w:name="_Toc183099292"/>
+      <w:bookmarkStart w:id="228" w:name="_Toc185323577"/>
       <w:r>
         <w:lastRenderedPageBreak/>
         <w:t>Exploratory mediator and moderator analysis</w:t>
       </w:r>
-      <w:bookmarkEnd w:id="226"/>
       <w:bookmarkEnd w:id="227"/>
+      <w:bookmarkEnd w:id="228"/>
       <w:r>
         <w:fldChar w:fldCharType="begin"/>
       </w:r>
       <w:r>
         <w:instrText xml:space="preserve"> TC "</w:instrText>
       </w:r>
-      <w:bookmarkStart w:id="228" w:name="_Toc183094457"/>
+      <w:bookmarkStart w:id="229" w:name="_Toc183094457"/>
       <w:r>
         <w:instrText>3.3</w:instrText>
       </w:r>
@@ -12616,7 +12322,7 @@
         <w:tab/>
         <w:instrText>Exploratory mediator and moderator analysis</w:instrText>
       </w:r>
-      <w:bookmarkEnd w:id="228"/>
+      <w:bookmarkEnd w:id="229"/>
       <w:r>
         <w:instrText xml:space="preserve">" \f C \l "1" </w:instrText>
       </w:r>
@@ -12723,20 +12429,20 @@
       <w:pPr>
         <w:pStyle w:val="Heading2"/>
       </w:pPr>
-      <w:bookmarkStart w:id="229" w:name="_Toc183099293"/>
-      <w:bookmarkStart w:id="230" w:name="_Toc185323578"/>
+      <w:bookmarkStart w:id="230" w:name="_Toc183099293"/>
+      <w:bookmarkStart w:id="231" w:name="_Toc185323578"/>
       <w:r>
         <w:t>Interim analysis</w:t>
       </w:r>
-      <w:bookmarkEnd w:id="229"/>
       <w:bookmarkEnd w:id="230"/>
+      <w:bookmarkEnd w:id="231"/>
       <w:r>
         <w:fldChar w:fldCharType="begin"/>
       </w:r>
       <w:r>
         <w:instrText xml:space="preserve"> TC "</w:instrText>
       </w:r>
-      <w:bookmarkStart w:id="231" w:name="_Toc183094458"/>
+      <w:bookmarkStart w:id="232" w:name="_Toc183094458"/>
       <w:r>
         <w:instrText>3.4</w:instrText>
       </w:r>
@@ -12744,7 +12450,7 @@
         <w:tab/>
         <w:instrText>Interim analysis</w:instrText>
       </w:r>
-      <w:bookmarkEnd w:id="231"/>
+      <w:bookmarkEnd w:id="232"/>
       <w:r>
         <w:instrText xml:space="preserve">" \f C \l "1" </w:instrText>
       </w:r>
@@ -12803,26 +12509,26 @@
       <w:pPr>
         <w:pStyle w:val="Heading1"/>
       </w:pPr>
-      <w:bookmarkStart w:id="232" w:name="_Toc183099294"/>
-      <w:bookmarkStart w:id="233" w:name="_Toc185323579"/>
+      <w:bookmarkStart w:id="233" w:name="_Toc183099294"/>
+      <w:bookmarkStart w:id="234" w:name="_Toc185323579"/>
       <w:r>
         <w:lastRenderedPageBreak/>
         <w:t>Quality Control and Quality Assurance</w:t>
       </w:r>
-      <w:bookmarkEnd w:id="232"/>
       <w:bookmarkEnd w:id="233"/>
+      <w:bookmarkEnd w:id="234"/>
     </w:p>
     <w:p>
       <w:pPr>
         <w:pStyle w:val="Heading2"/>
       </w:pPr>
-      <w:bookmarkStart w:id="234" w:name="_Toc183099295"/>
-      <w:bookmarkStart w:id="235" w:name="_Toc185323580"/>
+      <w:bookmarkStart w:id="235" w:name="_Toc183099295"/>
+      <w:bookmarkStart w:id="236" w:name="_Toc185323580"/>
       <w:r>
         <w:t>Quality control</w:t>
       </w:r>
-      <w:bookmarkEnd w:id="234"/>
       <w:bookmarkEnd w:id="235"/>
+      <w:bookmarkEnd w:id="236"/>
     </w:p>
     <w:p>
       <w:pPr>
@@ -12975,13 +12681,13 @@
       <w:pPr>
         <w:pStyle w:val="Heading2"/>
       </w:pPr>
-      <w:bookmarkStart w:id="236" w:name="_Toc183099296"/>
-      <w:bookmarkStart w:id="237" w:name="_Toc185323581"/>
+      <w:bookmarkStart w:id="237" w:name="_Toc183099296"/>
+      <w:bookmarkStart w:id="238" w:name="_Toc185323581"/>
       <w:r>
         <w:t>Carrying out the final analysis</w:t>
       </w:r>
-      <w:bookmarkEnd w:id="236"/>
       <w:bookmarkEnd w:id="237"/>
+      <w:bookmarkEnd w:id="238"/>
     </w:p>
     <w:p>
       <w:pPr>
@@ -13070,13 +12776,13 @@
       <w:pPr>
         <w:pStyle w:val="Heading2"/>
       </w:pPr>
-      <w:bookmarkStart w:id="238" w:name="_Toc183099297"/>
-      <w:bookmarkStart w:id="239" w:name="_Toc185323582"/>
+      <w:bookmarkStart w:id="239" w:name="_Toc183099297"/>
+      <w:bookmarkStart w:id="240" w:name="_Toc185323582"/>
       <w:r>
         <w:t>Approval and version control of the SAP</w:t>
       </w:r>
-      <w:bookmarkEnd w:id="238"/>
       <w:bookmarkEnd w:id="239"/>
+      <w:bookmarkEnd w:id="240"/>
     </w:p>
     <w:p>
       <w:pPr>
@@ -13261,13 +12967,13 @@
       <w:pPr>
         <w:pStyle w:val="Heading2"/>
       </w:pPr>
-      <w:bookmarkStart w:id="240" w:name="_Toc183099298"/>
-      <w:bookmarkStart w:id="241" w:name="_Toc185323583"/>
+      <w:bookmarkStart w:id="241" w:name="_Toc183099298"/>
+      <w:bookmarkStart w:id="242" w:name="_Toc185323583"/>
       <w:r>
         <w:t>Quality Assurance</w:t>
       </w:r>
-      <w:bookmarkEnd w:id="240"/>
       <w:bookmarkEnd w:id="241"/>
+      <w:bookmarkEnd w:id="242"/>
     </w:p>
     <w:p>
       <w:pPr>
@@ -13302,21 +13008,21 @@
       <w:pPr>
         <w:pStyle w:val="Heading1"/>
       </w:pPr>
-      <w:bookmarkStart w:id="242" w:name="_Toc183099299"/>
-      <w:bookmarkStart w:id="243" w:name="_Toc185323584"/>
+      <w:bookmarkStart w:id="243" w:name="_Toc183099299"/>
+      <w:bookmarkStart w:id="244" w:name="_Toc185323584"/>
       <w:r>
         <w:lastRenderedPageBreak/>
         <w:t>Software</w:t>
       </w:r>
-      <w:bookmarkEnd w:id="242"/>
       <w:bookmarkEnd w:id="243"/>
+      <w:bookmarkEnd w:id="244"/>
       <w:r>
         <w:fldChar w:fldCharType="begin"/>
       </w:r>
       <w:r>
         <w:instrText xml:space="preserve"> TC "</w:instrText>
       </w:r>
-      <w:bookmarkStart w:id="244" w:name="_Toc183094459"/>
+      <w:bookmarkStart w:id="245" w:name="_Toc183094459"/>
       <w:r>
         <w:instrText>4.</w:instrText>
       </w:r>
@@ -13324,7 +13030,7 @@
         <w:tab/>
         <w:instrText>Software</w:instrText>
       </w:r>
-      <w:bookmarkEnd w:id="244"/>
+      <w:bookmarkEnd w:id="245"/>
       <w:r>
         <w:instrText xml:space="preserve">" \f C \l "1" </w:instrText>
       </w:r>
@@ -13336,13 +13042,13 @@
       <w:pPr>
         <w:pStyle w:val="Heading2"/>
       </w:pPr>
-      <w:bookmarkStart w:id="245" w:name="_Toc185323585"/>
-      <w:bookmarkStart w:id="246" w:name="_Toc185323586"/>
-      <w:bookmarkEnd w:id="245"/>
+      <w:bookmarkStart w:id="246" w:name="_Toc185323585"/>
+      <w:bookmarkStart w:id="247" w:name="_Toc185323586"/>
+      <w:bookmarkEnd w:id="246"/>
       <w:r>
         <w:t>Data management</w:t>
       </w:r>
-      <w:bookmarkEnd w:id="246"/>
+      <w:bookmarkEnd w:id="247"/>
       <w:r>
         <w:t xml:space="preserve"> </w:t>
       </w:r>
@@ -13421,7 +13127,7 @@
           <w:szCs w:val="22"/>
         </w:rPr>
       </w:pPr>
-      <w:bookmarkStart w:id="247" w:name="_Toc185323587"/>
+      <w:bookmarkStart w:id="248" w:name="_Toc185323587"/>
       <w:r>
         <w:t>A</w:t>
       </w:r>
@@ -13431,7 +13137,7 @@
       <w:r>
         <w:t>software</w:t>
       </w:r>
-      <w:bookmarkEnd w:id="247"/>
+      <w:bookmarkEnd w:id="248"/>
       <w:r>
         <w:rPr>
           <w:sz w:val="22"/>
@@ -13536,15 +13242,15 @@
       <w:pPr>
         <w:pStyle w:val="Heading1"/>
       </w:pPr>
-      <w:bookmarkStart w:id="250" w:name="_Toc183099300"/>
-      <w:bookmarkStart w:id="251" w:name="_Toc185323588"/>
-      <w:commentRangeStart w:id="252"/>
+      <w:bookmarkStart w:id="251" w:name="_Toc183099300"/>
+      <w:bookmarkStart w:id="252" w:name="_Toc185323588"/>
+      <w:commentRangeStart w:id="253"/>
       <w:r>
         <w:t>Scoring of outcome measures</w:t>
       </w:r>
-      <w:bookmarkEnd w:id="250"/>
       <w:bookmarkEnd w:id="251"/>
-      <w:commentRangeEnd w:id="252"/>
+      <w:bookmarkEnd w:id="252"/>
+      <w:commentRangeEnd w:id="253"/>
       <w:r>
         <w:rPr>
           <w:rStyle w:val="CommentReference"/>
@@ -13553,7 +13259,7 @@
           <w:kern w:val="0"/>
           <w:lang w:val="en-US"/>
         </w:rPr>
-        <w:commentReference w:id="252"/>
+        <w:commentReference w:id="253"/>
       </w:r>
     </w:p>
     <w:p>
@@ -14114,8 +13820,8 @@
       <w:pPr>
         <w:pStyle w:val="Heading1"/>
       </w:pPr>
-      <w:bookmarkStart w:id="253" w:name="_Toc183099301"/>
-      <w:bookmarkStart w:id="254" w:name="_Toc185323589"/>
+      <w:bookmarkStart w:id="254" w:name="_Toc183099301"/>
+      <w:bookmarkStart w:id="255" w:name="_Toc185323589"/>
       <w:r>
         <w:t>Health Economic Analysis Plan</w:t>
       </w:r>
@@ -14128,19 +13834,19 @@
       <w:r>
         <w:t>)</w:t>
       </w:r>
-      <w:bookmarkEnd w:id="253"/>
       <w:bookmarkEnd w:id="254"/>
+      <w:bookmarkEnd w:id="255"/>
       <w:r>
         <w:fldChar w:fldCharType="begin"/>
       </w:r>
       <w:r>
         <w:instrText xml:space="preserve"> TC "</w:instrText>
       </w:r>
-      <w:bookmarkStart w:id="255" w:name="_Toc183094460"/>
+      <w:bookmarkStart w:id="256" w:name="_Toc183094460"/>
       <w:r>
         <w:instrText>B)  ECONOMIC ANALYSIS PLAN</w:instrText>
       </w:r>
-      <w:bookmarkEnd w:id="255"/>
+      <w:bookmarkEnd w:id="256"/>
       <w:r>
         <w:instrText xml:space="preserve">" \f C \l "1" </w:instrText>
       </w:r>
@@ -14215,18 +13921,18 @@
         <w:lastRenderedPageBreak/>
         <w:t xml:space="preserve"> </w:t>
       </w:r>
-      <w:bookmarkStart w:id="256" w:name="_Toc183099302"/>
-      <w:bookmarkStart w:id="257" w:name="_Toc185323590"/>
+      <w:bookmarkStart w:id="257" w:name="_Toc183099302"/>
+      <w:bookmarkStart w:id="258" w:name="_Toc185323590"/>
       <w:r>
         <w:t xml:space="preserve">Schedule Of Assessments And </w:t>
       </w:r>
-      <w:commentRangeStart w:id="258"/>
+      <w:commentRangeStart w:id="259"/>
       <w:r>
         <w:t>Measures</w:t>
       </w:r>
-      <w:bookmarkEnd w:id="256"/>
       <w:bookmarkEnd w:id="257"/>
-      <w:commentRangeEnd w:id="258"/>
+      <w:bookmarkEnd w:id="258"/>
+      <w:commentRangeEnd w:id="259"/>
       <w:r>
         <w:rPr>
           <w:rStyle w:val="CommentReference"/>
@@ -14235,7 +13941,7 @@
           <w:kern w:val="0"/>
           <w:lang w:val="en-US"/>
         </w:rPr>
-        <w:commentReference w:id="258"/>
+        <w:commentReference w:id="259"/>
       </w:r>
       <w:r>
         <w:fldChar w:fldCharType="begin"/>
@@ -14243,11 +13949,11 @@
       <w:r>
         <w:instrText xml:space="preserve"> TC "</w:instrText>
       </w:r>
-      <w:bookmarkStart w:id="259" w:name="_Toc183094461"/>
+      <w:bookmarkStart w:id="260" w:name="_Toc183094461"/>
       <w:r>
         <w:instrText>C)  SCHEDULE OF ASSESSMENTS AND MEASURES</w:instrText>
       </w:r>
-      <w:bookmarkEnd w:id="259"/>
+      <w:bookmarkEnd w:id="260"/>
       <w:r>
         <w:instrText xml:space="preserve">" \f C \l "1" </w:instrText>
       </w:r>
@@ -14284,37 +13990,36 @@
       <w:pPr>
         <w:pStyle w:val="Heading1"/>
       </w:pPr>
-      <w:bookmarkStart w:id="260" w:name="_Toc183095060"/>
-      <w:bookmarkStart w:id="261" w:name="_Toc183095166"/>
-      <w:bookmarkStart w:id="262" w:name="_Toc183095512"/>
-      <w:bookmarkStart w:id="263" w:name="_Toc183099303"/>
-      <w:bookmarkStart w:id="264" w:name="_Toc183100594"/>
-      <w:bookmarkStart w:id="265" w:name="_Toc185323591"/>
-      <w:bookmarkStart w:id="266" w:name="_Toc183095061"/>
-      <w:bookmarkStart w:id="267" w:name="_Toc183095167"/>
-      <w:bookmarkStart w:id="268" w:name="_Toc183095513"/>
-      <w:bookmarkStart w:id="269" w:name="_Toc183099304"/>
-      <w:bookmarkStart w:id="270" w:name="_Toc183100595"/>
-      <w:bookmarkStart w:id="271" w:name="_Toc185323592"/>
-      <w:bookmarkStart w:id="272" w:name="_Toc183095062"/>
-      <w:bookmarkStart w:id="273" w:name="_Toc183095168"/>
-      <w:bookmarkStart w:id="274" w:name="_Toc183095514"/>
-      <w:bookmarkStart w:id="275" w:name="_Toc183099305"/>
-      <w:bookmarkStart w:id="276" w:name="_Toc183100596"/>
-      <w:bookmarkStart w:id="277" w:name="_Toc185323593"/>
-      <w:bookmarkStart w:id="278" w:name="_Toc183095063"/>
-      <w:bookmarkStart w:id="279" w:name="_Toc183095169"/>
-      <w:bookmarkStart w:id="280" w:name="_Toc183095515"/>
-      <w:bookmarkStart w:id="281" w:name="_Toc183099306"/>
-      <w:bookmarkStart w:id="282" w:name="_Toc183100597"/>
-      <w:bookmarkStart w:id="283" w:name="_Toc185323594"/>
-      <w:bookmarkStart w:id="284" w:name="_Toc183095064"/>
-      <w:bookmarkStart w:id="285" w:name="_Toc183095170"/>
-      <w:bookmarkStart w:id="286" w:name="_Toc183095516"/>
-      <w:bookmarkStart w:id="287" w:name="_Toc183099307"/>
-      <w:bookmarkStart w:id="288" w:name="_Toc183100598"/>
-      <w:bookmarkStart w:id="289" w:name="_Toc185323595"/>
-      <w:bookmarkEnd w:id="260"/>
+      <w:bookmarkStart w:id="261" w:name="_Toc183095060"/>
+      <w:bookmarkStart w:id="262" w:name="_Toc183095166"/>
+      <w:bookmarkStart w:id="263" w:name="_Toc183095512"/>
+      <w:bookmarkStart w:id="264" w:name="_Toc183099303"/>
+      <w:bookmarkStart w:id="265" w:name="_Toc183100594"/>
+      <w:bookmarkStart w:id="266" w:name="_Toc185323591"/>
+      <w:bookmarkStart w:id="267" w:name="_Toc183095061"/>
+      <w:bookmarkStart w:id="268" w:name="_Toc183095167"/>
+      <w:bookmarkStart w:id="269" w:name="_Toc183095513"/>
+      <w:bookmarkStart w:id="270" w:name="_Toc183099304"/>
+      <w:bookmarkStart w:id="271" w:name="_Toc183100595"/>
+      <w:bookmarkStart w:id="272" w:name="_Toc185323592"/>
+      <w:bookmarkStart w:id="273" w:name="_Toc183095062"/>
+      <w:bookmarkStart w:id="274" w:name="_Toc183095168"/>
+      <w:bookmarkStart w:id="275" w:name="_Toc183095514"/>
+      <w:bookmarkStart w:id="276" w:name="_Toc183099305"/>
+      <w:bookmarkStart w:id="277" w:name="_Toc183100596"/>
+      <w:bookmarkStart w:id="278" w:name="_Toc185323593"/>
+      <w:bookmarkStart w:id="279" w:name="_Toc183095063"/>
+      <w:bookmarkStart w:id="280" w:name="_Toc183095169"/>
+      <w:bookmarkStart w:id="281" w:name="_Toc183095515"/>
+      <w:bookmarkStart w:id="282" w:name="_Toc183099306"/>
+      <w:bookmarkStart w:id="283" w:name="_Toc183100597"/>
+      <w:bookmarkStart w:id="284" w:name="_Toc185323594"/>
+      <w:bookmarkStart w:id="285" w:name="_Toc183095064"/>
+      <w:bookmarkStart w:id="286" w:name="_Toc183095170"/>
+      <w:bookmarkStart w:id="287" w:name="_Toc183095516"/>
+      <w:bookmarkStart w:id="288" w:name="_Toc183099307"/>
+      <w:bookmarkStart w:id="289" w:name="_Toc183100598"/>
+      <w:bookmarkStart w:id="290" w:name="_Toc185323595"/>
       <w:bookmarkEnd w:id="261"/>
       <w:bookmarkEnd w:id="262"/>
       <w:bookmarkEnd w:id="263"/>
@@ -14344,28 +14049,29 @@
       <w:bookmarkEnd w:id="287"/>
       <w:bookmarkEnd w:id="288"/>
       <w:bookmarkEnd w:id="289"/>
+      <w:bookmarkEnd w:id="290"/>
       <w:r>
         <w:br w:type="page"/>
       </w:r>
-      <w:bookmarkStart w:id="290" w:name="_Toc183099308"/>
-      <w:bookmarkStart w:id="291" w:name="_Toc185323596"/>
+      <w:bookmarkStart w:id="291" w:name="_Toc183099308"/>
+      <w:bookmarkStart w:id="292" w:name="_Toc185323596"/>
       <w:r>
         <w:lastRenderedPageBreak/>
         <w:t>Reference list</w:t>
       </w:r>
-      <w:bookmarkEnd w:id="290"/>
       <w:bookmarkEnd w:id="291"/>
+      <w:bookmarkEnd w:id="292"/>
       <w:r>
         <w:fldChar w:fldCharType="begin"/>
       </w:r>
       <w:r>
         <w:instrText xml:space="preserve"> TC "</w:instrText>
       </w:r>
-      <w:bookmarkStart w:id="292" w:name="_Toc183094462"/>
+      <w:bookmarkStart w:id="293" w:name="_Toc183094462"/>
       <w:r>
         <w:instrText>Reference list</w:instrText>
       </w:r>
-      <w:bookmarkEnd w:id="292"/>
+      <w:bookmarkEnd w:id="293"/>
       <w:r>
         <w:instrText xml:space="preserve">" \f C \l "1" </w:instrText>
       </w:r>
@@ -14683,7 +14389,74 @@
       </w:r>
     </w:p>
   </w:comment>
-  <w:comment w:id="105" w:author="Hassan Jafari" w:date="2025-11-16T17:44:00Z" w:initials="HJ">
+  <w:comment w:id="39" w:author="Gordon Forbes" w:date="2025-11-25T12:01:00Z" w:initials="GF">
+    <w:p>
+      <w:r>
+        <w:rPr>
+          <w:rStyle w:val="CommentReference"/>
+        </w:rPr>
+        <w:annotationRef/>
+      </w:r>
+      <w:r>
+        <w:rPr>
+          <w:sz w:val="20"/>
+          <w:szCs w:val="20"/>
+        </w:rPr>
+        <w:t>I have removed baseline. We can decide weather to reinstate it</w:t>
+      </w:r>
+    </w:p>
+  </w:comment>
+  <w:comment w:id="52" w:author="Gordon Forbes" w:date="2025-11-25T12:03:00Z" w:initials="GF">
+    <w:p>
+      <w:r>
+        <w:rPr>
+          <w:rStyle w:val="CommentReference"/>
+        </w:rPr>
+        <w:annotationRef/>
+      </w:r>
+      <w:r>
+        <w:rPr>
+          <w:sz w:val="20"/>
+          <w:szCs w:val="20"/>
+        </w:rPr>
+        <w:t>Template desciption:</w:t>
+      </w:r>
+    </w:p>
+    <w:p/>
+    <w:p>
+      <w:r>
+        <w:rPr>
+          <w:i/>
+          <w:iCs/>
+          <w:sz w:val="20"/>
+          <w:szCs w:val="20"/>
+          <w:highlight w:val="yellow"/>
+        </w:rPr>
+        <w:t>Full details of the sample size calculation or reference to sample size calculation in the protocol or other document should be included here.</w:t>
+      </w:r>
+      <w:r>
+        <w:rPr>
+          <w:i/>
+          <w:iCs/>
+          <w:sz w:val="20"/>
+          <w:szCs w:val="20"/>
+        </w:rPr>
+        <w:t xml:space="preserve"> </w:t>
+      </w:r>
+      <w:r>
+        <w:rPr>
+          <w:i/>
+          <w:iCs/>
+          <w:sz w:val="20"/>
+          <w:szCs w:val="20"/>
+          <w:highlight w:val="yellow"/>
+        </w:rPr>
+        <w:t>Consider including the code used for the sample size calculation as an appendix to this document if sample size calculation was complex.</w:t>
+      </w:r>
+    </w:p>
+    <w:p/>
+  </w:comment>
+  <w:comment w:id="106" w:author="Hassan Jafari" w:date="2025-11-16T17:44:00Z" w:initials="HJ">
     <w:p>
       <w:pPr>
         <w:pStyle w:val="CommentText"/>
@@ -14703,7 +14476,7 @@
       </w:r>
     </w:p>
   </w:comment>
-  <w:comment w:id="109" w:author="Hassan Jafari" w:date="2025-11-16T17:56:00Z" w:initials="HJ">
+  <w:comment w:id="110" w:author="Hassan Jafari" w:date="2025-11-16T17:56:00Z" w:initials="HJ">
     <w:p>
       <w:pPr>
         <w:pStyle w:val="CommentText"/>
@@ -14719,7 +14492,7 @@
       </w:r>
     </w:p>
   </w:comment>
-  <w:comment w:id="112" w:author="Hassan Jafari" w:date="2025-11-16T18:07:00Z" w:initials="HJ">
+  <w:comment w:id="113" w:author="Hassan Jafari" w:date="2025-11-16T18:07:00Z" w:initials="HJ">
     <w:p>
       <w:pPr>
         <w:pStyle w:val="CommentText"/>
@@ -14755,7 +14528,7 @@
       </w:r>
     </w:p>
   </w:comment>
-  <w:comment w:id="118" w:author="Hassan Jafari" w:date="2025-11-16T17:56:00Z" w:initials="HJ">
+  <w:comment w:id="119" w:author="Hassan Jafari" w:date="2025-11-16T17:56:00Z" w:initials="HJ">
     <w:p>
       <w:pPr>
         <w:pStyle w:val="CommentText"/>
@@ -14771,7 +14544,7 @@
       </w:r>
     </w:p>
   </w:comment>
-  <w:comment w:id="189" w:author="Hassan Jafari" w:date="2025-10-22T14:16:00Z" w:initials="HJ">
+  <w:comment w:id="190" w:author="Hassan Jafari" w:date="2025-10-22T14:16:00Z" w:initials="HJ">
     <w:p>
       <w:pPr>
         <w:pStyle w:val="CommentText"/>
@@ -14787,7 +14560,7 @@
       </w:r>
     </w:p>
   </w:comment>
-  <w:comment w:id="193" w:author="Hassan Jafari" w:date="2025-10-22T14:17:00Z" w:initials="HJ">
+  <w:comment w:id="194" w:author="Hassan Jafari" w:date="2025-10-22T14:17:00Z" w:initials="HJ">
     <w:p>
       <w:pPr>
         <w:pStyle w:val="CommentText"/>
@@ -14803,7 +14576,7 @@
       </w:r>
     </w:p>
   </w:comment>
-  <w:comment w:id="194" w:author="Hassan Jafari" w:date="2025-10-22T14:18:00Z" w:initials="HJ">
+  <w:comment w:id="195" w:author="Hassan Jafari" w:date="2025-10-22T14:18:00Z" w:initials="HJ">
     <w:p>
       <w:pPr>
         <w:pStyle w:val="CommentText"/>
@@ -14819,7 +14592,7 @@
       </w:r>
     </w:p>
   </w:comment>
-  <w:comment w:id="209" w:author="Hassan Jafari" w:date="2025-10-22T14:20:00Z" w:initials="HJ">
+  <w:comment w:id="210" w:author="Hassan Jafari" w:date="2025-10-22T14:20:00Z" w:initials="HJ">
     <w:p>
       <w:pPr>
         <w:pStyle w:val="CommentText"/>
@@ -14835,7 +14608,7 @@
       </w:r>
     </w:p>
   </w:comment>
-  <w:comment w:id="214" w:author="Hassan Jafari" w:date="2025-10-22T14:24:00Z" w:initials="HJ">
+  <w:comment w:id="215" w:author="Hassan Jafari" w:date="2025-10-22T14:24:00Z" w:initials="HJ">
     <w:p>
       <w:pPr>
         <w:pStyle w:val="CommentText"/>
@@ -14851,7 +14624,7 @@
       </w:r>
     </w:p>
   </w:comment>
-  <w:comment w:id="218" w:author="Hassan Jafari" w:date="2025-10-22T14:25:00Z" w:initials="HJ">
+  <w:comment w:id="219" w:author="Hassan Jafari" w:date="2025-10-22T14:25:00Z" w:initials="HJ">
     <w:p>
       <w:pPr>
         <w:pStyle w:val="CommentText"/>
@@ -14867,7 +14640,7 @@
       </w:r>
     </w:p>
   </w:comment>
-  <w:comment w:id="252" w:author="Hassan Jafari" w:date="2025-10-22T14:29:00Z" w:initials="HJ">
+  <w:comment w:id="253" w:author="Hassan Jafari" w:date="2025-10-22T14:29:00Z" w:initials="HJ">
     <w:p>
       <w:pPr>
         <w:pStyle w:val="CommentText"/>
@@ -14887,7 +14660,7 @@
       </w:r>
     </w:p>
   </w:comment>
-  <w:comment w:id="258" w:author="Hassan Jafari" w:date="2025-10-22T14:30:00Z" w:initials="HJ">
+  <w:comment w:id="259" w:author="Hassan Jafari" w:date="2025-10-22T14:30:00Z" w:initials="HJ">
     <w:p>
       <w:pPr>
         <w:pStyle w:val="CommentText"/>
@@ -14910,6 +14683,8 @@
 <w15:commentsEx xmlns:wpc="http://schemas.microsoft.com/office/word/2010/wordprocessingCanvas" xmlns:cx="http://schemas.microsoft.com/office/drawing/2014/chartex" xmlns:cx1="http://schemas.microsoft.com/office/drawing/2015/9/8/chartex" xmlns:cx2="http://schemas.microsoft.com/office/drawing/2015/10/21/chartex" xmlns:cx3="http://schemas.microsoft.com/office/drawing/2016/5/9/chartex" xmlns:cx4="http://schemas.microsoft.com/office/drawing/2016/5/10/chartex" xmlns:cx5="http://schemas.microsoft.com/office/drawing/2016/5/11/chartex" xmlns:cx6="http://schemas.microsoft.com/office/drawing/2016/5/12/chartex" xmlns:cx7="http://schemas.microsoft.com/office/drawing/2016/5/13/chartex" xmlns:cx8="http://schemas.microsoft.com/office/drawing/2016/5/14/chartex" xmlns:mc="http://schemas.openxmlformats.org/markup-compatibility/2006" xmlns:aink="http://schemas.microsoft.com/office/drawing/2016/ink" xmlns:am3d="http://schemas.microsoft.com/office/drawing/2017/model3d" xmlns:o="urn:schemas-microsoft-com:office:office" xmlns:oel="http://schemas.microsoft.com/office/2019/extlst" xmlns:r="http://schemas.openxmlformats.org/officeDocument/2006/relationships" xmlns:m="http://schemas.openxmlformats.org/officeDocument/2006/math" xmlns:v="urn:schemas-microsoft-com:vml" xmlns:wp14="http://schemas.microsoft.com/office/word/2010/wordprocessingDrawing" xmlns:wp="http://schemas.openxmlformats.org/drawingml/2006/wordprocessingDrawing" xmlns:w10="urn:schemas-microsoft-com:office:word" xmlns:w="http://schemas.openxmlformats.org/wordprocessingml/2006/main" xmlns:w14="http://schemas.microsoft.com/office/word/2010/wordml" xmlns:w15="http://schemas.microsoft.com/office/word/2012/wordml" xmlns:w16cex="http://schemas.microsoft.com/office/word/2018/wordml/cex" xmlns:w16cid="http://schemas.microsoft.com/office/word/2016/wordml/cid" xmlns:w16="http://schemas.microsoft.com/office/word/2018/wordml" xmlns:w16du="http://schemas.microsoft.com/office/word/2023/wordml/word16du" xmlns:w16sdtdh="http://schemas.microsoft.com/office/word/2020/wordml/sdtdatahash" xmlns:w16sdtfl="http://schemas.microsoft.com/office/word/2024/wordml/sdtformatlock" xmlns:w16se="http://schemas.microsoft.com/office/word/2015/wordml/symex" xmlns:wpg="http://schemas.microsoft.com/office/word/2010/wordprocessingGroup" xmlns:wpi="http://schemas.microsoft.com/office/word/2010/wordprocessingInk" xmlns:wne="http://schemas.microsoft.com/office/word/2006/wordml" xmlns:wps="http://schemas.microsoft.com/office/word/2010/wordprocessingShape" mc:Ignorable="w14 w15 w16se w16cid w16 w16cex w16sdtdh w16sdtfl w16du wp14">
   <w15:commentEx w15:paraId="03247B25" w15:done="0"/>
   <w15:commentEx w15:paraId="5DFAE595" w15:done="0"/>
+  <w15:commentEx w15:paraId="7A1DFB76" w15:paraIdParent="5DFAE595" w15:done="0"/>
+  <w15:commentEx w15:paraId="1F25950F" w15:done="0"/>
   <w15:commentEx w15:paraId="7906B283" w15:done="0"/>
   <w15:commentEx w15:paraId="3A1C80BA" w15:done="0"/>
   <w15:commentEx w15:paraId="78E75FC8" w15:done="0"/>
@@ -14929,6 +14704,8 @@
 <w16cex:commentsExtensible xmlns:wpc="http://schemas.microsoft.com/office/word/2010/wordprocessingCanvas" xmlns:cx="http://schemas.microsoft.com/office/drawing/2014/chartex" xmlns:cx1="http://schemas.microsoft.com/office/drawing/2015/9/8/chartex" xmlns:cx2="http://schemas.microsoft.com/office/drawing/2015/10/21/chartex" xmlns:cx3="http://schemas.microsoft.com/office/drawing/2016/5/9/chartex" xmlns:cx4="http://schemas.microsoft.com/office/drawing/2016/5/10/chartex" xmlns:cx5="http://schemas.microsoft.com/office/drawing/2016/5/11/chartex" xmlns:cx6="http://schemas.microsoft.com/office/drawing/2016/5/12/chartex" xmlns:cx7="http://schemas.microsoft.com/office/drawing/2016/5/13/chartex" xmlns:cx8="http://schemas.microsoft.com/office/drawing/2016/5/14/chartex" xmlns:cr="http://schemas.microsoft.com/office/comments/2020/reactions" xmlns:mc="http://schemas.openxmlformats.org/markup-compatibility/2006" xmlns:aink="http://schemas.microsoft.com/office/drawing/2016/ink" xmlns:am3d="http://schemas.microsoft.com/office/drawing/2017/model3d" xmlns:o="urn:schemas-microsoft-com:office:office" xmlns:oel="http://schemas.microsoft.com/office/2019/extlst" xmlns:r="http://schemas.openxmlformats.org/officeDocument/2006/relationships" xmlns:m="http://schemas.openxmlformats.org/officeDocument/2006/math" xmlns:v="urn:schemas-microsoft-com:vml" xmlns:wp14="http://schemas.microsoft.com/office/word/2010/wordprocessingDrawing" xmlns:wp="http://schemas.openxmlformats.org/drawingml/2006/wordprocessingDrawing" xmlns:w10="urn:schemas-microsoft-com:office:word" xmlns:w="http://schemas.openxmlformats.org/wordprocessingml/2006/main" xmlns:w14="http://schemas.microsoft.com/office/word/2010/wordml" xmlns:w15="http://schemas.microsoft.com/office/word/2012/wordml" xmlns:w16cex="http://schemas.microsoft.com/office/word/2018/wordml/cex" xmlns:w16cid="http://schemas.microsoft.com/office/word/2016/wordml/cid" xmlns:w16="http://schemas.microsoft.com/office/word/2018/wordml" xmlns:w16du="http://schemas.microsoft.com/office/word/2023/wordml/word16du" xmlns:w16sdtdh="http://schemas.microsoft.com/office/word/2020/wordml/sdtdatahash" xmlns:w16sdtfl="http://schemas.microsoft.com/office/word/2024/wordml/sdtformatlock" xmlns:w16se="http://schemas.microsoft.com/office/word/2015/wordml/symex" xmlns:wpg="http://schemas.microsoft.com/office/word/2010/wordprocessingGroup" xmlns:wpi="http://schemas.microsoft.com/office/word/2010/wordprocessingInk" xmlns:wne="http://schemas.microsoft.com/office/word/2006/wordml" xmlns:wps="http://schemas.microsoft.com/office/word/2010/wordprocessingShape" mc:Ignorable="w14 w15 w16se w16cid w16 w16cex w16sdtdh w16sdtfl cr w16du wp14">
   <w16cex:commentExtensible w16cex:durableId="3416BAD3" w16cex:dateUtc="2025-11-21T16:48:00Z"/>
   <w16cex:commentExtensible w16cex:durableId="21058514" w16cex:dateUtc="2025-10-22T10:21:00Z"/>
+  <w16cex:commentExtensible w16cex:durableId="53FA8417" w16cex:dateUtc="2025-11-25T12:01:00Z"/>
+  <w16cex:commentExtensible w16cex:durableId="486E5017" w16cex:dateUtc="2025-11-25T12:03:00Z"/>
   <w16cex:commentExtensible w16cex:durableId="5E04373E" w16cex:dateUtc="2025-11-16T17:44:00Z"/>
   <w16cex:commentExtensible w16cex:durableId="71262F9B" w16cex:dateUtc="2025-11-16T17:56:00Z"/>
   <w16cex:commentExtensible w16cex:durableId="3E40C66F" w16cex:dateUtc="2025-11-16T18:07:00Z"/>
@@ -14948,6 +14725,8 @@
 <w16cid:commentsIds xmlns:wpc="http://schemas.microsoft.com/office/word/2010/wordprocessingCanvas" xmlns:cx="http://schemas.microsoft.com/office/drawing/2014/chartex" xmlns:cx1="http://schemas.microsoft.com/office/drawing/2015/9/8/chartex" xmlns:cx2="http://schemas.microsoft.com/office/drawing/2015/10/21/chartex" xmlns:cx3="http://schemas.microsoft.com/office/drawing/2016/5/9/chartex" xmlns:cx4="http://schemas.microsoft.com/office/drawing/2016/5/10/chartex" xmlns:cx5="http://schemas.microsoft.com/office/drawing/2016/5/11/chartex" xmlns:cx6="http://schemas.microsoft.com/office/drawing/2016/5/12/chartex" xmlns:cx7="http://schemas.microsoft.com/office/drawing/2016/5/13/chartex" xmlns:cx8="http://schemas.microsoft.com/office/drawing/2016/5/14/chartex" xmlns:mc="http://schemas.openxmlformats.org/markup-compatibility/2006" xmlns:aink="http://schemas.microsoft.com/office/drawing/2016/ink" xmlns:am3d="http://schemas.microsoft.com/office/drawing/2017/model3d" xmlns:o="urn:schemas-microsoft-com:office:office" xmlns:oel="http://schemas.microsoft.com/office/2019/extlst" xmlns:r="http://schemas.openxmlformats.org/officeDocument/2006/relationships" xmlns:m="http://schemas.openxmlformats.org/officeDocument/2006/math" xmlns:v="urn:schemas-microsoft-com:vml" xmlns:wp14="http://schemas.microsoft.com/office/word/2010/wordprocessingDrawing" xmlns:wp="http://schemas.openxmlformats.org/drawingml/2006/wordprocessingDrawing" xmlns:w10="urn:schemas-microsoft-com:office:word" xmlns:w="http://schemas.openxmlformats.org/wordprocessingml/2006/main" xmlns:w14="http://schemas.microsoft.com/office/word/2010/wordml" xmlns:w15="http://schemas.microsoft.com/office/word/2012/wordml" xmlns:w16cex="http://schemas.microsoft.com/office/word/2018/wordml/cex" xmlns:w16cid="http://schemas.microsoft.com/office/word/2016/wordml/cid" xmlns:w16="http://schemas.microsoft.com/office/word/2018/wordml" xmlns:w16du="http://schemas.microsoft.com/office/word/2023/wordml/word16du" xmlns:w16sdtdh="http://schemas.microsoft.com/office/word/2020/wordml/sdtdatahash" xmlns:w16sdtfl="http://schemas.microsoft.com/office/word/2024/wordml/sdtformatlock" xmlns:w16se="http://schemas.microsoft.com/office/word/2015/wordml/symex" xmlns:wpg="http://schemas.microsoft.com/office/word/2010/wordprocessingGroup" xmlns:wpi="http://schemas.microsoft.com/office/word/2010/wordprocessingInk" xmlns:wne="http://schemas.microsoft.com/office/word/2006/wordml" xmlns:wps="http://schemas.microsoft.com/office/word/2010/wordprocessingShape" mc:Ignorable="w14 w15 w16se w16cid w16 w16cex w16sdtdh w16sdtfl w16du wp14">
   <w16cid:commentId w16cid:paraId="03247B25" w16cid:durableId="3416BAD3"/>
   <w16cid:commentId w16cid:paraId="5DFAE595" w16cid:durableId="21058514"/>
+  <w16cid:commentId w16cid:paraId="7A1DFB76" w16cid:durableId="53FA8417"/>
+  <w16cid:commentId w16cid:paraId="1F25950F" w16cid:durableId="486E5017"/>
   <w16cid:commentId w16cid:paraId="7906B283" w16cid:durableId="5E04373E"/>
   <w16cid:commentId w16cid:paraId="3A1C80BA" w16cid:durableId="71262F9B"/>
   <w16cid:commentId w16cid:paraId="78E75FC8" w16cid:durableId="3E40C66F"/>
@@ -15287,12 +15066,12 @@
     <w:pPr>
       <w:pStyle w:val="Header"/>
     </w:pPr>
-    <w:ins w:id="248" w:author="Aleksandra Kata" w:date="2024-11-21T01:56:00Z" w16du:dateUtc="2024-11-21T01:56:00Z">
+    <w:ins w:id="249" w:author="Aleksandra Kata" w:date="2024-11-21T01:56:00Z" w16du:dateUtc="2024-11-21T01:56:00Z">
       <w:r>
         <w:rPr>
           <w:noProof/>
         </w:rPr>
-        <w:pict w14:anchorId="499F0F1F">
+        <w:pict w14:anchorId="1DD9A1FA">
           <v:shapetype id="_x0000_t136" coordsize="21600,21600" o:spt="136" adj="10800" path="m@7,l@8,m@5,21600l@6,21600e">
             <v:formulas>
               <v:f eqn="sum #0 0 10800"/>
@@ -15342,7 +15121,7 @@
       <w:rPr>
         <w:noProof/>
       </w:rPr>
-      <w:pict w14:anchorId="15FACFA8">
+      <w:pict w14:anchorId="0B045D9E">
         <v:shapetype id="_x0000_t136" coordsize="21600,21600" o:spt="136" adj="10800" path="m@7,l@8,m@5,21600l@6,21600e">
           <v:formulas>
             <v:f eqn="sum #0 0 10800"/>
@@ -15561,12 +15340,12 @@
     <w:pPr>
       <w:pStyle w:val="Header"/>
     </w:pPr>
-    <w:ins w:id="249" w:author="Aleksandra Kata" w:date="2024-11-21T01:56:00Z" w16du:dateUtc="2024-11-21T01:56:00Z">
+    <w:ins w:id="250" w:author="Aleksandra Kata" w:date="2024-11-21T01:56:00Z" w16du:dateUtc="2024-11-21T01:56:00Z">
       <w:r>
         <w:rPr>
           <w:noProof/>
         </w:rPr>
-        <w:pict w14:anchorId="49EE8BDD">
+        <w:pict w14:anchorId="03B149AB">
           <v:shapetype id="_x0000_t136" coordsize="21600,21600" o:spt="136" adj="10800" path="m@7,l@8,m@5,21600l@6,21600e">
             <v:formulas>
               <v:f eqn="sum #0 0 10800"/>
@@ -21176,12 +20955,7 @@
 </file>
 
 <file path=customXml/item1.xml><?xml version="1.0" encoding="utf-8"?>
-<?mso-contentType ?>
-<FormTemplates xmlns="http://schemas.microsoft.com/sharepoint/v3/contenttype/forms">
-  <Display>DocumentLibraryForm</Display>
-  <Edit>DocumentLibraryForm</Edit>
-  <New>DocumentLibraryForm</New>
-</FormTemplates>
+<b:Sources xmlns:b="http://schemas.openxmlformats.org/officeDocument/2006/bibliography" xmlns="http://schemas.openxmlformats.org/officeDocument/2006/bibliography" SelectedStyle="\APA.XSL" StyleName="APA"/>
 </file>
 
 <file path=customXml/item2.xml><?xml version="1.0" encoding="utf-8"?>
@@ -21363,7 +21137,12 @@
 </file>
 
 <file path=customXml/item3.xml><?xml version="1.0" encoding="utf-8"?>
-<b:Sources xmlns:b="http://schemas.openxmlformats.org/officeDocument/2006/bibliography" xmlns="http://schemas.openxmlformats.org/officeDocument/2006/bibliography" SelectedStyle="\APA.XSL" StyleName="APA"/>
+<?mso-contentType ?>
+<FormTemplates xmlns="http://schemas.microsoft.com/sharepoint/v3/contenttype/forms">
+  <Display>DocumentLibraryForm</Display>
+  <Edit>DocumentLibraryForm</Edit>
+  <New>DocumentLibraryForm</New>
+</FormTemplates>
 </file>
 
 <file path=customXml/item4.xml><?xml version="1.0" encoding="utf-8"?>
@@ -21377,9 +21156,9 @@
 </file>
 
 <file path=customXml/itemProps1.xml><?xml version="1.0" encoding="utf-8"?>
-<ds:datastoreItem xmlns:ds="http://schemas.openxmlformats.org/officeDocument/2006/customXml" ds:itemID="{BAA3AF65-3B33-49AB-8B14-14BA3FFBE156}">
+<ds:datastoreItem xmlns:ds="http://schemas.openxmlformats.org/officeDocument/2006/customXml" ds:itemID="{AE3D3812-69AC-4D6A-A7F1-6E3602D960E0}">
   <ds:schemaRefs>
-    <ds:schemaRef ds:uri="http://schemas.microsoft.com/sharepoint/v3/contenttype/forms"/>
+    <ds:schemaRef ds:uri="http://schemas.openxmlformats.org/officeDocument/2006/bibliography"/>
   </ds:schemaRefs>
 </ds:datastoreItem>
 </file>
@@ -21403,9 +21182,9 @@
 </file>
 
 <file path=customXml/itemProps3.xml><?xml version="1.0" encoding="utf-8"?>
-<ds:datastoreItem xmlns:ds="http://schemas.openxmlformats.org/officeDocument/2006/customXml" ds:itemID="{AE3D3812-69AC-4D6A-A7F1-6E3602D960E0}">
+<ds:datastoreItem xmlns:ds="http://schemas.openxmlformats.org/officeDocument/2006/customXml" ds:itemID="{BAA3AF65-3B33-49AB-8B14-14BA3FFBE156}">
   <ds:schemaRefs>
-    <ds:schemaRef ds:uri="http://schemas.openxmlformats.org/officeDocument/2006/bibliography"/>
+    <ds:schemaRef ds:uri="http://schemas.microsoft.com/sharepoint/v3/contenttype/forms"/>
   </ds:schemaRefs>
 </ds:datastoreItem>
 </file>
